--- a/Computer Programming -Challenges,Concepts, Approaches & Implementations by ADSkeptiK.docx
+++ b/Computer Programming -Challenges,Concepts, Approaches & Implementations by ADSkeptiK.docx
@@ -3166,18 +3166,51 @@
         <w:t xml:space="preserve"> single</w:t>
       </w:r>
       <w:r>
-        <w:t xml:space="preserve"> decided numeric base</w:t>
-      </w:r>
-      <w:r>
+        <w:t xml:space="preserve"> decided </w:t>
+      </w:r>
+      <w:r>
+        <w:rPr>
+          <w:b/>
+          <w:bCs/>
+        </w:rPr>
+        <w:t>numeric</w:t>
+      </w:r>
+      <w:r>
+        <w:t xml:space="preserve"> </w:t>
+      </w:r>
+      <w:r>
+        <w:rPr>
+          <w:b/>
+          <w:bCs/>
+        </w:rPr>
+        <w:t>base</w:t>
+      </w:r>
+      <w:r>
+        <w:rPr>
+          <w:b/>
+          <w:bCs/>
+        </w:rPr>
         <w:t>/</w:t>
       </w:r>
       <w:r>
+        <w:rPr>
+          <w:b/>
+          <w:bCs/>
+        </w:rPr>
         <w:t>unit</w:t>
       </w:r>
       <w:r>
-        <w:t xml:space="preserve"> </w:t>
-      </w:r>
-      <w:r>
+        <w:rPr>
+          <w:b/>
+          <w:bCs/>
+        </w:rPr>
+        <w:t xml:space="preserve"> </w:t>
+      </w:r>
+      <w:r>
+        <w:rPr>
+          <w:b/>
+          <w:bCs/>
+        </w:rPr>
         <w:t>threshold</w:t>
       </w:r>
       <w:r>
@@ -3296,7 +3329,21 @@
           <w:b/>
           <w:bCs/>
         </w:rPr>
-        <w:t xml:space="preserve"> (LCOI)</w:t>
+        <w:t xml:space="preserve"> (</w:t>
+      </w:r>
+      <w:r>
+        <w:rPr>
+          <w:b/>
+          <w:bCs/>
+        </w:rPr>
+        <w:t>LAOI</w:t>
+      </w:r>
+      <w:r>
+        <w:rPr>
+          <w:b/>
+          <w:bCs/>
+        </w:rPr>
+        <w:t>)</w:t>
       </w:r>
       <w:r>
         <w:t xml:space="preserve"> </w:t>
@@ -3411,21 +3458,14 @@
           <w:b/>
           <w:bCs/>
         </w:rPr>
-        <w:t>JB</w:t>
-      </w:r>
-      <w:r>
-        <w:rPr>
-          <w:b/>
-          <w:bCs/>
-        </w:rPr>
-        <w:t>T</w:t>
-      </w:r>
-      <w:r>
-        <w:rPr>
-          <w:b/>
-          <w:bCs/>
-        </w:rPr>
-        <w:t>COI)</w:t>
+        <w:t>JBTAOI</w:t>
+      </w:r>
+      <w:r>
+        <w:rPr>
+          <w:b/>
+          <w:bCs/>
+        </w:rPr>
+        <w:t>)</w:t>
       </w:r>
       <w:r>
         <w:t xml:space="preserve"> (</w:t>
@@ -3642,6 +3682,22 @@
     </w:p>
     <w:p>
       <w:pPr>
+        <w:pStyle w:val="Heading5"/>
+      </w:pPr>
+      <w:r>
+        <w:t>The floating point convention</w:t>
+      </w:r>
+    </w:p>
+    <w:p>
+      <w:r>
+        <w:t>Each of the possessing states could possess just as many states within itself each of which could contain just as many and it goes on</w:t>
+      </w:r>
+      <w:r>
+        <w:t>.</w:t>
+      </w:r>
+    </w:p>
+    <w:p>
+      <w:pPr>
         <w:pStyle w:val="Heading4"/>
       </w:pPr>
       <w:r>
@@ -3751,6 +3807,7 @@
     </w:p>
     <w:p>
       <w:r>
+        <w:lastRenderedPageBreak/>
         <w:t xml:space="preserve">- </w:t>
       </w:r>
       <w:r>
@@ -3824,536 +3881,539 @@
     </w:p>
     <w:p>
       <w:r>
+        <w:t xml:space="preserve">Digital logic is about </w:t>
+      </w:r>
+      <w:r>
+        <w:t>at times using all these capabilities of numbers at times in parallel</w:t>
+      </w:r>
+      <w:r>
+        <w:t xml:space="preserve"> to their full extent to achiev</w:t>
+      </w:r>
+      <w:r>
+        <w:t>e and assist computations</w:t>
+      </w:r>
+      <w:r>
+        <w:t>.</w:t>
+      </w:r>
+    </w:p>
+    <w:p>
+      <w:pPr>
+        <w:pStyle w:val="Heading5"/>
+      </w:pPr>
+      <w:r>
+        <w:t>Numeric Systems</w:t>
+      </w:r>
+    </w:p>
+    <w:p>
+      <w:r>
+        <w:t>The number of different possibilities</w:t>
+      </w:r>
+      <w:r>
+        <w:t>/states</w:t>
+      </w:r>
+      <w:r>
+        <w:t xml:space="preserve"> a single digit can represent is set by it’s numeric system.</w:t>
+      </w:r>
+      <w:r>
+        <w:t xml:space="preserve"> A </w:t>
+      </w:r>
+      <w:r>
+        <w:rPr>
+          <w:b/>
+          <w:bCs/>
+        </w:rPr>
+        <w:t xml:space="preserve">numeric system defines UNSS and </w:t>
+      </w:r>
+      <w:r>
+        <w:rPr>
+          <w:b/>
+          <w:bCs/>
+        </w:rPr>
+        <w:t xml:space="preserve">the </w:t>
+      </w:r>
+      <w:r>
+        <w:rPr>
+          <w:b/>
+          <w:bCs/>
+        </w:rPr>
+        <w:t>numeric base</w:t>
+      </w:r>
+      <w:r>
+        <w:t>.</w:t>
+      </w:r>
+      <w:r>
+        <w:t xml:space="preserve"> </w:t>
+      </w:r>
+      <w:r>
+        <w:t>Since i</w:t>
+      </w:r>
+      <w:r>
+        <w:t>n</w:t>
+      </w:r>
+      <w:r>
+        <w:t xml:space="preserve"> computers</w:t>
+      </w:r>
+      <w:r>
+        <w:t xml:space="preserve"> </w:t>
+      </w:r>
+      <w:r>
+        <w:t xml:space="preserve">at the basic level we are really </w:t>
+      </w:r>
+      <w:r>
+        <w:t>using</w:t>
+      </w:r>
+      <w:r>
+        <w:t xml:space="preserve"> </w:t>
+      </w:r>
+      <w:r>
+        <w:t>numbers</w:t>
+      </w:r>
+      <w:r>
+        <w:t xml:space="preserve"> to </w:t>
+      </w:r>
+      <w:r>
+        <w:t>measure</w:t>
+      </w:r>
+      <w:r>
+        <w:t xml:space="preserve"> the</w:t>
+      </w:r>
+      <w:r>
+        <w:t xml:space="preserve"> </w:t>
+      </w:r>
+      <w:r>
+        <w:t>amount of</w:t>
+      </w:r>
+      <w:r>
+        <w:t xml:space="preserve">  data</w:t>
+      </w:r>
+      <w:r>
+        <w:t xml:space="preserve"> that the components “possess” or “own”</w:t>
+      </w:r>
+      <w:r>
+        <w:t xml:space="preserve">  </w:t>
+      </w:r>
+      <w:r>
+        <w:t>we could also say</w:t>
+      </w:r>
+      <w:r>
+        <w:t xml:space="preserve"> the</w:t>
+      </w:r>
+      <w:r>
+        <w:t xml:space="preserve"> </w:t>
+      </w:r>
+      <w:r>
+        <w:rPr>
+          <w:b/>
+          <w:bCs/>
+        </w:rPr>
+        <w:t>Numeric System</w:t>
+      </w:r>
+      <w:r>
+        <w:rPr>
+          <w:b/>
+          <w:bCs/>
+        </w:rPr>
+        <w:t>s</w:t>
+      </w:r>
+      <w:r>
+        <w:rPr>
+          <w:b/>
+          <w:bCs/>
+        </w:rPr>
+        <w:t xml:space="preserve"> </w:t>
+      </w:r>
+      <w:r>
+        <w:rPr>
+          <w:b/>
+          <w:bCs/>
+        </w:rPr>
+        <w:t>in</w:t>
+      </w:r>
+      <w:r>
+        <w:rPr>
+          <w:b/>
+          <w:bCs/>
+        </w:rPr>
+        <w:t xml:space="preserve"> </w:t>
+      </w:r>
+      <w:r>
+        <w:rPr>
+          <w:b/>
+          <w:bCs/>
+        </w:rPr>
+        <w:t xml:space="preserve">CS </w:t>
+      </w:r>
+      <w:r>
+        <w:rPr>
+          <w:b/>
+          <w:bCs/>
+        </w:rPr>
+        <w:t xml:space="preserve">set </w:t>
+      </w:r>
+      <w:r>
+        <w:rPr>
+          <w:b/>
+          <w:bCs/>
+        </w:rPr>
+        <w:t>the</w:t>
+      </w:r>
+      <w:r>
+        <w:rPr>
+          <w:b/>
+          <w:bCs/>
+        </w:rPr>
+        <w:t xml:space="preserve"> threshold of the states of possession</w:t>
+      </w:r>
+      <w:r>
+        <w:rPr>
+          <w:b/>
+          <w:bCs/>
+        </w:rPr>
+        <w:t>/count of unique possibilities</w:t>
+      </w:r>
+      <w:r>
+        <w:rPr>
+          <w:b/>
+          <w:bCs/>
+        </w:rPr>
+        <w:t xml:space="preserve"> that a digit could </w:t>
+      </w:r>
+      <w:r>
+        <w:rPr>
+          <w:b/>
+          <w:bCs/>
+        </w:rPr>
+        <w:t>hold</w:t>
+      </w:r>
+      <w:r>
+        <w:rPr>
+          <w:b/>
+          <w:bCs/>
+        </w:rPr>
+        <w:t xml:space="preserve"> </w:t>
+      </w:r>
+      <w:r>
+        <w:rPr>
+          <w:b/>
+          <w:bCs/>
+        </w:rPr>
+        <w:t>(</w:t>
+      </w:r>
+      <w:r>
+        <w:rPr>
+          <w:b/>
+          <w:bCs/>
+        </w:rPr>
+        <w:t>which we’ll call range count</w:t>
+      </w:r>
+      <w:r>
+        <w:rPr>
+          <w:b/>
+          <w:bCs/>
+        </w:rPr>
+        <w:t xml:space="preserve"> from this point on</w:t>
+      </w:r>
+      <w:r>
+        <w:rPr>
+          <w:b/>
+          <w:bCs/>
+        </w:rPr>
+        <w:t>)</w:t>
+      </w:r>
+      <w:r>
+        <w:rPr>
+          <w:b/>
+          <w:bCs/>
+        </w:rPr>
+        <w:t xml:space="preserve"> </w:t>
+      </w:r>
+      <w:r>
+        <w:t xml:space="preserve">(yeah I know you probably understood nothing, </w:t>
+      </w:r>
+      <w:r>
+        <w:t xml:space="preserve">but it </w:t>
+      </w:r>
+      <w:r>
+        <w:t xml:space="preserve"> was </w:t>
+      </w:r>
+      <w:r>
+        <w:t xml:space="preserve">just an </w:t>
+      </w:r>
+      <w:r>
+        <w:t>extremely short</w:t>
+      </w:r>
+      <w:r>
+        <w:t xml:space="preserve"> and beautiful way to sum it up,</w:t>
+      </w:r>
+      <w:r>
+        <w:t xml:space="preserve"> it sounded so good)</w:t>
+      </w:r>
+      <w:r>
+        <w:t>.</w:t>
+      </w:r>
+    </w:p>
+    <w:p>
+      <w:r>
+        <w:t>-</w:t>
+      </w:r>
+      <w:r>
+        <w:t xml:space="preserve"> </w:t>
+      </w:r>
+      <w:r>
+        <w:t xml:space="preserve">For </w:t>
+      </w:r>
+      <w:r>
+        <w:rPr>
+          <w:b/>
+          <w:bCs/>
+        </w:rPr>
+        <w:t>Decimal</w:t>
+      </w:r>
+      <w:r>
+        <w:t xml:space="preserve"> numbers it’s 10 (</w:t>
+      </w:r>
+      <w:r>
+        <w:t xml:space="preserve"> You c</w:t>
+      </w:r>
+      <w:r>
+        <w:t xml:space="preserve">ould </w:t>
+      </w:r>
+      <w:r>
+        <w:t>pos</w:t>
+      </w:r>
+      <w:r>
+        <w:t>s</w:t>
+      </w:r>
+      <w:r>
+        <w:t>ess</w:t>
+      </w:r>
+      <w:r>
+        <w:t xml:space="preserve"> </w:t>
+      </w:r>
+      <w:r>
+        <w:t>from 0 to 9</w:t>
+      </w:r>
+      <w:r>
+        <w:t xml:space="preserve"> </w:t>
+      </w:r>
+      <w:r>
+        <w:t>states</w:t>
+      </w:r>
+      <w:r>
+        <w:t xml:space="preserve"> for each digit</w:t>
+      </w:r>
+      <w:r>
+        <w:t xml:space="preserve"> ( </w:t>
+      </w:r>
+      <w:r>
+        <w:rPr>
+          <w:b/>
+          <w:bCs/>
+          <w:u w:val="single"/>
+        </w:rPr>
+        <w:t>10</w:t>
+      </w:r>
+      <w:r>
+        <w:t xml:space="preserve"> </w:t>
+      </w:r>
+      <w:r>
+        <w:t xml:space="preserve">is the range count / number </w:t>
+      </w:r>
+      <w:r>
+        <w:t>unique</w:t>
+      </w:r>
+      <w:r>
+        <w:t xml:space="preserve"> pos</w:t>
+      </w:r>
+      <w:r>
+        <w:t>sibilities</w:t>
+      </w:r>
+      <w:r>
+        <w:t xml:space="preserve"> </w:t>
+      </w:r>
+      <w:r>
+        <w:t xml:space="preserve">per </w:t>
+      </w:r>
+      <w:r>
+        <w:t>digit</w:t>
+      </w:r>
+      <w:r>
+        <w:t>)</w:t>
+      </w:r>
+      <w:r>
+        <w:t>)</w:t>
+      </w:r>
+      <w:r>
+        <w:t>.</w:t>
+      </w:r>
+    </w:p>
+    <w:p>
+      <w:r>
+        <w:t>- F</w:t>
+      </w:r>
+      <w:r>
+        <w:t xml:space="preserve">or </w:t>
+      </w:r>
+      <w:r>
+        <w:rPr>
+          <w:b/>
+          <w:bCs/>
+        </w:rPr>
+        <w:t>Octal</w:t>
+      </w:r>
+      <w:r>
+        <w:t xml:space="preserve"> numbers it’s 8 (</w:t>
+      </w:r>
+      <w:r>
+        <w:t xml:space="preserve">You could possess from </w:t>
+      </w:r>
+      <w:r>
+        <w:t>0 to 7</w:t>
+      </w:r>
+      <w:r>
+        <w:t xml:space="preserve"> states for each digit</w:t>
+      </w:r>
+      <w:r>
+        <w:t xml:space="preserve"> (</w:t>
+      </w:r>
+      <w:r>
+        <w:rPr>
+          <w:b/>
+          <w:bCs/>
+          <w:u w:val="single"/>
+        </w:rPr>
+        <w:t>8</w:t>
+      </w:r>
+      <w:r>
+        <w:t xml:space="preserve"> </w:t>
+      </w:r>
+      <w:r>
+        <w:t xml:space="preserve">is the range count / number </w:t>
+      </w:r>
+      <w:r>
+        <w:t xml:space="preserve">unique </w:t>
+      </w:r>
+      <w:r>
+        <w:t>possibilities</w:t>
+      </w:r>
+      <w:r>
+        <w:t xml:space="preserve"> per</w:t>
+      </w:r>
+      <w:r>
+        <w:t xml:space="preserve"> digit</w:t>
+      </w:r>
+      <w:r>
+        <w:t>)</w:t>
+      </w:r>
+      <w:r>
+        <w:t>)</w:t>
+      </w:r>
+      <w:r>
+        <w:t>.</w:t>
+      </w:r>
+    </w:p>
+    <w:p>
+      <w:r>
+        <w:t xml:space="preserve">- </w:t>
+      </w:r>
+      <w:r>
+        <w:t>F</w:t>
+      </w:r>
+      <w:r>
+        <w:t xml:space="preserve">or </w:t>
+      </w:r>
+      <w:r>
+        <w:rPr>
+          <w:b/>
+          <w:bCs/>
+        </w:rPr>
+        <w:t>Hexadecimal</w:t>
+      </w:r>
+      <w:r>
+        <w:t xml:space="preserve"> it’s </w:t>
+      </w:r>
+      <w:r>
+        <w:t>16 (</w:t>
+      </w:r>
+      <w:r>
+        <w:t xml:space="preserve">You could possess from </w:t>
+      </w:r>
+      <w:r>
+        <w:t>0 to 15</w:t>
+      </w:r>
+      <w:r>
+        <w:t xml:space="preserve"> states for each digit</w:t>
+      </w:r>
+      <w:r>
+        <w:t xml:space="preserve"> (</w:t>
+      </w:r>
+      <w:r>
+        <w:rPr>
+          <w:b/>
+          <w:bCs/>
+          <w:u w:val="single"/>
+        </w:rPr>
+        <w:t>16</w:t>
+      </w:r>
+      <w:r>
+        <w:t xml:space="preserve"> </w:t>
+      </w:r>
+      <w:r>
+        <w:t>is the range count</w:t>
+      </w:r>
+      <w:r>
+        <w:t xml:space="preserve"> / number of </w:t>
+      </w:r>
+      <w:r>
+        <w:t xml:space="preserve">unique </w:t>
+      </w:r>
+      <w:r>
+        <w:t>possibilities</w:t>
+      </w:r>
+      <w:r>
+        <w:t xml:space="preserve"> per digit</w:t>
+      </w:r>
+      <w:r>
+        <w:t>)</w:t>
+      </w:r>
+      <w:r>
+        <w:t>)</w:t>
+      </w:r>
+      <w:r>
+        <w:t>.</w:t>
+      </w:r>
+      <w:r>
+        <w:br/>
+      </w:r>
+      <w:r>
+        <w:t>(</w:t>
+      </w:r>
+      <w:r>
+        <w:t>Notice the word Count instead of value</w:t>
+      </w:r>
+      <w:r>
+        <w:t>. It plays a big role later)</w:t>
+      </w:r>
+    </w:p>
+    <w:p>
+      <w:r>
+        <w:t>NOTE:</w:t>
+      </w:r>
+      <w:r>
+        <w:t xml:space="preserve"> </w:t>
+      </w:r>
+      <w:r>
+        <w:t>Range count does NOT conceptually equal Base and it is possible to have and define numeric systems that have different range count and bases</w:t>
+      </w:r>
+      <w:r>
+        <w:t>. T</w:t>
+      </w:r>
+      <w:r>
+        <w:t xml:space="preserve">hey are </w:t>
+      </w:r>
+      <w:r>
         <w:lastRenderedPageBreak/>
-        <w:t xml:space="preserve">Digital logic is about </w:t>
-      </w:r>
-      <w:r>
-        <w:t>at times using all these capabilities of numbers at times in parallel</w:t>
-      </w:r>
-      <w:r>
-        <w:t xml:space="preserve"> to their full extent to achiev</w:t>
-      </w:r>
-      <w:r>
-        <w:t>e and assist computations</w:t>
-      </w:r>
-      <w:r>
-        <w:t>.</w:t>
-      </w:r>
-    </w:p>
-    <w:p>
-      <w:pPr>
-        <w:pStyle w:val="Heading5"/>
-      </w:pPr>
-      <w:r>
-        <w:t>Numeric Systems</w:t>
-      </w:r>
-    </w:p>
-    <w:p>
-      <w:r>
-        <w:t>The number of different possibilities</w:t>
-      </w:r>
-      <w:r>
-        <w:t>/states</w:t>
-      </w:r>
-      <w:r>
-        <w:t xml:space="preserve"> a single digit can represent is set by it’s numeric system.</w:t>
-      </w:r>
-      <w:r>
-        <w:t xml:space="preserve"> A </w:t>
-      </w:r>
-      <w:r>
-        <w:rPr>
-          <w:b/>
-          <w:bCs/>
-        </w:rPr>
-        <w:t xml:space="preserve">numeric system defines UNSS and </w:t>
-      </w:r>
-      <w:r>
-        <w:rPr>
-          <w:b/>
-          <w:bCs/>
-        </w:rPr>
-        <w:t xml:space="preserve">the </w:t>
-      </w:r>
-      <w:r>
-        <w:rPr>
-          <w:b/>
-          <w:bCs/>
-        </w:rPr>
-        <w:t>numeric base</w:t>
-      </w:r>
-      <w:r>
-        <w:t>.</w:t>
-      </w:r>
-      <w:r>
-        <w:t xml:space="preserve"> </w:t>
-      </w:r>
-      <w:r>
-        <w:t>Since i</w:t>
-      </w:r>
-      <w:r>
-        <w:t>n</w:t>
-      </w:r>
-      <w:r>
-        <w:t xml:space="preserve"> computers</w:t>
-      </w:r>
-      <w:r>
-        <w:t xml:space="preserve"> </w:t>
-      </w:r>
-      <w:r>
-        <w:t xml:space="preserve">at the basic level we are really </w:t>
-      </w:r>
-      <w:r>
-        <w:t>using</w:t>
-      </w:r>
-      <w:r>
-        <w:t xml:space="preserve"> </w:t>
-      </w:r>
-      <w:r>
-        <w:t>numbers</w:t>
-      </w:r>
-      <w:r>
-        <w:t xml:space="preserve"> to </w:t>
-      </w:r>
-      <w:r>
-        <w:t>measure</w:t>
-      </w:r>
-      <w:r>
-        <w:t xml:space="preserve"> the</w:t>
-      </w:r>
-      <w:r>
-        <w:t xml:space="preserve"> </w:t>
-      </w:r>
-      <w:r>
-        <w:t>amount of</w:t>
-      </w:r>
-      <w:r>
-        <w:t xml:space="preserve">  data</w:t>
-      </w:r>
-      <w:r>
-        <w:t xml:space="preserve"> that the components “possess” or “own”</w:t>
-      </w:r>
-      <w:r>
-        <w:t xml:space="preserve">  </w:t>
-      </w:r>
-      <w:r>
-        <w:t>we could also say</w:t>
-      </w:r>
-      <w:r>
-        <w:t xml:space="preserve"> the</w:t>
-      </w:r>
-      <w:r>
-        <w:t xml:space="preserve"> </w:t>
-      </w:r>
-      <w:r>
-        <w:rPr>
-          <w:b/>
-          <w:bCs/>
-        </w:rPr>
-        <w:t>Numeric System</w:t>
-      </w:r>
-      <w:r>
-        <w:rPr>
-          <w:b/>
-          <w:bCs/>
-        </w:rPr>
-        <w:t>s</w:t>
-      </w:r>
-      <w:r>
-        <w:rPr>
-          <w:b/>
-          <w:bCs/>
-        </w:rPr>
-        <w:t xml:space="preserve"> </w:t>
-      </w:r>
-      <w:r>
-        <w:rPr>
-          <w:b/>
-          <w:bCs/>
-        </w:rPr>
-        <w:t>in</w:t>
-      </w:r>
-      <w:r>
-        <w:rPr>
-          <w:b/>
-          <w:bCs/>
-        </w:rPr>
-        <w:t xml:space="preserve"> </w:t>
-      </w:r>
-      <w:r>
-        <w:rPr>
-          <w:b/>
-          <w:bCs/>
-        </w:rPr>
-        <w:t xml:space="preserve">CS </w:t>
-      </w:r>
-      <w:r>
-        <w:rPr>
-          <w:b/>
-          <w:bCs/>
-        </w:rPr>
-        <w:t xml:space="preserve">set </w:t>
-      </w:r>
-      <w:r>
-        <w:rPr>
-          <w:b/>
-          <w:bCs/>
-        </w:rPr>
-        <w:t>the</w:t>
-      </w:r>
-      <w:r>
-        <w:rPr>
-          <w:b/>
-          <w:bCs/>
-        </w:rPr>
-        <w:t xml:space="preserve"> threshold of the states of possession</w:t>
-      </w:r>
-      <w:r>
-        <w:rPr>
-          <w:b/>
-          <w:bCs/>
-        </w:rPr>
-        <w:t>/count of unique possibilities</w:t>
-      </w:r>
-      <w:r>
-        <w:rPr>
-          <w:b/>
-          <w:bCs/>
-        </w:rPr>
-        <w:t xml:space="preserve"> that a digit could </w:t>
-      </w:r>
-      <w:r>
-        <w:rPr>
-          <w:b/>
-          <w:bCs/>
-        </w:rPr>
-        <w:t>hold</w:t>
-      </w:r>
-      <w:r>
-        <w:rPr>
-          <w:b/>
-          <w:bCs/>
-        </w:rPr>
-        <w:t xml:space="preserve"> </w:t>
-      </w:r>
-      <w:r>
-        <w:rPr>
-          <w:b/>
-          <w:bCs/>
-        </w:rPr>
-        <w:t>(</w:t>
-      </w:r>
-      <w:r>
-        <w:rPr>
-          <w:b/>
-          <w:bCs/>
-        </w:rPr>
-        <w:t>which we’ll call range count</w:t>
-      </w:r>
-      <w:r>
-        <w:rPr>
-          <w:b/>
-          <w:bCs/>
-        </w:rPr>
-        <w:t xml:space="preserve"> from this point on</w:t>
-      </w:r>
-      <w:r>
-        <w:rPr>
-          <w:b/>
-          <w:bCs/>
-        </w:rPr>
-        <w:t>)</w:t>
-      </w:r>
-      <w:r>
-        <w:rPr>
-          <w:b/>
-          <w:bCs/>
-        </w:rPr>
-        <w:t xml:space="preserve"> </w:t>
-      </w:r>
-      <w:r>
-        <w:t xml:space="preserve">(yeah I know you probably understood nothing, </w:t>
-      </w:r>
-      <w:r>
-        <w:t xml:space="preserve">but it </w:t>
-      </w:r>
-      <w:r>
-        <w:t xml:space="preserve"> was </w:t>
-      </w:r>
-      <w:r>
-        <w:t xml:space="preserve">just an </w:t>
-      </w:r>
-      <w:r>
-        <w:t>extremely short</w:t>
-      </w:r>
-      <w:r>
-        <w:t xml:space="preserve"> and beautiful way to sum it up,</w:t>
-      </w:r>
-      <w:r>
-        <w:t xml:space="preserve"> it sounded so good)</w:t>
-      </w:r>
-      <w:r>
-        <w:t>.</w:t>
-      </w:r>
-    </w:p>
-    <w:p>
-      <w:r>
-        <w:t>-</w:t>
-      </w:r>
-      <w:r>
-        <w:t xml:space="preserve"> </w:t>
-      </w:r>
-      <w:r>
-        <w:t xml:space="preserve">For </w:t>
-      </w:r>
-      <w:r>
-        <w:rPr>
-          <w:b/>
-          <w:bCs/>
-        </w:rPr>
-        <w:t>Decimal</w:t>
-      </w:r>
-      <w:r>
-        <w:t xml:space="preserve"> numbers it’s 10 (</w:t>
-      </w:r>
-      <w:r>
-        <w:t xml:space="preserve"> You c</w:t>
-      </w:r>
-      <w:r>
-        <w:t xml:space="preserve">ould </w:t>
-      </w:r>
-      <w:r>
-        <w:t>pos</w:t>
-      </w:r>
-      <w:r>
-        <w:t>s</w:t>
-      </w:r>
-      <w:r>
-        <w:t>ess</w:t>
-      </w:r>
-      <w:r>
-        <w:t xml:space="preserve"> </w:t>
-      </w:r>
-      <w:r>
-        <w:t>from 0 to 9</w:t>
-      </w:r>
-      <w:r>
-        <w:t xml:space="preserve"> </w:t>
-      </w:r>
-      <w:r>
-        <w:t>states</w:t>
-      </w:r>
-      <w:r>
-        <w:t xml:space="preserve"> for each digit</w:t>
-      </w:r>
-      <w:r>
-        <w:t xml:space="preserve"> ( </w:t>
-      </w:r>
-      <w:r>
-        <w:rPr>
-          <w:b/>
-          <w:bCs/>
-          <w:u w:val="single"/>
-        </w:rPr>
-        <w:t>10</w:t>
-      </w:r>
-      <w:r>
-        <w:t xml:space="preserve"> </w:t>
-      </w:r>
-      <w:r>
-        <w:t xml:space="preserve">is the range count / number </w:t>
-      </w:r>
-      <w:r>
-        <w:t>unique</w:t>
-      </w:r>
-      <w:r>
-        <w:t xml:space="preserve"> pos</w:t>
-      </w:r>
-      <w:r>
-        <w:t>sibilities</w:t>
-      </w:r>
-      <w:r>
-        <w:t xml:space="preserve"> </w:t>
-      </w:r>
-      <w:r>
-        <w:t xml:space="preserve">per </w:t>
-      </w:r>
-      <w:r>
-        <w:t>digit</w:t>
-      </w:r>
-      <w:r>
-        <w:t>)</w:t>
-      </w:r>
-      <w:r>
-        <w:t>)</w:t>
-      </w:r>
-      <w:r>
-        <w:t>.</w:t>
-      </w:r>
-    </w:p>
-    <w:p>
-      <w:r>
-        <w:t>- F</w:t>
-      </w:r>
-      <w:r>
-        <w:t xml:space="preserve">or </w:t>
-      </w:r>
-      <w:r>
-        <w:rPr>
-          <w:b/>
-          <w:bCs/>
-        </w:rPr>
-        <w:t>Octal</w:t>
-      </w:r>
-      <w:r>
-        <w:t xml:space="preserve"> numbers it’s 8 (</w:t>
-      </w:r>
-      <w:r>
-        <w:t xml:space="preserve">You could possess from </w:t>
-      </w:r>
-      <w:r>
-        <w:t>0 to 7</w:t>
-      </w:r>
-      <w:r>
-        <w:t xml:space="preserve"> states for each digit</w:t>
-      </w:r>
-      <w:r>
-        <w:t xml:space="preserve"> (</w:t>
-      </w:r>
-      <w:r>
-        <w:rPr>
-          <w:b/>
-          <w:bCs/>
-          <w:u w:val="single"/>
-        </w:rPr>
-        <w:t>8</w:t>
-      </w:r>
-      <w:r>
-        <w:t xml:space="preserve"> </w:t>
-      </w:r>
-      <w:r>
-        <w:t xml:space="preserve">is the range count / number </w:t>
-      </w:r>
-      <w:r>
-        <w:t xml:space="preserve">unique </w:t>
-      </w:r>
-      <w:r>
-        <w:t>possibilities</w:t>
-      </w:r>
-      <w:r>
-        <w:t xml:space="preserve"> per</w:t>
-      </w:r>
-      <w:r>
-        <w:t xml:space="preserve"> digit</w:t>
-      </w:r>
-      <w:r>
-        <w:t>)</w:t>
-      </w:r>
-      <w:r>
-        <w:t>)</w:t>
-      </w:r>
-      <w:r>
-        <w:t>.</w:t>
-      </w:r>
-    </w:p>
-    <w:p>
-      <w:r>
-        <w:t xml:space="preserve">- </w:t>
-      </w:r>
-      <w:r>
-        <w:t>F</w:t>
-      </w:r>
-      <w:r>
-        <w:t xml:space="preserve">or </w:t>
-      </w:r>
-      <w:r>
-        <w:rPr>
-          <w:b/>
-          <w:bCs/>
-        </w:rPr>
-        <w:t>Hexadecimal</w:t>
-      </w:r>
-      <w:r>
-        <w:t xml:space="preserve"> it’s </w:t>
-      </w:r>
-      <w:r>
-        <w:t>16 (</w:t>
-      </w:r>
-      <w:r>
-        <w:t xml:space="preserve">You could possess from </w:t>
-      </w:r>
-      <w:r>
-        <w:t>0 to 15</w:t>
-      </w:r>
-      <w:r>
-        <w:t xml:space="preserve"> states for each digit</w:t>
-      </w:r>
-      <w:r>
-        <w:t xml:space="preserve"> (</w:t>
-      </w:r>
-      <w:r>
-        <w:rPr>
-          <w:b/>
-          <w:bCs/>
-          <w:u w:val="single"/>
-        </w:rPr>
-        <w:t>16</w:t>
-      </w:r>
-      <w:r>
-        <w:t xml:space="preserve"> </w:t>
-      </w:r>
-      <w:r>
-        <w:t>is the range count</w:t>
-      </w:r>
-      <w:r>
-        <w:t xml:space="preserve"> / number of </w:t>
-      </w:r>
-      <w:r>
-        <w:t xml:space="preserve">unique </w:t>
-      </w:r>
-      <w:r>
-        <w:t>possibilities</w:t>
-      </w:r>
-      <w:r>
-        <w:t xml:space="preserve"> per digit</w:t>
-      </w:r>
-      <w:r>
-        <w:t>)</w:t>
-      </w:r>
-      <w:r>
-        <w:t>)</w:t>
-      </w:r>
-      <w:r>
-        <w:t>.</w:t>
-      </w:r>
-      <w:r>
-        <w:br/>
-      </w:r>
-      <w:r>
-        <w:t>(</w:t>
-      </w:r>
-      <w:r>
-        <w:t>Notice the word Count instead of value</w:t>
-      </w:r>
-      <w:r>
-        <w:t>. It plays a big role later)</w:t>
-      </w:r>
-    </w:p>
-    <w:p>
-      <w:r>
-        <w:t>NOTE:</w:t>
-      </w:r>
-      <w:r>
-        <w:t xml:space="preserve"> </w:t>
-      </w:r>
-      <w:r>
-        <w:t>Range count does NOT conceptually equal Base and it is possible to have and define numeric systems that have different range count and bases</w:t>
-      </w:r>
-      <w:r>
-        <w:t>. T</w:t>
-      </w:r>
-      <w:r>
-        <w:t>hey are usually the same because we start from zero in our common possession measurement usage of numbers</w:t>
+        <w:t>usually the same because we start from zero in our common possession measurement usage of numbers</w:t>
       </w:r>
       <w:r>
         <w:t xml:space="preserve"> (which is what we’ll be dealing with 9</w:t>
@@ -4391,7 +4451,7 @@
           <w:i/>
           <w:iCs/>
         </w:rPr>
-        <w:t>JBTCOI</w:t>
+        <w:t>JBTAOI</w:t>
       </w:r>
       <w:r>
         <w:rPr>
@@ -4421,7 +4481,7 @@
           <w:i/>
           <w:iCs/>
         </w:rPr>
-        <w:t>LCOI</w:t>
+        <w:t>LAOI</w:t>
       </w:r>
       <w:r>
         <w:rPr>
@@ -4442,7 +4502,6 @@
     </w:p>
     <w:p>
       <w:r>
-        <w:lastRenderedPageBreak/>
         <w:t xml:space="preserve">The formula </w:t>
       </w:r>
       <w:r>
@@ -4489,7 +4548,14 @@
           <w:b/>
           <w:bCs/>
         </w:rPr>
-        <w:t xml:space="preserve">JBTCOI </w:t>
+        <w:t>JBTAOI</w:t>
+      </w:r>
+      <w:r>
+        <w:rPr>
+          <w:b/>
+          <w:bCs/>
+        </w:rPr>
+        <w:t xml:space="preserve"> </w:t>
       </w:r>
       <w:r>
         <w:t>itself)</w:t>
@@ -4507,22 +4573,85 @@
         <w:t>.</w:t>
       </w:r>
     </w:p>
-    <w:p/>
-    <w:p>
-      <w:r>
-        <w:t xml:space="preserve">As we said </w:t>
-      </w:r>
-      <w:r>
-        <w:t xml:space="preserve">previously </w:t>
-      </w:r>
-      <w:r>
-        <w:t>(</w:t>
+    <w:p>
+      <w:pPr>
+        <w:pStyle w:val="Heading7"/>
+      </w:pPr>
+      <w:r>
+        <w:rPr>
+          <w:rStyle w:val="Heading6Char"/>
+          <w:b/>
+          <w:bCs w:val="0"/>
+          <w:sz w:val="60"/>
+          <w:szCs w:val="60"/>
+        </w:rPr>
+        <w:t>Bit</w:t>
+      </w:r>
+    </w:p>
+    <w:p>
+      <w:r>
+        <w:t>For computers to compute</w:t>
+      </w:r>
+      <w:r>
+        <w:t>:</w:t>
+      </w:r>
+    </w:p>
+    <w:p>
+      <w:pPr>
+        <w:pStyle w:val="ListParagraph"/>
+        <w:numPr>
+          <w:ilvl w:val="0"/>
+          <w:numId w:val="38"/>
+        </w:numPr>
+      </w:pPr>
+      <w:r>
+        <w:t>T</w:t>
+      </w:r>
+      <w:r>
+        <w:t>hey need to keep track of data, they do so using numbers (the 1</w:t>
+      </w:r>
+      <w:r>
+        <w:rPr>
+          <w:vertAlign w:val="superscript"/>
+        </w:rPr>
+        <w:t>st</w:t>
+      </w:r>
+      <w:r>
+        <w:t xml:space="preserve"> generic way of using numbers </w:t>
       </w:r>
       <w:r>
         <w:rPr>
           <w:i/>
           <w:iCs/>
         </w:rPr>
+        <w:t>as mentioned</w:t>
+      </w:r>
+      <w:r>
+        <w:t>).</w:t>
+      </w:r>
+    </w:p>
+    <w:p>
+      <w:pPr>
+        <w:pStyle w:val="ListParagraph"/>
+        <w:numPr>
+          <w:ilvl w:val="0"/>
+          <w:numId w:val="38"/>
+        </w:numPr>
+      </w:pPr>
+      <w:r>
+        <w:t xml:space="preserve">As we said </w:t>
+      </w:r>
+      <w:r>
+        <w:t xml:space="preserve">previously </w:t>
+      </w:r>
+      <w:r>
+        <w:t>(</w:t>
+      </w:r>
+      <w:r>
+        <w:rPr>
+          <w:i/>
+          <w:iCs/>
+        </w:rPr>
         <w:t>in 1.0.Introduction</w:t>
       </w:r>
       <w:r>
@@ -4551,10 +4680,30 @@
         <w:t xml:space="preserve"> </w:t>
       </w:r>
       <w:r>
-        <w:t xml:space="preserve">terminating ambiguity and </w:t>
-      </w:r>
-      <w:r>
-        <w:t xml:space="preserve">as a result the </w:t>
+        <w:t>terminating</w:t>
+      </w:r>
+      <w:r>
+        <w:t xml:space="preserve"> </w:t>
+      </w:r>
+      <w:r>
+        <w:t>ambiguity</w:t>
+      </w:r>
+      <w:r>
+        <w:t>.</w:t>
+      </w:r>
+    </w:p>
+    <w:p>
+      <w:r>
+        <w:t>A</w:t>
+      </w:r>
+      <w:r>
+        <w:t>s a result</w:t>
+      </w:r>
+      <w:r>
+        <w:t xml:space="preserve"> of the two statements above</w:t>
+      </w:r>
+      <w:r>
+        <w:t xml:space="preserve"> the </w:t>
       </w:r>
       <w:r>
         <w:rPr>
@@ -4571,13 +4720,16 @@
         <w:t xml:space="preserve"> numeric system</w:t>
       </w:r>
       <w:r>
-        <w:t xml:space="preserve"> is also as common (which means… </w:t>
-      </w:r>
-      <w:r>
-        <w:t>quite</w:t>
-      </w:r>
-      <w:r>
-        <w:t xml:space="preserve"> common) </w:t>
+        <w:t xml:space="preserve"> </w:t>
+      </w:r>
+      <w:r>
+        <w:t xml:space="preserve">became a perfect </w:t>
+      </w:r>
+      <w:r>
+        <w:t>c</w:t>
+      </w:r>
+      <w:r>
+        <w:t xml:space="preserve">andidate </w:t>
       </w:r>
       <w:r>
         <w:t xml:space="preserve">cause a </w:t>
@@ -4597,23 +4749,16 @@
           <w:b/>
           <w:bCs/>
         </w:rPr>
-        <w:t>bit</w:t>
-      </w:r>
-      <w:r>
-        <w:rPr>
-          <w:b/>
-          <w:bCs/>
-        </w:rPr>
-        <w:t xml:space="preserve"> </w:t>
-      </w:r>
-      <w:r>
-        <w:t>could be used in the places of any of those binary conditions to hold their state.</w:t>
-      </w:r>
-      <w:r>
-        <w:t xml:space="preserve"> B</w:t>
-      </w:r>
-      <w:r>
-        <w:t>it is the smallest basic unit of meas</w:t>
+        <w:t xml:space="preserve">bit </w:t>
+      </w:r>
+      <w:r>
+        <w:t>could be used in the places of any of those binary conditions to hold their state</w:t>
+      </w:r>
+      <w:r>
+        <w:t xml:space="preserve"> hence bit</w:t>
+      </w:r>
+      <w:r>
+        <w:t xml:space="preserve"> is the smallest basic unit of meas</w:t>
       </w:r>
       <w:r>
         <w:t>ur</w:t>
@@ -4817,6 +4962,7 @@
         </w:numPr>
       </w:pPr>
       <w:r>
+        <w:lastRenderedPageBreak/>
         <w:t>Tera = 2</w:t>
       </w:r>
       <w:r>
@@ -4887,7 +5033,6 @@
         <w:pStyle w:val="Heading5"/>
       </w:pPr>
       <w:r>
-        <w:lastRenderedPageBreak/>
         <w:t>Numeric System Conversion</w:t>
       </w:r>
     </w:p>
@@ -5097,6 +5242,7 @@
         <w:ind w:left="720"/>
       </w:pPr>
       <w:r>
+        <w:lastRenderedPageBreak/>
         <w:t xml:space="preserve">1- </w:t>
       </w:r>
       <w:r>
@@ -5229,41 +5375,175 @@
         <w:pStyle w:val="Heading5"/>
       </w:pPr>
       <w:r>
+        <w:t>Complements</w:t>
+      </w:r>
+    </w:p>
+    <w:p>
+      <w:r>
+        <w:t xml:space="preserve">In complements regardless of diminished or non diminished we </w:t>
+      </w:r>
+      <w:r>
+        <w:t xml:space="preserve">swap them to the complement necessary to get them to their </w:t>
+      </w:r>
+      <w:r>
+        <w:rPr>
+          <w:b/>
+          <w:bCs/>
+          <w:u w:val="single"/>
+        </w:rPr>
+        <w:t>in range</w:t>
+      </w:r>
+      <w:r>
+        <w:rPr>
+          <w:b/>
+          <w:bCs/>
+          <w:u w:val="single"/>
+        </w:rPr>
+        <w:t xml:space="preserve"> threshold</w:t>
+      </w:r>
+      <w:r>
+        <w:t xml:space="preserve"> </w:t>
+      </w:r>
+      <w:r>
+        <w:t>.</w:t>
+      </w:r>
+    </w:p>
+    <w:p>
+      <w:pPr>
+        <w:pStyle w:val="Heading5"/>
+      </w:pPr>
+      <w:r>
+        <w:t>Data Types</w:t>
+      </w:r>
+    </w:p>
+    <w:p>
+      <w:r>
+        <w:t>D</w:t>
+      </w:r>
+      <w:r>
+        <w:t>ue</w:t>
+      </w:r>
+      <w:r>
+        <w:t xml:space="preserve"> to the</w:t>
+      </w:r>
+      <w:r>
+        <w:t xml:space="preserve"> </w:t>
+      </w:r>
+      <w:r>
+        <w:rPr>
+          <w:i/>
+          <w:iCs/>
+        </w:rPr>
+        <w:t>mentioned reasons</w:t>
+      </w:r>
+      <w:r>
+        <w:t xml:space="preserve"> </w:t>
+      </w:r>
+      <w:r>
+        <w:t xml:space="preserve">the threshold of the </w:t>
+      </w:r>
+      <w:r>
+        <w:t xml:space="preserve">size/length </w:t>
+      </w:r>
+      <w:r>
+        <w:t>of the data we can contain is always finite</w:t>
+      </w:r>
+      <w:r>
+        <w:t xml:space="preserve"> and it’s representation</w:t>
+      </w:r>
+      <w:r>
+        <w:t xml:space="preserve"> done</w:t>
+      </w:r>
+      <w:r>
+        <w:t xml:space="preserve"> </w:t>
+      </w:r>
+      <w:r>
+        <w:t>bit based</w:t>
+      </w:r>
+      <w:r>
+        <w:t>.</w:t>
+      </w:r>
+      <w:r>
+        <w:t xml:space="preserve"> According to the size of our data we deal with at the moment we use different sizes of containers</w:t>
+      </w:r>
+      <w:r>
+        <w:t xml:space="preserve"> from the finite range we have to hold our values accordingly</w:t>
+      </w:r>
+      <w:r>
+        <w:t>.</w:t>
+      </w:r>
+      <w:r>
+        <w:br/>
+        <w:t xml:space="preserve">The way numeric </w:t>
+      </w:r>
+      <w:r>
+        <w:t>data saved in</w:t>
+      </w:r>
+      <w:r>
+        <w:t xml:space="preserve"> a datatype</w:t>
+      </w:r>
+      <w:r>
+        <w:t xml:space="preserve"> are to be read and saved (their encoding) is and must be different based on whether they’re fractional or integral.</w:t>
+      </w:r>
+      <w:r>
+        <w:t xml:space="preserve"> The integral values </w:t>
+      </w:r>
+      <w:r>
+        <w:t>:</w:t>
+      </w:r>
+    </w:p>
+    <w:p>
+      <w:pPr>
+        <w:pStyle w:val="ListParagraph"/>
+        <w:numPr>
+          <w:ilvl w:val="0"/>
+          <w:numId w:val="40"/>
+        </w:numPr>
+      </w:pPr>
+      <w:r>
+        <w:t>Signed and unsigned integers</w:t>
+      </w:r>
+    </w:p>
+    <w:p>
+      <w:pPr>
+        <w:pStyle w:val="ListParagraph"/>
+        <w:numPr>
+          <w:ilvl w:val="0"/>
+          <w:numId w:val="40"/>
+        </w:numPr>
+      </w:pPr>
+      <w:r>
+        <w:t>Signed and unsigned floating point numbers</w:t>
+      </w:r>
+    </w:p>
+    <w:p/>
+    <w:p/>
+    <w:p/>
+    <w:p>
+      <w:pPr>
+        <w:pStyle w:val="Heading6"/>
+      </w:pPr>
+      <w:r>
         <w:lastRenderedPageBreak/>
-        <w:t>Complements</w:t>
-      </w:r>
-    </w:p>
-    <w:p>
-      <w:r>
-        <w:t xml:space="preserve">In complements regardless of diminished or non diminished we </w:t>
-      </w:r>
-      <w:r>
-        <w:t xml:space="preserve">swap them to the complement necessary to get them to their </w:t>
-      </w:r>
-      <w:r>
-        <w:rPr>
-          <w:b/>
-          <w:bCs/>
-          <w:u w:val="single"/>
-        </w:rPr>
-        <w:t>in range</w:t>
-      </w:r>
-      <w:r>
-        <w:rPr>
-          <w:b/>
-          <w:bCs/>
-          <w:u w:val="single"/>
-        </w:rPr>
-        <w:t xml:space="preserve"> threshold</w:t>
-      </w:r>
-      <w:r>
-        <w:t xml:space="preserve"> </w:t>
+        <w:t>Signed and Unsigned floating point</w:t>
+      </w:r>
+    </w:p>
+    <w:p>
+      <w:r>
+        <w:t>[sign][Mantissa]</w:t>
+      </w:r>
+      <w:r>
+        <w:t>e[Exponent]</w:t>
+      </w:r>
+    </w:p>
+    <w:p>
+      <w:r>
+        <w:t>The number of bits for mantissa and exponent are fixed</w:t>
       </w:r>
       <w:r>
         <w:t>.</w:t>
       </w:r>
     </w:p>
-    <w:p/>
     <w:p>
       <w:pPr>
         <w:pStyle w:val="Heading4"/>
@@ -6604,177 +6884,26 @@
       </w:r>
     </w:p>
     <w:p>
-      <w:pPr>
-        <w:pStyle w:val="Heading6"/>
+      <w:r>
+        <w:t>It’s safe to say virtual memory is an abstracted interface to access dynamic random access memory (DRAM), flash memory, disk storage and special hardware.</w:t>
+      </w:r>
+    </w:p>
+    <w:p>
+      <w:pPr>
+        <w:pStyle w:val="IntenseQuote"/>
       </w:pPr>
       <w:r>
         <w:lastRenderedPageBreak/>
-        <w:t>Memory Pag</w:t>
-      </w:r>
-      <w:r>
-        <w:t>e</w:t>
-      </w:r>
-    </w:p>
-    <w:p>
-      <w:r>
-        <w:t>Why is it even a thing:</w:t>
-      </w:r>
-      <w:r>
-        <w:t xml:space="preserve"> To manage apps that are</w:t>
-      </w:r>
-      <w:r>
-        <w:t xml:space="preserve">Now it is neither convenient </w:t>
-      </w:r>
-      <w:r>
-        <w:t>n</w:t>
-      </w:r>
-      <w:r>
-        <w:t xml:space="preserve">or optimized really to </w:t>
-      </w:r>
-      <w:r>
-        <w:t>load</w:t>
-      </w:r>
-      <w:r>
-        <w:t xml:space="preserve"> apps </w:t>
-      </w:r>
-      <w:r>
-        <w:t>at their entirety</w:t>
-      </w:r>
-      <w:r>
-        <w:t>, hell the memory of the computer may NOT EVEN BE ENOUGH to hold them entirely</w:t>
+        <w:t xml:space="preserve">A machine level program views memory as a very large array of bytes </w:t>
+      </w:r>
+      <w:r>
+        <w:t>referred to as virtual memory</w:t>
       </w:r>
       <w:r>
         <w:t>.</w:t>
       </w:r>
       <w:r>
-        <w:t xml:space="preserve"> </w:t>
-      </w:r>
-      <w:r>
-        <w:t>Each of these chunks</w:t>
-      </w:r>
-      <w:r>
-        <w:t xml:space="preserve"> have a contagious group of addresses </w:t>
-      </w:r>
-      <w:r>
-        <w:t xml:space="preserve"> is called a</w:t>
-      </w:r>
-      <w:r>
-        <w:t xml:space="preserve"> </w:t>
-      </w:r>
-      <w:r>
-        <w:rPr>
-          <w:b/>
-          <w:bCs/>
-        </w:rPr>
-        <w:t>page</w:t>
-      </w:r>
-      <w:r>
-        <w:t>. The pages</w:t>
-      </w:r>
-      <w:r>
-        <w:t xml:space="preserve"> of</w:t>
-      </w:r>
-      <w:r>
-        <w:t xml:space="preserve"> </w:t>
-      </w:r>
-      <w:r>
-        <w:t>an app</w:t>
-      </w:r>
-      <w:r>
-        <w:t xml:space="preserve"> form what’s</w:t>
-      </w:r>
-      <w:r>
-        <w:t xml:space="preserve"> </w:t>
-      </w:r>
-      <w:r>
-        <w:rPr>
-          <w:b/>
-          <w:bCs/>
-        </w:rPr>
-        <w:t>virtual address space</w:t>
-      </w:r>
-      <w:r>
-        <w:t>.</w:t>
-      </w:r>
-      <w:r>
-        <w:t xml:space="preserve"> For loading the app </w:t>
-      </w:r>
-      <w:r>
-        <w:t>the</w:t>
-      </w:r>
-      <w:r>
-        <w:t xml:space="preserve"> wrapper</w:t>
-      </w:r>
-      <w:r>
-        <w:t xml:space="preserve"> unit for determining how much</w:t>
-      </w:r>
-      <w:r>
-        <w:t xml:space="preserve"> </w:t>
-      </w:r>
-      <w:r>
-        <w:rPr>
-          <w:b/>
-          <w:bCs/>
-        </w:rPr>
-        <w:t xml:space="preserve">virtual </w:t>
-      </w:r>
-      <w:r>
-        <w:t xml:space="preserve">memory is used is </w:t>
-      </w:r>
-      <w:r>
-        <w:rPr>
-          <w:b/>
-          <w:bCs/>
-        </w:rPr>
-        <w:t>page</w:t>
-      </w:r>
-      <w:r>
-        <w:rPr>
-          <w:b/>
-          <w:bCs/>
-        </w:rPr>
-        <w:t xml:space="preserve"> </w:t>
-      </w:r>
-      <w:r>
-        <w:t>(which itself is based on bytes obviously) and</w:t>
-      </w:r>
-      <w:r>
-        <w:t xml:space="preserve"> each page</w:t>
-      </w:r>
-      <w:r>
-        <w:t xml:space="preserve"> is a contagious series of bytes</w:t>
-      </w:r>
-      <w:r>
-        <w:t xml:space="preserve">. For physical memory the same kinda wrapper unit exists and is called </w:t>
-      </w:r>
-      <w:r>
-        <w:rPr>
-          <w:b/>
-          <w:bCs/>
-        </w:rPr>
-        <w:t>pageframe</w:t>
-      </w:r>
-      <w:r>
-        <w:t>.</w:t>
-      </w:r>
-      <w:r>
-        <w:t xml:space="preserve"> The pages and page frames typically are of the same size.</w:t>
-      </w:r>
-    </w:p>
-    <w:p>
-      <w:pPr>
-        <w:pStyle w:val="Heading5"/>
-      </w:pPr>
-      <w:r>
-        <w:t>System Call</w:t>
-      </w:r>
-    </w:p>
-    <w:p>
-      <w:pPr>
-        <w:pStyle w:val="IntenseQuote"/>
-      </w:pPr>
-      <w:r>
-        <w:t>Is a special function that passes control to the operating system.</w:t>
+        <w:t xml:space="preserve"> Each byte of which is represented by a unique number, called a virtual address. The set of virtual addresses is referred to as virtual address space.</w:t>
       </w:r>
       <w:r>
         <w:rPr>
@@ -6798,11 +6927,160 @@
       </w:r>
     </w:p>
     <w:p>
-      <w:r>
-        <w:t>Context Switches are managed thru</w:t>
-      </w:r>
-      <w:r>
-        <w:t xml:space="preserve"> system calls to kernel for managing process creation.</w:t>
+      <w:pPr>
+        <w:pStyle w:val="Heading6"/>
+      </w:pPr>
+      <w:r>
+        <w:t>Memory Pag</w:t>
+      </w:r>
+      <w:r>
+        <w:t>e</w:t>
+      </w:r>
+    </w:p>
+    <w:p>
+      <w:r>
+        <w:t>Why is it even a thing:</w:t>
+      </w:r>
+      <w:r>
+        <w:t xml:space="preserve"> To manage apps that are</w:t>
+      </w:r>
+      <w:r>
+        <w:t xml:space="preserve">Now it is neither convenient </w:t>
+      </w:r>
+      <w:r>
+        <w:t>n</w:t>
+      </w:r>
+      <w:r>
+        <w:t xml:space="preserve">or optimized really to </w:t>
+      </w:r>
+      <w:r>
+        <w:t>load</w:t>
+      </w:r>
+      <w:r>
+        <w:t xml:space="preserve"> apps </w:t>
+      </w:r>
+      <w:r>
+        <w:t>at their entirety</w:t>
+      </w:r>
+      <w:r>
+        <w:t>, hell the memory of the computer may NOT EVEN BE ENOUGH to hold them entirely</w:t>
+      </w:r>
+      <w:r>
+        <w:t>.</w:t>
+      </w:r>
+      <w:r>
+        <w:t xml:space="preserve"> </w:t>
+      </w:r>
+      <w:r>
+        <w:t>Each of these chunks</w:t>
+      </w:r>
+      <w:r>
+        <w:t xml:space="preserve"> have a contagious group of addresses </w:t>
+      </w:r>
+      <w:r>
+        <w:t xml:space="preserve"> is called a</w:t>
+      </w:r>
+      <w:r>
+        <w:t xml:space="preserve"> </w:t>
+      </w:r>
+      <w:r>
+        <w:rPr>
+          <w:b/>
+          <w:bCs/>
+        </w:rPr>
+        <w:t>page</w:t>
+      </w:r>
+      <w:r>
+        <w:t>. The pages</w:t>
+      </w:r>
+      <w:r>
+        <w:t xml:space="preserve"> of</w:t>
+      </w:r>
+      <w:r>
+        <w:t xml:space="preserve"> </w:t>
+      </w:r>
+      <w:r>
+        <w:t>an app</w:t>
+      </w:r>
+      <w:r>
+        <w:t xml:space="preserve"> form what’s</w:t>
+      </w:r>
+      <w:r>
+        <w:t xml:space="preserve"> </w:t>
+      </w:r>
+      <w:r>
+        <w:rPr>
+          <w:b/>
+          <w:bCs/>
+        </w:rPr>
+        <w:t>virtual address space</w:t>
+      </w:r>
+      <w:r>
+        <w:t>.</w:t>
+      </w:r>
+      <w:r>
+        <w:t xml:space="preserve"> For loading the app </w:t>
+      </w:r>
+      <w:r>
+        <w:t>the</w:t>
+      </w:r>
+      <w:r>
+        <w:t xml:space="preserve"> wrapper</w:t>
+      </w:r>
+      <w:r>
+        <w:t xml:space="preserve"> unit for determining how much</w:t>
+      </w:r>
+      <w:r>
+        <w:t xml:space="preserve"> </w:t>
+      </w:r>
+      <w:r>
+        <w:rPr>
+          <w:b/>
+          <w:bCs/>
+        </w:rPr>
+        <w:t xml:space="preserve">virtual </w:t>
+      </w:r>
+      <w:r>
+        <w:t xml:space="preserve">memory is used is </w:t>
+      </w:r>
+      <w:r>
+        <w:rPr>
+          <w:b/>
+          <w:bCs/>
+        </w:rPr>
+        <w:t>page</w:t>
+      </w:r>
+      <w:r>
+        <w:rPr>
+          <w:b/>
+          <w:bCs/>
+        </w:rPr>
+        <w:t xml:space="preserve"> </w:t>
+      </w:r>
+      <w:r>
+        <w:t>(which itself is based on bytes obviously) and</w:t>
+      </w:r>
+      <w:r>
+        <w:t xml:space="preserve"> each page</w:t>
+      </w:r>
+      <w:r>
+        <w:t xml:space="preserve"> is a contagious series of bytes</w:t>
+      </w:r>
+      <w:r>
+        <w:t xml:space="preserve">. For physical memory the same kinda wrapper unit exists and is called </w:t>
+      </w:r>
+      <w:r>
+        <w:rPr>
+          <w:b/>
+          <w:bCs/>
+        </w:rPr>
+        <w:t>pageframe</w:t>
+      </w:r>
+      <w:r>
+        <w:t>.</w:t>
+      </w:r>
+      <w:r>
+        <w:t xml:space="preserve"> The pages and page frames typically are of the same size.</w:t>
       </w:r>
     </w:p>
     <w:p>
@@ -6810,13 +7088,17 @@
         <w:pStyle w:val="Heading5"/>
       </w:pPr>
       <w:r>
-        <w:lastRenderedPageBreak/>
-        <w:t>Kernel</w:t>
+        <w:t>System Call</w:t>
       </w:r>
     </w:p>
     <w:p>
       <w:pPr>
         <w:pStyle w:val="IntenseQuote"/>
+      </w:pPr>
+      <w:r>
+        <w:t>Is a special function that passes control to the operating system.</w:t>
+      </w:r>
+      <w:r>
         <w:rPr>
           <w:b/>
           <w:bCs/>
@@ -6824,11 +7106,6 @@
           <w:iCs w:val="0"/>
           <w:caps/>
         </w:rPr>
-      </w:pPr>
-      <w:r>
-        <w:t>Kernel is part of the operating system that always resides in memory.</w:t>
-      </w:r>
-      <w:r>
         <w:t xml:space="preserve"> </w:t>
       </w:r>
       <w:r>
@@ -6842,7 +7119,23 @@
         <w:t>Computer Systems  A Programmer’s perspective</w:t>
       </w:r>
     </w:p>
-    <w:p/>
+    <w:p>
+      <w:r>
+        <w:lastRenderedPageBreak/>
+        <w:t>Context Switches are managed thru</w:t>
+      </w:r>
+      <w:r>
+        <w:t xml:space="preserve"> system calls to kernel for managing process creation.</w:t>
+      </w:r>
+    </w:p>
+    <w:p>
+      <w:pPr>
+        <w:pStyle w:val="Heading5"/>
+      </w:pPr>
+      <w:r>
+        <w:t>Kernel</w:t>
+      </w:r>
+    </w:p>
     <w:p>
       <w:pPr>
         <w:pStyle w:val="IntenseQuote"/>
@@ -6855,7 +7148,10 @@
         </w:rPr>
       </w:pPr>
       <w:r>
-        <w:t xml:space="preserve">Kernel is not a separate process but a collection of code and data structures that system uses to manage all processes. </w:t>
+        <w:t>Kernel is part of the operating system that always resides in memory.</w:t>
+      </w:r>
+      <w:r>
+        <w:t xml:space="preserve"> </w:t>
       </w:r>
       <w:r>
         <w:rPr>
@@ -6868,27 +7164,7 @@
         <w:t>Computer Systems  A Programmer’s perspective</w:t>
       </w:r>
     </w:p>
-    <w:p>
-      <w:pPr>
-        <w:pStyle w:val="Heading5"/>
-      </w:pPr>
-      <w:r>
-        <w:t>CPUs</w:t>
-      </w:r>
-    </w:p>
-    <w:p>
-      <w:r>
-        <w:t>A central processing unit is typically made of one or more processing cores, cores each capable of handling one sequence of instructions at a time, on their own.</w:t>
-      </w:r>
-    </w:p>
-    <w:p>
-      <w:pPr>
-        <w:pStyle w:val="Heading5"/>
-      </w:pPr>
-      <w:r>
-        <w:t>Process</w:t>
-      </w:r>
-    </w:p>
+    <w:p/>
     <w:p>
       <w:pPr>
         <w:pStyle w:val="IntenseQuote"/>
@@ -6901,6 +7177,46 @@
         </w:rPr>
       </w:pPr>
       <w:r>
+        <w:t xml:space="preserve">Kernel is not a separate process but a collection of code and data structures that system uses to manage all processes. </w:t>
+      </w:r>
+      <w:r>
+        <w:rPr>
+          <w:b/>
+          <w:bCs/>
+          <w:i w:val="0"/>
+          <w:iCs w:val="0"/>
+          <w:caps/>
+        </w:rPr>
+        <w:t>Computer Systems  A Programmer’s perspective</w:t>
+      </w:r>
+    </w:p>
+    <w:p>
+      <w:pPr>
+        <w:pStyle w:val="Heading5"/>
+      </w:pPr>
+      <w:r>
+        <w:t>CPUs</w:t>
+      </w:r>
+    </w:p>
+    <w:p>
+      <w:r>
+        <w:t>A central processing unit is typically made of one or more processing cores, cores each capable of handling one sequence of instructions at a time, on their own.</w:t>
+      </w:r>
+    </w:p>
+    <w:p>
+      <w:pPr>
+        <w:pStyle w:val="Heading5"/>
+      </w:pPr>
+      <w:r>
+        <w:lastRenderedPageBreak/>
+        <w:t>Process</w:t>
+      </w:r>
+    </w:p>
+    <w:p>
+      <w:pPr>
+        <w:pStyle w:val="IntenseQuote"/>
+      </w:pPr>
+      <w:r>
         <w:t>A</w:t>
       </w:r>
       <w:r>
@@ -6922,11 +7238,50 @@
         <w:t xml:space="preserve"> </w:t>
       </w:r>
       <w:r>
-        <w:t xml:space="preserve">program. Multiple processes can run concurrently on the same </w:t>
-      </w:r>
-      <w:r>
-        <w:lastRenderedPageBreak/>
-        <w:t>system, and each process appears to have exclusive use of the hardware.</w:t>
+        <w:t>program. Multiple processes can run concurrently on the same system, and each process appears to have exclusive use of the hardware.</w:t>
+      </w:r>
+      <w:r>
+        <w:rPr>
+          <w:b/>
+          <w:bCs/>
+          <w:i w:val="0"/>
+          <w:iCs w:val="0"/>
+          <w:caps/>
+        </w:rPr>
+        <w:t xml:space="preserve"> </w:t>
+      </w:r>
+      <w:r>
+        <w:rPr>
+          <w:b/>
+          <w:bCs/>
+          <w:i w:val="0"/>
+          <w:iCs w:val="0"/>
+          <w:caps/>
+        </w:rPr>
+        <w:t>Computer Systems  A Programmer’s perspective</w:t>
+      </w:r>
+    </w:p>
+    <w:p>
+      <w:pPr>
+        <w:pStyle w:val="Heading6"/>
+      </w:pPr>
+      <w:r>
+        <w:t>Context Switching</w:t>
+      </w:r>
+    </w:p>
+    <w:p>
+      <w:pPr>
+        <w:pStyle w:val="IntenseQuote"/>
+        <w:rPr>
+          <w:b/>
+          <w:bCs/>
+          <w:i w:val="0"/>
+          <w:iCs w:val="0"/>
+          <w:caps/>
+        </w:rPr>
+      </w:pPr>
+      <w:r>
+        <w:t>Traditional systems could only execute one program at a time, while newer multi core processors can execute several programs simultaneously. In either case, a single CPU can appear to execute multiple processes concurrently by having the processor switch among them.</w:t>
       </w:r>
       <w:r>
         <w:rPr>
@@ -6939,23 +7294,14 @@
         <w:t xml:space="preserve"> </w:t>
       </w:r>
       <w:r>
-        <w:t>Traditional systems could only execute one program at a time, while newer multi core processors can execute several programs simultaneously. In either case, a single CPU can appear to execute multiple processes concurrently by having the processor switch among them.</w:t>
-      </w:r>
-      <w:r>
-        <w:rPr>
-          <w:rFonts w:asciiTheme="majorBidi" w:eastAsiaTheme="majorEastAsia" w:hAnsiTheme="majorBidi" w:cstheme="majorBidi"/>
-          <w:i w:val="0"/>
-          <w:iCs w:val="0"/>
-          <w:color w:val="auto"/>
-          <w:sz w:val="28"/>
-        </w:rPr>
-        <w:t xml:space="preserve"> </w:t>
-      </w:r>
-      <w:r>
         <w:t xml:space="preserve">Tue operating system performs this interleaving with a mechanism known as context switching. </w:t>
       </w:r>
       <w:r>
-        <w:t>When the operating system decides to transfer control from the current process to some new process, it performs a context switch by saving the context of the current process, restoring the context of the new process, and</w:t>
+        <w:t xml:space="preserve">When the operating system decides to transfer control from the current process to some new process, it performs a context switch by saving the context of the </w:t>
+      </w:r>
+      <w:r>
+        <w:lastRenderedPageBreak/>
+        <w:t>current process, restoring the context of the new process, and</w:t>
       </w:r>
       <w:r>
         <w:t xml:space="preserve"> </w:t>
@@ -7012,10 +7358,8 @@
       <w:r>
         <w:t xml:space="preserve"> </w:t>
       </w:r>
-      <w:r>
-        <w:t xml:space="preserve"> </w:t>
-      </w:r>
-    </w:p>
+    </w:p>
+    <w:p/>
     <w:p>
       <w:pPr>
         <w:pStyle w:val="Heading5"/>
@@ -7024,79 +7368,454 @@
         <w:t>Threads</w:t>
       </w:r>
     </w:p>
+    <w:p>
+      <w:r>
+        <w:t>A CPU</w:t>
+      </w:r>
+      <w:r>
+        <w:t>/Processing core</w:t>
+      </w:r>
+      <w:r>
+        <w:t xml:space="preserve"> executes </w:t>
+      </w:r>
+      <w:r>
+        <w:t>lines</w:t>
+      </w:r>
+      <w:r>
+        <w:t>/threads</w:t>
+      </w:r>
+      <w:r>
+        <w:t xml:space="preserve"> of instructions</w:t>
+      </w:r>
+      <w:r>
+        <w:t xml:space="preserve"> by reading them thru it’s own threads.</w:t>
+      </w:r>
+      <w:r>
+        <w:t xml:space="preserve"> Each processor and application can consist of many threads</w:t>
+      </w:r>
+      <w:r>
+        <w:t xml:space="preserve"> executing within it’s address space, which the processor’s threads could lock on</w:t>
+      </w:r>
+      <w:r>
+        <w:t>to</w:t>
+      </w:r>
+      <w:r>
+        <w:t>.</w:t>
+      </w:r>
+      <w:r>
+        <w:t xml:space="preserve"> The threshold of the number of threads that a processor can simultaneously execute is naturally limited to the number of threads it has</w:t>
+      </w:r>
+      <w:r>
+        <w:t>.</w:t>
+      </w:r>
+    </w:p>
+    <w:p>
+      <w:pPr>
+        <w:pStyle w:val="Heading6"/>
+      </w:pPr>
+      <w:r>
+        <w:t>Multi-Threading</w:t>
+      </w:r>
+    </w:p>
+    <w:p>
+      <w:r>
+        <w:t xml:space="preserve">In case </w:t>
+      </w:r>
+      <w:r>
+        <w:t xml:space="preserve">a CPUs total threads are lower than the number of threads in a process, context switching becomes the </w:t>
+      </w:r>
+      <w:r>
+        <w:t>go-to solution.</w:t>
+      </w:r>
+      <w:r>
+        <w:t xml:space="preserve"> Otherwise CPU threads each get assigned to a process thread and handle them simultaneously </w:t>
+      </w:r>
+    </w:p>
+    <w:p>
+      <w:r>
+        <w:t>I</w:t>
+      </w:r>
+      <w:r>
+        <w:t xml:space="preserve">n case of </w:t>
+      </w:r>
+      <w:r>
+        <w:t>hyperthreading</w:t>
+      </w:r>
+      <w:r>
+        <w:t>, each core technically achieves the illusion of</w:t>
+      </w:r>
+      <w:r>
+        <w:t xml:space="preserve"> handling multiple threads thru</w:t>
+      </w:r>
+      <w:r>
+        <w:t xml:space="preserve"> its</w:t>
+      </w:r>
+      <w:r>
+        <w:t xml:space="preserve"> </w:t>
+      </w:r>
+    </w:p>
+    <w:p>
+      <w:r>
+        <w:lastRenderedPageBreak/>
+        <w:t xml:space="preserve">The virtual memory of a process contains </w:t>
+      </w:r>
+      <w:r>
+        <w:t>different sections for code,</w:t>
+      </w:r>
+      <w:r>
+        <w:t xml:space="preserve"> </w:t>
+      </w:r>
+      <w:r>
+        <w:t>data,</w:t>
+      </w:r>
+      <w:r>
+        <w:t xml:space="preserve"> </w:t>
+      </w:r>
+      <w:r>
+        <w:t>heap ,</w:t>
+      </w:r>
+      <w:r>
+        <w:t xml:space="preserve"> </w:t>
+      </w:r>
+      <w:r>
+        <w:t xml:space="preserve">shared libs, stack and </w:t>
+      </w:r>
+      <w:r>
+        <w:t xml:space="preserve">kernel </w:t>
+      </w:r>
+      <w:r>
+        <w:t>virtual memory.</w:t>
+      </w:r>
+    </w:p>
+    <w:p>
+      <w:pPr>
+        <w:pStyle w:val="Heading6"/>
+      </w:pPr>
+      <w:r>
+        <w:t>Multi-Threading</w:t>
+      </w:r>
+    </w:p>
     <w:p/>
     <w:p>
+      <w:pPr>
+        <w:pStyle w:val="IntenseQuote"/>
+      </w:pPr>
+      <w:r>
+        <w:t>A</w:t>
+      </w:r>
+      <w:r>
+        <w:t xml:space="preserve"> process can actually consist•of multiple execution units, called threads, each running in the context of the process "11-d sharing the same code and global data'.</w:t>
+      </w:r>
+    </w:p>
+    <w:p>
+      <w:pPr>
+        <w:pStyle w:val="Heading5"/>
+      </w:pPr>
+      <w:r>
+        <w:t>Amdahls law</w:t>
+      </w:r>
+    </w:p>
+    <w:p>
+      <w:r>
+        <w:t xml:space="preserve">Principle: </w:t>
+      </w:r>
+      <w:r>
+        <w:t xml:space="preserve">The performance and time efficiency </w:t>
+      </w:r>
+      <w:r>
+        <w:t xml:space="preserve">is directly based </w:t>
+      </w:r>
+      <w:r>
+        <w:t>on the increase in</w:t>
+      </w:r>
+      <w:r>
+        <w:t xml:space="preserve"> the</w:t>
+      </w:r>
+      <w:r>
+        <w:t xml:space="preserve"> efficiency</w:t>
+      </w:r>
+      <w:r>
+        <w:t xml:space="preserve"> of components that contribute to it</w:t>
+      </w:r>
+      <w:r>
+        <w:t xml:space="preserve"> and the </w:t>
+      </w:r>
+      <w:r>
+        <w:t>domain o</w:t>
+      </w:r>
+      <w:r>
+        <w:t xml:space="preserve">f </w:t>
+      </w:r>
+      <w:r>
+        <w:t xml:space="preserve">said component </w:t>
+      </w:r>
+      <w:r>
+        <w:t>in the whole system.</w:t>
+      </w:r>
+    </w:p>
+    <w:p>
+      <w:r>
+        <w:t>Formula</w:t>
+      </w:r>
+      <w:r>
+        <w:t xml:space="preserve"> </w:t>
+      </w:r>
+      <w:r>
+        <w:t>in simple words:</w:t>
+      </w:r>
+      <w:r>
+        <w:t xml:space="preserve"> The new </w:t>
+      </w:r>
+      <w:r>
+        <w:t>time performance of system equals to the</w:t>
+      </w:r>
+      <w:r>
+        <w:t xml:space="preserve"> sum of the</w:t>
+      </w:r>
+      <w:r>
+        <w:t xml:space="preserve"> previous time performance of the unchanged components </w:t>
+      </w:r>
+      <w:r>
+        <w:t xml:space="preserve"> and </w:t>
+      </w:r>
+      <w:r>
+        <w:t>the reduced time</w:t>
+      </w:r>
+      <w:r>
+        <w:t xml:space="preserve"> of the improved component.</w:t>
+      </w:r>
+    </w:p>
+    <w:p>
+      <w:r>
+        <w:t>T</w:t>
+      </w:r>
+      <w:r>
+        <w:rPr>
+          <w:vertAlign w:val="subscript"/>
+        </w:rPr>
+        <w:t>new</w:t>
+      </w:r>
+      <w:r>
+        <w:t xml:space="preserve"> = (1-a) T</w:t>
+      </w:r>
+      <w:r>
+        <w:rPr>
+          <w:vertAlign w:val="subscript"/>
+        </w:rPr>
+        <w:t>old</w:t>
+      </w:r>
+      <w:r>
+        <w:t xml:space="preserve"> + (aT</w:t>
+      </w:r>
+      <w:r>
+        <w:rPr>
+          <w:vertAlign w:val="subscript"/>
+        </w:rPr>
+        <w:t>old</w:t>
+      </w:r>
+      <w:r>
+        <w:t>)/k</w:t>
+      </w:r>
+    </w:p>
+    <w:p>
+      <w:r>
+        <w:t>=</w:t>
+      </w:r>
+      <w:r>
+        <w:t xml:space="preserve"> T</w:t>
+      </w:r>
+      <w:r>
+        <w:rPr>
+          <w:vertAlign w:val="subscript"/>
+        </w:rPr>
+        <w:t>old</w:t>
+      </w:r>
+      <w:r>
+        <w:t xml:space="preserve"> [(1-a)+a/k]</w:t>
+      </w:r>
+    </w:p>
+    <w:p>
+      <w:r>
+        <w:t>In the formula</w:t>
+      </w:r>
+      <w:r>
+        <w:t xml:space="preserve">: </w:t>
+      </w:r>
+    </w:p>
+    <w:p>
+      <w:r>
+        <w:t>-</w:t>
+      </w:r>
+      <w:r>
+        <w:t xml:space="preserve"> </w:t>
+      </w:r>
+      <w:r>
+        <w:t>a</w:t>
+      </w:r>
+      <w:r>
+        <w:t xml:space="preserve"> </w:t>
+      </w:r>
+      <w:r>
+        <w:t>is</w:t>
+      </w:r>
+      <w:r>
+        <w:t xml:space="preserve"> the domain of component</w:t>
+      </w:r>
+      <w:r>
+        <w:t>.</w:t>
+      </w:r>
+    </w:p>
+    <w:p>
       <w:r>
         <w:lastRenderedPageBreak/>
-        <w:t xml:space="preserve"> A CPU</w:t>
-      </w:r>
-      <w:r>
-        <w:t>/Processing core</w:t>
-      </w:r>
-      <w:r>
-        <w:t xml:space="preserve"> executes </w:t>
-      </w:r>
-      <w:r>
-        <w:t>lines</w:t>
-      </w:r>
-      <w:r>
-        <w:t>/threads</w:t>
-      </w:r>
-      <w:r>
-        <w:t xml:space="preserve"> of instructions</w:t>
-      </w:r>
-      <w:r>
-        <w:t xml:space="preserve"> by reading them thru it’s own threads.</w:t>
-      </w:r>
-      <w:r>
-        <w:t xml:space="preserve"> Each processor and application can consist of many threads.</w:t>
-      </w:r>
-      <w:r>
-        <w:t xml:space="preserve"> The threshold of the number of threads that a processor can simultaneously execute is naturally limited to the number of threads it has</w:t>
-      </w:r>
-      <w:r>
-        <w:t xml:space="preserve">, in case of </w:t>
-      </w:r>
-      <w:r>
-        <w:t>hyperthreading</w:t>
-      </w:r>
-      <w:r>
-        <w:t>, each core technically achieves the illusion of</w:t>
-      </w:r>
-      <w:r>
-        <w:t xml:space="preserve"> handling multiple threads thru</w:t>
-      </w:r>
-      <w:r>
-        <w:t xml:space="preserve"> its</w:t>
-      </w:r>
-    </w:p>
-    <w:p>
-      <w:r>
-        <w:t xml:space="preserve">The virtual memory of a process contains </w:t>
-      </w:r>
-      <w:r>
-        <w:t>different sections for code,</w:t>
-      </w:r>
-      <w:r>
-        <w:t xml:space="preserve"> </w:t>
-      </w:r>
-      <w:r>
-        <w:t>data,</w:t>
-      </w:r>
-      <w:r>
-        <w:t xml:space="preserve"> </w:t>
-      </w:r>
-      <w:r>
-        <w:t>heap ,</w:t>
-      </w:r>
-      <w:r>
-        <w:t xml:space="preserve">shared libs, stack and </w:t>
-      </w:r>
-      <w:r>
-        <w:t xml:space="preserve">kernel </w:t>
-      </w:r>
-      <w:r>
-        <w:t>virtual memory.</w:t>
+        <w:t>- 1 is used</w:t>
+      </w:r>
+      <w:r>
+        <w:t xml:space="preserve"> t</w:t>
+      </w:r>
+      <w:r>
+        <w:t>o refer to the entirety of system</w:t>
+      </w:r>
+      <w:r>
+        <w:t xml:space="preserve"> to later be used for calculating the time of the </w:t>
+      </w:r>
+      <w:r>
+        <w:t xml:space="preserve">parts outside the domain of </w:t>
+      </w:r>
+      <w:r>
+        <w:t>component.</w:t>
+      </w:r>
+    </w:p>
+    <w:p>
+      <w:r>
+        <w:t xml:space="preserve">- </w:t>
+      </w:r>
+      <w:r>
+        <w:t>k</w:t>
+      </w:r>
+      <w:r>
+        <w:t xml:space="preserve"> is </w:t>
+      </w:r>
+      <w:r>
+        <w:t>the factor of performance</w:t>
+      </w:r>
+      <w:r>
+        <w:t xml:space="preserve">, since here </w:t>
+      </w:r>
+      <w:r>
+        <w:t>we’re calculating</w:t>
+      </w:r>
+      <w:r>
+        <w:t xml:space="preserve"> the </w:t>
+      </w:r>
+      <w:r>
+        <w:t xml:space="preserve">reduced time NOT the performance boost to it we divide instead of </w:t>
+      </w:r>
+      <w:r>
+        <w:t>multiplying.</w:t>
+      </w:r>
+    </w:p>
+    <w:p>
+      <w:r>
+        <w:t>And then the formula for speedup becomes</w:t>
+      </w:r>
+      <w:r>
+        <w:t xml:space="preserve"> </w:t>
+      </w:r>
+      <w:r>
+        <w:t>S</w:t>
+      </w:r>
+      <w:r>
+        <w:t xml:space="preserve"> </w:t>
+      </w:r>
+      <w:r>
+        <w:t>=</w:t>
+      </w:r>
+      <w:r>
+        <w:t xml:space="preserve"> T</w:t>
+      </w:r>
+      <w:r>
+        <w:rPr>
+          <w:vertAlign w:val="subscript"/>
+        </w:rPr>
+        <w:t>old</w:t>
+      </w:r>
+      <w:r>
+        <w:t>/T</w:t>
+      </w:r>
+      <w:r>
+        <w:rPr>
+          <w:vertAlign w:val="subscript"/>
+        </w:rPr>
+        <w:t>new</w:t>
+      </w:r>
+      <w:r>
+        <w:t xml:space="preserve"> </w:t>
+      </w:r>
+    </w:p>
+    <w:p>
+      <w:r>
+        <w:t>S</w:t>
+      </w:r>
+      <w:r>
+        <w:t xml:space="preserve"> </w:t>
+      </w:r>
+      <w:r>
+        <w:t>= 1/ ((1-</w:t>
+      </w:r>
+      <w:r>
+        <w:t>a</w:t>
+      </w:r>
+      <w:r>
+        <w:t>)+a/k)</w:t>
+      </w:r>
+      <w:r>
+        <w:t>.</w:t>
+      </w:r>
+    </w:p>
+    <w:p>
+      <w:r>
+        <w:t>0.2</w:t>
+      </w:r>
+      <w:r>
+        <w:t xml:space="preserve"> + </w:t>
+      </w:r>
+      <w:r>
+        <w:t>0.8</w:t>
+      </w:r>
+      <w:r>
+        <w:t>/k</w:t>
+      </w:r>
+    </w:p>
+    <w:p>
+      <w:pPr>
+        <w:pStyle w:val="Heading3"/>
+      </w:pPr>
+      <w:r>
+        <w:t xml:space="preserve">Section </w:t>
+      </w:r>
+      <w:r>
+        <w:t>3</w:t>
+      </w:r>
+      <w:r>
+        <w:t>:</w:t>
+      </w:r>
+      <w:r>
+        <w:t xml:space="preserve"> </w:t>
+      </w:r>
+      <w:r>
+        <w:t>Programming</w:t>
+      </w:r>
+      <w:r>
+        <w:t xml:space="preserve"> Languages</w:t>
+      </w:r>
+    </w:p>
+    <w:p>
+      <w:pPr>
+        <w:pStyle w:val="Heading4"/>
+      </w:pPr>
+      <w:r>
+        <w:t>Common Concepts</w:t>
       </w:r>
     </w:p>
     <w:p>
@@ -7104,96 +7823,28 @@
         <w:pStyle w:val="Heading5"/>
       </w:pPr>
       <w:r>
-        <w:t>Threads</w:t>
-      </w:r>
-    </w:p>
-    <w:p>
-      <w:pPr>
-        <w:pStyle w:val="IntenseQuote"/>
-      </w:pPr>
-      <w:r>
-        <w:t>A</w:t>
-      </w:r>
-      <w:r>
-        <w:t xml:space="preserve"> process can actually consist•of multiple execution units, called threads, each running in the context of the process "11-d sharing the same code and global data'.</w:t>
-      </w:r>
-    </w:p>
+        <w:t>Floating Point numbers</w:t>
+      </w:r>
+    </w:p>
+    <w:p>
+      <w:r>
+        <w:t xml:space="preserve">In case of using the </w:t>
+      </w:r>
+      <w:r>
+        <w:t>scientific notation the mantissa’s evaluation could be modified using parentheses.</w:t>
+      </w:r>
+      <w:r>
+        <w:t xml:space="preserve"> </w:t>
+      </w:r>
+    </w:p>
+    <w:p/>
     <w:p>
       <w:pPr>
         <w:pStyle w:val="Heading5"/>
       </w:pPr>
       <w:r>
-        <w:t>Amdahls law</w:t>
-      </w:r>
-    </w:p>
-    <w:p>
-      <w:r>
-        <w:t xml:space="preserve">Principle: </w:t>
-      </w:r>
-      <w:r>
-        <w:t xml:space="preserve">The performance and time efficiency </w:t>
-      </w:r>
-      <w:r>
-        <w:t xml:space="preserve">is directly based </w:t>
-      </w:r>
-      <w:r>
-        <w:t>on the increase in</w:t>
-      </w:r>
-      <w:r>
-        <w:t xml:space="preserve"> the</w:t>
-      </w:r>
-      <w:r>
-        <w:t xml:space="preserve"> efficiency</w:t>
-      </w:r>
-      <w:r>
-        <w:t xml:space="preserve"> of components that contribute to it</w:t>
-      </w:r>
-      <w:r>
-        <w:t xml:space="preserve"> and the </w:t>
-      </w:r>
-      <w:r>
-        <w:t>domain o</w:t>
-      </w:r>
-      <w:r>
-        <w:t xml:space="preserve">f </w:t>
-      </w:r>
-      <w:r>
-        <w:t xml:space="preserve">said component </w:t>
-      </w:r>
-      <w:r>
-        <w:t>in the whole system.</w:t>
-      </w:r>
-    </w:p>
-    <w:p>
-      <w:r>
-        <w:t>Formula</w:t>
-      </w:r>
-      <w:r>
-        <w:t xml:space="preserve"> </w:t>
-      </w:r>
-      <w:r>
-        <w:t>in simple words:</w:t>
-      </w:r>
-      <w:r>
-        <w:t xml:space="preserve"> The new </w:t>
-      </w:r>
-      <w:r>
-        <w:t>time performance of system equals to the</w:t>
-      </w:r>
-      <w:r>
-        <w:t xml:space="preserve"> sum of the</w:t>
-      </w:r>
-      <w:r>
-        <w:t xml:space="preserve"> previous time performance of the unchanged components </w:t>
-      </w:r>
-      <w:r>
-        <w:t xml:space="preserve"> and </w:t>
-      </w:r>
-      <w:r>
-        <w:t>the reduced time</w:t>
-      </w:r>
-      <w:r>
-        <w:t xml:space="preserve"> of the improved component.</w:t>
+        <w:lastRenderedPageBreak/>
+        <w:t>Rounding Up Numbers</w:t>
       </w:r>
     </w:p>
     <w:p>
@@ -7201,232 +7852,13 @@
         <w:t>T</w:t>
       </w:r>
       <w:r>
-        <w:rPr>
-          <w:vertAlign w:val="subscript"/>
-        </w:rPr>
-        <w:t>new</w:t>
-      </w:r>
-      <w:r>
-        <w:t xml:space="preserve"> = (1-a) T</w:t>
-      </w:r>
-      <w:r>
-        <w:rPr>
-          <w:vertAlign w:val="subscript"/>
-        </w:rPr>
-        <w:t>old</w:t>
-      </w:r>
-      <w:r>
-        <w:t xml:space="preserve"> + (aT</w:t>
-      </w:r>
-      <w:r>
-        <w:rPr>
-          <w:vertAlign w:val="subscript"/>
-        </w:rPr>
-        <w:t>old</w:t>
-      </w:r>
-      <w:r>
-        <w:t>)/k</w:t>
-      </w:r>
-    </w:p>
-    <w:p>
-      <w:r>
-        <w:lastRenderedPageBreak/>
-        <w:t>=</w:t>
-      </w:r>
-      <w:r>
-        <w:t xml:space="preserve"> T</w:t>
-      </w:r>
-      <w:r>
-        <w:rPr>
-          <w:vertAlign w:val="subscript"/>
-        </w:rPr>
-        <w:t>old</w:t>
-      </w:r>
-      <w:r>
-        <w:t xml:space="preserve"> [(1-a)+a/k]</w:t>
-      </w:r>
-    </w:p>
-    <w:p>
-      <w:r>
-        <w:t>In the formula</w:t>
-      </w:r>
-      <w:r>
-        <w:t xml:space="preserve">: </w:t>
-      </w:r>
-    </w:p>
-    <w:p>
-      <w:r>
-        <w:t>-</w:t>
-      </w:r>
-      <w:r>
-        <w:t xml:space="preserve"> </w:t>
-      </w:r>
-      <w:r>
-        <w:t>a</w:t>
-      </w:r>
-      <w:r>
-        <w:t xml:space="preserve"> </w:t>
-      </w:r>
-      <w:r>
-        <w:t>is</w:t>
-      </w:r>
-      <w:r>
-        <w:t xml:space="preserve"> the domain of component</w:t>
-      </w:r>
-      <w:r>
-        <w:t>.</w:t>
-      </w:r>
-    </w:p>
-    <w:p>
-      <w:r>
-        <w:t>- 1 is used</w:t>
-      </w:r>
-      <w:r>
-        <w:t xml:space="preserve"> t</w:t>
-      </w:r>
-      <w:r>
-        <w:t>o refer to the entirety of system</w:t>
-      </w:r>
-      <w:r>
-        <w:t xml:space="preserve"> to later be used for calculating the time of the </w:t>
-      </w:r>
-      <w:r>
-        <w:t xml:space="preserve">parts outside the domain of </w:t>
-      </w:r>
-      <w:r>
-        <w:t>component.</w:t>
-      </w:r>
-    </w:p>
-    <w:p>
-      <w:r>
-        <w:t xml:space="preserve">- </w:t>
-      </w:r>
-      <w:r>
-        <w:t>k</w:t>
-      </w:r>
-      <w:r>
-        <w:t xml:space="preserve"> is </w:t>
-      </w:r>
-      <w:r>
-        <w:t>the factor of performance</w:t>
-      </w:r>
-      <w:r>
-        <w:t xml:space="preserve">, since here </w:t>
-      </w:r>
-      <w:r>
-        <w:t>we’re calculating</w:t>
-      </w:r>
-      <w:r>
-        <w:t xml:space="preserve"> the </w:t>
-      </w:r>
-      <w:r>
-        <w:t xml:space="preserve">reduced time NOT the performance boost to it we divide instead of </w:t>
-      </w:r>
-      <w:r>
-        <w:t>multiplying.</w:t>
-      </w:r>
-    </w:p>
-    <w:p>
-      <w:r>
-        <w:t>And then the formula for speedup becomes</w:t>
-      </w:r>
-      <w:r>
-        <w:t xml:space="preserve"> </w:t>
-      </w:r>
-      <w:r>
-        <w:t>S</w:t>
-      </w:r>
-      <w:r>
-        <w:t xml:space="preserve"> </w:t>
-      </w:r>
-      <w:r>
-        <w:t>=</w:t>
-      </w:r>
-      <w:r>
-        <w:t xml:space="preserve"> T</w:t>
-      </w:r>
-      <w:r>
-        <w:rPr>
-          <w:vertAlign w:val="subscript"/>
-        </w:rPr>
-        <w:t>old</w:t>
-      </w:r>
-      <w:r>
-        <w:t>/T</w:t>
-      </w:r>
-      <w:r>
-        <w:rPr>
-          <w:vertAlign w:val="subscript"/>
-        </w:rPr>
-        <w:t>new</w:t>
-      </w:r>
-      <w:r>
-        <w:t xml:space="preserve"> </w:t>
-      </w:r>
-    </w:p>
-    <w:p>
-      <w:r>
-        <w:t>S</w:t>
-      </w:r>
-      <w:r>
-        <w:t xml:space="preserve"> </w:t>
-      </w:r>
-      <w:r>
-        <w:t>= 1/ ((1-</w:t>
-      </w:r>
-      <w:r>
-        <w:t>a</w:t>
-      </w:r>
-      <w:r>
-        <w:t>)+a/k)</w:t>
-      </w:r>
-      <w:r>
-        <w:t>.</w:t>
-      </w:r>
-    </w:p>
-    <w:p>
-      <w:r>
-        <w:t>0.2</w:t>
-      </w:r>
-      <w:r>
-        <w:t xml:space="preserve"> + </w:t>
-      </w:r>
-      <w:r>
-        <w:t>0.8</w:t>
-      </w:r>
-      <w:r>
-        <w:t>/k</w:t>
-      </w:r>
-    </w:p>
-    <w:p>
-      <w:pPr>
-        <w:pStyle w:val="Heading3"/>
-      </w:pPr>
-      <w:r>
-        <w:t xml:space="preserve">Section </w:t>
-      </w:r>
-      <w:r>
-        <w:t>3</w:t>
-      </w:r>
-      <w:r>
-        <w:t>:</w:t>
-      </w:r>
-      <w:r>
-        <w:t xml:space="preserve"> </w:t>
-      </w:r>
-      <w:r>
-        <w:t>Programming</w:t>
-      </w:r>
-      <w:r>
-        <w:t xml:space="preserve"> Languages</w:t>
-      </w:r>
-    </w:p>
-    <w:p>
-      <w:pPr>
-        <w:pStyle w:val="Heading4"/>
-      </w:pPr>
-      <w:r>
-        <w:t>Common Concepts</w:t>
+        <w:t>he formula:</w:t>
+      </w:r>
+      <w:r>
+        <w:t>((sizeof(n) + sizeof(int) - 1) &amp; ~(sizeof(int) - 1))</w:t>
+      </w:r>
+      <w:r>
+        <w:t xml:space="preserve"> is pretty much a well used familiar structure for rounding numbers within Microsoft’s compiler definitions.</w:t>
       </w:r>
     </w:p>
     <w:p>
@@ -7434,29 +7866,6 @@
         <w:pStyle w:val="Heading5"/>
       </w:pPr>
       <w:r>
-        <w:t>Rounding Up Numbers</w:t>
-      </w:r>
-    </w:p>
-    <w:p>
-      <w:r>
-        <w:t>T</w:t>
-      </w:r>
-      <w:r>
-        <w:t>he formula:</w:t>
-      </w:r>
-      <w:r>
-        <w:t>((sizeof(n) + sizeof(int) - 1) &amp; ~(sizeof(int) - 1))</w:t>
-      </w:r>
-      <w:r>
-        <w:t xml:space="preserve"> is pretty much a well used familiar structure for rounding numbers within Microsoft’s compiler definitions.</w:t>
-      </w:r>
-    </w:p>
-    <w:p>
-      <w:pPr>
-        <w:pStyle w:val="Heading5"/>
-      </w:pPr>
-      <w:r>
-        <w:lastRenderedPageBreak/>
         <w:t xml:space="preserve">Common </w:t>
       </w:r>
       <w:r>
@@ -7647,6 +8056,7 @@
         <w:pStyle w:val="Heading4"/>
       </w:pPr>
       <w:r>
+        <w:lastRenderedPageBreak/>
         <w:t>The C Programming Language</w:t>
       </w:r>
     </w:p>
@@ -7673,11 +8083,7 @@
         <w:t>. Just like any other programming language, knowing the syntax of this language is one thing and the way we tend to program in it in jobs is another</w:t>
       </w:r>
       <w:r>
-        <w:t xml:space="preserve"> </w:t>
-      </w:r>
-      <w:r>
-        <w:lastRenderedPageBreak/>
-        <w:t xml:space="preserve">and the </w:t>
+        <w:t xml:space="preserve"> and the </w:t>
       </w:r>
       <w:r>
         <w:t>ready to use library it has is another,</w:t>
@@ -7985,7 +8391,11 @@
         <w:t xml:space="preserve"> (called translation units in this stage)</w:t>
       </w:r>
       <w:r>
-        <w:t xml:space="preserve"> are then t</w:t>
+        <w:t xml:space="preserve"> are then </w:t>
+      </w:r>
+      <w:r>
+        <w:lastRenderedPageBreak/>
+        <w:t>t</w:t>
       </w:r>
       <w:r>
         <w:t>urned into</w:t>
@@ -8081,11 +8491,7 @@
         <w:t xml:space="preserve"> into</w:t>
       </w:r>
       <w:r>
-        <w:t xml:space="preserve"> an executable </w:t>
-      </w:r>
-      <w:r>
-        <w:lastRenderedPageBreak/>
-        <w:t>binary</w:t>
+        <w:t xml:space="preserve"> an executable binary</w:t>
       </w:r>
       <w:r>
         <w:t>, a program that could be run by the OS</w:t>
@@ -8335,6 +8741,7 @@
     </w:p>
     <w:p>
       <w:r>
+        <w:lastRenderedPageBreak/>
         <w:t>Regardless of which kind the library is , the code of the program using them obviously needs the</w:t>
       </w:r>
       <w:r>
@@ -8370,7 +8777,6 @@
     </w:p>
     <w:p>
       <w:r>
-        <w:lastRenderedPageBreak/>
         <w:t xml:space="preserve">It’s in the very same header that we </w:t>
       </w:r>
       <w:r>
@@ -8896,7 +9302,6 @@
         <w:pStyle w:val="Heading7"/>
       </w:pPr>
       <w:r>
-        <w:lastRenderedPageBreak/>
         <w:t>Build Specification</w:t>
       </w:r>
     </w:p>
@@ -12493,9 +12898,197 @@
       <w:bookmarkStart w:id="1" w:name="_Hlk216902900"/>
       <w:r>
         <w:lastRenderedPageBreak/>
-        <w:t>The Standard Library</w:t>
-      </w:r>
-    </w:p>
+        <w:t>The Java Programming Language</w:t>
+      </w:r>
+    </w:p>
+    <w:p>
+      <w:pPr>
+        <w:pStyle w:val="Heading5"/>
+      </w:pPr>
+      <w:r>
+        <w:t xml:space="preserve">General flow of </w:t>
+      </w:r>
+      <w:r>
+        <w:t>Java</w:t>
+      </w:r>
+      <w:r>
+        <w:t xml:space="preserve"> programs</w:t>
+      </w:r>
+    </w:p>
+    <w:p>
+      <w:r>
+        <w:t>After the installation of Java runtime and all… and setting the PATH variables so that java compiler and java virtual machine become accessible from the commandline</w:t>
+      </w:r>
+      <w:r>
+        <w:t>, we could use:</w:t>
+      </w:r>
+    </w:p>
+    <w:p>
+      <w:r>
+        <w:rPr>
+          <w:b/>
+          <w:bCs/>
+        </w:rPr>
+        <w:t>j</w:t>
+      </w:r>
+      <w:r>
+        <w:rPr>
+          <w:b/>
+          <w:bCs/>
+        </w:rPr>
+        <w:t>avac filename.java</w:t>
+      </w:r>
+      <w:r>
+        <w:rPr>
+          <w:b/>
+          <w:bCs/>
+        </w:rPr>
+        <w:br/>
+      </w:r>
+      <w:r>
+        <w:t>to compile our java file to bytecode and then use</w:t>
+      </w:r>
+    </w:p>
+    <w:p>
+      <w:r>
+        <w:rPr>
+          <w:b/>
+          <w:bCs/>
+        </w:rPr>
+        <w:t>java filename</w:t>
+      </w:r>
+      <w:r>
+        <w:rPr>
+          <w:b/>
+          <w:bCs/>
+        </w:rPr>
+        <w:br/>
+      </w:r>
+      <w:r>
+        <w:t>to run the now byte code version of the program on JVM.</w:t>
+      </w:r>
+    </w:p>
+    <w:p>
+      <w:r>
+        <w:t xml:space="preserve">In Java the concept of </w:t>
+      </w:r>
+      <w:r>
+        <w:rPr>
+          <w:b/>
+          <w:bCs/>
+        </w:rPr>
+        <w:t>Global Scope Functions</w:t>
+      </w:r>
+      <w:r>
+        <w:t xml:space="preserve"> simply does not exist.</w:t>
+      </w:r>
+      <w:r>
+        <w:t xml:space="preserve"> All functions are </w:t>
+      </w:r>
+      <w:r>
+        <w:rPr>
+          <w:b/>
+          <w:bCs/>
+        </w:rPr>
+        <w:t>member functions</w:t>
+      </w:r>
+      <w:r>
+        <w:t>/</w:t>
+      </w:r>
+      <w:r>
+        <w:rPr>
+          <w:b/>
+          <w:bCs/>
+        </w:rPr>
+        <w:t>m</w:t>
+      </w:r>
+      <w:r>
+        <w:rPr>
+          <w:b/>
+          <w:bCs/>
+        </w:rPr>
+        <w:t>ethods</w:t>
+      </w:r>
+      <w:r>
+        <w:t>.</w:t>
+      </w:r>
+    </w:p>
+    <w:p>
+      <w:pPr>
+        <w:pStyle w:val="Heading6"/>
+      </w:pPr>
+      <w:r>
+        <w:t>The Programming Process</w:t>
+      </w:r>
+    </w:p>
+    <w:p>
+      <w:pPr>
+        <w:pStyle w:val="Heading7"/>
+      </w:pPr>
+      <w:r>
+        <w:t>The Entry Point</w:t>
+      </w:r>
+    </w:p>
+    <w:p>
+      <w:r>
+        <w:t>Naturally the</w:t>
+      </w:r>
+      <w:r>
+        <w:t>re must be an entry point for the program this entry point will be in the form of a static function (So that there wouldn’t need to be an instantiation from it’s class to be accessible) named main</w:t>
+      </w:r>
+      <w:r>
+        <w:t>. There should be only ONE function with this name that the JVM binds to while loading .class files.</w:t>
+      </w:r>
+    </w:p>
+    <w:p>
+      <w:r>
+        <w:rPr>
+          <w:b/>
+          <w:bCs/>
+        </w:rPr>
+        <w:t>static void main (string[] args)</w:t>
+      </w:r>
+      <w:r>
+        <w:rPr>
+          <w:b/>
+          <w:bCs/>
+        </w:rPr>
+        <w:t>{}</w:t>
+      </w:r>
+    </w:p>
+    <w:p>
+      <w:r>
+        <w:lastRenderedPageBreak/>
+        <w:t>is the natural entry point of java programs.</w:t>
+      </w:r>
+    </w:p>
+    <w:p>
+      <w:pPr>
+        <w:pStyle w:val="Heading5"/>
+      </w:pPr>
+      <w:r>
+        <w:t>The Language</w:t>
+      </w:r>
+    </w:p>
+    <w:p>
+      <w:pPr>
+        <w:pStyle w:val="Heading6"/>
+      </w:pPr>
+      <w:r>
+        <w:t>Comments</w:t>
+      </w:r>
+    </w:p>
+    <w:p>
+      <w:r>
+        <w:t>// and /* are the goto keywords for comments with the exact same meaning they had in C/C++.</w:t>
+      </w:r>
+    </w:p>
+    <w:p>
+      <w:r>
+        <w:t>With the addition of /** which is a more specific and preferred commenting format that causes JDK to  use them in creating an HTML documentation.</w:t>
+      </w:r>
+    </w:p>
+    <w:p/>
     <w:p>
       <w:pPr>
         <w:pStyle w:val="Heading4"/>
@@ -12536,6 +13129,7 @@
         <w:pStyle w:val="Heading4"/>
       </w:pPr>
       <w:r>
+        <w:lastRenderedPageBreak/>
         <w:t>File Management</w:t>
       </w:r>
     </w:p>
@@ -13636,13 +14230,7 @@
         <w:pStyle w:val="Heading5"/>
       </w:pPr>
       <w:r>
-        <w:t>CS_</w:t>
-      </w:r>
-      <w:r>
-        <w:t>V</w:t>
-      </w:r>
-      <w:r>
-        <w:t>REDRAW</w:t>
+        <w:t>CS_VREDRAW</w:t>
       </w:r>
     </w:p>
     <w:p>
@@ -17613,13 +18201,133 @@
     <w:p/>
     <w:p/>
     <w:p/>
+    <w:p/>
+    <w:p/>
+    <w:p/>
+    <w:p/>
+    <w:p>
+      <w:pPr>
+        <w:pStyle w:val="Heading2"/>
+      </w:pPr>
+      <w:r>
+        <w:lastRenderedPageBreak/>
+        <w:t>Chapter 6: Data Compression</w:t>
+      </w:r>
+    </w:p>
+    <w:p>
+      <w:r>
+        <w:t>Data compression has to do with the methods and algorithms to believe it or not compress data (serious shit!)</w:t>
+      </w:r>
+      <w:r>
+        <w:t>.</w:t>
+      </w:r>
+    </w:p>
+    <w:p>
+      <w:r>
+        <w:t xml:space="preserve">Good examples of the kinda historical methods people came up with  to achieve it are </w:t>
+      </w:r>
+      <w:r>
+        <w:t>B</w:t>
+      </w:r>
+      <w:r>
+        <w:t>raille</w:t>
+      </w:r>
+      <w:r>
+        <w:t>,</w:t>
+      </w:r>
+      <w:r>
+        <w:t>morse codes</w:t>
+      </w:r>
+      <w:r>
+        <w:t xml:space="preserve"> and vcoder(voice recorders)</w:t>
+      </w:r>
+      <w:r>
+        <w:t xml:space="preserve"> where:</w:t>
+      </w:r>
+    </w:p>
+    <w:p>
+      <w:pPr>
+        <w:pStyle w:val="ListParagraph"/>
+        <w:numPr>
+          <w:ilvl w:val="0"/>
+          <w:numId w:val="37"/>
+        </w:numPr>
+      </w:pPr>
+      <w:r>
+        <w:t xml:space="preserve">(in morse code) </w:t>
+      </w:r>
+      <w:r>
+        <w:t>Assigning less</w:t>
+      </w:r>
+      <w:r>
+        <w:t xml:space="preserve"> demanding forms to more frequently used alphabets (which was later used in Hoffman encoding as well)</w:t>
+      </w:r>
+    </w:p>
+    <w:p>
+      <w:pPr>
+        <w:pStyle w:val="ListParagraph"/>
+        <w:numPr>
+          <w:ilvl w:val="0"/>
+          <w:numId w:val="37"/>
+        </w:numPr>
+      </w:pPr>
+      <w:r>
+        <w:t xml:space="preserve"> </w:t>
+      </w:r>
+      <w:r>
+        <w:t>(in braille grade II)  Using a special symbol to determine whether the following content were to be read as word or alphabet, taking advantage of less symbols to cover more frequent words, leading to 20% compression.</w:t>
+      </w:r>
+    </w:p>
+    <w:p>
+      <w:pPr>
+        <w:pStyle w:val="ListParagraph"/>
+        <w:numPr>
+          <w:ilvl w:val="0"/>
+          <w:numId w:val="37"/>
+        </w:numPr>
+      </w:pPr>
+      <w:r>
+        <w:t>(in Vcoder) the data related to frequencies that could not be heard by man were just avoided</w:t>
+      </w:r>
+      <w:r>
+        <w:rPr>
+          <mc:AlternateContent>
+            <mc:Choice Requires="w16se"/>
+            <mc:Fallback>
+              <w:rFonts w:ascii="Segoe UI Emoji" w:eastAsia="Segoe UI Emoji" w:hAnsi="Segoe UI Emoji" w:cs="Segoe UI Emoji"/>
+            </mc:Fallback>
+          </mc:AlternateContent>
+        </w:rPr>
+        <mc:AlternateContent>
+          <mc:Choice Requires="w16se">
+            <w16se:symEx w16se:font="Segoe UI Emoji" w16se:char="1F5FF"/>
+          </mc:Choice>
+          <mc:Fallback>
+            <w:t>🗿</w:t>
+          </mc:Fallback>
+        </mc:AlternateContent>
+      </w:r>
+      <w:r>
+        <w:t>.</w:t>
+      </w:r>
+    </w:p>
+    <w:p>
+      <w:pPr>
+        <w:pStyle w:val="Heading3"/>
+      </w:pPr>
+      <w:r>
+        <w:t>Lossy/Lossless Compression</w:t>
+      </w:r>
+    </w:p>
+    <w:p/>
+    <w:p/>
+    <w:p/>
     <w:p>
       <w:pPr>
         <w:pStyle w:val="Heading1"/>
         <w:jc w:val="center"/>
       </w:pPr>
       <w:r>
-        <w:lastRenderedPageBreak/>
         <w:t xml:space="preserve">Subject 2: </w:t>
       </w:r>
       <w:r>
@@ -17663,14 +18371,18 @@
           <w:b/>
           <w:bCs/>
         </w:rPr>
-        <w:t>internet/interconnected network</w:t>
-      </w:r>
-      <w:r>
-        <w:t xml:space="preserve"> as we know it ( which is an extremely large protocol-ed  </w:t>
-      </w:r>
-      <w:r>
+        <w:t xml:space="preserve">internet/interconnected </w:t>
+      </w:r>
+      <w:r>
+        <w:rPr>
+          <w:b/>
+          <w:bCs/>
+        </w:rPr>
         <w:lastRenderedPageBreak/>
-        <w:t>communion/gathering of computers).The communion itself is made possible thanks to the implementations of certain general and  purpose specific  key concepts in the form of hardware AND software infrastructure that exist to specifically handle the process of taking and posting packets from and to the computers.</w:t>
+        <w:t>network</w:t>
+      </w:r>
+      <w:r>
+        <w:t xml:space="preserve"> as we know it ( which is an extremely large protocol-ed  communion/gathering of computers).The communion itself is made possible thanks to the implementations of certain general and  purpose specific  key concepts in the form of hardware AND software infrastructure that exist to specifically handle the process of taking and posting packets from and to the computers.</w:t>
       </w:r>
     </w:p>
     <w:p/>
@@ -17731,11 +18443,11 @@
         <w:t>Hosts</w:t>
       </w:r>
       <w:r>
-        <w:t xml:space="preserve"> (Didn’t use the terms sender/receiver cause many devices might technically “send” and “receive” the </w:t>
+        <w:t xml:space="preserve"> (Didn’t use the terms </w:t>
       </w:r>
       <w:r>
         <w:lastRenderedPageBreak/>
-        <w:t xml:space="preserve">packet in the process until it reaches the desired destination) and then there are the “post office” devices which receive and dispatch the packets to their destinations using their links and are called </w:t>
+        <w:t xml:space="preserve">sender/receiver cause many devices might technically “send” and “receive” the packet in the process until it reaches the desired destination) and then there are the “post office” devices which receive and dispatch the packets to their destinations using their links and are called </w:t>
       </w:r>
       <w:r>
         <w:rPr>
@@ -20968,6 +21680,95 @@
     </w:lvl>
   </w:abstractNum>
   <w:abstractNum w:abstractNumId="9" w15:restartNumberingAfterBreak="0">
+    <w:nsid w:val="1DAF6D65"/>
+    <w:multiLevelType w:val="hybridMultilevel"/>
+    <w:tmpl w:val="8F5A171A"/>
+    <w:lvl w:ilvl="0" w:tplc="044C54EE">
+      <w:start w:val="1"/>
+      <w:numFmt w:val="decimal"/>
+      <w:lvlText w:val="%1-"/>
+      <w:lvlJc w:val="left"/>
+      <w:pPr>
+        <w:ind w:left="720" w:hanging="360"/>
+      </w:pPr>
+      <w:rPr>
+        <w:rFonts w:hint="default"/>
+      </w:rPr>
+    </w:lvl>
+    <w:lvl w:ilvl="1" w:tplc="04090019" w:tentative="1">
+      <w:start w:val="1"/>
+      <w:numFmt w:val="lowerLetter"/>
+      <w:lvlText w:val="%2."/>
+      <w:lvlJc w:val="left"/>
+      <w:pPr>
+        <w:ind w:left="1440" w:hanging="360"/>
+      </w:pPr>
+    </w:lvl>
+    <w:lvl w:ilvl="2" w:tplc="0409001B" w:tentative="1">
+      <w:start w:val="1"/>
+      <w:numFmt w:val="lowerRoman"/>
+      <w:lvlText w:val="%3."/>
+      <w:lvlJc w:val="right"/>
+      <w:pPr>
+        <w:ind w:left="2160" w:hanging="180"/>
+      </w:pPr>
+    </w:lvl>
+    <w:lvl w:ilvl="3" w:tplc="0409000F" w:tentative="1">
+      <w:start w:val="1"/>
+      <w:numFmt w:val="decimal"/>
+      <w:lvlText w:val="%4."/>
+      <w:lvlJc w:val="left"/>
+      <w:pPr>
+        <w:ind w:left="2880" w:hanging="360"/>
+      </w:pPr>
+    </w:lvl>
+    <w:lvl w:ilvl="4" w:tplc="04090019" w:tentative="1">
+      <w:start w:val="1"/>
+      <w:numFmt w:val="lowerLetter"/>
+      <w:lvlText w:val="%5."/>
+      <w:lvlJc w:val="left"/>
+      <w:pPr>
+        <w:ind w:left="3600" w:hanging="360"/>
+      </w:pPr>
+    </w:lvl>
+    <w:lvl w:ilvl="5" w:tplc="0409001B" w:tentative="1">
+      <w:start w:val="1"/>
+      <w:numFmt w:val="lowerRoman"/>
+      <w:lvlText w:val="%6."/>
+      <w:lvlJc w:val="right"/>
+      <w:pPr>
+        <w:ind w:left="4320" w:hanging="180"/>
+      </w:pPr>
+    </w:lvl>
+    <w:lvl w:ilvl="6" w:tplc="0409000F" w:tentative="1">
+      <w:start w:val="1"/>
+      <w:numFmt w:val="decimal"/>
+      <w:lvlText w:val="%7."/>
+      <w:lvlJc w:val="left"/>
+      <w:pPr>
+        <w:ind w:left="5040" w:hanging="360"/>
+      </w:pPr>
+    </w:lvl>
+    <w:lvl w:ilvl="7" w:tplc="04090019" w:tentative="1">
+      <w:start w:val="1"/>
+      <w:numFmt w:val="lowerLetter"/>
+      <w:lvlText w:val="%8."/>
+      <w:lvlJc w:val="left"/>
+      <w:pPr>
+        <w:ind w:left="5760" w:hanging="360"/>
+      </w:pPr>
+    </w:lvl>
+    <w:lvl w:ilvl="8" w:tplc="0409001B" w:tentative="1">
+      <w:start w:val="1"/>
+      <w:numFmt w:val="lowerRoman"/>
+      <w:lvlText w:val="%9."/>
+      <w:lvlJc w:val="right"/>
+      <w:pPr>
+        <w:ind w:left="6480" w:hanging="180"/>
+      </w:pPr>
+    </w:lvl>
+  </w:abstractNum>
+  <w:abstractNum w:abstractNumId="10" w15:restartNumberingAfterBreak="0">
     <w:nsid w:val="222D5701"/>
     <w:multiLevelType w:val="hybridMultilevel"/>
     <w:tmpl w:val="2138D6DE"/>
@@ -21056,7 +21857,7 @@
       </w:pPr>
     </w:lvl>
   </w:abstractNum>
-  <w:abstractNum w:abstractNumId="10" w15:restartNumberingAfterBreak="0">
+  <w:abstractNum w:abstractNumId="11" w15:restartNumberingAfterBreak="0">
     <w:nsid w:val="2336076D"/>
     <w:multiLevelType w:val="hybridMultilevel"/>
     <w:tmpl w:val="46E094E4"/>
@@ -21145,7 +21946,7 @@
       </w:pPr>
     </w:lvl>
   </w:abstractNum>
-  <w:abstractNum w:abstractNumId="11" w15:restartNumberingAfterBreak="0">
+  <w:abstractNum w:abstractNumId="12" w15:restartNumberingAfterBreak="0">
     <w:nsid w:val="240F1857"/>
     <w:multiLevelType w:val="hybridMultilevel"/>
     <w:tmpl w:val="7BDAE136"/>
@@ -21234,7 +22035,7 @@
       </w:pPr>
     </w:lvl>
   </w:abstractNum>
-  <w:abstractNum w:abstractNumId="12" w15:restartNumberingAfterBreak="0">
+  <w:abstractNum w:abstractNumId="13" w15:restartNumberingAfterBreak="0">
     <w:nsid w:val="249A648B"/>
     <w:multiLevelType w:val="hybridMultilevel"/>
     <w:tmpl w:val="46E094E4"/>
@@ -21323,7 +22124,7 @@
       </w:pPr>
     </w:lvl>
   </w:abstractNum>
-  <w:abstractNum w:abstractNumId="13" w15:restartNumberingAfterBreak="0">
+  <w:abstractNum w:abstractNumId="14" w15:restartNumberingAfterBreak="0">
     <w:nsid w:val="263C09A7"/>
     <w:multiLevelType w:val="hybridMultilevel"/>
     <w:tmpl w:val="FF02A3F4"/>
@@ -21412,7 +22213,7 @@
       </w:pPr>
     </w:lvl>
   </w:abstractNum>
-  <w:abstractNum w:abstractNumId="14" w15:restartNumberingAfterBreak="0">
+  <w:abstractNum w:abstractNumId="15" w15:restartNumberingAfterBreak="0">
     <w:nsid w:val="27645928"/>
     <w:multiLevelType w:val="hybridMultilevel"/>
     <w:tmpl w:val="2F06750C"/>
@@ -21501,7 +22302,7 @@
       </w:pPr>
     </w:lvl>
   </w:abstractNum>
-  <w:abstractNum w:abstractNumId="15" w15:restartNumberingAfterBreak="0">
+  <w:abstractNum w:abstractNumId="16" w15:restartNumberingAfterBreak="0">
     <w:nsid w:val="29B07C7E"/>
     <w:multiLevelType w:val="hybridMultilevel"/>
     <w:tmpl w:val="BBFAF9E6"/>
@@ -21590,7 +22391,96 @@
       </w:pPr>
     </w:lvl>
   </w:abstractNum>
-  <w:abstractNum w:abstractNumId="16" w15:restartNumberingAfterBreak="0">
+  <w:abstractNum w:abstractNumId="17" w15:restartNumberingAfterBreak="0">
+    <w:nsid w:val="29FC6FB7"/>
+    <w:multiLevelType w:val="hybridMultilevel"/>
+    <w:tmpl w:val="ABA45EC6"/>
+    <w:lvl w:ilvl="0" w:tplc="E87452BE">
+      <w:start w:val="1"/>
+      <w:numFmt w:val="decimal"/>
+      <w:lvlText w:val="%1-"/>
+      <w:lvlJc w:val="left"/>
+      <w:pPr>
+        <w:ind w:left="720" w:hanging="360"/>
+      </w:pPr>
+      <w:rPr>
+        <w:rFonts w:hint="default"/>
+      </w:rPr>
+    </w:lvl>
+    <w:lvl w:ilvl="1" w:tplc="04090019" w:tentative="1">
+      <w:start w:val="1"/>
+      <w:numFmt w:val="lowerLetter"/>
+      <w:lvlText w:val="%2."/>
+      <w:lvlJc w:val="left"/>
+      <w:pPr>
+        <w:ind w:left="1440" w:hanging="360"/>
+      </w:pPr>
+    </w:lvl>
+    <w:lvl w:ilvl="2" w:tplc="0409001B" w:tentative="1">
+      <w:start w:val="1"/>
+      <w:numFmt w:val="lowerRoman"/>
+      <w:lvlText w:val="%3."/>
+      <w:lvlJc w:val="right"/>
+      <w:pPr>
+        <w:ind w:left="2160" w:hanging="180"/>
+      </w:pPr>
+    </w:lvl>
+    <w:lvl w:ilvl="3" w:tplc="0409000F" w:tentative="1">
+      <w:start w:val="1"/>
+      <w:numFmt w:val="decimal"/>
+      <w:lvlText w:val="%4."/>
+      <w:lvlJc w:val="left"/>
+      <w:pPr>
+        <w:ind w:left="2880" w:hanging="360"/>
+      </w:pPr>
+    </w:lvl>
+    <w:lvl w:ilvl="4" w:tplc="04090019" w:tentative="1">
+      <w:start w:val="1"/>
+      <w:numFmt w:val="lowerLetter"/>
+      <w:lvlText w:val="%5."/>
+      <w:lvlJc w:val="left"/>
+      <w:pPr>
+        <w:ind w:left="3600" w:hanging="360"/>
+      </w:pPr>
+    </w:lvl>
+    <w:lvl w:ilvl="5" w:tplc="0409001B" w:tentative="1">
+      <w:start w:val="1"/>
+      <w:numFmt w:val="lowerRoman"/>
+      <w:lvlText w:val="%6."/>
+      <w:lvlJc w:val="right"/>
+      <w:pPr>
+        <w:ind w:left="4320" w:hanging="180"/>
+      </w:pPr>
+    </w:lvl>
+    <w:lvl w:ilvl="6" w:tplc="0409000F" w:tentative="1">
+      <w:start w:val="1"/>
+      <w:numFmt w:val="decimal"/>
+      <w:lvlText w:val="%7."/>
+      <w:lvlJc w:val="left"/>
+      <w:pPr>
+        <w:ind w:left="5040" w:hanging="360"/>
+      </w:pPr>
+    </w:lvl>
+    <w:lvl w:ilvl="7" w:tplc="04090019" w:tentative="1">
+      <w:start w:val="1"/>
+      <w:numFmt w:val="lowerLetter"/>
+      <w:lvlText w:val="%8."/>
+      <w:lvlJc w:val="left"/>
+      <w:pPr>
+        <w:ind w:left="5760" w:hanging="360"/>
+      </w:pPr>
+    </w:lvl>
+    <w:lvl w:ilvl="8" w:tplc="0409001B" w:tentative="1">
+      <w:start w:val="1"/>
+      <w:numFmt w:val="lowerRoman"/>
+      <w:lvlText w:val="%9."/>
+      <w:lvlJc w:val="right"/>
+      <w:pPr>
+        <w:ind w:left="6480" w:hanging="180"/>
+      </w:pPr>
+    </w:lvl>
+  </w:abstractNum>
+  <w:abstractNum w:abstractNumId="18" w15:restartNumberingAfterBreak="0">
     <w:nsid w:val="2E551D42"/>
     <w:multiLevelType w:val="hybridMultilevel"/>
     <w:tmpl w:val="CF9889E4"/>
@@ -21679,7 +22569,7 @@
       </w:pPr>
     </w:lvl>
   </w:abstractNum>
-  <w:abstractNum w:abstractNumId="17" w15:restartNumberingAfterBreak="0">
+  <w:abstractNum w:abstractNumId="19" w15:restartNumberingAfterBreak="0">
     <w:nsid w:val="3034669D"/>
     <w:multiLevelType w:val="hybridMultilevel"/>
     <w:tmpl w:val="74988E32"/>
@@ -21768,7 +22658,7 @@
       </w:pPr>
     </w:lvl>
   </w:abstractNum>
-  <w:abstractNum w:abstractNumId="18" w15:restartNumberingAfterBreak="0">
+  <w:abstractNum w:abstractNumId="20" w15:restartNumberingAfterBreak="0">
     <w:nsid w:val="34F15136"/>
     <w:multiLevelType w:val="hybridMultilevel"/>
     <w:tmpl w:val="982678E4"/>
@@ -21881,7 +22771,7 @@
       </w:rPr>
     </w:lvl>
   </w:abstractNum>
-  <w:abstractNum w:abstractNumId="19" w15:restartNumberingAfterBreak="0">
+  <w:abstractNum w:abstractNumId="21" w15:restartNumberingAfterBreak="0">
     <w:nsid w:val="350C4F7D"/>
     <w:multiLevelType w:val="hybridMultilevel"/>
     <w:tmpl w:val="0D68BFCE"/>
@@ -21970,7 +22860,7 @@
       </w:pPr>
     </w:lvl>
   </w:abstractNum>
-  <w:abstractNum w:abstractNumId="20" w15:restartNumberingAfterBreak="0">
+  <w:abstractNum w:abstractNumId="22" w15:restartNumberingAfterBreak="0">
     <w:nsid w:val="37002DCB"/>
     <w:multiLevelType w:val="hybridMultilevel"/>
     <w:tmpl w:val="7AE2BC5A"/>
@@ -22059,7 +22949,7 @@
       </w:pPr>
     </w:lvl>
   </w:abstractNum>
-  <w:abstractNum w:abstractNumId="21" w15:restartNumberingAfterBreak="0">
+  <w:abstractNum w:abstractNumId="23" w15:restartNumberingAfterBreak="0">
     <w:nsid w:val="41297ABD"/>
     <w:multiLevelType w:val="hybridMultilevel"/>
     <w:tmpl w:val="01F0A24A"/>
@@ -22148,7 +23038,7 @@
       </w:pPr>
     </w:lvl>
   </w:abstractNum>
-  <w:abstractNum w:abstractNumId="22" w15:restartNumberingAfterBreak="0">
+  <w:abstractNum w:abstractNumId="24" w15:restartNumberingAfterBreak="0">
     <w:nsid w:val="46543902"/>
     <w:multiLevelType w:val="hybridMultilevel"/>
     <w:tmpl w:val="B216A9EE"/>
@@ -22237,7 +23127,7 @@
       </w:pPr>
     </w:lvl>
   </w:abstractNum>
-  <w:abstractNum w:abstractNumId="23" w15:restartNumberingAfterBreak="0">
+  <w:abstractNum w:abstractNumId="25" w15:restartNumberingAfterBreak="0">
     <w:nsid w:val="478F7BB6"/>
     <w:multiLevelType w:val="hybridMultilevel"/>
     <w:tmpl w:val="4C3AA246"/>
@@ -22326,7 +23216,7 @@
       </w:pPr>
     </w:lvl>
   </w:abstractNum>
-  <w:abstractNum w:abstractNumId="24" w15:restartNumberingAfterBreak="0">
+  <w:abstractNum w:abstractNumId="26" w15:restartNumberingAfterBreak="0">
     <w:nsid w:val="4A920FA1"/>
     <w:multiLevelType w:val="hybridMultilevel"/>
     <w:tmpl w:val="83889096"/>
@@ -22415,7 +23305,7 @@
       </w:pPr>
     </w:lvl>
   </w:abstractNum>
-  <w:abstractNum w:abstractNumId="25" w15:restartNumberingAfterBreak="0">
+  <w:abstractNum w:abstractNumId="27" w15:restartNumberingAfterBreak="0">
     <w:nsid w:val="4D4D36F0"/>
     <w:multiLevelType w:val="hybridMultilevel"/>
     <w:tmpl w:val="76ECC368"/>
@@ -22504,7 +23394,7 @@
       </w:pPr>
     </w:lvl>
   </w:abstractNum>
-  <w:abstractNum w:abstractNumId="26" w15:restartNumberingAfterBreak="0">
+  <w:abstractNum w:abstractNumId="28" w15:restartNumberingAfterBreak="0">
     <w:nsid w:val="4E0A0D64"/>
     <w:multiLevelType w:val="hybridMultilevel"/>
     <w:tmpl w:val="4B462D56"/>
@@ -22593,7 +23483,96 @@
       </w:pPr>
     </w:lvl>
   </w:abstractNum>
-  <w:abstractNum w:abstractNumId="27" w15:restartNumberingAfterBreak="0">
+  <w:abstractNum w:abstractNumId="29" w15:restartNumberingAfterBreak="0">
+    <w:nsid w:val="57AA6A84"/>
+    <w:multiLevelType w:val="hybridMultilevel"/>
+    <w:tmpl w:val="26085FF6"/>
+    <w:lvl w:ilvl="0" w:tplc="4C0E1514">
+      <w:start w:val="1"/>
+      <w:numFmt w:val="decimal"/>
+      <w:lvlText w:val="%1-"/>
+      <w:lvlJc w:val="left"/>
+      <w:pPr>
+        <w:ind w:left="720" w:hanging="360"/>
+      </w:pPr>
+      <w:rPr>
+        <w:rFonts w:hint="default"/>
+      </w:rPr>
+    </w:lvl>
+    <w:lvl w:ilvl="1" w:tplc="04090019" w:tentative="1">
+      <w:start w:val="1"/>
+      <w:numFmt w:val="lowerLetter"/>
+      <w:lvlText w:val="%2."/>
+      <w:lvlJc w:val="left"/>
+      <w:pPr>
+        <w:ind w:left="1440" w:hanging="360"/>
+      </w:pPr>
+    </w:lvl>
+    <w:lvl w:ilvl="2" w:tplc="0409001B" w:tentative="1">
+      <w:start w:val="1"/>
+      <w:numFmt w:val="lowerRoman"/>
+      <w:lvlText w:val="%3."/>
+      <w:lvlJc w:val="right"/>
+      <w:pPr>
+        <w:ind w:left="2160" w:hanging="180"/>
+      </w:pPr>
+    </w:lvl>
+    <w:lvl w:ilvl="3" w:tplc="0409000F" w:tentative="1">
+      <w:start w:val="1"/>
+      <w:numFmt w:val="decimal"/>
+      <w:lvlText w:val="%4."/>
+      <w:lvlJc w:val="left"/>
+      <w:pPr>
+        <w:ind w:left="2880" w:hanging="360"/>
+      </w:pPr>
+    </w:lvl>
+    <w:lvl w:ilvl="4" w:tplc="04090019" w:tentative="1">
+      <w:start w:val="1"/>
+      <w:numFmt w:val="lowerLetter"/>
+      <w:lvlText w:val="%5."/>
+      <w:lvlJc w:val="left"/>
+      <w:pPr>
+        <w:ind w:left="3600" w:hanging="360"/>
+      </w:pPr>
+    </w:lvl>
+    <w:lvl w:ilvl="5" w:tplc="0409001B" w:tentative="1">
+      <w:start w:val="1"/>
+      <w:numFmt w:val="lowerRoman"/>
+      <w:lvlText w:val="%6."/>
+      <w:lvlJc w:val="right"/>
+      <w:pPr>
+        <w:ind w:left="4320" w:hanging="180"/>
+      </w:pPr>
+    </w:lvl>
+    <w:lvl w:ilvl="6" w:tplc="0409000F" w:tentative="1">
+      <w:start w:val="1"/>
+      <w:numFmt w:val="decimal"/>
+      <w:lvlText w:val="%7."/>
+      <w:lvlJc w:val="left"/>
+      <w:pPr>
+        <w:ind w:left="5040" w:hanging="360"/>
+      </w:pPr>
+    </w:lvl>
+    <w:lvl w:ilvl="7" w:tplc="04090019" w:tentative="1">
+      <w:start w:val="1"/>
+      <w:numFmt w:val="lowerLetter"/>
+      <w:lvlText w:val="%8."/>
+      <w:lvlJc w:val="left"/>
+      <w:pPr>
+        <w:ind w:left="5760" w:hanging="360"/>
+      </w:pPr>
+    </w:lvl>
+    <w:lvl w:ilvl="8" w:tplc="0409001B" w:tentative="1">
+      <w:start w:val="1"/>
+      <w:numFmt w:val="lowerRoman"/>
+      <w:lvlText w:val="%9."/>
+      <w:lvlJc w:val="right"/>
+      <w:pPr>
+        <w:ind w:left="6480" w:hanging="180"/>
+      </w:pPr>
+    </w:lvl>
+  </w:abstractNum>
+  <w:abstractNum w:abstractNumId="30" w15:restartNumberingAfterBreak="0">
     <w:nsid w:val="58173494"/>
     <w:multiLevelType w:val="hybridMultilevel"/>
     <w:tmpl w:val="720EDF78"/>
@@ -22706,7 +23685,7 @@
       </w:rPr>
     </w:lvl>
   </w:abstractNum>
-  <w:abstractNum w:abstractNumId="28" w15:restartNumberingAfterBreak="0">
+  <w:abstractNum w:abstractNumId="31" w15:restartNumberingAfterBreak="0">
     <w:nsid w:val="5BCC5829"/>
     <w:multiLevelType w:val="hybridMultilevel"/>
     <w:tmpl w:val="9B5EE376"/>
@@ -22795,7 +23774,7 @@
       </w:pPr>
     </w:lvl>
   </w:abstractNum>
-  <w:abstractNum w:abstractNumId="29" w15:restartNumberingAfterBreak="0">
+  <w:abstractNum w:abstractNumId="32" w15:restartNumberingAfterBreak="0">
     <w:nsid w:val="5C2B3562"/>
     <w:multiLevelType w:val="hybridMultilevel"/>
     <w:tmpl w:val="1B8C2A0A"/>
@@ -22884,7 +23863,7 @@
       </w:pPr>
     </w:lvl>
   </w:abstractNum>
-  <w:abstractNum w:abstractNumId="30" w15:restartNumberingAfterBreak="0">
+  <w:abstractNum w:abstractNumId="33" w15:restartNumberingAfterBreak="0">
     <w:nsid w:val="63504F3B"/>
     <w:multiLevelType w:val="hybridMultilevel"/>
     <w:tmpl w:val="32542B00"/>
@@ -22973,7 +23952,96 @@
       </w:pPr>
     </w:lvl>
   </w:abstractNum>
-  <w:abstractNum w:abstractNumId="31" w15:restartNumberingAfterBreak="0">
+  <w:abstractNum w:abstractNumId="34" w15:restartNumberingAfterBreak="0">
+    <w:nsid w:val="636149FD"/>
+    <w:multiLevelType w:val="hybridMultilevel"/>
+    <w:tmpl w:val="7248BF24"/>
+    <w:lvl w:ilvl="0" w:tplc="58563464">
+      <w:start w:val="1"/>
+      <w:numFmt w:val="decimal"/>
+      <w:lvlText w:val="%1-"/>
+      <w:lvlJc w:val="left"/>
+      <w:pPr>
+        <w:ind w:left="720" w:hanging="360"/>
+      </w:pPr>
+      <w:rPr>
+        <w:rFonts w:hint="default"/>
+      </w:rPr>
+    </w:lvl>
+    <w:lvl w:ilvl="1" w:tplc="04090019" w:tentative="1">
+      <w:start w:val="1"/>
+      <w:numFmt w:val="lowerLetter"/>
+      <w:lvlText w:val="%2."/>
+      <w:lvlJc w:val="left"/>
+      <w:pPr>
+        <w:ind w:left="1440" w:hanging="360"/>
+      </w:pPr>
+    </w:lvl>
+    <w:lvl w:ilvl="2" w:tplc="0409001B" w:tentative="1">
+      <w:start w:val="1"/>
+      <w:numFmt w:val="lowerRoman"/>
+      <w:lvlText w:val="%3."/>
+      <w:lvlJc w:val="right"/>
+      <w:pPr>
+        <w:ind w:left="2160" w:hanging="180"/>
+      </w:pPr>
+    </w:lvl>
+    <w:lvl w:ilvl="3" w:tplc="0409000F" w:tentative="1">
+      <w:start w:val="1"/>
+      <w:numFmt w:val="decimal"/>
+      <w:lvlText w:val="%4."/>
+      <w:lvlJc w:val="left"/>
+      <w:pPr>
+        <w:ind w:left="2880" w:hanging="360"/>
+      </w:pPr>
+    </w:lvl>
+    <w:lvl w:ilvl="4" w:tplc="04090019" w:tentative="1">
+      <w:start w:val="1"/>
+      <w:numFmt w:val="lowerLetter"/>
+      <w:lvlText w:val="%5."/>
+      <w:lvlJc w:val="left"/>
+      <w:pPr>
+        <w:ind w:left="3600" w:hanging="360"/>
+      </w:pPr>
+    </w:lvl>
+    <w:lvl w:ilvl="5" w:tplc="0409001B" w:tentative="1">
+      <w:start w:val="1"/>
+      <w:numFmt w:val="lowerRoman"/>
+      <w:lvlText w:val="%6."/>
+      <w:lvlJc w:val="right"/>
+      <w:pPr>
+        <w:ind w:left="4320" w:hanging="180"/>
+      </w:pPr>
+    </w:lvl>
+    <w:lvl w:ilvl="6" w:tplc="0409000F" w:tentative="1">
+      <w:start w:val="1"/>
+      <w:numFmt w:val="decimal"/>
+      <w:lvlText w:val="%7."/>
+      <w:lvlJc w:val="left"/>
+      <w:pPr>
+        <w:ind w:left="5040" w:hanging="360"/>
+      </w:pPr>
+    </w:lvl>
+    <w:lvl w:ilvl="7" w:tplc="04090019" w:tentative="1">
+      <w:start w:val="1"/>
+      <w:numFmt w:val="lowerLetter"/>
+      <w:lvlText w:val="%8."/>
+      <w:lvlJc w:val="left"/>
+      <w:pPr>
+        <w:ind w:left="5760" w:hanging="360"/>
+      </w:pPr>
+    </w:lvl>
+    <w:lvl w:ilvl="8" w:tplc="0409001B" w:tentative="1">
+      <w:start w:val="1"/>
+      <w:numFmt w:val="lowerRoman"/>
+      <w:lvlText w:val="%9."/>
+      <w:lvlJc w:val="right"/>
+      <w:pPr>
+        <w:ind w:left="6480" w:hanging="180"/>
+      </w:pPr>
+    </w:lvl>
+  </w:abstractNum>
+  <w:abstractNum w:abstractNumId="35" w15:restartNumberingAfterBreak="0">
     <w:nsid w:val="6A8241AF"/>
     <w:multiLevelType w:val="hybridMultilevel"/>
     <w:tmpl w:val="64AEFA02"/>
@@ -23062,7 +24130,7 @@
       </w:pPr>
     </w:lvl>
   </w:abstractNum>
-  <w:abstractNum w:abstractNumId="32" w15:restartNumberingAfterBreak="0">
+  <w:abstractNum w:abstractNumId="36" w15:restartNumberingAfterBreak="0">
     <w:nsid w:val="6DF5230F"/>
     <w:multiLevelType w:val="hybridMultilevel"/>
     <w:tmpl w:val="7EB42886"/>
@@ -23151,7 +24219,7 @@
       </w:pPr>
     </w:lvl>
   </w:abstractNum>
-  <w:abstractNum w:abstractNumId="33" w15:restartNumberingAfterBreak="0">
+  <w:abstractNum w:abstractNumId="37" w15:restartNumberingAfterBreak="0">
     <w:nsid w:val="76707EA4"/>
     <w:multiLevelType w:val="hybridMultilevel"/>
     <w:tmpl w:val="D130BE2C"/>
@@ -23240,7 +24308,7 @@
       </w:pPr>
     </w:lvl>
   </w:abstractNum>
-  <w:abstractNum w:abstractNumId="34" w15:restartNumberingAfterBreak="0">
+  <w:abstractNum w:abstractNumId="38" w15:restartNumberingAfterBreak="0">
     <w:nsid w:val="77A24F7A"/>
     <w:multiLevelType w:val="hybridMultilevel"/>
     <w:tmpl w:val="6CF42D44"/>
@@ -23329,7 +24397,7 @@
       </w:pPr>
     </w:lvl>
   </w:abstractNum>
-  <w:abstractNum w:abstractNumId="35" w15:restartNumberingAfterBreak="0">
+  <w:abstractNum w:abstractNumId="39" w15:restartNumberingAfterBreak="0">
     <w:nsid w:val="7EC64399"/>
     <w:multiLevelType w:val="hybridMultilevel"/>
     <w:tmpl w:val="1BF00C04"/>
@@ -23422,109 +24490,121 @@
     <w:abstractNumId w:val="1"/>
   </w:num>
   <w:num w:numId="2" w16cid:durableId="1791046451">
-    <w:abstractNumId w:val="12"/>
+    <w:abstractNumId w:val="13"/>
   </w:num>
   <w:num w:numId="3" w16cid:durableId="484009696">
+    <w:abstractNumId w:val="11"/>
+  </w:num>
+  <w:num w:numId="4" w16cid:durableId="471675545">
     <w:abstractNumId w:val="10"/>
   </w:num>
-  <w:num w:numId="4" w16cid:durableId="471675545">
-    <w:abstractNumId w:val="9"/>
-  </w:num>
   <w:num w:numId="5" w16cid:durableId="188685207">
-    <w:abstractNumId w:val="18"/>
+    <w:abstractNumId w:val="20"/>
   </w:num>
   <w:num w:numId="6" w16cid:durableId="525019589">
-    <w:abstractNumId w:val="31"/>
+    <w:abstractNumId w:val="35"/>
   </w:num>
   <w:num w:numId="7" w16cid:durableId="702360731">
-    <w:abstractNumId w:val="35"/>
+    <w:abstractNumId w:val="39"/>
   </w:num>
   <w:num w:numId="8" w16cid:durableId="1040589720">
     <w:abstractNumId w:val="3"/>
   </w:num>
   <w:num w:numId="9" w16cid:durableId="657223987">
-    <w:abstractNumId w:val="23"/>
+    <w:abstractNumId w:val="25"/>
   </w:num>
   <w:num w:numId="10" w16cid:durableId="119810128">
-    <w:abstractNumId w:val="22"/>
+    <w:abstractNumId w:val="24"/>
   </w:num>
   <w:num w:numId="11" w16cid:durableId="1911960956">
-    <w:abstractNumId w:val="34"/>
+    <w:abstractNumId w:val="38"/>
   </w:num>
   <w:num w:numId="12" w16cid:durableId="1456564319">
     <w:abstractNumId w:val="2"/>
   </w:num>
   <w:num w:numId="13" w16cid:durableId="537864226">
-    <w:abstractNumId w:val="19"/>
+    <w:abstractNumId w:val="21"/>
   </w:num>
   <w:num w:numId="14" w16cid:durableId="2009210864">
-    <w:abstractNumId w:val="27"/>
+    <w:abstractNumId w:val="30"/>
   </w:num>
   <w:num w:numId="15" w16cid:durableId="1918132444">
     <w:abstractNumId w:val="5"/>
   </w:num>
   <w:num w:numId="16" w16cid:durableId="617950704">
-    <w:abstractNumId w:val="29"/>
+    <w:abstractNumId w:val="32"/>
   </w:num>
   <w:num w:numId="17" w16cid:durableId="1640722404">
-    <w:abstractNumId w:val="20"/>
+    <w:abstractNumId w:val="22"/>
   </w:num>
   <w:num w:numId="18" w16cid:durableId="1338388605">
-    <w:abstractNumId w:val="32"/>
+    <w:abstractNumId w:val="36"/>
   </w:num>
   <w:num w:numId="19" w16cid:durableId="766921088">
-    <w:abstractNumId w:val="21"/>
+    <w:abstractNumId w:val="23"/>
   </w:num>
   <w:num w:numId="20" w16cid:durableId="880360484">
-    <w:abstractNumId w:val="14"/>
+    <w:abstractNumId w:val="15"/>
   </w:num>
   <w:num w:numId="21" w16cid:durableId="1593078316">
-    <w:abstractNumId w:val="15"/>
+    <w:abstractNumId w:val="16"/>
   </w:num>
   <w:num w:numId="22" w16cid:durableId="1416393452">
     <w:abstractNumId w:val="7"/>
   </w:num>
   <w:num w:numId="23" w16cid:durableId="317006224">
-    <w:abstractNumId w:val="26"/>
+    <w:abstractNumId w:val="28"/>
   </w:num>
   <w:num w:numId="24" w16cid:durableId="1334642859">
     <w:abstractNumId w:val="4"/>
   </w:num>
   <w:num w:numId="25" w16cid:durableId="2009747958">
-    <w:abstractNumId w:val="28"/>
+    <w:abstractNumId w:val="31"/>
   </w:num>
   <w:num w:numId="26" w16cid:durableId="787628336">
     <w:abstractNumId w:val="0"/>
   </w:num>
   <w:num w:numId="27" w16cid:durableId="1429692075">
-    <w:abstractNumId w:val="24"/>
+    <w:abstractNumId w:val="26"/>
   </w:num>
   <w:num w:numId="28" w16cid:durableId="1251937663">
     <w:abstractNumId w:val="8"/>
   </w:num>
   <w:num w:numId="29" w16cid:durableId="1390693401">
-    <w:abstractNumId w:val="30"/>
+    <w:abstractNumId w:val="33"/>
   </w:num>
   <w:num w:numId="30" w16cid:durableId="1359283383">
     <w:abstractNumId w:val="6"/>
   </w:num>
   <w:num w:numId="31" w16cid:durableId="994529471">
+    <w:abstractNumId w:val="19"/>
+  </w:num>
+  <w:num w:numId="32" w16cid:durableId="1080249800">
+    <w:abstractNumId w:val="37"/>
+  </w:num>
+  <w:num w:numId="33" w16cid:durableId="1091242713">
+    <w:abstractNumId w:val="14"/>
+  </w:num>
+  <w:num w:numId="34" w16cid:durableId="993947379">
+    <w:abstractNumId w:val="27"/>
+  </w:num>
+  <w:num w:numId="35" w16cid:durableId="1509518022">
+    <w:abstractNumId w:val="18"/>
+  </w:num>
+  <w:num w:numId="36" w16cid:durableId="839664427">
+    <w:abstractNumId w:val="12"/>
+  </w:num>
+  <w:num w:numId="37" w16cid:durableId="65038446">
+    <w:abstractNumId w:val="9"/>
+  </w:num>
+  <w:num w:numId="38" w16cid:durableId="1200706876">
+    <w:abstractNumId w:val="29"/>
+  </w:num>
+  <w:num w:numId="39" w16cid:durableId="86658529">
     <w:abstractNumId w:val="17"/>
   </w:num>
-  <w:num w:numId="32" w16cid:durableId="1080249800">
-    <w:abstractNumId w:val="33"/>
-  </w:num>
-  <w:num w:numId="33" w16cid:durableId="1091242713">
-    <w:abstractNumId w:val="13"/>
-  </w:num>
-  <w:num w:numId="34" w16cid:durableId="993947379">
-    <w:abstractNumId w:val="25"/>
-  </w:num>
-  <w:num w:numId="35" w16cid:durableId="1509518022">
-    <w:abstractNumId w:val="16"/>
-  </w:num>
-  <w:num w:numId="36" w16cid:durableId="839664427">
-    <w:abstractNumId w:val="11"/>
+  <w:num w:numId="40" w16cid:durableId="1519661099">
+    <w:abstractNumId w:val="34"/>
   </w:num>
 </w:numbering>
 </file>

--- a/Computer Programming -Challenges,Concepts, Approaches & Implementations by ADSkeptiK.docx
+++ b/Computer Programming -Challenges,Concepts, Approaches & Implementations by ADSkeptiK.docx
@@ -1138,7 +1138,10 @@
         <w:t>Computers</w:t>
       </w:r>
       <w:r>
-        <w:t xml:space="preserve"> &amp; Programming</w:t>
+        <w:t xml:space="preserve"> &amp; </w:t>
+      </w:r>
+      <w:r>
+        <w:t>Abstractions</w:t>
       </w:r>
     </w:p>
     <w:p>
@@ -17874,13 +17877,7 @@
       </w:pPr>
       <w:r>
         <w:lastRenderedPageBreak/>
-        <w:t>S</w:t>
-      </w:r>
-      <w:r>
-        <w:t>tring</w:t>
-      </w:r>
-      <w:r>
-        <w:t xml:space="preserve"> (class)</w:t>
+        <w:t>String (class)</w:t>
       </w:r>
     </w:p>
     <w:p/>
@@ -18189,10 +18186,7 @@
         <w:pStyle w:val="Heading4"/>
       </w:pPr>
       <w:r>
-        <w:t xml:space="preserve">The </w:t>
-      </w:r>
-      <w:r>
-        <w:t>XML</w:t>
+        <w:t>The XML</w:t>
       </w:r>
     </w:p>
     <w:p/>
@@ -24910,16 +24904,7 @@
       </w:pPr>
       <w:r>
         <w:lastRenderedPageBreak/>
-        <w:t xml:space="preserve">Chapter </w:t>
-      </w:r>
-      <w:r>
-        <w:t>8</w:t>
-      </w:r>
-      <w:r>
-        <w:t xml:space="preserve">: </w:t>
-      </w:r>
-      <w:r>
-        <w:t>Android Development</w:t>
+        <w:t>Chapter 8: Android Development</w:t>
       </w:r>
     </w:p>
     <w:p/>
@@ -32960,6 +32945,7 @@
   <w:style w:type="character" w:default="1" w:styleId="DefaultParagraphFont">
     <w:name w:val="Default Paragraph Font"/>
     <w:uiPriority w:val="1"/>
+    <w:semiHidden/>
     <w:unhideWhenUsed/>
   </w:style>
   <w:style w:type="table" w:default="1" w:styleId="TableNormal">

--- a/Computer Programming -Challenges,Concepts, Approaches & Implementations by ADSkeptiK.docx
+++ b/Computer Programming -Challenges,Concepts, Approaches & Implementations by ADSkeptiK.docx
@@ -1700,113 +1700,205 @@
     </w:p>
     <w:p>
       <w:pPr>
+        <w:rPr>
+          <w:u w:val="single"/>
+        </w:rPr>
+      </w:pPr>
+      <w:r>
+        <w:rPr>
+          <w:u w:val="single"/>
+        </w:rPr>
+        <w:lastRenderedPageBreak/>
+        <w:t>Keep in mind we have abstractions in each layer but only the abstraction</w:t>
+      </w:r>
+      <w:r>
+        <w:rPr>
+          <w:u w:val="single"/>
+        </w:rPr>
+        <w:t>(</w:t>
+      </w:r>
+      <w:r>
+        <w:rPr>
+          <w:u w:val="single"/>
+        </w:rPr>
+        <w:t>s</w:t>
+      </w:r>
+      <w:r>
+        <w:rPr>
+          <w:u w:val="single"/>
+        </w:rPr>
+        <w:t>)</w:t>
+      </w:r>
+      <w:r>
+        <w:rPr>
+          <w:u w:val="single"/>
+        </w:rPr>
+        <w:t xml:space="preserve"> that </w:t>
+      </w:r>
+      <w:r>
+        <w:rPr>
+          <w:u w:val="single"/>
+        </w:rPr>
+        <w:t>implemented</w:t>
+      </w:r>
+      <w:r>
+        <w:rPr>
+          <w:u w:val="single"/>
+        </w:rPr>
+        <w:t xml:space="preserve"> specifically for programming </w:t>
+      </w:r>
+      <w:r>
+        <w:rPr>
+          <w:u w:val="single"/>
+        </w:rPr>
+        <w:t xml:space="preserve">the </w:t>
+      </w:r>
+      <w:r>
+        <w:rPr>
+          <w:u w:val="single"/>
+        </w:rPr>
+        <w:t>component</w:t>
+      </w:r>
+      <w:r>
+        <w:rPr>
+          <w:u w:val="single"/>
+        </w:rPr>
+        <w:t>(s)</w:t>
+      </w:r>
+      <w:r>
+        <w:rPr>
+          <w:u w:val="single"/>
+        </w:rPr>
+        <w:t xml:space="preserve"> </w:t>
+      </w:r>
+      <w:r>
+        <w:rPr>
+          <w:u w:val="single"/>
+        </w:rPr>
+        <w:t>is</w:t>
+      </w:r>
+      <w:r>
+        <w:rPr>
+          <w:u w:val="single"/>
+        </w:rPr>
+        <w:t xml:space="preserve"> called an API.</w:t>
+      </w:r>
+    </w:p>
+    <w:p>
+      <w:pPr>
         <w:pStyle w:val="Heading3"/>
       </w:pPr>
       <w:r>
+        <w:t>Comp</w:t>
+      </w:r>
+      <w:r>
+        <w:t>uters</w:t>
+      </w:r>
+    </w:p>
+    <w:p>
+      <w:r>
+        <w:t xml:space="preserve">Any tool </w:t>
+      </w:r>
+      <w:r>
+        <w:t xml:space="preserve">flexible enough to handle any </w:t>
+      </w:r>
+      <w:r>
+        <w:t>level</w:t>
+      </w:r>
+      <w:r>
+        <w:t>4</w:t>
+      </w:r>
+      <w:r>
+        <w:t xml:space="preserve"> of computing could be regarded as computer</w:t>
+      </w:r>
+      <w:r>
+        <w:t xml:space="preserve">. Obviously the scales, flexibility, speed and etc sensibly do differ from a computer to another based on which purpose or purposes they are prioritizing but ultimately, there are certain logically necessary conceptual roles that MUST </w:t>
+      </w:r>
+      <w:r>
+        <w:t xml:space="preserve">and do exist </w:t>
+      </w:r>
+      <w:r>
+        <w:t>in any computer</w:t>
+      </w:r>
+      <w:r>
+        <w:t>:</w:t>
+      </w:r>
+    </w:p>
+    <w:p>
+      <w:r>
+        <w:t>- Some piece</w:t>
+      </w:r>
+      <w:r>
+        <w:t>(s)</w:t>
+      </w:r>
+      <w:r>
+        <w:t xml:space="preserve"> of hardware to keep track of computations and data.</w:t>
+      </w:r>
+    </w:p>
+    <w:p>
+      <w:r>
+        <w:t>- Some piece</w:t>
+      </w:r>
+      <w:r>
+        <w:t>(s)</w:t>
+      </w:r>
+      <w:r>
+        <w:t xml:space="preserve"> of hardware to manage the data.</w:t>
+      </w:r>
+    </w:p>
+    <w:p>
+      <w:r>
+        <w:t>-</w:t>
+      </w:r>
+      <w:r>
+        <w:t xml:space="preserve"> Some </w:t>
+      </w:r>
+      <w:r>
+        <w:t>pieces(s) of hardware</w:t>
+      </w:r>
+      <w:r>
+        <w:t xml:space="preserve"> to communicate with it’s user.</w:t>
+      </w:r>
+    </w:p>
+    <w:p>
+      <w:r>
+        <w:t>These could exist in radically different forms but they have to exist.</w:t>
+      </w:r>
+    </w:p>
+    <w:p>
+      <w:r>
+        <w:t>What was once vaccum tubes became transistors and what was once just few transistors became an IC and then Microprocessor</w:t>
+      </w:r>
+      <w:r>
+        <w:t>s</w:t>
+      </w:r>
+      <w:r>
+        <w:t>.In this layer you deal with micro architectures, soldering and etc.</w:t>
+      </w:r>
+    </w:p>
+    <w:p>
+      <w:r>
+        <w:t>To keep track of things numbers have always been the easiest way, hence we communicate with computers through them. Naturally having foundational understanding of numbers</w:t>
+      </w:r>
+      <w:r>
+        <w:t xml:space="preserve"> I’m gonna need to first re explain some common knowledge</w:t>
+      </w:r>
+      <w:r>
+        <w:t xml:space="preserve"> about them</w:t>
+      </w:r>
+      <w:r>
+        <w:t xml:space="preserve"> in a more powerful way that warms up your mind ready to understand things a lot easier from this point on.</w:t>
+      </w:r>
+      <w:r>
+        <w:t xml:space="preserve"> </w:t>
+      </w:r>
+    </w:p>
+    <w:p>
+      <w:pPr>
+        <w:pStyle w:val="Heading4"/>
+      </w:pPr>
+      <w:r>
         <w:lastRenderedPageBreak/>
-        <w:t>Comp</w:t>
-      </w:r>
-      <w:r>
-        <w:t>uters</w:t>
-      </w:r>
-    </w:p>
-    <w:p>
-      <w:r>
-        <w:t xml:space="preserve">Any tool </w:t>
-      </w:r>
-      <w:r>
-        <w:t>flexible enough to handle any kind</w:t>
-      </w:r>
-      <w:r>
-        <w:t xml:space="preserve"> of computing could be regarded as computer</w:t>
-      </w:r>
-      <w:r>
-        <w:t xml:space="preserve">. Obviously the scales, flexibility, speed and etc sensibly do differ from a computer to another based on which purpose or purposes they are prioritizing but ultimately, there are certain logically necessary conceptual roles that MUST </w:t>
-      </w:r>
-      <w:r>
-        <w:t xml:space="preserve">and do exist </w:t>
-      </w:r>
-      <w:r>
-        <w:t>in any computer</w:t>
-      </w:r>
-      <w:r>
-        <w:t>:</w:t>
-      </w:r>
-    </w:p>
-    <w:p>
-      <w:r>
-        <w:t>- Some piece</w:t>
-      </w:r>
-      <w:r>
-        <w:t>(s)</w:t>
-      </w:r>
-      <w:r>
-        <w:t xml:space="preserve"> of hardware to keep track of computations and data.</w:t>
-      </w:r>
-    </w:p>
-    <w:p>
-      <w:r>
-        <w:t>- Some piece</w:t>
-      </w:r>
-      <w:r>
-        <w:t>(s)</w:t>
-      </w:r>
-      <w:r>
-        <w:t xml:space="preserve"> of hardware to manage the data.</w:t>
-      </w:r>
-    </w:p>
-    <w:p>
-      <w:r>
-        <w:t>-</w:t>
-      </w:r>
-      <w:r>
-        <w:t xml:space="preserve"> Some </w:t>
-      </w:r>
-      <w:r>
-        <w:t>pieces(s) of hardware</w:t>
-      </w:r>
-      <w:r>
-        <w:t xml:space="preserve"> to communicate with it’s user.</w:t>
-      </w:r>
-    </w:p>
-    <w:p>
-      <w:r>
-        <w:t>These could exist in radically different forms but they have to exist.</w:t>
-      </w:r>
-    </w:p>
-    <w:p>
-      <w:r>
-        <w:t>What was once vaccum tubes became transistors and what was once just few transistors became an IC and then Microprocessor</w:t>
-      </w:r>
-      <w:r>
-        <w:t>s</w:t>
-      </w:r>
-      <w:r>
-        <w:t>.In this layer you deal with micro architectures, soldering and etc.</w:t>
-      </w:r>
-    </w:p>
-    <w:p>
-      <w:r>
-        <w:t>To keep track of things numbers have always been the easiest way, hence we communicate with computers through them. Naturally having foundational understanding of numbers</w:t>
-      </w:r>
-      <w:r>
-        <w:t xml:space="preserve"> I’m gonna need to first re explain some common knowledge</w:t>
-      </w:r>
-      <w:r>
-        <w:t xml:space="preserve"> about them</w:t>
-      </w:r>
-      <w:r>
-        <w:t xml:space="preserve"> in a more powerful way that warms up your mind ready to understand things a lot easier from this point on.</w:t>
-      </w:r>
-      <w:r>
-        <w:t xml:space="preserve"> </w:t>
-      </w:r>
-    </w:p>
-    <w:p>
-      <w:pPr>
-        <w:pStyle w:val="Heading4"/>
-      </w:pPr>
-      <w:r>
         <w:t>Unique Symbol Set</w:t>
       </w:r>
     </w:p>
@@ -1841,7 +1933,6 @@
     </w:p>
     <w:p>
       <w:r>
-        <w:lastRenderedPageBreak/>
         <w:t>E.g: UNSS_Decimal = {0,1,2,3,4,5,6,7,8,9}</w:t>
       </w:r>
     </w:p>
@@ -1974,16 +2065,13 @@
         <w:pStyle w:val="Heading6"/>
       </w:pPr>
       <w:r>
+        <w:lastRenderedPageBreak/>
         <w:t>The Standard Counting Convention</w:t>
       </w:r>
     </w:p>
     <w:p>
       <w:r>
-        <w:t xml:space="preserve">The Standard Counting Convention or TSCC is just one of the common conventions that we organize digits with. It’s the most commonly used DIOC in real life for dealing with numbers but not necessarily the only one or the end to them. TSCC as the name suggests evolved alongside humans as a way to make </w:t>
-      </w:r>
-      <w:r>
-        <w:lastRenderedPageBreak/>
-        <w:t xml:space="preserve">possession measurement easier. The main idea behind it is simple: We count based and in relativism to a established threshold or </w:t>
+        <w:t xml:space="preserve">The Standard Counting Convention or TSCC is just one of the common conventions that we organize digits with. It’s the most commonly used DIOC in real life for dealing with numbers but not necessarily the only one or the end to them. TSCC as the name suggests evolved alongside humans as a way to make possession measurement easier. The main idea behind it is simple: We count based and in relativism to a established threshold or </w:t>
       </w:r>
       <w:r>
         <w:rPr>
@@ -2167,6 +2255,7 @@
         <w:pStyle w:val="Heading6"/>
       </w:pPr>
       <w:r>
+        <w:lastRenderedPageBreak/>
         <w:t>The floating point convention</w:t>
       </w:r>
     </w:p>
@@ -2199,198 +2288,196 @@
       </w:r>
       <w:r>
         <w:br/>
-      </w:r>
+        <w:t xml:space="preserve">- </w:t>
+      </w:r>
+      <w:r>
+        <w:rPr>
+          <w:b/>
+          <w:bCs/>
+        </w:rPr>
+        <w:t>Possession Measurement</w:t>
+      </w:r>
+      <w:r>
+        <w:t>: To determine/measure  the amount we own/possess of something.( Measurement has 0 in it cause we could “have nothing)</w:t>
+      </w:r>
+    </w:p>
+    <w:p>
+      <w:r>
+        <w:t xml:space="preserve">- </w:t>
+      </w:r>
+      <w:r>
+        <w:rPr>
+          <w:b/>
+          <w:bCs/>
+        </w:rPr>
+        <w:t>Counting</w:t>
+      </w:r>
+      <w:r>
+        <w:t>: To determine how many of  1 existing object we have.</w:t>
+      </w:r>
+    </w:p>
+    <w:p>
+      <w:r>
+        <w:t xml:space="preserve">- </w:t>
+      </w:r>
+      <w:r>
+        <w:rPr>
+          <w:b/>
+          <w:bCs/>
+        </w:rPr>
+        <w:t>Calculations</w:t>
+      </w:r>
+      <w:r>
+        <w:t>: To keep track of changes.</w:t>
+      </w:r>
+    </w:p>
+    <w:p>
+      <w:r>
+        <w:t xml:space="preserve">- </w:t>
+      </w:r>
+      <w:r>
+        <w:rPr>
+          <w:b/>
+          <w:bCs/>
+        </w:rPr>
+        <w:t>Identification</w:t>
+      </w:r>
+      <w:r>
+        <w:t>: A number could be used to represent a unique possibility.</w:t>
+      </w:r>
+    </w:p>
+    <w:p>
+      <w:r>
+        <w:t>Digital logic is about at times using all these capabilities of numbers at times in parallel to their full extent to achieve and assist computations.</w:t>
+      </w:r>
+    </w:p>
+    <w:p>
+      <w:pPr>
+        <w:pStyle w:val="Heading6"/>
+      </w:pPr>
+      <w:r>
+        <w:t>Numeric Systems</w:t>
+      </w:r>
+    </w:p>
+    <w:p>
+      <w:r>
+        <w:t xml:space="preserve">The number of different possibilities/states a single digit can represent is set by it’s numeric system. A </w:t>
+      </w:r>
+      <w:r>
+        <w:rPr>
+          <w:b/>
+          <w:bCs/>
+        </w:rPr>
+        <w:t xml:space="preserve">numeric system defines UNSS and </w:t>
+      </w:r>
+      <w:r>
+        <w:rPr>
+          <w:b/>
+          <w:bCs/>
+        </w:rPr>
+        <w:t xml:space="preserve">the </w:t>
+      </w:r>
+      <w:r>
+        <w:rPr>
+          <w:b/>
+          <w:bCs/>
+        </w:rPr>
+        <w:t>numeric base</w:t>
+      </w:r>
+      <w:r>
+        <w:t xml:space="preserve">. Since in computers at the basic level we are really using numbers to measure the amount of  data that the components “possess” or “own”  we could also say the </w:t>
+      </w:r>
+      <w:r>
+        <w:rPr>
+          <w:b/>
+          <w:bCs/>
+        </w:rPr>
+        <w:t>Numeric System</w:t>
+      </w:r>
+      <w:r>
+        <w:rPr>
+          <w:b/>
+          <w:bCs/>
+        </w:rPr>
+        <w:t>s</w:t>
+      </w:r>
+      <w:r>
+        <w:rPr>
+          <w:b/>
+          <w:bCs/>
+        </w:rPr>
+        <w:t xml:space="preserve"> in</w:t>
+      </w:r>
+      <w:r>
+        <w:rPr>
+          <w:b/>
+          <w:bCs/>
+        </w:rPr>
+        <w:t xml:space="preserve"> </w:t>
+      </w:r>
+      <w:r>
+        <w:rPr>
+          <w:b/>
+          <w:bCs/>
+        </w:rPr>
+        <w:t xml:space="preserve">CS set </w:t>
+      </w:r>
+      <w:r>
+        <w:rPr>
+          <w:b/>
+          <w:bCs/>
+        </w:rPr>
+        <w:t>the</w:t>
+      </w:r>
+      <w:r>
+        <w:rPr>
+          <w:b/>
+          <w:bCs/>
+        </w:rPr>
+        <w:t xml:space="preserve"> threshold of the states of possession</w:t>
+      </w:r>
+      <w:r>
+        <w:rPr>
+          <w:b/>
+          <w:bCs/>
+        </w:rPr>
+        <w:t>/count of unique possibilities</w:t>
+      </w:r>
+      <w:r>
+        <w:rPr>
+          <w:b/>
+          <w:bCs/>
+        </w:rPr>
+        <w:t xml:space="preserve"> that a digit could </w:t>
+      </w:r>
+      <w:r>
+        <w:rPr>
+          <w:b/>
+          <w:bCs/>
+        </w:rPr>
+        <w:t xml:space="preserve">hold </w:t>
+      </w:r>
+      <w:r>
+        <w:rPr>
+          <w:b/>
+          <w:bCs/>
+        </w:rPr>
+        <w:t>(which we’ll call range count from this point on)</w:t>
+      </w:r>
+      <w:r>
+        <w:rPr>
+          <w:b/>
+          <w:bCs/>
+        </w:rPr>
+        <w:t xml:space="preserve"> </w:t>
+      </w:r>
+      <w:r>
+        <w:t>(yeah I know you probably understood nothing, but it  was just an extremely short and beautiful way to sum it up, it sounded so good).</w:t>
+      </w:r>
+    </w:p>
+    <w:p>
       <w:r>
         <w:lastRenderedPageBreak/>
-        <w:t xml:space="preserve">- </w:t>
-      </w:r>
-      <w:r>
-        <w:rPr>
-          <w:b/>
-          <w:bCs/>
-        </w:rPr>
-        <w:t>Possession Measurement</w:t>
-      </w:r>
-      <w:r>
-        <w:t>: To determine/measure  the amount we own/possess of something.( Measurement has 0 in it cause we could “have nothing)</w:t>
-      </w:r>
-    </w:p>
-    <w:p>
-      <w:r>
-        <w:t xml:space="preserve">- </w:t>
-      </w:r>
-      <w:r>
-        <w:rPr>
-          <w:b/>
-          <w:bCs/>
-        </w:rPr>
-        <w:t>Counting</w:t>
-      </w:r>
-      <w:r>
-        <w:t>: To determine how many of  1 existing object we have.</w:t>
-      </w:r>
-    </w:p>
-    <w:p>
-      <w:r>
-        <w:t xml:space="preserve">- </w:t>
-      </w:r>
-      <w:r>
-        <w:rPr>
-          <w:b/>
-          <w:bCs/>
-        </w:rPr>
-        <w:t>Calculations</w:t>
-      </w:r>
-      <w:r>
-        <w:t>: To keep track of changes.</w:t>
-      </w:r>
-    </w:p>
-    <w:p>
-      <w:r>
-        <w:t xml:space="preserve">- </w:t>
-      </w:r>
-      <w:r>
-        <w:rPr>
-          <w:b/>
-          <w:bCs/>
-        </w:rPr>
-        <w:t>Identification</w:t>
-      </w:r>
-      <w:r>
-        <w:t>: A number could be used to represent a unique possibility.</w:t>
-      </w:r>
-    </w:p>
-    <w:p>
-      <w:r>
-        <w:t>Digital logic is about at times using all these capabilities of numbers at times in parallel to their full extent to achieve and assist computations.</w:t>
-      </w:r>
-    </w:p>
-    <w:p>
-      <w:pPr>
-        <w:pStyle w:val="Heading6"/>
-      </w:pPr>
-      <w:r>
-        <w:t>Numeric Systems</w:t>
-      </w:r>
-    </w:p>
-    <w:p>
-      <w:r>
-        <w:t xml:space="preserve">The number of different possibilities/states a single digit can represent is set by it’s numeric system. A </w:t>
-      </w:r>
-      <w:r>
-        <w:rPr>
-          <w:b/>
-          <w:bCs/>
-        </w:rPr>
-        <w:t xml:space="preserve">numeric system defines UNSS and </w:t>
-      </w:r>
-      <w:r>
-        <w:rPr>
-          <w:b/>
-          <w:bCs/>
-        </w:rPr>
-        <w:t xml:space="preserve">the </w:t>
-      </w:r>
-      <w:r>
-        <w:rPr>
-          <w:b/>
-          <w:bCs/>
-        </w:rPr>
-        <w:t>numeric base</w:t>
-      </w:r>
-      <w:r>
-        <w:t xml:space="preserve">. Since in computers at the basic level we are really using numbers to measure the amount of  data that the components “possess” or “own”  we could also say the </w:t>
-      </w:r>
-      <w:r>
-        <w:rPr>
-          <w:b/>
-          <w:bCs/>
-        </w:rPr>
-        <w:t>Numeric System</w:t>
-      </w:r>
-      <w:r>
-        <w:rPr>
-          <w:b/>
-          <w:bCs/>
-        </w:rPr>
-        <w:t>s</w:t>
-      </w:r>
-      <w:r>
-        <w:rPr>
-          <w:b/>
-          <w:bCs/>
-        </w:rPr>
-        <w:t xml:space="preserve"> in</w:t>
-      </w:r>
-      <w:r>
-        <w:rPr>
-          <w:b/>
-          <w:bCs/>
-        </w:rPr>
-        <w:t xml:space="preserve"> </w:t>
-      </w:r>
-      <w:r>
-        <w:rPr>
-          <w:b/>
-          <w:bCs/>
-        </w:rPr>
-        <w:t xml:space="preserve">CS set </w:t>
-      </w:r>
-      <w:r>
-        <w:rPr>
-          <w:b/>
-          <w:bCs/>
-        </w:rPr>
-        <w:t>the</w:t>
-      </w:r>
-      <w:r>
-        <w:rPr>
-          <w:b/>
-          <w:bCs/>
-        </w:rPr>
-        <w:t xml:space="preserve"> threshold of the states of possession</w:t>
-      </w:r>
-      <w:r>
-        <w:rPr>
-          <w:b/>
-          <w:bCs/>
-        </w:rPr>
-        <w:t>/count of unique possibilities</w:t>
-      </w:r>
-      <w:r>
-        <w:rPr>
-          <w:b/>
-          <w:bCs/>
-        </w:rPr>
-        <w:t xml:space="preserve"> that a digit could </w:t>
-      </w:r>
-      <w:r>
-        <w:rPr>
-          <w:b/>
-          <w:bCs/>
-        </w:rPr>
-        <w:t xml:space="preserve">hold </w:t>
-      </w:r>
-      <w:r>
-        <w:rPr>
-          <w:b/>
-          <w:bCs/>
-        </w:rPr>
-        <w:t>(which we’ll call range count from this point on)</w:t>
-      </w:r>
-      <w:r>
-        <w:rPr>
-          <w:b/>
-          <w:bCs/>
-        </w:rPr>
-        <w:t xml:space="preserve"> </w:t>
-      </w:r>
-      <w:r>
-        <w:t>(yeah I know you probably understood nothing, but it  was just an extremely short and beautiful way to sum it up, it sounded so good).</w:t>
-      </w:r>
-    </w:p>
-    <w:p>
-      <w:r>
         <w:t xml:space="preserve">- For </w:t>
       </w:r>
       <w:r>
@@ -2473,7 +2560,6 @@
     </w:p>
     <w:p>
       <w:r>
-        <w:lastRenderedPageBreak/>
         <w:t>NOTE: Range count does NOT conceptually equal Base and it is possible to have and define numeric systems that have different range count and bases. They are usually the same because we start from zero in our common possession measurement usage of numbers (which is what we’ll be dealing with 99% of the times) but just to be sure the generic formula for calculating it is:</w:t>
       </w:r>
     </w:p>
@@ -2626,6 +2712,7 @@
     </w:p>
     <w:p>
       <w:r>
+        <w:lastRenderedPageBreak/>
         <w:t xml:space="preserve">As a result of the two statements above the </w:t>
       </w:r>
       <w:r>
@@ -2686,7 +2773,6 @@
         </w:numPr>
       </w:pPr>
       <w:r>
-        <w:lastRenderedPageBreak/>
         <w:t>Mega = 2</w:t>
       </w:r>
       <w:r>
@@ -2778,6 +2864,7 @@
         <w:pStyle w:val="Heading7"/>
       </w:pPr>
       <w:r>
+        <w:lastRenderedPageBreak/>
         <w:t>Value Equalization</w:t>
       </w:r>
     </w:p>
@@ -2840,7 +2927,6 @@
         <w:ind w:left="720"/>
       </w:pPr>
       <w:r>
-        <w:lastRenderedPageBreak/>
         <w:t xml:space="preserve">1- We sensibly divide the value to the target numeric system’s range count. </w:t>
       </w:r>
     </w:p>
@@ -2874,9 +2960,137 @@
     </w:p>
     <w:p>
       <w:pPr>
+        <w:rPr>
+          <w:b/>
+          <w:bCs/>
+          <w:color w:val="FFFF00"/>
+          <w:u w:val="single"/>
+        </w:rPr>
+      </w:pPr>
+      <w:r>
+        <w:rPr>
+          <w:b/>
+          <w:bCs/>
+          <w:color w:val="FFFF00"/>
+          <w:highlight w:val="red"/>
+          <w:u w:val="single"/>
+        </w:rPr>
+        <w:t>IN DECIMIAL TO HEXADECIMAL CONVERSION WE CANT USE THE “JUST REPLACE” THE COUNTER PART IN HEXADECIMAL NOTATION AS HEXA DECIMAL DIGITS COULD STILL POSSIBLY HAVE CAPACITY TO BE LEFT FOR F</w:t>
+      </w:r>
+      <w:r>
+        <w:rPr>
+          <w:b/>
+          <w:bCs/>
+          <w:color w:val="FFFF00"/>
+          <w:highlight w:val="red"/>
+          <w:u w:val="single"/>
+        </w:rPr>
+        <w:t>IL</w:t>
+      </w:r>
+      <w:r>
+        <w:rPr>
+          <w:b/>
+          <w:bCs/>
+          <w:color w:val="FFFF00"/>
+          <w:highlight w:val="red"/>
+          <w:u w:val="single"/>
+        </w:rPr>
+        <w:t>LING</w:t>
+      </w:r>
+      <w:r>
+        <w:rPr>
+          <w:b/>
+          <w:bCs/>
+          <w:color w:val="FFFF00"/>
+          <w:highlight w:val="red"/>
+          <w:u w:val="single"/>
+        </w:rPr>
+        <w:t>.</w:t>
+      </w:r>
+    </w:p>
+    <w:p>
+      <w:pPr>
+        <w:rPr>
+          <w:b/>
+          <w:bCs/>
+          <w:color w:val="FFFF00"/>
+        </w:rPr>
+      </w:pPr>
+      <w:r>
+        <w:rPr>
+          <w:b/>
+          <w:bCs/>
+          <w:color w:val="FFFF00"/>
+          <w:highlight w:val="red"/>
+          <w:u w:val="single"/>
+        </w:rPr>
+        <w:t xml:space="preserve">DURING BASE SAME BASE DIVISON IN NON DECIMAL NUMBERS WHERE THE DIGITS GO ABOVE 1 REMEMBER THE GOLDEN RULE OF </w:t>
+      </w:r>
+      <w:r>
+        <w:rPr>
+          <w:b/>
+          <w:bCs/>
+          <w:color w:val="FFFF00"/>
+          <w:highlight w:val="red"/>
+          <w:u w:val="single"/>
+        </w:rPr>
+        <w:t>“</w:t>
+      </w:r>
+      <w:r>
+        <w:rPr>
+          <w:b/>
+          <w:bCs/>
+          <w:color w:val="FFFF00"/>
+          <w:highlight w:val="red"/>
+          <w:u w:val="single"/>
+        </w:rPr>
+        <w:t xml:space="preserve">ONLY A FULFILLED </w:t>
+      </w:r>
+      <w:r>
+        <w:rPr>
+          <w:b/>
+          <w:bCs/>
+          <w:color w:val="FFFF00"/>
+          <w:highlight w:val="red"/>
+          <w:u w:val="single"/>
+        </w:rPr>
+        <w:t>CYCLE LEADS TO A CARRY”.</w:t>
+      </w:r>
+    </w:p>
+    <w:p>
+      <w:pPr>
+        <w:rPr>
+          <w:b/>
+          <w:bCs/>
+          <w:color w:val="FFFF00"/>
+          <w:u w:val="single"/>
+        </w:rPr>
+      </w:pPr>
+      <w:r>
+        <w:rPr>
+          <w:b/>
+          <w:bCs/>
+          <w:color w:val="000000" w:themeColor="text1"/>
+          <w:u w:val="single"/>
+        </w:rPr>
+        <w:t xml:space="preserve"> </w:t>
+      </w:r>
+      <w:r>
+        <w:rPr>
+          <w:b/>
+          <w:bCs/>
+          <w:color w:val="FFFF00"/>
+          <w:u w:val="single"/>
+        </w:rPr>
+        <w:t xml:space="preserve">                                                                                                                          </w:t>
+      </w:r>
+    </w:p>
+    <w:p>
+      <w:pPr>
         <w:pStyle w:val="Heading6"/>
       </w:pPr>
       <w:r>
+        <w:lastRenderedPageBreak/>
         <w:t>Complements</w:t>
       </w:r>
     </w:p>
@@ -2955,42 +3169,39 @@
         <w:t>Signed and unsigned floating point numbers</w:t>
       </w:r>
     </w:p>
+    <w:p>
+      <w:pPr>
+        <w:pStyle w:val="Heading7"/>
+      </w:pPr>
+      <w:r>
+        <w:t>Signed and Unsigned floating point</w:t>
+      </w:r>
+    </w:p>
+    <w:p>
+      <w:r>
+        <w:t>[sign][Mantissa]e[Exponent]</w:t>
+      </w:r>
+    </w:p>
+    <w:p>
+      <w:r>
+        <w:t>The number of bits for mantissa and exponent are fixed.</w:t>
+      </w:r>
+    </w:p>
+    <w:p>
+      <w:pPr>
+        <w:pStyle w:val="Heading4"/>
+      </w:pPr>
+      <w:r>
+        <w:t>Vaccum Tubes</w:t>
+      </w:r>
+    </w:p>
     <w:p/>
-    <w:p/>
-    <w:p/>
-    <w:p>
-      <w:pPr>
-        <w:pStyle w:val="Heading7"/>
+    <w:p>
+      <w:pPr>
+        <w:pStyle w:val="Heading4"/>
       </w:pPr>
       <w:r>
         <w:lastRenderedPageBreak/>
-        <w:t>Signed and Unsigned floating point</w:t>
-      </w:r>
-    </w:p>
-    <w:p>
-      <w:r>
-        <w:t>[sign][Mantissa]e[Exponent]</w:t>
-      </w:r>
-    </w:p>
-    <w:p>
-      <w:r>
-        <w:t>The number of bits for mantissa and exponent are fixed.</w:t>
-      </w:r>
-    </w:p>
-    <w:p>
-      <w:pPr>
-        <w:pStyle w:val="Heading4"/>
-      </w:pPr>
-      <w:r>
-        <w:t>Vaccum Tubes</w:t>
-      </w:r>
-    </w:p>
-    <w:p/>
-    <w:p>
-      <w:pPr>
-        <w:pStyle w:val="Heading4"/>
-      </w:pPr>
-      <w:r>
         <w:t>Transistors</w:t>
       </w:r>
     </w:p>
@@ -3026,7 +3237,6 @@
         <w:pStyle w:val="Heading4"/>
       </w:pPr>
       <w:r>
-        <w:lastRenderedPageBreak/>
         <w:t>I/O</w:t>
       </w:r>
     </w:p>
@@ -3063,6 +3273,7 @@
         <w:pStyle w:val="Heading4"/>
       </w:pPr>
       <w:r>
+        <w:lastRenderedPageBreak/>
         <w:t>Controller</w:t>
       </w:r>
     </w:p>
@@ -3135,338 +3346,6 @@
         <w:pStyle w:val="Heading4"/>
       </w:pPr>
       <w:r>
-        <w:lastRenderedPageBreak/>
-        <w:t>ISA</w:t>
-      </w:r>
-    </w:p>
-    <w:p>
-      <w:pPr>
-        <w:pStyle w:val="IntenseQuote"/>
-      </w:pPr>
-      <w:r>
-        <w:t>Processors operates based on a simple instruction set architecture AKA (ISA).</w:t>
-      </w:r>
-    </w:p>
-    <w:p/>
-    <w:p>
-      <w:pPr>
-        <w:pStyle w:val="Heading4"/>
-      </w:pPr>
-      <w:r>
-        <w:t>Micro Processors</w:t>
-      </w:r>
-    </w:p>
-    <w:p>
-      <w:pPr>
-        <w:pStyle w:val="IntenseQuote"/>
-      </w:pPr>
-      <w:r>
-        <w:t>CPUs basic operations are always in one of these groups:</w:t>
-      </w:r>
-    </w:p>
-    <w:p>
-      <w:pPr>
-        <w:pStyle w:val="IntenseQuote"/>
-      </w:pPr>
-      <w:r>
-        <w:t>Load: Copy byte/word from memory to CPU register,overwtiring previous val.</w:t>
-      </w:r>
-    </w:p>
-    <w:p>
-      <w:pPr>
-        <w:pStyle w:val="IntenseQuote"/>
-      </w:pPr>
-      <w:r>
-        <w:t>Store: Copy byte/word from register to memory.</w:t>
-      </w:r>
-    </w:p>
-    <w:p>
-      <w:pPr>
-        <w:pStyle w:val="IntenseQuote"/>
-      </w:pPr>
-      <w:r>
-        <w:t xml:space="preserve">Operate: Copy contents of two register to </w:t>
-      </w:r>
-      <w:r>
-        <w:rPr>
-          <w:u w:val="single"/>
-        </w:rPr>
-        <w:t>ALU</w:t>
-      </w:r>
-      <w:r>
-        <w:t xml:space="preserve">  to perform an arithmetic operation and then store the result in a register overwriting it’s previous value.</w:t>
-      </w:r>
-    </w:p>
-    <w:p>
-      <w:pPr>
-        <w:pStyle w:val="IntenseQuote"/>
-      </w:pPr>
-      <w:r>
-        <w:lastRenderedPageBreak/>
-        <w:t>Jump: Extract word from the instruction itself and copy it into program counter. Overwriting previous val.</w:t>
-      </w:r>
-      <w:r>
-        <w:rPr>
-          <w:b/>
-          <w:bCs/>
-          <w:i w:val="0"/>
-          <w:iCs w:val="0"/>
-          <w:caps/>
-        </w:rPr>
-        <w:t xml:space="preserve"> </w:t>
-      </w:r>
-      <w:r>
-        <w:rPr>
-          <w:b/>
-          <w:bCs/>
-          <w:i w:val="0"/>
-          <w:iCs w:val="0"/>
-          <w:caps/>
-        </w:rPr>
-        <w:t>Computer Systems  A Programmer’s perspective</w:t>
-      </w:r>
-    </w:p>
-    <w:p/>
-    <w:p>
-      <w:pPr>
-        <w:pStyle w:val="IntenseQuote"/>
-        <w:rPr>
-          <w:b/>
-          <w:bCs/>
-          <w:i w:val="0"/>
-          <w:iCs w:val="0"/>
-          <w:caps/>
-        </w:rPr>
-      </w:pPr>
-      <w:r>
-        <w:t>They execute machine instructions they get from a memory. They have a word size storage device (register) called program counter (PC) pointing tat the address of machine instruction in their memory. The processor reads instruction from pc and interprets and does the operations.</w:t>
-      </w:r>
-      <w:r>
-        <w:rPr>
-          <w:b/>
-          <w:bCs/>
-          <w:i w:val="0"/>
-          <w:iCs w:val="0"/>
-          <w:caps/>
-        </w:rPr>
-        <w:t xml:space="preserve"> </w:t>
-      </w:r>
-      <w:r>
-        <w:rPr>
-          <w:b/>
-          <w:bCs/>
-          <w:i w:val="0"/>
-          <w:iCs w:val="0"/>
-          <w:caps/>
-        </w:rPr>
-        <w:t>Computer Systems  A Programmer’s perspective</w:t>
-      </w:r>
-    </w:p>
-    <w:p>
-      <w:pPr>
-        <w:pStyle w:val="Heading4"/>
-      </w:pPr>
-      <w:r>
-        <w:lastRenderedPageBreak/>
-        <w:t>Registers</w:t>
-      </w:r>
-    </w:p>
-    <w:p>
-      <w:pPr>
-        <w:pStyle w:val="Heading4"/>
-      </w:pPr>
-      <w:r>
-        <w:t>Register File</w:t>
-      </w:r>
-    </w:p>
-    <w:p>
-      <w:pPr>
-        <w:pStyle w:val="IntenseQuote"/>
-        <w:rPr>
-          <w:b/>
-          <w:bCs/>
-          <w:i w:val="0"/>
-          <w:iCs w:val="0"/>
-          <w:caps/>
-        </w:rPr>
-      </w:pPr>
-      <w:r>
-        <w:t xml:space="preserve">Register file is a small collection of word size registers, each with its own unique name. </w:t>
-      </w:r>
-      <w:r>
-        <w:rPr>
-          <w:b/>
-          <w:bCs/>
-          <w:i w:val="0"/>
-          <w:iCs w:val="0"/>
-          <w:caps/>
-        </w:rPr>
-        <w:t>Computer Systems  A Programmer’s perspective</w:t>
-      </w:r>
-    </w:p>
-    <w:p>
-      <w:pPr>
-        <w:pStyle w:val="Heading4"/>
-      </w:pPr>
-      <w:r>
-        <w:t>Cache</w:t>
-      </w:r>
-    </w:p>
-    <w:p>
-      <w:pPr>
-        <w:pStyle w:val="IntenseQuote"/>
-        <w:rPr>
-          <w:b/>
-          <w:bCs/>
-          <w:i w:val="0"/>
-          <w:iCs w:val="0"/>
-          <w:caps/>
-        </w:rPr>
-      </w:pPr>
-      <w:r>
-        <w:t>They serve as temporary staging areas for the information likely to be needed in near future.</w:t>
-      </w:r>
-      <w:r>
-        <w:rPr>
-          <w:b/>
-          <w:bCs/>
-          <w:i w:val="0"/>
-          <w:iCs w:val="0"/>
-          <w:caps/>
-        </w:rPr>
-        <w:t xml:space="preserve"> </w:t>
-      </w:r>
-      <w:r>
-        <w:rPr>
-          <w:b/>
-          <w:bCs/>
-          <w:i w:val="0"/>
-          <w:iCs w:val="0"/>
-          <w:caps/>
-        </w:rPr>
-        <w:t>Computer Systems  A Programmer’s perspective</w:t>
-      </w:r>
-    </w:p>
-    <w:p>
-      <w:pPr>
-        <w:pStyle w:val="Heading5"/>
-      </w:pPr>
-      <w:r>
-        <w:lastRenderedPageBreak/>
-        <w:t>L1 Cache</w:t>
-      </w:r>
-    </w:p>
-    <w:p>
-      <w:pPr>
-        <w:pStyle w:val="IntenseQuote"/>
-      </w:pPr>
-      <w:r>
-        <w:t xml:space="preserve">L1 Cache on processor chip holds </w:t>
-      </w:r>
-      <w:r>
-        <w:rPr>
-          <w:u w:val="single"/>
-        </w:rPr>
-        <w:t>tens of thousands</w:t>
-      </w:r>
-      <w:r>
-        <w:t xml:space="preserve"> of bytes and can be accessed nearly as fast as the register file.</w:t>
-      </w:r>
-    </w:p>
-    <w:p>
-      <w:pPr>
-        <w:pStyle w:val="Heading5"/>
-      </w:pPr>
-      <w:r>
-        <w:t>L2 Cache</w:t>
-      </w:r>
-    </w:p>
-    <w:p>
-      <w:pPr>
-        <w:pStyle w:val="IntenseQuote"/>
-      </w:pPr>
-      <w:r>
-        <w:t xml:space="preserve">L2 Cache holds hundreds of thousands to millions of bytes and is connected to the processor by a special bus. Accessing it is 5 times slower than L1 but still 5 to 10 times faster than memory.L1 and L2 caches use a  hardware technology called Static Random Access Memory or SRAM for their implementation. </w:t>
-      </w:r>
-    </w:p>
-    <w:p>
-      <w:pPr>
-        <w:pStyle w:val="Heading4"/>
-      </w:pPr>
-      <w:r>
-        <w:t>ALU</w:t>
-      </w:r>
-    </w:p>
-    <w:p>
-      <w:pPr>
-        <w:pStyle w:val="IntenseQuote"/>
-      </w:pPr>
-      <w:r>
-        <w:t>The ALU computes new data and address values</w:t>
-      </w:r>
-    </w:p>
-    <w:p/>
-    <w:p>
-      <w:pPr>
-        <w:pStyle w:val="Heading4"/>
-      </w:pPr>
-      <w:r>
-        <w:lastRenderedPageBreak/>
-        <w:t>Micro Computers</w:t>
-      </w:r>
-    </w:p>
-    <w:p/>
-    <w:p>
-      <w:pPr>
-        <w:pStyle w:val="Heading4"/>
-      </w:pPr>
-      <w:r>
-        <w:t>Micro Architecture</w:t>
-      </w:r>
-    </w:p>
-    <w:p>
-      <w:pPr>
-        <w:pStyle w:val="IntenseQuote"/>
-      </w:pPr>
-      <w:r>
-        <w:t>Defines the actual implementation of the processor and it’s ISA</w:t>
-      </w:r>
-      <w:r>
-        <w:rPr>
-          <w:b/>
-          <w:bCs/>
-          <w:i w:val="0"/>
-          <w:iCs w:val="0"/>
-          <w:caps/>
-        </w:rPr>
-        <w:t xml:space="preserve"> </w:t>
-      </w:r>
-      <w:r>
-        <w:rPr>
-          <w:b/>
-          <w:bCs/>
-          <w:i w:val="0"/>
-          <w:iCs w:val="0"/>
-          <w:caps/>
-        </w:rPr>
-        <w:t>.</w:t>
-      </w:r>
-      <w:r>
-        <w:rPr>
-          <w:b/>
-          <w:bCs/>
-          <w:i w:val="0"/>
-          <w:iCs w:val="0"/>
-          <w:caps/>
-        </w:rPr>
-        <w:t>Computer Systems  A Programmer’s perspective</w:t>
-      </w:r>
-    </w:p>
-    <w:p>
-      <w:pPr>
-        <w:pStyle w:val="Heading4"/>
-      </w:pPr>
-      <w:r>
         <w:t>Endianness</w:t>
       </w:r>
     </w:p>
@@ -3487,7 +3366,7 @@
           <w:b/>
           <w:bCs/>
         </w:rPr>
-        <w:t>It’s used to indicate the load direction of the sequence of input bytes that fulfill our n-byted buffers</w:t>
+        <w:t>It’s used to indicate the load direction of the sequence of input multi byte values that fulfill our n-byted buffers</w:t>
       </w:r>
       <w:r>
         <w:rPr>
@@ -3549,7 +3428,7 @@
           <w:b/>
           <w:bCs/>
         </w:rPr>
-        <w:t>(Big Endian)</w:t>
+        <w:t>(Big Endian or Most Significant Byte or MSB)</w:t>
       </w:r>
     </w:p>
     <w:p>
@@ -3584,6 +3463,7 @@
           <w:b/>
           <w:bCs/>
         </w:rPr>
+        <w:lastRenderedPageBreak/>
         <w:t xml:space="preserve">the nth memory byte given to them backward </w:t>
       </w:r>
       <w:r>
@@ -3591,7 +3471,33 @@
           <w:b/>
           <w:bCs/>
         </w:rPr>
-        <w:t>(Little Endian)</w:t>
+        <w:t>(Little Endian or Least Significant Byte or LSB)</w:t>
+      </w:r>
+    </w:p>
+    <w:p>
+      <w:pPr>
+        <w:pStyle w:val="IntenseQuote"/>
+        <w:rPr>
+          <w:b/>
+          <w:bCs/>
+          <w:i w:val="0"/>
+          <w:iCs w:val="0"/>
+        </w:rPr>
+      </w:pPr>
+      <w:r>
+        <w:t>Many recent microprocessor chips are bi-endian</w:t>
+      </w:r>
+      <w:r>
+        <w:t>.</w:t>
+      </w:r>
+      <w:r>
+        <w:rPr>
+          <w:b/>
+          <w:bCs/>
+          <w:i w:val="0"/>
+          <w:iCs w:val="0"/>
+        </w:rPr>
+        <w:t>COMPUTER SYSTEMS A PROGRAMMER’S PERSPECTIVE</w:t>
       </w:r>
     </w:p>
     <w:p>
@@ -3604,8 +3510,49 @@
         <w:pStyle w:val="Heading4"/>
       </w:pPr>
       <w:r>
+        <w:t>ISA</w:t>
+      </w:r>
+    </w:p>
+    <w:p>
+      <w:pPr>
+        <w:pStyle w:val="IntenseQuote"/>
+      </w:pPr>
+      <w:r>
+        <w:t>Processors operates based on a simple instruction set architecture AKA (ISA).</w:t>
+      </w:r>
+    </w:p>
+    <w:p/>
+    <w:p>
+      <w:pPr>
+        <w:pStyle w:val="Heading4"/>
+      </w:pPr>
+      <w:r>
+        <w:t>Micro Processors</w:t>
+      </w:r>
+    </w:p>
+    <w:p>
+      <w:pPr>
+        <w:pStyle w:val="IntenseQuote"/>
+      </w:pPr>
+      <w:r>
+        <w:t>CPUs basic operations are always in one of these groups:</w:t>
+      </w:r>
+    </w:p>
+    <w:p>
+      <w:pPr>
+        <w:pStyle w:val="IntenseQuote"/>
+      </w:pPr>
+      <w:r>
+        <w:t>Load: Copy byte/word from memory to CPU register,overwtiring previous val.</w:t>
+      </w:r>
+    </w:p>
+    <w:p>
+      <w:pPr>
+        <w:pStyle w:val="IntenseQuote"/>
+      </w:pPr>
+      <w:r>
         <w:lastRenderedPageBreak/>
-        <w:t>Main Memory</w:t>
+        <w:t>Store: Copy byte/word from register to memory.</w:t>
       </w:r>
     </w:p>
     <w:p>
@@ -3613,7 +3560,24 @@
         <w:pStyle w:val="IntenseQuote"/>
       </w:pPr>
       <w:r>
-        <w:t>A temporary storage device that holds both a program and the data it manipulates while the processor is executing the program, it physically consists of a collection of dynamic random access memory (DRAM) chips.</w:t>
+        <w:t xml:space="preserve">Operate: Copy contents of two register to </w:t>
+      </w:r>
+      <w:r>
+        <w:rPr>
+          <w:u w:val="single"/>
+        </w:rPr>
+        <w:t>ALU</w:t>
+      </w:r>
+      <w:r>
+        <w:t xml:space="preserve">  to perform an arithmetic operation and then store the result in a register overwriting it’s previous value.</w:t>
+      </w:r>
+    </w:p>
+    <w:p>
+      <w:pPr>
+        <w:pStyle w:val="IntenseQuote"/>
+      </w:pPr>
+      <w:r>
+        <w:t>Jump: Extract word from the instruction itself and copy it into program counter. Overwriting previous val.</w:t>
       </w:r>
       <w:r>
         <w:rPr>
@@ -3636,129 +3600,7 @@
         <w:t>Computer Systems  A Programmer’s perspective</w:t>
       </w:r>
     </w:p>
-    <w:p>
-      <w:pPr>
-        <w:spacing w:line="259" w:lineRule="auto"/>
-      </w:pPr>
-    </w:p>
-    <w:p>
-      <w:pPr>
-        <w:spacing w:line="259" w:lineRule="auto"/>
-      </w:pPr>
-    </w:p>
-    <w:p>
-      <w:pPr>
-        <w:spacing w:line="259" w:lineRule="auto"/>
-      </w:pPr>
-    </w:p>
-    <w:p>
-      <w:pPr>
-        <w:spacing w:line="259" w:lineRule="auto"/>
-      </w:pPr>
-    </w:p>
-    <w:p>
-      <w:pPr>
-        <w:spacing w:line="259" w:lineRule="auto"/>
-      </w:pPr>
-    </w:p>
-    <w:p>
-      <w:pPr>
-        <w:spacing w:line="259" w:lineRule="auto"/>
-      </w:pPr>
-    </w:p>
-    <w:p>
-      <w:pPr>
-        <w:spacing w:line="259" w:lineRule="auto"/>
-      </w:pPr>
-    </w:p>
-    <w:p>
-      <w:pPr>
-        <w:spacing w:line="259" w:lineRule="auto"/>
-      </w:pPr>
-    </w:p>
     <w:p/>
-    <w:p>
-      <w:pPr>
-        <w:pStyle w:val="Heading3"/>
-      </w:pPr>
-      <w:r>
-        <w:t>The APIs</w:t>
-      </w:r>
-    </w:p>
-    <w:p>
-      <w:r>
-        <w:t>Your programmer at the lowest level is your PCB or Solder.</w:t>
-      </w:r>
-    </w:p>
-    <w:p>
-      <w:pPr>
-        <w:pStyle w:val="Heading3"/>
-      </w:pPr>
-      <w:r>
-        <w:lastRenderedPageBreak/>
-        <w:t>The Programs</w:t>
-      </w:r>
-    </w:p>
-    <w:p>
-      <w:pPr>
-        <w:pStyle w:val="Heading4"/>
-      </w:pPr>
-      <w:r>
-        <w:t>Voltage</w:t>
-      </w:r>
-      <w:r>
-        <w:t>(</w:t>
-      </w:r>
-      <w:r>
-        <w:t>s</w:t>
-      </w:r>
-      <w:r>
-        <w:t>)</w:t>
-      </w:r>
-    </w:p>
-    <w:p/>
-    <w:p>
-      <w:pPr>
-        <w:pStyle w:val="Heading4"/>
-      </w:pPr>
-      <w:r>
-        <w:t>Firmware</w:t>
-      </w:r>
-      <w:r>
-        <w:t>(s)</w:t>
-      </w:r>
-    </w:p>
-    <w:p/>
-    <w:p>
-      <w:pPr>
-        <w:pStyle w:val="Heading4"/>
-      </w:pPr>
-      <w:r>
-        <w:t>BIOS</w:t>
-      </w:r>
-      <w:r>
-        <w:t>(s)</w:t>
-      </w:r>
-    </w:p>
-    <w:p>
-      <w:pPr>
-        <w:pStyle w:val="Heading4"/>
-      </w:pPr>
-      <w:r>
-        <w:t>OS</w:t>
-      </w:r>
-      <w:r>
-        <w:t>(s)</w:t>
-      </w:r>
-    </w:p>
-    <w:p>
-      <w:pPr>
-        <w:pStyle w:val="Heading5"/>
-      </w:pPr>
-      <w:r>
-        <w:t>Flow of Apps in modern systems</w:t>
-      </w:r>
-    </w:p>
     <w:p>
       <w:pPr>
         <w:pStyle w:val="IntenseQuote"/>
@@ -3771,7 +3613,7 @@
         </w:rPr>
       </w:pPr>
       <w:r>
-        <w:t>The machine instructions for an app are originally stored on disk. When program is loaded, they are copied to main memory, as the processor runs the program, instructions are copied from main memory into the processor.</w:t>
+        <w:t>They execute machine instructions they get from a memory. They have a word size storage device (register) called program counter (PC) pointing tat the address of machine instruction in their memory. The processor reads instruction from pc and interprets and does the operations.</w:t>
       </w:r>
       <w:r>
         <w:rPr>
@@ -3794,11 +3636,660 @@
         <w:t>Computer Systems  A Programmer’s perspective</w:t>
       </w:r>
     </w:p>
+    <w:p>
+      <w:pPr>
+        <w:pStyle w:val="Heading5"/>
+      </w:pPr>
+      <w:r>
+        <w:lastRenderedPageBreak/>
+        <w:t>ISAs</w:t>
+      </w:r>
+    </w:p>
+    <w:p>
+      <w:pPr>
+        <w:pStyle w:val="Heading6"/>
+      </w:pPr>
+      <w:r>
+        <w:t>ARM</w:t>
+      </w:r>
+    </w:p>
+    <w:p>
+      <w:r>
+        <w:t>The ARM processors are usually bi – endian.</w:t>
+      </w:r>
+    </w:p>
+    <w:p>
+      <w:pPr>
+        <w:pStyle w:val="IntenseQuote"/>
+        <w:rPr>
+          <w:b/>
+          <w:bCs/>
+          <w:i w:val="0"/>
+          <w:iCs w:val="0"/>
+          <w:caps/>
+        </w:rPr>
+      </w:pPr>
+      <w:r>
+        <w:t>ARM microprocessors, used in many cell phones, have hardware that can operate in either little-or big-endian mode, but the two most common operating systems for these chips-Android (from Google) and IOS (from Apple)---0perate only in little-endian mode.</w:t>
+      </w:r>
+      <w:r>
+        <w:rPr>
+          <w:b/>
+          <w:bCs/>
+          <w:i w:val="0"/>
+          <w:iCs w:val="0"/>
+          <w:caps/>
+        </w:rPr>
+        <w:t xml:space="preserve"> </w:t>
+      </w:r>
+      <w:r>
+        <w:rPr>
+          <w:b/>
+          <w:bCs/>
+          <w:i w:val="0"/>
+          <w:iCs w:val="0"/>
+          <w:caps/>
+        </w:rPr>
+        <w:t>Computer Systems  A Programmer’s perspective</w:t>
+      </w:r>
+    </w:p>
+    <w:p>
+      <w:pPr>
+        <w:pStyle w:val="Heading6"/>
+      </w:pPr>
+      <w:r>
+        <w:t>Intel</w:t>
+      </w:r>
+    </w:p>
+    <w:p>
+      <w:pPr>
+        <w:pStyle w:val="IntenseQuote"/>
+      </w:pPr>
+      <w:r>
+        <w:t>Most Intel-compatible machines operate exclusively in little-endian mode. On the other hand, most machines from IBM and O</w:t>
+      </w:r>
+      <w:r>
+        <w:t>r</w:t>
+      </w:r>
+      <w:r>
+        <w:t>acle (arising from their acquisition of Sun Microsystems in 2010) operate in big-endian mode.</w:t>
+      </w:r>
+      <w:r>
+        <w:t xml:space="preserve"> </w:t>
+      </w:r>
+      <w:r>
+        <w:rPr>
+          <w:b/>
+          <w:bCs/>
+          <w:i w:val="0"/>
+          <w:iCs w:val="0"/>
+        </w:rPr>
+        <w:t>COMPUTER SYSTEMS A PROGRAMMER’S PERSPECTIVE</w:t>
+      </w:r>
+    </w:p>
+    <w:p>
+      <w:pPr>
+        <w:pStyle w:val="Heading4"/>
+      </w:pPr>
+      <w:r>
+        <w:lastRenderedPageBreak/>
+        <w:t>Registers</w:t>
+      </w:r>
+    </w:p>
+    <w:p>
+      <w:pPr>
+        <w:pStyle w:val="Heading4"/>
+      </w:pPr>
+      <w:r>
+        <w:t>Register File</w:t>
+      </w:r>
+    </w:p>
+    <w:p>
+      <w:pPr>
+        <w:pStyle w:val="IntenseQuote"/>
+        <w:rPr>
+          <w:b/>
+          <w:bCs/>
+          <w:i w:val="0"/>
+          <w:iCs w:val="0"/>
+          <w:caps/>
+        </w:rPr>
+      </w:pPr>
+      <w:r>
+        <w:t xml:space="preserve">Register file is a small collection of word size registers, each with its own unique name. </w:t>
+      </w:r>
+      <w:r>
+        <w:rPr>
+          <w:b/>
+          <w:bCs/>
+          <w:i w:val="0"/>
+          <w:iCs w:val="0"/>
+          <w:caps/>
+        </w:rPr>
+        <w:t>Computer Systems  A Programmer’s perspective</w:t>
+      </w:r>
+    </w:p>
+    <w:p>
+      <w:pPr>
+        <w:pStyle w:val="Heading4"/>
+      </w:pPr>
+      <w:r>
+        <w:t>Cache</w:t>
+      </w:r>
+    </w:p>
+    <w:p>
+      <w:pPr>
+        <w:pStyle w:val="IntenseQuote"/>
+        <w:rPr>
+          <w:b/>
+          <w:bCs/>
+          <w:i w:val="0"/>
+          <w:iCs w:val="0"/>
+          <w:caps/>
+        </w:rPr>
+      </w:pPr>
+      <w:r>
+        <w:t>They serve as temporary staging areas for the information likely to be needed in near future.</w:t>
+      </w:r>
+      <w:r>
+        <w:rPr>
+          <w:b/>
+          <w:bCs/>
+          <w:i w:val="0"/>
+          <w:iCs w:val="0"/>
+          <w:caps/>
+        </w:rPr>
+        <w:t xml:space="preserve"> </w:t>
+      </w:r>
+      <w:r>
+        <w:rPr>
+          <w:b/>
+          <w:bCs/>
+          <w:i w:val="0"/>
+          <w:iCs w:val="0"/>
+          <w:caps/>
+        </w:rPr>
+        <w:t>Computer Systems  A Programmer’s perspective</w:t>
+      </w:r>
+    </w:p>
+    <w:p/>
+    <w:p>
+      <w:pPr>
+        <w:pStyle w:val="Heading5"/>
+      </w:pPr>
+      <w:r>
+        <w:lastRenderedPageBreak/>
+        <w:t>L1 Cache</w:t>
+      </w:r>
+    </w:p>
+    <w:p>
+      <w:pPr>
+        <w:pStyle w:val="IntenseQuote"/>
+      </w:pPr>
+      <w:r>
+        <w:t xml:space="preserve">L1 Cache on processor chip holds </w:t>
+      </w:r>
+      <w:r>
+        <w:rPr>
+          <w:u w:val="single"/>
+        </w:rPr>
+        <w:t>tens of thousands</w:t>
+      </w:r>
+      <w:r>
+        <w:t xml:space="preserve"> of bytes and can be accessed nearly as fast as the register file.</w:t>
+      </w:r>
+    </w:p>
+    <w:p>
+      <w:pPr>
+        <w:pStyle w:val="Heading5"/>
+      </w:pPr>
+      <w:r>
+        <w:t>L2 Cache</w:t>
+      </w:r>
+    </w:p>
+    <w:p>
+      <w:pPr>
+        <w:pStyle w:val="IntenseQuote"/>
+      </w:pPr>
+      <w:r>
+        <w:t xml:space="preserve">L2 Cache holds hundreds of thousands to millions of bytes and is connected to the processor by a special bus. Accessing it is 5 times slower than L1 but still 5 to 10 times faster than memory.L1 and L2 caches use a  hardware technology called Static Random Access Memory or SRAM for their implementation. </w:t>
+      </w:r>
+    </w:p>
+    <w:p>
+      <w:pPr>
+        <w:pStyle w:val="Heading4"/>
+      </w:pPr>
+      <w:r>
+        <w:t>ALU</w:t>
+      </w:r>
+    </w:p>
+    <w:p>
+      <w:pPr>
+        <w:pStyle w:val="IntenseQuote"/>
+      </w:pPr>
+      <w:r>
+        <w:t>The ALU computes new data and address values</w:t>
+      </w:r>
+    </w:p>
+    <w:p/>
+    <w:p>
+      <w:pPr>
+        <w:pStyle w:val="Heading4"/>
+      </w:pPr>
+      <w:r>
+        <w:lastRenderedPageBreak/>
+        <w:t>Micro Architecture</w:t>
+      </w:r>
+    </w:p>
+    <w:p>
+      <w:pPr>
+        <w:pStyle w:val="IntenseQuote"/>
+      </w:pPr>
+      <w:r>
+        <w:t>Defines the actual implementation of the processor and it’s ISA</w:t>
+      </w:r>
+      <w:r>
+        <w:rPr>
+          <w:b/>
+          <w:bCs/>
+          <w:i w:val="0"/>
+          <w:iCs w:val="0"/>
+          <w:caps/>
+        </w:rPr>
+        <w:t xml:space="preserve"> </w:t>
+      </w:r>
+      <w:r>
+        <w:rPr>
+          <w:b/>
+          <w:bCs/>
+          <w:i w:val="0"/>
+          <w:iCs w:val="0"/>
+          <w:caps/>
+        </w:rPr>
+        <w:t>.</w:t>
+      </w:r>
+      <w:r>
+        <w:rPr>
+          <w:b/>
+          <w:bCs/>
+          <w:i w:val="0"/>
+          <w:iCs w:val="0"/>
+          <w:caps/>
+        </w:rPr>
+        <w:t>Computer Systems  A Programmer’s perspective</w:t>
+      </w:r>
+    </w:p>
+    <w:p>
+      <w:pPr>
+        <w:pStyle w:val="Heading4"/>
+      </w:pPr>
+      <w:r>
+        <w:t>Main Memory</w:t>
+      </w:r>
+    </w:p>
+    <w:p>
+      <w:pPr>
+        <w:pStyle w:val="IntenseQuote"/>
+      </w:pPr>
+      <w:r>
+        <w:t>A temporary storage device that holds both a program and the data it manipulates while the processor is executing the program, it physically consists of a collection of dynamic random access memory (DRAM) chips.</w:t>
+      </w:r>
+      <w:r>
+        <w:rPr>
+          <w:b/>
+          <w:bCs/>
+          <w:i w:val="0"/>
+          <w:iCs w:val="0"/>
+          <w:caps/>
+        </w:rPr>
+        <w:t xml:space="preserve"> </w:t>
+      </w:r>
+      <w:r>
+        <w:rPr>
+          <w:b/>
+          <w:bCs/>
+          <w:i w:val="0"/>
+          <w:iCs w:val="0"/>
+          <w:caps/>
+        </w:rPr>
+        <w:t>Computer Systems  A Programmer’s perspective</w:t>
+      </w:r>
+    </w:p>
+    <w:p>
+      <w:pPr>
+        <w:spacing w:line="259" w:lineRule="auto"/>
+      </w:pPr>
+    </w:p>
+    <w:p>
+      <w:pPr>
+        <w:spacing w:line="259" w:lineRule="auto"/>
+      </w:pPr>
+    </w:p>
+    <w:p>
+      <w:pPr>
+        <w:spacing w:line="259" w:lineRule="auto"/>
+      </w:pPr>
+    </w:p>
+    <w:p>
+      <w:pPr>
+        <w:pStyle w:val="Heading4"/>
+      </w:pPr>
+      <w:r>
+        <w:lastRenderedPageBreak/>
+        <w:t>Amdahls law</w:t>
+      </w:r>
+    </w:p>
+    <w:p>
+      <w:r>
+        <w:t>Principle: The performance and time efficiency is directly based on the increase in the efficiency of components that contribute to it and the domain of said component in the whole system.</w:t>
+      </w:r>
+    </w:p>
+    <w:p>
+      <w:r>
+        <w:t>Formula in simple words: The new time performance of system equals to the sum of the previous time performance of the unchanged components  and the reduced time of the improved component.</w:t>
+      </w:r>
+    </w:p>
+    <w:p>
+      <w:r>
+        <w:t>T</w:t>
+      </w:r>
+      <w:r>
+        <w:rPr>
+          <w:vertAlign w:val="subscript"/>
+        </w:rPr>
+        <w:t>new</w:t>
+      </w:r>
+      <w:r>
+        <w:t xml:space="preserve"> = (1-a) T</w:t>
+      </w:r>
+      <w:r>
+        <w:rPr>
+          <w:vertAlign w:val="subscript"/>
+        </w:rPr>
+        <w:t>old</w:t>
+      </w:r>
+      <w:r>
+        <w:t xml:space="preserve"> + (aT</w:t>
+      </w:r>
+      <w:r>
+        <w:rPr>
+          <w:vertAlign w:val="subscript"/>
+        </w:rPr>
+        <w:t>old</w:t>
+      </w:r>
+      <w:r>
+        <w:t>)/k</w:t>
+      </w:r>
+    </w:p>
+    <w:p>
+      <w:r>
+        <w:t>= T</w:t>
+      </w:r>
+      <w:r>
+        <w:rPr>
+          <w:vertAlign w:val="subscript"/>
+        </w:rPr>
+        <w:t>old</w:t>
+      </w:r>
+      <w:r>
+        <w:t xml:space="preserve"> [(1-a)+a/k]</w:t>
+      </w:r>
+    </w:p>
+    <w:p>
+      <w:r>
+        <w:t xml:space="preserve">In the formula: </w:t>
+      </w:r>
+    </w:p>
+    <w:p>
+      <w:r>
+        <w:t>- a is the domain of component.</w:t>
+      </w:r>
+    </w:p>
+    <w:p>
+      <w:r>
+        <w:t>- 1 is used to refer to the entirety of system to later be used for calculating the time of the parts outside the domain of component.</w:t>
+      </w:r>
+    </w:p>
+    <w:p>
+      <w:r>
+        <w:t>- k is the factor of performance, since here we’re calculating the reduced time NOT the performance boost to it we divide instead of multiplying.</w:t>
+      </w:r>
+    </w:p>
+    <w:p>
+      <w:r>
+        <w:t>And then the formula for speedup becomes S = T</w:t>
+      </w:r>
+      <w:r>
+        <w:rPr>
+          <w:vertAlign w:val="subscript"/>
+        </w:rPr>
+        <w:t>old</w:t>
+      </w:r>
+      <w:r>
+        <w:t>/T</w:t>
+      </w:r>
+      <w:r>
+        <w:rPr>
+          <w:vertAlign w:val="subscript"/>
+        </w:rPr>
+        <w:t>new</w:t>
+      </w:r>
+      <w:r>
+        <w:t xml:space="preserve"> </w:t>
+      </w:r>
+    </w:p>
+    <w:p>
+      <w:r>
+        <w:t>S = 1/ ((1-a)+a/k).</w:t>
+      </w:r>
+    </w:p>
+    <w:p>
+      <w:r>
+        <w:t>0.2 + 0.8/k</w:t>
+      </w:r>
+    </w:p>
+    <w:p>
+      <w:pPr>
+        <w:spacing w:line="259" w:lineRule="auto"/>
+      </w:pPr>
+    </w:p>
+    <w:p>
+      <w:pPr>
+        <w:spacing w:line="259" w:lineRule="auto"/>
+      </w:pPr>
+    </w:p>
+    <w:p>
+      <w:pPr>
+        <w:spacing w:line="259" w:lineRule="auto"/>
+      </w:pPr>
+    </w:p>
+    <w:p>
+      <w:pPr>
+        <w:spacing w:line="259" w:lineRule="auto"/>
+      </w:pPr>
+    </w:p>
+    <w:p>
+      <w:pPr>
+        <w:spacing w:line="259" w:lineRule="auto"/>
+      </w:pPr>
+    </w:p>
+    <w:p/>
+    <w:p>
+      <w:pPr>
+        <w:pStyle w:val="Heading3"/>
+      </w:pPr>
+      <w:r>
+        <w:t>The APIs</w:t>
+      </w:r>
+    </w:p>
+    <w:p>
+      <w:r>
+        <w:t>Your programmer at the lowest level is your PCB or Solder.</w:t>
+      </w:r>
+    </w:p>
+    <w:p>
+      <w:pPr>
+        <w:pStyle w:val="Heading4"/>
+      </w:pPr>
+      <w:r>
+        <w:t>Open GL</w:t>
+      </w:r>
+    </w:p>
+    <w:p/>
+    <w:p/>
+    <w:p>
+      <w:pPr>
+        <w:pStyle w:val="Heading4"/>
+      </w:pPr>
+      <w:r>
+        <w:t>WinSock</w:t>
+      </w:r>
+    </w:p>
+    <w:p/>
+    <w:p>
+      <w:pPr>
+        <w:pStyle w:val="Heading4"/>
+      </w:pPr>
+      <w:r>
+        <w:t>Direct X</w:t>
+      </w:r>
+    </w:p>
+    <w:p/>
+    <w:p>
+      <w:pPr>
+        <w:pStyle w:val="Heading4"/>
+      </w:pPr>
+      <w:r>
+        <w:t>JDK</w:t>
+      </w:r>
+    </w:p>
+    <w:p/>
+    <w:p>
+      <w:pPr>
+        <w:pStyle w:val="Heading4"/>
+      </w:pPr>
+      <w:r>
+        <w:lastRenderedPageBreak/>
+        <w:t>Microsoft Windows SDK</w:t>
+      </w:r>
+    </w:p>
     <w:p/>
     <w:p/>
     <w:p/>
     <w:p>
       <w:pPr>
+        <w:pStyle w:val="Heading3"/>
+      </w:pPr>
+      <w:r>
+        <w:t>The Programs</w:t>
+      </w:r>
+    </w:p>
+    <w:p>
+      <w:pPr>
+        <w:pStyle w:val="Heading4"/>
+      </w:pPr>
+      <w:r>
+        <w:t>Voltage</w:t>
+      </w:r>
+      <w:r>
+        <w:t>(</w:t>
+      </w:r>
+      <w:r>
+        <w:t>s</w:t>
+      </w:r>
+      <w:r>
+        <w:t>)</w:t>
+      </w:r>
+    </w:p>
+    <w:p/>
+    <w:p>
+      <w:pPr>
+        <w:pStyle w:val="Heading4"/>
+      </w:pPr>
+      <w:r>
+        <w:t>Firmware</w:t>
+      </w:r>
+      <w:r>
+        <w:t>(s)</w:t>
+      </w:r>
+    </w:p>
+    <w:p/>
+    <w:p>
+      <w:pPr>
+        <w:pStyle w:val="Heading4"/>
+      </w:pPr>
+      <w:r>
+        <w:t>BIOS</w:t>
+      </w:r>
+      <w:r>
+        <w:t>(s)</w:t>
+      </w:r>
+    </w:p>
+    <w:p>
+      <w:pPr>
+        <w:pStyle w:val="Heading4"/>
+      </w:pPr>
+      <w:r>
+        <w:t>OS</w:t>
+      </w:r>
+      <w:r>
+        <w:t>(s)</w:t>
+      </w:r>
+    </w:p>
+    <w:p>
+      <w:r>
+        <w:t>In this layer you deal with Computer Organization</w:t>
+      </w:r>
+    </w:p>
+    <w:p>
+      <w:pPr>
+        <w:pStyle w:val="Heading5"/>
+      </w:pPr>
+      <w:r>
+        <w:lastRenderedPageBreak/>
+        <w:t>Flow of Apps in modern systems</w:t>
+      </w:r>
+    </w:p>
+    <w:p>
+      <w:pPr>
+        <w:pStyle w:val="IntenseQuote"/>
+        <w:rPr>
+          <w:b/>
+          <w:bCs/>
+          <w:i w:val="0"/>
+          <w:iCs w:val="0"/>
+          <w:caps/>
+        </w:rPr>
+      </w:pPr>
+      <w:r>
+        <w:t>The machine instructions for an app are originally stored on disk. When program is loaded, they are copied to main memory, as the processor runs the program, instructions are copied from main memory into the processor.</w:t>
+      </w:r>
+      <w:r>
+        <w:rPr>
+          <w:b/>
+          <w:bCs/>
+          <w:i w:val="0"/>
+          <w:iCs w:val="0"/>
+          <w:caps/>
+        </w:rPr>
+        <w:t xml:space="preserve"> </w:t>
+      </w:r>
+      <w:r>
+        <w:rPr>
+          <w:b/>
+          <w:bCs/>
+          <w:i w:val="0"/>
+          <w:iCs w:val="0"/>
+          <w:caps/>
+        </w:rPr>
+        <w:t>Computer Systems  A Programmer’s perspective</w:t>
+      </w:r>
+    </w:p>
+    <w:p/>
+    <w:p/>
+    <w:p/>
+    <w:p>
+      <w:pPr>
         <w:pStyle w:val="IntenseQuote"/>
         <w:rPr>
           <w:b/>
@@ -3870,6 +4361,7 @@
         <w:pStyle w:val="Heading6"/>
       </w:pPr>
       <w:r>
+        <w:lastRenderedPageBreak/>
         <w:t>Virtualization</w:t>
       </w:r>
     </w:p>
@@ -3934,6 +4426,7 @@
         <w:pStyle w:val="Heading6"/>
       </w:pPr>
       <w:r>
+        <w:lastRenderedPageBreak/>
         <w:t>Memory</w:t>
       </w:r>
     </w:p>
@@ -4000,7 +4493,6 @@
         <w:pStyle w:val="Heading7"/>
       </w:pPr>
       <w:r>
-        <w:lastRenderedPageBreak/>
         <w:t>Memory Hierarchy</w:t>
       </w:r>
     </w:p>
@@ -4028,6 +4520,7 @@
         <w:pStyle w:val="Heading7"/>
       </w:pPr>
       <w:r>
+        <w:lastRenderedPageBreak/>
         <w:t>Direct Memory Access</w:t>
       </w:r>
     </w:p>
@@ -4058,12 +4551,6 @@
     <w:p>
       <w:pPr>
         <w:pStyle w:val="IntenseQuote"/>
-      </w:pPr>
-      <w:r>
-        <w:lastRenderedPageBreak/>
-        <w:t>A machine level program views memory as a very large array of bytes referred to as virtual memory. Each byte of which is represented by a unique number, called a virtual address. The set of virtual addresses is referred to as virtual address space.</w:t>
-      </w:r>
-      <w:r>
         <w:rPr>
           <w:b/>
           <w:bCs/>
@@ -4071,7 +4558,9 @@
           <w:iCs w:val="0"/>
           <w:caps/>
         </w:rPr>
-        <w:t xml:space="preserve"> </w:t>
+      </w:pPr>
+      <w:r>
+        <w:t>A machine level program views memory as a very large array of bytes referred to as virtual memory. Each byte of which is represented by a unique number, called a virtual address. The set of virtual addresses is referred to as virtual address space.</w:t>
       </w:r>
       <w:r>
         <w:rPr>
@@ -4081,93 +4570,7 @@
           <w:iCs w:val="0"/>
           <w:caps/>
         </w:rPr>
-        <w:t>Computer Systems  A Programmer’s perspective</w:t>
-      </w:r>
-    </w:p>
-    <w:p>
-      <w:pPr>
-        <w:pStyle w:val="Heading7"/>
-      </w:pPr>
-      <w:r>
-        <w:t>Memory Page</w:t>
-      </w:r>
-    </w:p>
-    <w:p>
-      <w:r>
-        <w:t xml:space="preserve">Why is it even a thing: To manage apps that areNow it is neither convenient nor optimized really to load apps at their entirety, hell the memory of the computer may NOT EVEN BE ENOUGH to hold them entirely. Each of these chunks have a contagious group of addresses  is called a </w:t>
-      </w:r>
-      <w:r>
-        <w:rPr>
-          <w:b/>
-          <w:bCs/>
-        </w:rPr>
-        <w:t>page</w:t>
-      </w:r>
-      <w:r>
-        <w:t xml:space="preserve">. The pages of an app form what’s </w:t>
-      </w:r>
-      <w:r>
-        <w:rPr>
-          <w:b/>
-          <w:bCs/>
-        </w:rPr>
-        <w:t>virtual address space</w:t>
-      </w:r>
-      <w:r>
-        <w:t xml:space="preserve">. For loading the app the wrapper unit for determining how much </w:t>
-      </w:r>
-      <w:r>
-        <w:rPr>
-          <w:b/>
-          <w:bCs/>
-        </w:rPr>
-        <w:t xml:space="preserve">virtual </w:t>
-      </w:r>
-      <w:r>
-        <w:t xml:space="preserve">memory is used is </w:t>
-      </w:r>
-      <w:r>
-        <w:rPr>
-          <w:b/>
-          <w:bCs/>
-        </w:rPr>
-        <w:t>page</w:t>
-      </w:r>
-      <w:r>
-        <w:rPr>
-          <w:b/>
-          <w:bCs/>
-        </w:rPr>
-        <w:t xml:space="preserve"> </w:t>
-      </w:r>
-      <w:r>
-        <w:t xml:space="preserve">(which itself is based on bytes obviously) and each page is a contagious series of bytes. For physical memory the same kinda wrapper unit exists and is called </w:t>
-      </w:r>
-      <w:r>
-        <w:rPr>
-          <w:b/>
-          <w:bCs/>
-        </w:rPr>
-        <w:t>pageframe</w:t>
-      </w:r>
-      <w:r>
-        <w:t>. The pages and page frames typically are of the same size.</w:t>
-      </w:r>
-    </w:p>
-    <w:p>
-      <w:pPr>
-        <w:pStyle w:val="Heading6"/>
-      </w:pPr>
-      <w:r>
-        <w:t>System Call</w:t>
-      </w:r>
-    </w:p>
-    <w:p>
-      <w:pPr>
-        <w:pStyle w:val="IntenseQuote"/>
-      </w:pPr>
-      <w:r>
-        <w:t>Is a special function that passes control to the operating system.</w:t>
+        <w:t xml:space="preserve"> </w:t>
       </w:r>
       <w:r>
         <w:rPr>
@@ -4177,7 +4580,142 @@
           <w:iCs w:val="0"/>
           <w:caps/>
         </w:rPr>
-        <w:t xml:space="preserve"> </w:t>
+        <w:t>Computer Systems  A Programmer’s perspective</w:t>
+      </w:r>
+    </w:p>
+    <w:p>
+      <w:pPr>
+        <w:rPr>
+          <w:rFonts w:ascii="Gloucester MT Extra Condensed" w:eastAsia="Gloucester MT Extra Condensed" w:hAnsi="Gloucester MT Extra Condensed" w:cs="Gloucester MT Extra Condensed"/>
+          <w:color w:val="000000" w:themeColor="text1"/>
+          <w:sz w:val="40"/>
+        </w:rPr>
+      </w:pPr>
+    </w:p>
+    <w:p>
+      <w:pPr>
+        <w:pStyle w:val="Heading8"/>
+      </w:pPr>
+      <w:r>
+        <w:lastRenderedPageBreak/>
+        <w:t>Word size</w:t>
+      </w:r>
+    </w:p>
+    <w:p>
+      <w:pPr>
+        <w:pStyle w:val="IntenseQuote"/>
+      </w:pPr>
+      <w:r>
+        <w:t>Every computer has a word size</w:t>
+      </w:r>
+      <w:r>
+        <w:t xml:space="preserve"> defines</w:t>
+      </w:r>
+      <w:r>
+        <w:t xml:space="preserve"> the nominal size of pointer data, </w:t>
+      </w:r>
+      <w:r>
+        <w:t xml:space="preserve">the range of </w:t>
+      </w:r>
+      <w:r>
+        <w:t xml:space="preserve">Virtual address is </w:t>
+      </w:r>
+      <w:r>
+        <w:t>one of the many things determined by this word size.</w:t>
+      </w:r>
+      <w:r>
+        <w:t xml:space="preserve"> COMPUTER SYSTEMS A PROGRAMMER’S PERSPECTIVE</w:t>
+      </w:r>
+    </w:p>
+    <w:p/>
+    <w:p/>
+    <w:p/>
+    <w:p/>
+    <w:p>
+      <w:pPr>
+        <w:pStyle w:val="Heading7"/>
+      </w:pPr>
+      <w:r>
+        <w:t>Memory Page</w:t>
+      </w:r>
+    </w:p>
+    <w:p>
+      <w:r>
+        <w:t xml:space="preserve">Why is it even a thing: To manage apps that areNow it is neither convenient nor optimized really to load apps at their entirety, hell the memory of the computer may NOT EVEN BE ENOUGH to hold them entirely. Each of these chunks have a contagious group of addresses  is called a </w:t>
+      </w:r>
+      <w:r>
+        <w:rPr>
+          <w:b/>
+          <w:bCs/>
+        </w:rPr>
+        <w:t>page</w:t>
+      </w:r>
+      <w:r>
+        <w:t xml:space="preserve">. The pages of an app form what’s </w:t>
+      </w:r>
+      <w:r>
+        <w:rPr>
+          <w:b/>
+          <w:bCs/>
+        </w:rPr>
+        <w:t>virtual address space</w:t>
+      </w:r>
+      <w:r>
+        <w:t xml:space="preserve">. For loading the app the wrapper unit for determining how much </w:t>
+      </w:r>
+      <w:r>
+        <w:rPr>
+          <w:b/>
+          <w:bCs/>
+        </w:rPr>
+        <w:t xml:space="preserve">virtual </w:t>
+      </w:r>
+      <w:r>
+        <w:t xml:space="preserve">memory is used is </w:t>
+      </w:r>
+      <w:r>
+        <w:rPr>
+          <w:b/>
+          <w:bCs/>
+        </w:rPr>
+        <w:t>page</w:t>
+      </w:r>
+      <w:r>
+        <w:rPr>
+          <w:b/>
+          <w:bCs/>
+        </w:rPr>
+        <w:t xml:space="preserve"> </w:t>
+      </w:r>
+      <w:r>
+        <w:t xml:space="preserve">(which itself is based on bytes obviously) and each page is a contagious series of bytes. For physical memory the same kinda wrapper unit exists and is called </w:t>
+      </w:r>
+      <w:r>
+        <w:rPr>
+          <w:b/>
+          <w:bCs/>
+        </w:rPr>
+        <w:t>pageframe</w:t>
+      </w:r>
+      <w:r>
+        <w:t>. The pages and page frames typically are of the same size.</w:t>
+      </w:r>
+    </w:p>
+    <w:p>
+      <w:pPr>
+        <w:pStyle w:val="Heading6"/>
+      </w:pPr>
+      <w:r>
+        <w:lastRenderedPageBreak/>
+        <w:t>System Call</w:t>
+      </w:r>
+    </w:p>
+    <w:p>
+      <w:pPr>
+        <w:pStyle w:val="IntenseQuote"/>
+      </w:pPr>
+      <w:r>
+        <w:t>Is a special function that passes control to the operating system.</w:t>
       </w:r>
       <w:r>
         <w:rPr>
@@ -4187,26 +4725,9 @@
           <w:iCs w:val="0"/>
           <w:caps/>
         </w:rPr>
-        <w:t>Computer Systems  A Programmer’s perspective</w:t>
-      </w:r>
-    </w:p>
-    <w:p>
-      <w:r>
-        <w:lastRenderedPageBreak/>
-        <w:t>Context Switches are managed thru system calls to kernel for managing process creation.</w:t>
-      </w:r>
-    </w:p>
-    <w:p>
-      <w:pPr>
-        <w:pStyle w:val="Heading6"/>
-      </w:pPr>
-      <w:r>
-        <w:t>Kernel</w:t>
-      </w:r>
-    </w:p>
-    <w:p>
-      <w:pPr>
-        <w:pStyle w:val="IntenseQuote"/>
+        <w:t xml:space="preserve"> </w:t>
+      </w:r>
+      <w:r>
         <w:rPr>
           <w:b/>
           <w:bCs/>
@@ -4214,11 +4735,25 @@
           <w:iCs w:val="0"/>
           <w:caps/>
         </w:rPr>
-      </w:pPr>
-      <w:r>
-        <w:t xml:space="preserve">Kernel is part of the operating system that always resides in memory. </w:t>
-      </w:r>
-      <w:r>
+        <w:t>Computer Systems  A Programmer’s perspective</w:t>
+      </w:r>
+    </w:p>
+    <w:p>
+      <w:r>
+        <w:t>Context Switches are managed thru system calls to kernel for managing process creation.</w:t>
+      </w:r>
+    </w:p>
+    <w:p>
+      <w:pPr>
+        <w:pStyle w:val="Heading6"/>
+      </w:pPr>
+      <w:r>
+        <w:t>Kernel</w:t>
+      </w:r>
+    </w:p>
+    <w:p>
+      <w:pPr>
+        <w:pStyle w:val="IntenseQuote"/>
         <w:rPr>
           <w:b/>
           <w:bCs/>
@@ -4226,13 +4761,11 @@
           <w:iCs w:val="0"/>
           <w:caps/>
         </w:rPr>
-        <w:t>Computer Systems  A Programmer’s perspective</w:t>
-      </w:r>
-    </w:p>
-    <w:p/>
-    <w:p>
-      <w:pPr>
-        <w:pStyle w:val="IntenseQuote"/>
+      </w:pPr>
+      <w:r>
+        <w:t xml:space="preserve">Kernel is part of the operating system that always resides in memory. </w:t>
+      </w:r>
+      <w:r>
         <w:rPr>
           <w:b/>
           <w:bCs/>
@@ -4240,11 +4773,13 @@
           <w:iCs w:val="0"/>
           <w:caps/>
         </w:rPr>
-      </w:pPr>
-      <w:r>
-        <w:t xml:space="preserve">Kernel is not a separate process but a collection of code and data structures that system uses to manage all processes. </w:t>
-      </w:r>
-      <w:r>
+        <w:t>Computer Systems  A Programmer’s perspective</w:t>
+      </w:r>
+    </w:p>
+    <w:p/>
+    <w:p>
+      <w:pPr>
+        <w:pStyle w:val="IntenseQuote"/>
         <w:rPr>
           <w:b/>
           <w:bCs/>
@@ -4252,6 +4787,18 @@
           <w:iCs w:val="0"/>
           <w:caps/>
         </w:rPr>
+      </w:pPr>
+      <w:r>
+        <w:t xml:space="preserve">Kernel is not a separate process but a collection of code and data structures that system uses to manage all processes. </w:t>
+      </w:r>
+      <w:r>
+        <w:rPr>
+          <w:b/>
+          <w:bCs/>
+          <w:i w:val="0"/>
+          <w:iCs w:val="0"/>
+          <w:caps/>
+        </w:rPr>
         <w:t>Computer Systems  A Programmer’s perspective</w:t>
       </w:r>
     </w:p>
@@ -4260,6 +4807,7 @@
         <w:pStyle w:val="Heading6"/>
       </w:pPr>
       <w:r>
+        <w:lastRenderedPageBreak/>
         <w:t>CPUs</w:t>
       </w:r>
     </w:p>
@@ -4273,7 +4821,6 @@
         <w:pStyle w:val="Heading6"/>
       </w:pPr>
       <w:r>
-        <w:lastRenderedPageBreak/>
         <w:t>Process</w:t>
       </w:r>
     </w:p>
@@ -4362,11 +4909,11 @@
         <w:t xml:space="preserve">Tue operating system performs this interleaving with a mechanism known as context switching. </w:t>
       </w:r>
       <w:r>
-        <w:t xml:space="preserve">When the operating system decides to transfer control from the current process to some new process, it performs a context switch by saving the context of the </w:t>
+        <w:t xml:space="preserve">When the operating system </w:t>
       </w:r>
       <w:r>
         <w:lastRenderedPageBreak/>
-        <w:t>current process, restoring the context of the new process, and</w:t>
+        <w:t>decides to transfer control from the current process to some new process, it performs a context switch by saving the context of the current process, restoring the context of the new process, and</w:t>
       </w:r>
       <w:r>
         <w:t xml:space="preserve"> </w:t>
@@ -4429,12 +4976,12 @@
     </w:p>
     <w:p>
       <w:r>
+        <w:lastRenderedPageBreak/>
         <w:t xml:space="preserve">In case of hyperthreading, each core technically achieves the illusion of handling multiple threads thru its </w:t>
       </w:r>
     </w:p>
     <w:p>
       <w:r>
-        <w:lastRenderedPageBreak/>
         <w:t>The virtual memory of a process contains different sections for code, data, heap , shared libs, stack and kernel virtual memory.</w:t>
       </w:r>
     </w:p>
@@ -4456,124 +5003,6 @@
       </w:r>
       <w:r>
         <w:t xml:space="preserve"> process can actually consist•of multiple execution units, called threads, each running in the context of the process "11-d sharing the same code and global data'.</w:t>
-      </w:r>
-    </w:p>
-    <w:p>
-      <w:pPr>
-        <w:pStyle w:val="Heading6"/>
-      </w:pPr>
-      <w:r>
-        <w:t>Amdahls law</w:t>
-      </w:r>
-    </w:p>
-    <w:p>
-      <w:r>
-        <w:t>Principle: The performance and time efficiency is directly based on the increase in the efficiency of components that contribute to it and the domain of said component in the whole system.</w:t>
-      </w:r>
-    </w:p>
-    <w:p>
-      <w:r>
-        <w:t>Formula in simple words: The new time performance of system equals to the sum of the previous time performance of the unchanged components  and the reduced time of the improved component.</w:t>
-      </w:r>
-    </w:p>
-    <w:p>
-      <w:r>
-        <w:t>T</w:t>
-      </w:r>
-      <w:r>
-        <w:rPr>
-          <w:vertAlign w:val="subscript"/>
-        </w:rPr>
-        <w:t>new</w:t>
-      </w:r>
-      <w:r>
-        <w:t xml:space="preserve"> = (1-a) T</w:t>
-      </w:r>
-      <w:r>
-        <w:rPr>
-          <w:vertAlign w:val="subscript"/>
-        </w:rPr>
-        <w:t>old</w:t>
-      </w:r>
-      <w:r>
-        <w:t xml:space="preserve"> + (aT</w:t>
-      </w:r>
-      <w:r>
-        <w:rPr>
-          <w:vertAlign w:val="subscript"/>
-        </w:rPr>
-        <w:t>old</w:t>
-      </w:r>
-      <w:r>
-        <w:t>)/k</w:t>
-      </w:r>
-    </w:p>
-    <w:p>
-      <w:r>
-        <w:t>= T</w:t>
-      </w:r>
-      <w:r>
-        <w:rPr>
-          <w:vertAlign w:val="subscript"/>
-        </w:rPr>
-        <w:t>old</w:t>
-      </w:r>
-      <w:r>
-        <w:t xml:space="preserve"> [(1-a)+a/k]</w:t>
-      </w:r>
-    </w:p>
-    <w:p>
-      <w:r>
-        <w:t xml:space="preserve">In the formula: </w:t>
-      </w:r>
-    </w:p>
-    <w:p>
-      <w:r>
-        <w:t>- a is the domain of component.</w:t>
-      </w:r>
-    </w:p>
-    <w:p>
-      <w:r>
-        <w:lastRenderedPageBreak/>
-        <w:t>- 1 is used to refer to the entirety of system to later be used for calculating the time of the parts outside the domain of component.</w:t>
-      </w:r>
-    </w:p>
-    <w:p>
-      <w:r>
-        <w:t>- k is the factor of performance, since here we’re calculating the reduced time NOT the performance boost to it we divide instead of multiplying.</w:t>
-      </w:r>
-    </w:p>
-    <w:p>
-      <w:r>
-        <w:t>And then the formula for speedup becomes S = T</w:t>
-      </w:r>
-      <w:r>
-        <w:rPr>
-          <w:vertAlign w:val="subscript"/>
-        </w:rPr>
-        <w:t>old</w:t>
-      </w:r>
-      <w:r>
-        <w:t>/T</w:t>
-      </w:r>
-      <w:r>
-        <w:rPr>
-          <w:vertAlign w:val="subscript"/>
-        </w:rPr>
-        <w:t>new</w:t>
-      </w:r>
-      <w:r>
-        <w:t xml:space="preserve"> </w:t>
-      </w:r>
-    </w:p>
-    <w:p>
-      <w:r>
-        <w:t>S = 1/ ((1-a)+a/k).</w:t>
-      </w:r>
-    </w:p>
-    <w:p>
-      <w:r>
-        <w:t>0.2 + 0.8/k</w:t>
       </w:r>
     </w:p>
     <w:p>
@@ -7736,6 +8165,32 @@
         <w:t xml:space="preserve"> Memory Allocation</w:t>
       </w:r>
     </w:p>
+    <w:p/>
+    <w:p>
+      <w:pPr>
+        <w:pStyle w:val="Heading6"/>
+      </w:pPr>
+      <w:r>
+        <w:t>Pointer casting</w:t>
+      </w:r>
+    </w:p>
+    <w:p>
+      <w:pPr>
+        <w:rPr>
+          <w:szCs w:val="48"/>
+        </w:rPr>
+      </w:pPr>
+      <w:r>
+        <w:t>Pointer casting can allow us to view bytes differently tho not advised</w:t>
+      </w:r>
+      <w:r>
+        <w:rPr>
+          <w:szCs w:val="48"/>
+        </w:rPr>
+        <w:t>.</w:t>
+      </w:r>
+    </w:p>
+    <w:p/>
     <w:p>
       <w:pPr>
         <w:pStyle w:val="Heading5"/>
@@ -7757,11 +8212,72 @@
         <w:t>All data types are ultimately broken down to bits. With data types we merely define the number of bits and how they are to be treated.</w:t>
       </w:r>
     </w:p>
+    <w:p/>
     <w:p>
       <w:pPr>
         <w:pStyle w:val="Heading7"/>
       </w:pPr>
       <w:r>
+        <w:t>int3</w:t>
+      </w:r>
+      <w:r>
+        <w:t>2_t</w:t>
+      </w:r>
+    </w:p>
+    <w:p/>
+    <w:p>
+      <w:pPr>
+        <w:pStyle w:val="Heading7"/>
+      </w:pPr>
+      <w:r>
+        <w:t>u</w:t>
+      </w:r>
+      <w:r>
+        <w:t>int32_t</w:t>
+      </w:r>
+    </w:p>
+    <w:p/>
+    <w:p>
+      <w:pPr>
+        <w:pStyle w:val="Heading7"/>
+      </w:pPr>
+      <w:r>
+        <w:t>int</w:t>
+      </w:r>
+      <w:r>
+        <w:t>64</w:t>
+      </w:r>
+      <w:r>
+        <w:t>_t</w:t>
+      </w:r>
+    </w:p>
+    <w:p/>
+    <w:p>
+      <w:pPr>
+        <w:pStyle w:val="Heading7"/>
+      </w:pPr>
+      <w:r>
+        <w:t>u</w:t>
+      </w:r>
+      <w:r>
+        <w:t>i</w:t>
+      </w:r>
+      <w:r>
+        <w:t>nt</w:t>
+      </w:r>
+      <w:r>
+        <w:t>64</w:t>
+      </w:r>
+      <w:r>
+        <w:t>_t</w:t>
+      </w:r>
+    </w:p>
+    <w:p/>
+    <w:p>
+      <w:pPr>
+        <w:pStyle w:val="Heading7"/>
+      </w:pPr>
+      <w:r>
         <w:t>char</w:t>
       </w:r>
     </w:p>
@@ -7781,7 +8297,6 @@
         <w:pStyle w:val="Heading8"/>
       </w:pPr>
       <w:r>
-        <w:lastRenderedPageBreak/>
         <w:t>Character Constant Literal</w:t>
       </w:r>
     </w:p>
@@ -7804,6 +8319,7 @@
         <w:pStyle w:val="Heading7"/>
       </w:pPr>
       <w:r>
+        <w:lastRenderedPageBreak/>
         <w:t>Pointers</w:t>
       </w:r>
     </w:p>
@@ -7817,18 +8333,13 @@
       </w:r>
     </w:p>
     <w:p>
-      <w:pPr>
+      <w:r>
+        <w:t>In order to cast pointers use the following notation:</w:t>
+      </w:r>
+      <w:r>
         <w:rPr>
           <w:szCs w:val="48"/>
         </w:rPr>
-      </w:pPr>
-      <w:r>
-        <w:t>In order to cast pointers use the following notation:</w:t>
-      </w:r>
-      <w:r>
-        <w:rPr>
-          <w:szCs w:val="48"/>
-        </w:rPr>
         <w:br/>
       </w:r>
       <w:r>
@@ -7838,7 +8349,6 @@
         <w:t>;</w:t>
       </w:r>
     </w:p>
-    <w:p/>
     <w:p>
       <w:pPr>
         <w:pStyle w:val="Heading6"/>
@@ -7876,49 +8386,49 @@
         <w:pStyle w:val="Heading7"/>
       </w:pPr>
       <w:r>
+        <w:t>Ternary Operator</w:t>
+      </w:r>
+    </w:p>
+    <w:p>
+      <w:pPr>
+        <w:pStyle w:val="Heading8"/>
+      </w:pPr>
+      <w:r>
+        <w:t>? operator</w:t>
+      </w:r>
+    </w:p>
+    <w:p>
+      <w:r>
+        <w:t>This operator is used for conditional existence of a piece of code where we can’t use if. It kinda behaves like a conditional inclusion preprocessor whose life time continues after the preprocessing stage.</w:t>
+      </w:r>
+    </w:p>
+    <w:p>
+      <w:pPr>
+        <w:pStyle w:val="Heading7"/>
+      </w:pPr>
+      <w:r>
+        <w:t>Bitwise Operators</w:t>
+      </w:r>
+    </w:p>
+    <w:p>
+      <w:pPr>
+        <w:pStyle w:val="Heading8"/>
+      </w:pPr>
+      <w:r>
+        <w:t>! Operator</w:t>
+      </w:r>
+    </w:p>
+    <w:p>
+      <w:r>
+        <w:t>It’s sensitive to zero and turns it to 1 otherwise turns it to 0.</w:t>
+      </w:r>
+    </w:p>
+    <w:p>
+      <w:pPr>
+        <w:pStyle w:val="Heading6"/>
+      </w:pPr>
+      <w:r>
         <w:lastRenderedPageBreak/>
-        <w:t>Ternary Operator</w:t>
-      </w:r>
-    </w:p>
-    <w:p>
-      <w:pPr>
-        <w:pStyle w:val="Heading8"/>
-      </w:pPr>
-      <w:r>
-        <w:t>? operator</w:t>
-      </w:r>
-    </w:p>
-    <w:p>
-      <w:r>
-        <w:t>This operator is used for conditional existence of a piece of code where we can’t use if. It kinda behaves like a conditional inclusion preprocessor whose life time continues after the preprocessing stage.</w:t>
-      </w:r>
-    </w:p>
-    <w:p>
-      <w:pPr>
-        <w:pStyle w:val="Heading7"/>
-      </w:pPr>
-      <w:r>
-        <w:t>Bitwise Operators</w:t>
-      </w:r>
-    </w:p>
-    <w:p>
-      <w:pPr>
-        <w:pStyle w:val="Heading8"/>
-      </w:pPr>
-      <w:r>
-        <w:t>! Operator</w:t>
-      </w:r>
-    </w:p>
-    <w:p>
-      <w:r>
-        <w:t>It’s sensitive to zero and turns it to 1 otherwise turns it to 0.</w:t>
-      </w:r>
-    </w:p>
-    <w:p>
-      <w:pPr>
-        <w:pStyle w:val="Heading6"/>
-      </w:pPr>
-      <w:r>
         <w:t>Definitions</w:t>
       </w:r>
     </w:p>
@@ -7986,11 +8496,7 @@
         <w:t xml:space="preserve">The loop counter SHOULD and consequently does end at the fail condition. Which is why it’s advised to define counter </w:t>
       </w:r>
       <w:r>
-        <w:t xml:space="preserve">within the parentheses as </w:t>
-      </w:r>
-      <w:r>
-        <w:lastRenderedPageBreak/>
-        <w:t xml:space="preserve">otherwise you </w:t>
+        <w:t xml:space="preserve">within the parentheses as otherwise you </w:t>
       </w:r>
       <w:r>
         <w:t>MIGHT forget this and use the fail value-ed counter unless you’re aware of what you’re doing</w:t>
@@ -8096,6 +8602,7 @@
         <w:pStyle w:val="Heading6"/>
       </w:pPr>
       <w:r>
+        <w:lastRenderedPageBreak/>
         <w:t>Functions</w:t>
       </w:r>
     </w:p>
@@ -8160,7 +8667,6 @@
     </w:p>
     <w:p>
       <w:r>
-        <w:lastRenderedPageBreak/>
         <w:t>- #include &lt;filename.h&gt;: Searches the compiler’s include directories for the</w:t>
       </w:r>
       <w:r>
@@ -8196,6 +8702,7 @@
         <w:pStyle w:val="Heading7"/>
       </w:pPr>
       <w:r>
+        <w:lastRenderedPageBreak/>
         <w:t>#if</w:t>
       </w:r>
     </w:p>
@@ -8256,7 +8763,6 @@
         <w:pStyle w:val="Heading7"/>
       </w:pPr>
       <w:r>
-        <w:lastRenderedPageBreak/>
         <w:t>Static Variables</w:t>
       </w:r>
     </w:p>
@@ -8294,7 +8800,6 @@
         <w:pStyle w:val="Heading6"/>
       </w:pPr>
       <w:r>
-        <w:lastRenderedPageBreak/>
         <w:t>Apendix B:</w:t>
       </w:r>
       <w:r>
@@ -8481,7 +8986,11 @@
         <w:t xml:space="preserve"> first unnamed argument</w:t>
       </w:r>
       <w:r>
-        <w:t xml:space="preserve"> of the </w:t>
+        <w:t xml:space="preserve"> of </w:t>
+      </w:r>
+      <w:r>
+        <w:lastRenderedPageBreak/>
+        <w:t xml:space="preserve">the </w:t>
       </w:r>
       <w:r>
         <w:t>function,</w:t>
@@ -8500,7 +9009,6 @@
         <w:pStyle w:val="Heading8"/>
       </w:pPr>
       <w:r>
-        <w:lastRenderedPageBreak/>
         <w:t>va_end</w:t>
       </w:r>
       <w:r>
@@ -8664,7 +9172,6 @@
     </w:p>
     <w:p>
       <w:r>
-        <w:lastRenderedPageBreak/>
         <w:t>long double     %Lf</w:t>
       </w:r>
     </w:p>
@@ -8736,6 +9243,7 @@
     </w:p>
     <w:p>
       <w:r>
+        <w:lastRenderedPageBreak/>
         <w:t>short            %hd</w:t>
       </w:r>
     </w:p>
@@ -8789,13 +9297,154 @@
         <w:pStyle w:val="Heading6"/>
       </w:pPr>
       <w:r>
+        <w:t>stderr</w:t>
+      </w:r>
+    </w:p>
+    <w:p>
+      <w:r>
+        <w:t>standard error stream.</w:t>
+      </w:r>
+    </w:p>
+    <w:p>
+      <w:pPr>
+        <w:pStyle w:val="Heading6"/>
+      </w:pPr>
+      <w:r>
+        <w:t>stdin</w:t>
+      </w:r>
+    </w:p>
+    <w:p>
+      <w:r>
+        <w:t>standard input stream , can be used with putchar and getchar.</w:t>
+      </w:r>
+    </w:p>
+    <w:p>
+      <w:pPr>
+        <w:pStyle w:val="Heading6"/>
+      </w:pPr>
+      <w:r>
+        <w:t>stdout</w:t>
+      </w:r>
+    </w:p>
+    <w:p>
+      <w:r>
+        <w:t>standard output steam.</w:t>
+      </w:r>
+    </w:p>
+    <w:p>
+      <w:pPr>
+        <w:pStyle w:val="Heading6"/>
+      </w:pPr>
+      <w:r>
+        <w:t>fgetc</w:t>
+      </w:r>
+    </w:p>
+    <w:p>
+      <w:r>
+        <w:t xml:space="preserve">The function </w:t>
+      </w:r>
+      <w:r>
+        <w:rPr>
+          <w:b/>
+          <w:bCs/>
+          <w:u w:val="single"/>
+        </w:rPr>
+        <w:t>READS</w:t>
+      </w:r>
+      <w:r>
+        <w:t xml:space="preserve"> </w:t>
+      </w:r>
+      <w:r>
+        <w:t xml:space="preserve">a </w:t>
+      </w:r>
+      <w:r>
+        <w:t>character from</w:t>
+      </w:r>
+      <w:r>
+        <w:t xml:space="preserve"> </w:t>
+      </w:r>
+      <w:r>
+        <w:t>the</w:t>
+      </w:r>
+      <w:r>
+        <w:t xml:space="preserve"> file</w:t>
+      </w:r>
+      <w:r>
+        <w:t xml:space="preserve"> given to it as argument in the form of a pointer</w:t>
+      </w:r>
+    </w:p>
+    <w:p>
+      <w:pPr>
+        <w:pStyle w:val="Heading6"/>
+      </w:pPr>
+      <w:r>
+        <w:t>fputc</w:t>
+      </w:r>
+      <w:r>
+        <w:t>()</w:t>
+      </w:r>
+    </w:p>
+    <w:p>
+      <w:r>
+        <w:t>The function</w:t>
+      </w:r>
+      <w:r>
+        <w:t xml:space="preserve"> </w:t>
+      </w:r>
+      <w:r>
+        <w:rPr>
+          <w:b/>
+          <w:bCs/>
+          <w:u w:val="single"/>
+        </w:rPr>
+        <w:t>WRITES</w:t>
+      </w:r>
+      <w:r>
+        <w:t xml:space="preserve"> </w:t>
+      </w:r>
+      <w:r>
+        <w:t>the character in its first argument to the file specified by the FILE pointer in its second argument.</w:t>
+      </w:r>
+    </w:p>
+    <w:p>
+      <w:pPr>
+        <w:pStyle w:val="Heading6"/>
+      </w:pPr>
+      <w:r>
         <w:lastRenderedPageBreak/>
-        <w:t>stderr</w:t>
-      </w:r>
-    </w:p>
-    <w:p>
-      <w:r>
-        <w:t>standard error stream.</w:t>
+        <w:t>fopen</w:t>
+      </w:r>
+      <w:r>
+        <w:t>()</w:t>
+      </w:r>
+    </w:p>
+    <w:p>
+      <w:r>
+        <w:t>The function is used to create a file</w:t>
+      </w:r>
+      <w:r>
+        <w:t xml:space="preserve"> with the name(extension included) of it’s first argument</w:t>
+      </w:r>
+      <w:r>
+        <w:t xml:space="preserve"> for the mode defined in it’s second argument</w:t>
+      </w:r>
+      <w:r>
+        <w:t>.</w:t>
+      </w:r>
+      <w:r>
+        <w:t xml:space="preserve"> </w:t>
+      </w:r>
+      <w:r>
+        <w:t>It</w:t>
+      </w:r>
+      <w:r>
+        <w:t xml:space="preserve"> returns the address of it</w:t>
+      </w:r>
+      <w:r>
+        <w:t xml:space="preserve"> as a FILE pointer.</w:t>
+      </w:r>
+      <w:r>
+        <w:t xml:space="preserve"> </w:t>
       </w:r>
     </w:p>
     <w:p>
@@ -8803,12 +9452,63 @@
         <w:pStyle w:val="Heading6"/>
       </w:pPr>
       <w:r>
-        <w:t>stdin</w:t>
-      </w:r>
-    </w:p>
-    <w:p>
-      <w:r>
-        <w:t>standard input stream , can be used with putchar and getchar.</w:t>
+        <w:t>feof()</w:t>
+      </w:r>
+    </w:p>
+    <w:p>
+      <w:r>
+        <w:t>The feof function’s argument is a FILE pointer to the file to test for the end-of-file indicator—stdin in this case. The function returns a nonzero (true) value when the end-of-file indicator has been set; otherwise, the function returns zero (false). This program’s while statement continues executing until the user enters the end-of-file indicator.</w:t>
+      </w:r>
+    </w:p>
+    <w:p>
+      <w:pPr>
+        <w:rPr>
+          <w:rStyle w:val="Heading6Char"/>
+        </w:rPr>
+      </w:pPr>
+      <w:r>
+        <w:rPr>
+          <w:rStyle w:val="Heading6Char"/>
+        </w:rPr>
+        <w:t>fprint</w:t>
+      </w:r>
+      <w:r>
+        <w:rPr>
+          <w:rStyle w:val="Heading6Char"/>
+        </w:rPr>
+        <w:t>f()</w:t>
+      </w:r>
+    </w:p>
+    <w:p>
+      <w:r>
+        <w:t>Writes into the stream given to it’s first argumnent.</w:t>
+      </w:r>
+    </w:p>
+    <w:p>
+      <w:pPr>
+        <w:rPr>
+          <w:rStyle w:val="Heading6Char"/>
+        </w:rPr>
+      </w:pPr>
+      <w:r>
+        <w:rPr>
+          <w:rStyle w:val="Heading6Char"/>
+        </w:rPr>
+        <w:t>sprintf()</w:t>
+      </w:r>
+    </w:p>
+    <w:p>
+      <w:r>
+        <w:t>Print f but prefixed with a new first arg that</w:t>
+      </w:r>
+      <w:r>
+        <w:t xml:space="preserve"> acts as a</w:t>
+      </w:r>
+      <w:r>
+        <w:t>n output buffer for printf</w:t>
+      </w:r>
+      <w:r>
+        <w:t xml:space="preserve">. </w:t>
       </w:r>
     </w:p>
     <w:p>
@@ -8816,12 +9516,94 @@
         <w:pStyle w:val="Heading6"/>
       </w:pPr>
       <w:r>
-        <w:t>stdout</w:t>
-      </w:r>
-    </w:p>
-    <w:p>
-      <w:r>
-        <w:t>standard output steam.</w:t>
+        <w:t>malloc()</w:t>
+      </w:r>
+    </w:p>
+    <w:p>
+      <w:r>
+        <w:t>Takes the number of bytes to allocate</w:t>
+      </w:r>
+      <w:r>
+        <w:t xml:space="preserve"> and returns a void pointer to the chunk of array of the number of bytes it’s allocated.</w:t>
+      </w:r>
+      <w:r>
+        <w:t xml:space="preserve"> </w:t>
+      </w:r>
+      <w:r>
+        <w:t>It</w:t>
+      </w:r>
+      <w:r>
+        <w:t xml:space="preserve"> </w:t>
+      </w:r>
+      <w:r>
+        <w:t>i</w:t>
+      </w:r>
+      <w:r>
+        <w:t>s okay with the number being a variable</w:t>
+      </w:r>
+      <w:r>
+        <w:t>.</w:t>
+      </w:r>
+      <w:r>
+        <w:t>We typically mix i</w:t>
+      </w:r>
+      <w:r>
+        <w:t xml:space="preserve">t with the sizeof </w:t>
+      </w:r>
+      <w:r>
+        <w:t xml:space="preserve">function </w:t>
+      </w:r>
+      <w:r>
+        <w:t xml:space="preserve">and a pointer type casting so that </w:t>
+      </w:r>
+      <w:r>
+        <w:t>the memory is as much as needed and accessed accordingly as well</w:t>
+      </w:r>
+      <w:r>
+        <w:t>:</w:t>
+      </w:r>
+    </w:p>
+    <w:p>
+      <w:pPr>
+        <w:pStyle w:val="Code"/>
+      </w:pPr>
+      <w:r>
+        <w:lastRenderedPageBreak/>
+        <w:t>userdefinedtype*</w:t>
+      </w:r>
+      <w:r>
+        <w:t xml:space="preserve"> userdefinedPtr</w:t>
+      </w:r>
+      <w:r>
+        <w:t xml:space="preserve">= </w:t>
+      </w:r>
+      <w:r>
+        <w:t xml:space="preserve">(userdefinedtypename*) </w:t>
+      </w:r>
+      <w:r>
+        <w:t>malloc(sizeof(userdefinedtypename</w:t>
+      </w:r>
+      <w:r>
+        <w:t>*n</w:t>
+      </w:r>
+      <w:r>
+        <w:t>)</w:t>
+      </w:r>
+      <w:r>
+        <w:t>;</w:t>
+      </w:r>
+    </w:p>
+    <w:p>
+      <w:pPr>
+        <w:pStyle w:val="Code"/>
+      </w:pPr>
+    </w:p>
+    <w:p>
+      <w:pPr>
+        <w:pStyle w:val="Heading5"/>
+      </w:pPr>
+      <w:r>
+        <w:t>Error Reading</w:t>
       </w:r>
     </w:p>
     <w:p>
@@ -8829,41 +9611,15 @@
         <w:pStyle w:val="Heading6"/>
       </w:pPr>
       <w:r>
-        <w:t>fgetc</w:t>
-      </w:r>
-    </w:p>
-    <w:p>
-      <w:r>
-        <w:t xml:space="preserve">The function </w:t>
-      </w:r>
-      <w:r>
-        <w:rPr>
-          <w:b/>
-          <w:bCs/>
-          <w:u w:val="single"/>
-        </w:rPr>
-        <w:t>READS</w:t>
-      </w:r>
-      <w:r>
-        <w:t xml:space="preserve"> </w:t>
-      </w:r>
-      <w:r>
-        <w:t xml:space="preserve">a </w:t>
-      </w:r>
-      <w:r>
-        <w:t>character from</w:t>
-      </w:r>
-      <w:r>
-        <w:t xml:space="preserve"> </w:t>
-      </w:r>
-      <w:r>
-        <w:t>the</w:t>
-      </w:r>
-      <w:r>
-        <w:t xml:space="preserve"> file</w:t>
-      </w:r>
-      <w:r>
-        <w:t xml:space="preserve"> given to it as argument in the form of a pointer</w:t>
+        <w:t>The function is declared but not defined</w:t>
+      </w:r>
+    </w:p>
+    <w:p>
+      <w:r>
+        <w:t>Causes: Possible use of static function</w:t>
+      </w:r>
+      <w:r>
+        <w:t xml:space="preserve"> in a file other than the module.</w:t>
       </w:r>
     </w:p>
     <w:p>
@@ -8871,299 +9627,48 @@
         <w:pStyle w:val="Heading6"/>
       </w:pPr>
       <w:r>
-        <w:t>fputc</w:t>
-      </w:r>
-      <w:r>
-        <w:t>()</w:t>
-      </w:r>
-    </w:p>
-    <w:p>
-      <w:r>
-        <w:t>The function</w:t>
-      </w:r>
-      <w:r>
-        <w:t xml:space="preserve"> </w:t>
-      </w:r>
-      <w:r>
-        <w:rPr>
-          <w:b/>
-          <w:bCs/>
-          <w:u w:val="single"/>
-        </w:rPr>
-        <w:t>WRITES</w:t>
-      </w:r>
-      <w:r>
-        <w:t xml:space="preserve"> </w:t>
-      </w:r>
-      <w:r>
-        <w:t>the character in its first argument to the file specified by the FILE pointer in its second argument.</w:t>
-      </w:r>
-    </w:p>
-    <w:p>
-      <w:pPr>
-        <w:pStyle w:val="Heading6"/>
-      </w:pPr>
-      <w:r>
-        <w:t>fopen</w:t>
-      </w:r>
-      <w:r>
-        <w:t>()</w:t>
-      </w:r>
-    </w:p>
-    <w:p>
-      <w:r>
-        <w:t>The function is used to create a file</w:t>
-      </w:r>
-      <w:r>
-        <w:t xml:space="preserve"> with the name(extension included) of it’s first argument</w:t>
-      </w:r>
-      <w:r>
-        <w:t xml:space="preserve"> for the mode defined in it’s second argument</w:t>
+        <w:t xml:space="preserve">The argument in additional dependencies was supposed to be </w:t>
+      </w:r>
+      <w:r>
+        <w:t>Boolean</w:t>
+      </w:r>
+    </w:p>
+    <w:p>
+      <w:r>
+        <w:t>Possible spaced or ‘ ed naming while defining the dependencies</w:t>
       </w:r>
       <w:r>
         <w:t>.</w:t>
       </w:r>
-      <w:r>
-        <w:t xml:space="preserve"> </w:t>
-      </w:r>
-      <w:r>
-        <w:t>It</w:t>
-      </w:r>
-      <w:r>
-        <w:t xml:space="preserve"> returns the address of it</w:t>
-      </w:r>
-      <w:r>
-        <w:t xml:space="preserve"> as a FILE pointer.</w:t>
-      </w:r>
-      <w:r>
-        <w:t xml:space="preserve"> </w:t>
-      </w:r>
-    </w:p>
-    <w:p>
-      <w:pPr>
-        <w:pStyle w:val="Heading6"/>
-      </w:pPr>
-      <w:r>
-        <w:t>feof()</w:t>
-      </w:r>
-    </w:p>
-    <w:p>
-      <w:r>
-        <w:t xml:space="preserve">The feof function’s argument is a FILE pointer to the file to test for the end-of-file indicator—stdin in this case. The function returns a nonzero (true) value when the </w:t>
-      </w:r>
+    </w:p>
+    <w:p>
+      <w:pPr>
+        <w:pStyle w:val="Heading2"/>
+      </w:pPr>
+      <w:r>
+        <w:t>The C++ Programming</w:t>
+      </w:r>
+      <w:r>
+        <w:br/>
+      </w:r>
+      <w:r>
+        <w:t>Language</w:t>
+      </w:r>
+    </w:p>
+    <w:p>
+      <w:r>
+        <w:t>C++ is C with extra capabilities and headaches as well.</w:t>
+      </w:r>
+      <w:r>
+        <w:t xml:space="preserve"> Read the C language before this so that I can only focus on the C++ specific stuff here.</w:t>
+      </w:r>
+    </w:p>
+    <w:p>
+      <w:pPr>
+        <w:pStyle w:val="Heading5"/>
+      </w:pPr>
       <w:r>
         <w:lastRenderedPageBreak/>
-        <w:t>end-of-file indicator has been set; otherwise, the function returns zero (false). This program’s while statement continues executing until the user enters the end-of-file indicator.</w:t>
-      </w:r>
-    </w:p>
-    <w:p>
-      <w:pPr>
-        <w:rPr>
-          <w:rStyle w:val="Heading6Char"/>
-        </w:rPr>
-      </w:pPr>
-      <w:r>
-        <w:rPr>
-          <w:rStyle w:val="Heading6Char"/>
-        </w:rPr>
-        <w:t>fprint</w:t>
-      </w:r>
-      <w:r>
-        <w:rPr>
-          <w:rStyle w:val="Heading6Char"/>
-        </w:rPr>
-        <w:t>f()</w:t>
-      </w:r>
-    </w:p>
-    <w:p>
-      <w:r>
-        <w:t>Writes into the stream given to it’s first argumnent.</w:t>
-      </w:r>
-    </w:p>
-    <w:p>
-      <w:pPr>
-        <w:rPr>
-          <w:rStyle w:val="Heading6Char"/>
-        </w:rPr>
-      </w:pPr>
-      <w:r>
-        <w:rPr>
-          <w:rStyle w:val="Heading6Char"/>
-        </w:rPr>
-        <w:t>sprintf()</w:t>
-      </w:r>
-    </w:p>
-    <w:p>
-      <w:r>
-        <w:t>Print f but prefixed with a new first arg that</w:t>
-      </w:r>
-      <w:r>
-        <w:t xml:space="preserve"> acts as a</w:t>
-      </w:r>
-      <w:r>
-        <w:t>n output buffer for printf</w:t>
-      </w:r>
-      <w:r>
-        <w:t xml:space="preserve">. </w:t>
-      </w:r>
-    </w:p>
-    <w:p>
-      <w:pPr>
-        <w:pStyle w:val="Heading6"/>
-      </w:pPr>
-      <w:r>
-        <w:t>malloc()</w:t>
-      </w:r>
-    </w:p>
-    <w:p>
-      <w:r>
-        <w:t>Takes the number of bytes to allocate</w:t>
-      </w:r>
-      <w:r>
-        <w:t xml:space="preserve"> and returns a void pointer to the chunk of array of the number of bytes it’s allocated.</w:t>
-      </w:r>
-      <w:r>
-        <w:t xml:space="preserve"> </w:t>
-      </w:r>
-      <w:r>
-        <w:t>It</w:t>
-      </w:r>
-      <w:r>
-        <w:t xml:space="preserve"> </w:t>
-      </w:r>
-      <w:r>
-        <w:t>i</w:t>
-      </w:r>
-      <w:r>
-        <w:t>s okay with the number being a variable</w:t>
-      </w:r>
-      <w:r>
-        <w:t>.</w:t>
-      </w:r>
-      <w:r>
-        <w:t>We typically mix i</w:t>
-      </w:r>
-      <w:r>
-        <w:t xml:space="preserve">t with the sizeof </w:t>
-      </w:r>
-      <w:r>
-        <w:t xml:space="preserve">function </w:t>
-      </w:r>
-      <w:r>
-        <w:t xml:space="preserve">and a pointer type casting so that </w:t>
-      </w:r>
-      <w:r>
-        <w:t>the memory is as much as needed and accessed accordingly as well</w:t>
-      </w:r>
-      <w:r>
-        <w:t>:</w:t>
-      </w:r>
-    </w:p>
-    <w:p>
-      <w:pPr>
-        <w:pStyle w:val="Code"/>
-      </w:pPr>
-      <w:r>
-        <w:t>userdefinedtype*</w:t>
-      </w:r>
-      <w:r>
-        <w:t xml:space="preserve"> userdefinedPtr</w:t>
-      </w:r>
-      <w:r>
-        <w:t xml:space="preserve">= </w:t>
-      </w:r>
-      <w:r>
-        <w:t xml:space="preserve">(userdefinedtypename*) </w:t>
-      </w:r>
-      <w:r>
-        <w:t>malloc(sizeof(userdefinedtypename</w:t>
-      </w:r>
-      <w:r>
-        <w:t>*n</w:t>
-      </w:r>
-      <w:r>
-        <w:t>)</w:t>
-      </w:r>
-      <w:r>
-        <w:t>;</w:t>
-      </w:r>
-    </w:p>
-    <w:p>
-      <w:pPr>
-        <w:pStyle w:val="Code"/>
-      </w:pPr>
-    </w:p>
-    <w:p>
-      <w:pPr>
-        <w:pStyle w:val="Heading5"/>
-      </w:pPr>
-      <w:r>
-        <w:t>Error Reading</w:t>
-      </w:r>
-    </w:p>
-    <w:p>
-      <w:pPr>
-        <w:pStyle w:val="Heading6"/>
-      </w:pPr>
-      <w:r>
-        <w:t>The function is declared but not defined</w:t>
-      </w:r>
-    </w:p>
-    <w:p>
-      <w:r>
-        <w:t>Causes: Possible use of static function</w:t>
-      </w:r>
-      <w:r>
-        <w:t xml:space="preserve"> in a file other than the module.</w:t>
-      </w:r>
-    </w:p>
-    <w:p>
-      <w:pPr>
-        <w:pStyle w:val="Heading6"/>
-      </w:pPr>
-      <w:r>
-        <w:lastRenderedPageBreak/>
-        <w:t xml:space="preserve">The argument in additional dependencies was supposed to be </w:t>
-      </w:r>
-      <w:r>
-        <w:t>Boolean</w:t>
-      </w:r>
-    </w:p>
-    <w:p>
-      <w:r>
-        <w:t>Possible spaced or ‘ ed naming while defining the dependencies</w:t>
-      </w:r>
-      <w:r>
-        <w:t>.</w:t>
-      </w:r>
-    </w:p>
-    <w:p>
-      <w:pPr>
-        <w:pStyle w:val="Heading2"/>
-      </w:pPr>
-      <w:r>
-        <w:t>The C++ Programming</w:t>
-      </w:r>
-      <w:r>
-        <w:br/>
-      </w:r>
-      <w:r>
-        <w:t>Language</w:t>
-      </w:r>
-    </w:p>
-    <w:p>
-      <w:r>
-        <w:t>C++ is C with extra capabilities and headaches as well.</w:t>
-      </w:r>
-      <w:r>
-        <w:t xml:space="preserve"> Read the C language before this so that I can only focus on the C++ specific stuff here.</w:t>
-      </w:r>
-    </w:p>
-    <w:p>
-      <w:pPr>
-        <w:pStyle w:val="Heading5"/>
-      </w:pPr>
-      <w:r>
         <w:t>Classes</w:t>
       </w:r>
     </w:p>
@@ -9246,7 +9751,6 @@
         <w:pStyle w:val="Code"/>
       </w:pPr>
       <w:r>
-        <w:lastRenderedPageBreak/>
         <w:t>class classnam</w:t>
       </w:r>
       <w:r>
@@ -9355,6 +9859,7 @@
         <w:pStyle w:val="Code"/>
       </w:pPr>
       <w:r>
+        <w:lastRenderedPageBreak/>
         <w:t>{</w:t>
       </w:r>
     </w:p>
@@ -9476,7 +9981,6 @@
         <w:pStyle w:val="Code"/>
       </w:pPr>
       <w:r>
-        <w:lastRenderedPageBreak/>
         <w:t>classname instancename;</w:t>
       </w:r>
     </w:p>
@@ -9505,6 +10009,7 @@
         <w:pStyle w:val="Heading5"/>
       </w:pPr>
       <w:r>
+        <w:lastRenderedPageBreak/>
         <w:t>Constructors</w:t>
       </w:r>
     </w:p>
@@ -9723,7 +10228,6 @@
         <w:pStyle w:val="Heading6"/>
       </w:pPr>
       <w:r>
-        <w:lastRenderedPageBreak/>
         <w:t>Constructor Delegation</w:t>
       </w:r>
     </w:p>
@@ -9819,6 +10323,7 @@
         <w:rPr>
           <w:rStyle w:val="CodeChar"/>
         </w:rPr>
+        <w:lastRenderedPageBreak/>
         <w:t>constructorName(</w:t>
       </w:r>
       <w:r>
@@ -17534,10 +18039,7 @@
       </w:pPr>
       <w:r>
         <w:lastRenderedPageBreak/>
-        <w:t xml:space="preserve">Subject 3: </w:t>
-      </w:r>
-      <w:r>
-        <w:t>Operating Systems</w:t>
+        <w:t>Subject 3: Operating Systems</w:t>
       </w:r>
     </w:p>
     <w:p/>
@@ -17641,16 +18143,7 @@
         <w:pStyle w:val="Heading2"/>
       </w:pPr>
       <w:r>
-        <w:t xml:space="preserve">Chapter </w:t>
-      </w:r>
-      <w:r>
-        <w:t>2</w:t>
-      </w:r>
-      <w:r>
-        <w:t xml:space="preserve">: </w:t>
-      </w:r>
-      <w:r>
-        <w:t>PE</w:t>
+        <w:t>Chapter 2: PE</w:t>
       </w:r>
       <w:r>
         <w:t>/COFF</w:t>
@@ -17674,13 +18167,7 @@
       </w:pPr>
       <w:r>
         <w:lastRenderedPageBreak/>
-        <w:t xml:space="preserve">Chapter </w:t>
-      </w:r>
-      <w:r>
-        <w:t>3</w:t>
-      </w:r>
-      <w:r>
-        <w:t xml:space="preserve">: </w:t>
+        <w:t xml:space="preserve">Chapter 3: </w:t>
       </w:r>
       <w:r>
         <w:t>ZIP</w:t>
@@ -17703,16 +18190,7 @@
         <w:pStyle w:val="Heading2"/>
       </w:pPr>
       <w:r>
-        <w:t>Chapter 4</w:t>
-      </w:r>
-      <w:r>
-        <w:t xml:space="preserve">: </w:t>
-      </w:r>
-      <w:r>
-        <w:t>MPEG</w:t>
-      </w:r>
-      <w:r>
-        <w:t xml:space="preserve"> </w:t>
+        <w:t xml:space="preserve">Chapter 4: MPEG </w:t>
       </w:r>
       <w:r>
         <w:t>Family</w:t>
@@ -24888,7 +25366,6 @@
   <w:style w:type="character" w:default="1" w:styleId="DefaultParagraphFont">
     <w:name w:val="Default Paragraph Font"/>
     <w:uiPriority w:val="1"/>
-    <w:semiHidden/>
     <w:unhideWhenUsed/>
   </w:style>
   <w:style w:type="table" w:default="1" w:styleId="TableNormal">

--- a/Computer Programming -Challenges,Concepts, Approaches & Implementations by ADSkeptiK.docx
+++ b/Computer Programming -Challenges,Concepts, Approaches & Implementations by ADSkeptiK.docx
@@ -4787,7 +4787,12 @@
       <w:r>
         <w:t>In this layer you deal with Computer Organization</w:t>
       </w:r>
-    </w:p>
+      <w:r>
+        <w:t>.</w:t>
+      </w:r>
+    </w:p>
+    <w:p/>
+    <w:p/>
     <w:p>
       <w:pPr>
         <w:pStyle w:val="Heading5"/>
@@ -4954,604 +4959,6 @@
       </w:r>
     </w:p>
     <w:p/>
-    <w:p>
-      <w:pPr>
-        <w:pStyle w:val="Heading5"/>
-      </w:pPr>
-      <w:r>
-        <w:t>OSs</w:t>
-      </w:r>
-    </w:p>
-    <w:p>
-      <w:r>
-        <w:t>(System’s Engineering, Systems Programming,System’s Design Level)In this layer you deal with computer organization. Firmwares, BIOS and etc.</w:t>
-      </w:r>
-    </w:p>
-    <w:p/>
-    <w:p>
-      <w:pPr>
-        <w:pStyle w:val="Heading6"/>
-      </w:pPr>
-      <w:r>
-        <w:lastRenderedPageBreak/>
-        <w:t>Memory</w:t>
-      </w:r>
-    </w:p>
-    <w:p>
-      <w:pPr>
-        <w:pStyle w:val="IntenseQuote"/>
-        <w:rPr>
-          <w:b/>
-          <w:bCs/>
-          <w:i w:val="0"/>
-          <w:iCs w:val="0"/>
-          <w:caps/>
-        </w:rPr>
-      </w:pPr>
-      <w:r>
-        <w:t>Logically memory is organized as a linear array of bytes, each with its own unique address (array index) starting at zero.</w:t>
-      </w:r>
-      <w:r>
-        <w:rPr>
-          <w:b/>
-          <w:bCs/>
-          <w:i w:val="0"/>
-          <w:iCs w:val="0"/>
-          <w:caps/>
-        </w:rPr>
-        <w:t xml:space="preserve"> </w:t>
-      </w:r>
-      <w:r>
-        <w:rPr>
-          <w:b/>
-          <w:bCs/>
-          <w:i w:val="0"/>
-          <w:iCs w:val="0"/>
-          <w:caps/>
-        </w:rPr>
-        <w:t>Computer Systems  A Programmer’s perspective</w:t>
-      </w:r>
-    </w:p>
-    <w:p>
-      <w:r>
-        <w:t xml:space="preserve">Programs use different sizes of memory and to be able to have control over the bytes of memory, they NEED to have unique identifiers for each of those bytes. With data representation in computers ultimately happening by bits, the same unit is used to state the length of the those unique identifiers for memory bytes in computers, the length is referred to as </w:t>
-      </w:r>
-      <w:r>
-        <w:rPr>
-          <w:b/>
-          <w:bCs/>
-        </w:rPr>
-        <w:t>address spac</w:t>
-      </w:r>
-      <w:r>
-        <w:rPr>
-          <w:b/>
-          <w:bCs/>
-        </w:rPr>
-        <w:t>e</w:t>
-      </w:r>
-      <w:r>
-        <w:t xml:space="preserve"> and has direct effect on how much memory you can use at the same time.</w:t>
-      </w:r>
-    </w:p>
-    <w:p/>
-    <w:p>
-      <w:pPr>
-        <w:pStyle w:val="Heading7"/>
-      </w:pPr>
-      <w:r>
-        <w:t>Memory Hierarchy</w:t>
-      </w:r>
-    </w:p>
-    <w:p>
-      <w:pPr>
-        <w:pStyle w:val="IntenseQuote"/>
-      </w:pPr>
-      <w:r>
-        <w:t xml:space="preserve">The main idea behind a memory hierarchy is that storage at one level serves as a cache for storage at the next lower level. </w:t>
-      </w:r>
-      <w:r>
-        <w:rPr>
-          <w:b/>
-          <w:bCs/>
-          <w:i w:val="0"/>
-          <w:iCs w:val="0"/>
-          <w:caps/>
-        </w:rPr>
-        <w:t>Computer Systems  A Programmer’s perspective</w:t>
-      </w:r>
-    </w:p>
-    <w:p/>
-    <w:p>
-      <w:pPr>
-        <w:pStyle w:val="Heading7"/>
-      </w:pPr>
-      <w:r>
-        <w:lastRenderedPageBreak/>
-        <w:t>Direct Memory Access</w:t>
-      </w:r>
-    </w:p>
-    <w:p>
-      <w:r>
-        <w:t xml:space="preserve">DMA </w:t>
-      </w:r>
-    </w:p>
-    <w:p/>
-    <w:p>
-      <w:pPr>
-        <w:pStyle w:val="Heading7"/>
-      </w:pPr>
-      <w:r>
-        <w:t>Virtual Memory Address (VMA)</w:t>
-      </w:r>
-    </w:p>
-    <w:p>
-      <w:r>
-        <w:t>Why it’s a thing: The programs can’t know for certain in which memory addresses they’re gonna be loaded until their runtime but until then they still gotta rely on some independent in house addressing system to do their relocations and all and that’s how and why they use the virtual memory address space which is a middle man addressing system keeping the program connected until it’s actually loaded at runtime. Now the number of unique memory addresses or to be more frank, the size of memory that can be accessed at the same time, is define by how many bits long the address space can be.</w:t>
-      </w:r>
-    </w:p>
-    <w:p>
-      <w:r>
-        <w:t>It’s safe to say virtual memory is an abstracted interface to access dynamic random access memory (DRAM), flash memory, disk storage and special hardware.</w:t>
-      </w:r>
-    </w:p>
-    <w:p>
-      <w:pPr>
-        <w:pStyle w:val="IntenseQuote"/>
-        <w:rPr>
-          <w:b/>
-          <w:bCs/>
-          <w:i w:val="0"/>
-          <w:iCs w:val="0"/>
-          <w:caps/>
-        </w:rPr>
-      </w:pPr>
-      <w:r>
-        <w:t>A machine level program views memory as a very large array of bytes referred to as virtual memory. Each byte of which is represented by a unique number, called a virtual address. The set of virtual addresses is referred to as virtual address space.</w:t>
-      </w:r>
-      <w:r>
-        <w:rPr>
-          <w:b/>
-          <w:bCs/>
-          <w:i w:val="0"/>
-          <w:iCs w:val="0"/>
-          <w:caps/>
-        </w:rPr>
-        <w:t xml:space="preserve"> </w:t>
-      </w:r>
-      <w:r>
-        <w:rPr>
-          <w:b/>
-          <w:bCs/>
-          <w:i w:val="0"/>
-          <w:iCs w:val="0"/>
-          <w:caps/>
-        </w:rPr>
-        <w:t>Computer Systems  A Programmer’s perspective</w:t>
-      </w:r>
-    </w:p>
-    <w:p>
-      <w:pPr>
-        <w:rPr>
-          <w:rFonts w:ascii="Gloucester MT Extra Condensed" w:eastAsia="Gloucester MT Extra Condensed" w:hAnsi="Gloucester MT Extra Condensed" w:cs="Gloucester MT Extra Condensed"/>
-          <w:color w:val="000000" w:themeColor="text1"/>
-          <w:sz w:val="40"/>
-        </w:rPr>
-      </w:pPr>
-    </w:p>
-    <w:p>
-      <w:pPr>
-        <w:pStyle w:val="Heading8"/>
-      </w:pPr>
-      <w:r>
-        <w:lastRenderedPageBreak/>
-        <w:t>Word size</w:t>
-      </w:r>
-    </w:p>
-    <w:p>
-      <w:pPr>
-        <w:pStyle w:val="IntenseQuote"/>
-      </w:pPr>
-      <w:r>
-        <w:t>Every computer has a word size</w:t>
-      </w:r>
-      <w:r>
-        <w:t xml:space="preserve"> defines</w:t>
-      </w:r>
-      <w:r>
-        <w:t xml:space="preserve"> the nominal size of pointer data, </w:t>
-      </w:r>
-      <w:r>
-        <w:t xml:space="preserve">the range of </w:t>
-      </w:r>
-      <w:r>
-        <w:t xml:space="preserve">Virtual address is </w:t>
-      </w:r>
-      <w:r>
-        <w:t>one of the many things determined by this word size.</w:t>
-      </w:r>
-      <w:r>
-        <w:t xml:space="preserve"> COMPUTER SYSTEMS A PROGRAMMER’S PERSPECTIVE</w:t>
-      </w:r>
-    </w:p>
-    <w:p/>
-    <w:p/>
-    <w:p/>
-    <w:p/>
-    <w:p>
-      <w:pPr>
-        <w:pStyle w:val="Heading7"/>
-      </w:pPr>
-      <w:r>
-        <w:t>Memory Page</w:t>
-      </w:r>
-    </w:p>
-    <w:p>
-      <w:r>
-        <w:t xml:space="preserve">Why is it even a thing: To manage apps that areNow it is neither convenient nor optimized really to load apps at their entirety, hell the memory of the computer may NOT EVEN BE ENOUGH to hold them entirely. Each of these chunks have a contagious group of addresses  is called a </w:t>
-      </w:r>
-      <w:r>
-        <w:rPr>
-          <w:b/>
-          <w:bCs/>
-        </w:rPr>
-        <w:t>page</w:t>
-      </w:r>
-      <w:r>
-        <w:t xml:space="preserve">. The pages of an app form what’s </w:t>
-      </w:r>
-      <w:r>
-        <w:rPr>
-          <w:b/>
-          <w:bCs/>
-        </w:rPr>
-        <w:t>virtual address space</w:t>
-      </w:r>
-      <w:r>
-        <w:t xml:space="preserve">. For loading the app the wrapper unit for determining how much </w:t>
-      </w:r>
-      <w:r>
-        <w:rPr>
-          <w:b/>
-          <w:bCs/>
-        </w:rPr>
-        <w:t xml:space="preserve">virtual </w:t>
-      </w:r>
-      <w:r>
-        <w:t xml:space="preserve">memory is used is </w:t>
-      </w:r>
-      <w:r>
-        <w:rPr>
-          <w:b/>
-          <w:bCs/>
-        </w:rPr>
-        <w:t>page</w:t>
-      </w:r>
-      <w:r>
-        <w:rPr>
-          <w:b/>
-          <w:bCs/>
-        </w:rPr>
-        <w:t xml:space="preserve"> </w:t>
-      </w:r>
-      <w:r>
-        <w:t xml:space="preserve">(which itself is based on bytes obviously) and each page is a contagious series of bytes. For physical memory the same kinda wrapper unit exists and is called </w:t>
-      </w:r>
-      <w:r>
-        <w:rPr>
-          <w:b/>
-          <w:bCs/>
-        </w:rPr>
-        <w:t>pageframe</w:t>
-      </w:r>
-      <w:r>
-        <w:t>. The pages and page frames typically are of the same size.</w:t>
-      </w:r>
-    </w:p>
-    <w:p>
-      <w:pPr>
-        <w:pStyle w:val="Heading6"/>
-      </w:pPr>
-      <w:r>
-        <w:lastRenderedPageBreak/>
-        <w:t>System Call</w:t>
-      </w:r>
-    </w:p>
-    <w:p>
-      <w:pPr>
-        <w:pStyle w:val="IntenseQuote"/>
-      </w:pPr>
-      <w:r>
-        <w:t>Is a special function that passes control to the operating system.</w:t>
-      </w:r>
-      <w:r>
-        <w:rPr>
-          <w:b/>
-          <w:bCs/>
-          <w:i w:val="0"/>
-          <w:iCs w:val="0"/>
-          <w:caps/>
-        </w:rPr>
-        <w:t xml:space="preserve"> </w:t>
-      </w:r>
-      <w:r>
-        <w:rPr>
-          <w:b/>
-          <w:bCs/>
-          <w:i w:val="0"/>
-          <w:iCs w:val="0"/>
-          <w:caps/>
-        </w:rPr>
-        <w:t>Computer Systems  A Programmer’s perspective</w:t>
-      </w:r>
-    </w:p>
-    <w:p>
-      <w:r>
-        <w:t>Context Switches are managed thru system calls to kernel for managing process creation.</w:t>
-      </w:r>
-    </w:p>
-    <w:p>
-      <w:pPr>
-        <w:pStyle w:val="Heading6"/>
-      </w:pPr>
-      <w:r>
-        <w:t>Kernel</w:t>
-      </w:r>
-    </w:p>
-    <w:p>
-      <w:pPr>
-        <w:pStyle w:val="IntenseQuote"/>
-        <w:rPr>
-          <w:b/>
-          <w:bCs/>
-          <w:i w:val="0"/>
-          <w:iCs w:val="0"/>
-          <w:caps/>
-        </w:rPr>
-      </w:pPr>
-      <w:r>
-        <w:t xml:space="preserve">Kernel is part of the operating system that always resides in memory. </w:t>
-      </w:r>
-      <w:r>
-        <w:rPr>
-          <w:b/>
-          <w:bCs/>
-          <w:i w:val="0"/>
-          <w:iCs w:val="0"/>
-          <w:caps/>
-        </w:rPr>
-        <w:t>Computer Systems  A Programmer’s perspective</w:t>
-      </w:r>
-    </w:p>
-    <w:p/>
-    <w:p>
-      <w:pPr>
-        <w:pStyle w:val="IntenseQuote"/>
-        <w:rPr>
-          <w:b/>
-          <w:bCs/>
-          <w:i w:val="0"/>
-          <w:iCs w:val="0"/>
-          <w:caps/>
-        </w:rPr>
-      </w:pPr>
-      <w:r>
-        <w:t xml:space="preserve">Kernel is not a separate process but a collection of code and data structures that system uses to manage all processes. </w:t>
-      </w:r>
-      <w:r>
-        <w:rPr>
-          <w:b/>
-          <w:bCs/>
-          <w:i w:val="0"/>
-          <w:iCs w:val="0"/>
-          <w:caps/>
-        </w:rPr>
-        <w:t>Computer Systems  A Programmer’s perspective</w:t>
-      </w:r>
-    </w:p>
-    <w:p>
-      <w:pPr>
-        <w:pStyle w:val="Heading6"/>
-      </w:pPr>
-      <w:r>
-        <w:lastRenderedPageBreak/>
-        <w:t>CPUs</w:t>
-      </w:r>
-    </w:p>
-    <w:p>
-      <w:r>
-        <w:t>A central processing unit is typically made of one or more processing cores, cores each capable of handling one sequence of instructions at a time, on their own.</w:t>
-      </w:r>
-    </w:p>
-    <w:p>
-      <w:pPr>
-        <w:pStyle w:val="Heading6"/>
-      </w:pPr>
-      <w:r>
-        <w:t>Process</w:t>
-      </w:r>
-    </w:p>
-    <w:p>
-      <w:pPr>
-        <w:pStyle w:val="IntenseQuote"/>
-      </w:pPr>
-      <w:r>
-        <w:t>A</w:t>
-      </w:r>
-      <w:r>
-        <w:t xml:space="preserve"> </w:t>
-      </w:r>
-      <w:r>
-        <w:t>process is the operating systems</w:t>
-      </w:r>
-      <w:r>
-        <w:rPr>
-          <w:rFonts w:ascii="Cambria" w:hAnsi="Cambria" w:cs="Cambria"/>
-        </w:rPr>
-        <w:t>·</w:t>
-      </w:r>
-      <w:r>
-        <w:t xml:space="preserve"> abstraction for a running</w:t>
-      </w:r>
-      <w:r>
-        <w:t xml:space="preserve"> </w:t>
-      </w:r>
-      <w:r>
-        <w:t>program. Multiple processes can run concurrently on the same system, and each process appears to have exclusive use of the hardware.</w:t>
-      </w:r>
-      <w:r>
-        <w:rPr>
-          <w:b/>
-          <w:bCs/>
-          <w:i w:val="0"/>
-          <w:iCs w:val="0"/>
-          <w:caps/>
-        </w:rPr>
-        <w:t xml:space="preserve"> </w:t>
-      </w:r>
-      <w:r>
-        <w:rPr>
-          <w:b/>
-          <w:bCs/>
-          <w:i w:val="0"/>
-          <w:iCs w:val="0"/>
-          <w:caps/>
-        </w:rPr>
-        <w:t>Computer Systems  A Programmer’s perspective</w:t>
-      </w:r>
-    </w:p>
-    <w:p>
-      <w:pPr>
-        <w:pStyle w:val="Heading7"/>
-      </w:pPr>
-      <w:r>
-        <w:t>Context Switching</w:t>
-      </w:r>
-    </w:p>
-    <w:p>
-      <w:pPr>
-        <w:pStyle w:val="IntenseQuote"/>
-        <w:rPr>
-          <w:b/>
-          <w:bCs/>
-          <w:i w:val="0"/>
-          <w:iCs w:val="0"/>
-          <w:caps/>
-        </w:rPr>
-      </w:pPr>
-      <w:r>
-        <w:t>Traditional systems could only execute one program at a time, while newer multi core processors can execute several programs simultaneously. In either case, a single CPU can appear to execute multiple processes concurrently by having the processor switch among them.</w:t>
-      </w:r>
-      <w:r>
-        <w:rPr>
-          <w:rFonts w:asciiTheme="majorBidi" w:eastAsiaTheme="majorEastAsia" w:hAnsiTheme="majorBidi" w:cstheme="majorBidi"/>
-          <w:i w:val="0"/>
-          <w:iCs w:val="0"/>
-          <w:color w:val="auto"/>
-          <w:sz w:val="28"/>
-        </w:rPr>
-        <w:t xml:space="preserve"> </w:t>
-      </w:r>
-      <w:r>
-        <w:t xml:space="preserve">Tue operating system performs this interleaving with a mechanism known as context switching. </w:t>
-      </w:r>
-      <w:r>
-        <w:t xml:space="preserve">When the operating system </w:t>
-      </w:r>
-      <w:r>
-        <w:lastRenderedPageBreak/>
-        <w:t>decides to transfer control from the current process to some new process, it performs a context switch by saving the context of the current process, restoring the context of the new process, and</w:t>
-      </w:r>
-      <w:r>
-        <w:t xml:space="preserve"> </w:t>
-      </w:r>
-      <w:r>
-        <w:t xml:space="preserve">then passing control to the new process. The new process picks up exactly where it left off. </w:t>
-      </w:r>
-      <w:r>
-        <w:rPr>
-          <w:b/>
-          <w:bCs/>
-          <w:i w:val="0"/>
-          <w:iCs w:val="0"/>
-          <w:caps/>
-        </w:rPr>
-        <w:t xml:space="preserve"> </w:t>
-      </w:r>
-      <w:r>
-        <w:rPr>
-          <w:b/>
-          <w:bCs/>
-          <w:i w:val="0"/>
-          <w:iCs w:val="0"/>
-          <w:caps/>
-        </w:rPr>
-        <w:t>Computer Systems  A Programmer’s perspective</w:t>
-      </w:r>
-    </w:p>
-    <w:p>
-      <w:r>
-        <w:t xml:space="preserve">Now obviously the number of tasks AKA sequences of instructions we are running may exceed the number of cores which is why these cores use a technique known as context switching to “Jump” on another </w:t>
-      </w:r>
-    </w:p>
-    <w:p/>
-    <w:p>
-      <w:pPr>
-        <w:pStyle w:val="Heading6"/>
-      </w:pPr>
-      <w:r>
-        <w:t>Threads</w:t>
-      </w:r>
-    </w:p>
-    <w:p>
-      <w:r>
-        <w:t>A CPU/Processing core executes lines/threads of instructions by reading them thru it’s own threads. Each processor and application can consist of many threads executing within it’s address space, which the processor’s threads could lock onto. The threshold of the number of threads that a processor can simultaneously execute is naturally limited to the number of threads it has.</w:t>
-      </w:r>
-    </w:p>
-    <w:p>
-      <w:pPr>
-        <w:pStyle w:val="Heading7"/>
-      </w:pPr>
-      <w:r>
-        <w:t>Multi-Threading</w:t>
-      </w:r>
-    </w:p>
-    <w:p>
-      <w:r>
-        <w:t xml:space="preserve">In case a CPUs total threads are lower than the number of threads in a process, context switching becomes the go-to solution. Otherwise CPU threads each get assigned to a process thread and handle them simultaneously </w:t>
-      </w:r>
-    </w:p>
-    <w:p>
-      <w:r>
-        <w:lastRenderedPageBreak/>
-        <w:t xml:space="preserve">In case of hyperthreading, each core technically achieves the illusion of handling multiple threads thru its </w:t>
-      </w:r>
-    </w:p>
-    <w:p>
-      <w:r>
-        <w:t>The virtual memory of a process contains different sections for code, data, heap , shared libs, stack and kernel virtual memory.</w:t>
-      </w:r>
-    </w:p>
-    <w:p>
-      <w:pPr>
-        <w:pStyle w:val="Heading7"/>
-      </w:pPr>
-      <w:r>
-        <w:t>Multi-Threading</w:t>
-      </w:r>
-    </w:p>
-    <w:p/>
-    <w:p>
-      <w:pPr>
-        <w:pStyle w:val="IntenseQuote"/>
-      </w:pPr>
-      <w:r>
-        <w:t>A</w:t>
-      </w:r>
-      <w:r>
-        <w:t xml:space="preserve"> process can actually consist•of multiple execution units, called threads, each running in the context of the process "11-d sharing the same code and global data'.</w:t>
-      </w:r>
-    </w:p>
     <w:p>
       <w:pPr>
         <w:pStyle w:val="Heading4"/>
@@ -8920,49 +8327,485 @@
     </w:p>
     <w:p>
       <w:pPr>
+        <w:pStyle w:val="Heading8"/>
+      </w:pPr>
+      <w:r>
+        <w:t>String literals</w:t>
+      </w:r>
+    </w:p>
+    <w:p>
+      <w:r>
+        <w:t>Are shown in “ ”s and their to code they represent the address of the starting member of their array of characters. If you put two of them together to C they seem like a single concatenated one.</w:t>
+      </w:r>
+    </w:p>
+    <w:p>
+      <w:r>
+        <w:t>e.g: “ds” “ssd” == “dsssd”</w:t>
+      </w:r>
+    </w:p>
+    <w:p>
+      <w:r>
+        <w:t>Also you could break a single one to a multiline one using</w:t>
+      </w:r>
+      <w:r>
+        <w:t xml:space="preserve"> the following approach:</w:t>
+      </w:r>
+    </w:p>
+    <w:p>
+      <w:r>
+        <w:t>E.g:</w:t>
+      </w:r>
+    </w:p>
+    <w:p>
+      <w:r>
+        <w:t>“sdsds\</w:t>
+      </w:r>
+      <w:r>
+        <w:br/>
+        <w:t>sdsd”</w:t>
+      </w:r>
+    </w:p>
+    <w:p>
+      <w:pPr>
+        <w:pStyle w:val="Heading6"/>
+      </w:pPr>
+      <w:r>
+        <w:t>Pointers</w:t>
+      </w:r>
+    </w:p>
+    <w:p/>
+    <w:p>
+      <w:pPr>
+        <w:pStyle w:val="Heading8"/>
+      </w:pPr>
+      <w:r>
+        <w:t>Pointer Casting</w:t>
+      </w:r>
+    </w:p>
+    <w:p>
+      <w:r>
+        <w:t>In order to cast pointers use the following notation:</w:t>
+      </w:r>
+      <w:r>
+        <w:rPr>
+          <w:szCs w:val="48"/>
+        </w:rPr>
+        <w:br/>
+      </w:r>
+      <w:r>
+        <w:t>(casttype *) pointername</w:t>
+      </w:r>
+      <w:r>
+        <w:t>;</w:t>
+      </w:r>
+    </w:p>
+    <w:p>
+      <w:pPr>
+        <w:pStyle w:val="Heading6"/>
+      </w:pPr>
+      <w:r>
+        <w:lastRenderedPageBreak/>
+        <w:t xml:space="preserve">The </w:t>
+      </w:r>
+      <w:r>
+        <w:t>E</w:t>
+      </w:r>
+      <w:r>
+        <w:t xml:space="preserve">ssence of </w:t>
+      </w:r>
+      <w:r>
+        <w:t>D</w:t>
+      </w:r>
+      <w:r>
+        <w:t>ata</w:t>
+      </w:r>
+    </w:p>
+    <w:p>
+      <w:pPr>
         <w:pStyle w:val="Heading7"/>
       </w:pPr>
       <w:r>
-        <w:t>Pointers</w:t>
+        <w:t>Constants</w:t>
+      </w:r>
+    </w:p>
+    <w:p>
+      <w:pPr>
+        <w:pStyle w:val="Heading8"/>
+      </w:pPr>
+      <w:r>
+        <w:t>Constant Literals</w:t>
+      </w:r>
+    </w:p>
+    <w:p>
+      <w:pPr>
+        <w:pStyle w:val="Heading9"/>
+      </w:pPr>
+      <w:r>
+        <w:t xml:space="preserve">Long </w:t>
+      </w:r>
+      <w:r>
+        <w:t>Integer constan</w:t>
+      </w:r>
+      <w:r>
+        <w:t>t</w:t>
+      </w:r>
+      <w:r>
+        <w:t xml:space="preserve"> literals</w:t>
+      </w:r>
+    </w:p>
+    <w:p>
+      <w:r>
+        <w:t>A long integer constant is written with a l ir L.</w:t>
+      </w:r>
+    </w:p>
+    <w:p>
+      <w:pPr>
+        <w:pStyle w:val="Heading9"/>
+      </w:pPr>
+      <w:r>
+        <w:t>Floating-point</w:t>
+      </w:r>
+      <w:r>
+        <w:t xml:space="preserve"> constan</w:t>
+      </w:r>
+      <w:r>
+        <w:t>t</w:t>
+      </w:r>
+      <w:r>
+        <w:t xml:space="preserve"> literals</w:t>
+      </w:r>
+    </w:p>
+    <w:p>
+      <w:r>
+        <w:t>Floating-point constants contain a decimal point(1.2) or an exponent (1e-2) or  both</w:t>
+      </w:r>
+      <w:r>
+        <w:t>,</w:t>
+      </w:r>
+      <w:r>
+        <w:t xml:space="preserve"> </w:t>
+      </w:r>
+      <w:r>
+        <w:rPr>
+          <w:b/>
+          <w:bCs/>
+          <w:u w:val="single"/>
+        </w:rPr>
+        <w:t>their type is</w:t>
+      </w:r>
+      <w:r>
+        <w:rPr>
+          <w:b/>
+          <w:bCs/>
+          <w:u w:val="single"/>
+        </w:rPr>
+        <w:t xml:space="preserve"> </w:t>
+      </w:r>
+      <w:r>
+        <w:rPr>
+          <w:b/>
+          <w:bCs/>
+          <w:u w:val="single"/>
+        </w:rPr>
+        <w:t>double u</w:t>
+      </w:r>
+      <w:r>
+        <w:rPr>
+          <w:b/>
+          <w:bCs/>
+          <w:u w:val="single"/>
+        </w:rPr>
+        <w:t>n</w:t>
+      </w:r>
+      <w:r>
+        <w:rPr>
+          <w:b/>
+          <w:bCs/>
+          <w:u w:val="single"/>
+        </w:rPr>
+        <w:t>less suffixed</w:t>
+      </w:r>
+      <w:r>
+        <w:t>.</w:t>
+      </w:r>
+      <w:r>
+        <w:t xml:space="preserve"> </w:t>
+      </w:r>
+      <w:r>
+        <w:t>The suffixes f or F indicate a float constant</w:t>
+      </w:r>
+      <w:r>
+        <w:t>.</w:t>
+      </w:r>
+      <w:r>
+        <w:t xml:space="preserve"> </w:t>
+      </w:r>
+      <w:r>
+        <w:t>l or L indicate a long double</w:t>
+      </w:r>
+      <w:r>
+        <w:t>.</w:t>
+      </w:r>
+    </w:p>
+    <w:p>
+      <w:pPr>
+        <w:pStyle w:val="Heading9"/>
+      </w:pPr>
+      <w:r>
+        <w:t>String</w:t>
+      </w:r>
+      <w:r>
+        <w:t xml:space="preserve"> constant literals</w:t>
+      </w:r>
+      <w:r>
+        <w:t xml:space="preserve"> (string literals)</w:t>
+      </w:r>
+    </w:p>
+    <w:p>
+      <w:r>
+        <w:t>Technically a string constant is an array of characters. The internal representation of a string has a null character '\0' at the end , so the physical storage required is more than the number of characters written between the quotes</w:t>
+      </w:r>
+      <w:r>
+        <w:t>.</w:t>
+      </w:r>
+    </w:p>
+    <w:p>
+      <w:pPr>
+        <w:rPr>
+          <w:b/>
+          <w:bCs/>
+          <w:u w:val="single"/>
+        </w:rPr>
+      </w:pPr>
+      <w:r>
+        <w:t>If we initialize a character pointer to a string literal it basically  gives the address of the first character of that literal</w:t>
+      </w:r>
+      <w:r>
+        <w:t xml:space="preserve">. </w:t>
+      </w:r>
+      <w:r>
+        <w:rPr>
+          <w:b/>
+          <w:bCs/>
+          <w:u w:val="single"/>
+        </w:rPr>
+        <w:t>The String literal to the compiler just seems as the address of the first character.</w:t>
+      </w:r>
+    </w:p>
+    <w:p>
+      <w:pPr>
+        <w:rPr>
+          <w:b/>
+          <w:bCs/>
+          <w:u w:val="single"/>
+        </w:rPr>
+      </w:pPr>
+      <w:r>
+        <w:rPr>
+          <w:b/>
+          <w:bCs/>
+          <w:u w:val="single"/>
+        </w:rPr>
+        <w:t>STRING LITERALS FOLLOWED AFTER EACH OTHER WILL BE CONCATANATED.</w:t>
+      </w:r>
+    </w:p>
+    <w:p>
+      <w:r>
+        <w:t>e.g: "sda" "sda" == "sdasda"</w:t>
+      </w:r>
+    </w:p>
+    <w:p>
+      <w:r>
+        <w:t xml:space="preserve"> WE CAN ALSO WRITE A SINGLE STRING LITERAL SPREAD BY A SINGLE FORWARD SLASH EVERYWHERE THE LINE ENDS</w:t>
+      </w:r>
+    </w:p>
+    <w:p>
+      <w:r>
+        <w:t>e.g: "sa\</w:t>
+      </w:r>
+    </w:p>
+    <w:p>
+      <w:r>
+        <w:lastRenderedPageBreak/>
+        <w:t xml:space="preserve">            sa"</w:t>
+      </w:r>
+    </w:p>
+    <w:p>
+      <w:r>
+        <w:t>==</w:t>
+      </w:r>
+    </w:p>
+    <w:p>
+      <w:r>
+        <w:t>"sasa"</w:t>
+      </w:r>
+    </w:p>
+    <w:p>
+      <w:r>
+        <w:t>"</w:t>
+      </w:r>
+    </w:p>
+    <w:p>
+      <w:pPr>
+        <w:pStyle w:val="Heading6"/>
+      </w:pPr>
+      <w:r>
+        <w:t>Struct</w:t>
+      </w:r>
+    </w:p>
+    <w:p>
+      <w:r>
+        <w:t>Use/print or etc of uninitialized struct variables is an error in C</w:t>
+      </w:r>
+      <w:r>
+        <w:t>.</w:t>
       </w:r>
     </w:p>
     <w:p/>
+    <w:p/>
+    <w:p>
+      <w:pPr>
+        <w:pStyle w:val="Heading6"/>
+      </w:pPr>
+      <w:r>
+        <w:t>Union</w:t>
+      </w:r>
+    </w:p>
+    <w:p>
+      <w:r>
+        <w:t>union is basically a single variable that can hold any of the types within it</w:t>
+      </w:r>
+      <w:r>
+        <w:t>.</w:t>
+      </w:r>
+    </w:p>
+    <w:p>
+      <w:pPr>
+        <w:pStyle w:val="Heading6"/>
+      </w:pPr>
+      <w:r>
+        <w:t>Typecasting</w:t>
+      </w:r>
+    </w:p>
+    <w:p>
+      <w:pPr>
+        <w:pStyle w:val="Heading7"/>
+      </w:pPr>
+      <w:r>
+        <w:t>Integral Promotion (flawed explanation)</w:t>
+      </w:r>
+    </w:p>
+    <w:p>
+      <w:r>
+        <w:t>Integral promotion: If  an int  can represent all of the values  of the original type, then the value is converted to unsigned int otherwise it's converted to unsigned int. The process is called integral promotion</w:t>
+      </w:r>
+      <w:r>
+        <w:t>.</w:t>
+      </w:r>
+    </w:p>
+    <w:p/>
+    <w:p/>
+    <w:p>
+      <w:pPr>
+        <w:rPr>
+          <w:b/>
+          <w:bCs/>
+          <w:u w:val="single"/>
+        </w:rPr>
+      </w:pPr>
+    </w:p>
+    <w:p>
+      <w:pPr>
+        <w:pStyle w:val="Heading6"/>
+      </w:pPr>
+      <w:r>
+        <w:lastRenderedPageBreak/>
+        <w:t>Arrays</w:t>
+      </w:r>
+    </w:p>
+    <w:p>
+      <w:r>
+        <w:t>If there are fewer initializers than the size of array,the missing elements will be initialized to 0 by default.</w:t>
+      </w:r>
+      <w:r>
+        <w:t xml:space="preserve"> </w:t>
+      </w:r>
+      <w:r>
+        <w:t>By definition, the value of a variable or expression of type array is the address</w:t>
+      </w:r>
+      <w:r>
+        <w:t xml:space="preserve"> </w:t>
+      </w:r>
+      <w:r>
+        <w:t>of element zero of the array</w:t>
+      </w:r>
+      <w:r>
+        <w:t>.</w:t>
+      </w:r>
+      <w:r>
+        <w:t xml:space="preserve"> </w:t>
+      </w:r>
+      <w:r>
+        <w:t>EACH ARRAYs POINTER OFFSET  ARITHMETIC  IS BASED ON THE SIZE OF THE TYPE THEY CONTAIN NOT THE THE SPACE THEY ALLOCATE THEMSELVES E.g : a STRING pointer allocates 4 bytes but the individual members of the array are offset by 1 as the type  that the string is containing is a char</w:t>
+      </w:r>
+      <w:r>
+        <w:t>.</w:t>
+      </w:r>
+    </w:p>
+    <w:p>
+      <w:pPr>
+        <w:pStyle w:val="Heading6"/>
+      </w:pPr>
+      <w:r>
+        <w:t>Operators</w:t>
+      </w:r>
+    </w:p>
+    <w:p>
+      <w:r>
+        <w:t>Operators are used for managing the use of data. They  have an order of precedence to which we must pay attention while using them to get our desired effects.</w:t>
+      </w:r>
+    </w:p>
+    <w:p>
+      <w:pPr>
+        <w:pStyle w:val="Heading7"/>
+      </w:pPr>
+      <w:r>
+        <w:t>Binary Operators</w:t>
+      </w:r>
+    </w:p>
+    <w:p>
+      <w:r>
+        <w:t xml:space="preserve">Used to mask off bits </w:t>
+      </w:r>
+      <w:r>
+        <w:t>( for shit like rounding up  numbers)</w:t>
+      </w:r>
+      <w:r>
+        <w:t>.</w:t>
+      </w:r>
+    </w:p>
     <w:p>
       <w:pPr>
         <w:pStyle w:val="Heading8"/>
       </w:pPr>
       <w:r>
-        <w:t>Pointer Casting</w:t>
-      </w:r>
-    </w:p>
-    <w:p>
-      <w:r>
-        <w:t>In order to cast pointers use the following notation:</w:t>
-      </w:r>
-      <w:r>
-        <w:rPr>
-          <w:szCs w:val="48"/>
-        </w:rPr>
-        <w:br/>
-      </w:r>
-      <w:r>
-        <w:t>(casttype *) pointername</w:t>
-      </w:r>
-      <w:r>
-        <w:t>;</w:t>
-      </w:r>
-    </w:p>
-    <w:p>
-      <w:pPr>
-        <w:pStyle w:val="Heading6"/>
-      </w:pPr>
-      <w:r>
-        <w:t>Operators</w:t>
-      </w:r>
-    </w:p>
-    <w:p>
-      <w:r>
-        <w:t>Operators are used for managing the use of data. They  have an order of precedence to which we must pay attention while using them to get our desired effects.</w:t>
+        <w:t>Conditional Operators</w:t>
+      </w:r>
+    </w:p>
+    <w:p>
+      <w:pPr>
+        <w:pStyle w:val="Heading9"/>
+      </w:pPr>
+      <w:r>
+        <w:t>!=</w:t>
+      </w:r>
+    </w:p>
+    <w:p>
+      <w:r>
+        <w:t>The precedence of != is higher than that of =</w:t>
+      </w:r>
+      <w:r>
+        <w:t>.</w:t>
       </w:r>
     </w:p>
     <w:p>
@@ -8970,18 +8813,20 @@
         <w:pStyle w:val="Heading7"/>
       </w:pPr>
       <w:r>
-        <w:t>Binary Operators</w:t>
-      </w:r>
-    </w:p>
-    <w:p>
-      <w:r>
-        <w:t xml:space="preserve">Used to mask off bits </w:t>
-      </w:r>
-      <w:r>
-        <w:t>( for shit like rounding up  numbers)</w:t>
-      </w:r>
-      <w:r>
-        <w:t>.</w:t>
+        <w:t>Ternary Operator</w:t>
+      </w:r>
+    </w:p>
+    <w:p>
+      <w:pPr>
+        <w:pStyle w:val="Heading8"/>
+      </w:pPr>
+      <w:r>
+        <w:t>? operator</w:t>
+      </w:r>
+    </w:p>
+    <w:p>
+      <w:r>
+        <w:t>This operator is used for conditional existence of a piece of code where we can’t use if. It kinda behaves like a conditional inclusion preprocessor whose life time continues after the preprocessing stage.</w:t>
       </w:r>
     </w:p>
     <w:p>
@@ -8990,27 +8835,6 @@
       </w:pPr>
       <w:r>
         <w:lastRenderedPageBreak/>
-        <w:t>Ternary Operator</w:t>
-      </w:r>
-    </w:p>
-    <w:p>
-      <w:pPr>
-        <w:pStyle w:val="Heading8"/>
-      </w:pPr>
-      <w:r>
-        <w:t>? operator</w:t>
-      </w:r>
-    </w:p>
-    <w:p>
-      <w:r>
-        <w:t>This operator is used for conditional existence of a piece of code where we can’t use if. It kinda behaves like a conditional inclusion preprocessor whose life time continues after the preprocessing stage.</w:t>
-      </w:r>
-    </w:p>
-    <w:p>
-      <w:pPr>
-        <w:pStyle w:val="Heading7"/>
-      </w:pPr>
-      <w:r>
         <w:t>Bitwise Operators</w:t>
       </w:r>
     </w:p>
@@ -9099,11 +8923,7 @@
         <w:t xml:space="preserve">The loop counter SHOULD and consequently does end at the fail condition. Which is why it’s advised to define counter </w:t>
       </w:r>
       <w:r>
-        <w:t xml:space="preserve">within the parentheses as </w:t>
-      </w:r>
-      <w:r>
-        <w:lastRenderedPageBreak/>
-        <w:t xml:space="preserve">otherwise you </w:t>
+        <w:t xml:space="preserve">within the parentheses as otherwise you </w:t>
       </w:r>
       <w:r>
         <w:t>MIGHT forget this and use the fail value-ed counter unless you’re aware of what you’re doing</w:t>
@@ -9153,6 +8973,7 @@
     </w:p>
     <w:p>
       <w:r>
+        <w:lastRenderedPageBreak/>
         <w:t>My</w:t>
       </w:r>
       <w:r>
@@ -9215,6 +9036,45 @@
     <w:p>
       <w:r>
         <w:t>C functions don’t allow overloads.</w:t>
+      </w:r>
+      <w:r>
+        <w:t xml:space="preserve"> </w:t>
+      </w:r>
+      <w:r>
+        <w:t>If the return type of function is omitted it is assumed an int.</w:t>
+      </w:r>
+      <w:r>
+        <w:t xml:space="preserve"> </w:t>
+      </w:r>
+      <w:r>
+        <w:t>The value that a function returns will be converted to the return type specified if necessary</w:t>
+      </w:r>
+      <w:r>
+        <w:t>( what did I even mean here</w:t>
+      </w:r>
+      <w:r>
+        <w:t>, check notes from K&amp;R</w:t>
+      </w:r>
+      <w:r>
+        <w:t>!</w:t>
+      </w:r>
+      <w:r>
+        <w:t>).</w:t>
+      </w:r>
+      <w:r>
+        <w:t xml:space="preserve"> </w:t>
+      </w:r>
+      <w:r>
+        <w:t>When a function calls itself reculsively each invocation gets  a fresh set of all the automatic variables,independent of the previous set</w:t>
+      </w:r>
+      <w:r>
+        <w:t>.</w:t>
+      </w:r>
+      <w:r>
+        <w:t xml:space="preserve"> </w:t>
+      </w:r>
+      <w:r>
+        <w:t>Recursive code is easier to understand and is especially convenient for recursively defined data structures like trees.</w:t>
       </w:r>
     </w:p>
     <w:p>
@@ -9302,6 +9162,17 @@
       <w:r>
         <w:t>Is used for defining symbolic constants and macros</w:t>
       </w:r>
+      <w:r>
+        <w:t>.</w:t>
+      </w:r>
+    </w:p>
+    <w:p>
+      <w:r>
+        <w:t>Using # in a macro's replacement text would mean the followed parameter is to be regarded as string literal. Using## literally concatenates the preceding token with the following one</w:t>
+      </w:r>
+      <w:r>
+        <w:t>.</w:t>
+      </w:r>
     </w:p>
     <w:p/>
     <w:p>
@@ -9360,7 +9231,11 @@
     </w:p>
     <w:p>
       <w:r>
-        <w:t>By defining functions as static, their definition only becomes ONLY visible to the file that they are defined in( meaning even if you include their declaration in other files they could not be linked to any definition, resulting in undefined link error or the use of another available definition with the same name).</w:t>
+        <w:t xml:space="preserve">By defining functions as static, their definition only becomes ONLY visible to the file that they are defined in( meaning even if you include their declaration in other </w:t>
+      </w:r>
+      <w:r>
+        <w:lastRenderedPageBreak/>
+        <w:t>files they could not be linked to any definition, resulting in undefined link error or the use of another available definition with the same name).</w:t>
       </w:r>
     </w:p>
     <w:p/>
@@ -9369,23 +9244,133 @@
         <w:pStyle w:val="Heading7"/>
       </w:pPr>
       <w:r>
+        <w:t>Static Variables</w:t>
+      </w:r>
+    </w:p>
+    <w:p>
+      <w:r>
+        <w:t>Defining variables as static could cause 2 different behaviors in them depending on the scope their scope:</w:t>
+      </w:r>
+    </w:p>
+    <w:p>
+      <w:r>
+        <w:t xml:space="preserve">- For global variables: Defining them as static  makes them only visible to the file they’re defined in.  </w:t>
+      </w:r>
+    </w:p>
+    <w:p>
+      <w:r>
+        <w:t>- For local variables: Defining them causes them to keep their value since the last time their function was invoked.</w:t>
+      </w:r>
+    </w:p>
+    <w:p>
+      <w:r>
+        <w:t>External static variables thus provide a way to hide the names of global variables in a source file</w:t>
+      </w:r>
+      <w:r>
+        <w:t>.</w:t>
+      </w:r>
+    </w:p>
+    <w:p>
+      <w:pPr>
+        <w:pStyle w:val="Heading6"/>
+      </w:pPr>
+      <w:r>
+        <w:t>exter</w:t>
+      </w:r>
+      <w:r>
+        <w:t>n</w:t>
+      </w:r>
+    </w:p>
+    <w:p>
+      <w:pPr>
+        <w:pStyle w:val="Heading7"/>
+      </w:pPr>
+      <w:r>
+        <w:t>external variables</w:t>
+      </w:r>
+    </w:p>
+    <w:p>
+      <w:r>
+        <w:t>An external variable must be defined exactly once, outside of any function while the declaration may be an explicit extern statement or may be an implicit from context</w:t>
+      </w:r>
+      <w:r>
+        <w:t>.</w:t>
+      </w:r>
+      <w:r>
+        <w:t xml:space="preserve"> </w:t>
+      </w:r>
+      <w:r>
+        <w:t>Before a function can use an external variable the name of the variable must be made known to the function.One way to do this is to write an extern declaration in the function; the declaration is the same as before except  for the added keyword extern.</w:t>
+      </w:r>
+      <w:r>
+        <w:t xml:space="preserve"> </w:t>
+      </w:r>
+      <w:r>
+        <w:t>Array sizes must be specified with the global arrray's definition but are optional with the extern declarations.</w:t>
+      </w:r>
+    </w:p>
+    <w:p>
+      <w:pPr>
+        <w:pStyle w:val="Heading6"/>
+      </w:pPr>
+      <w:r>
         <w:lastRenderedPageBreak/>
-        <w:t>Static Variables</w:t>
-      </w:r>
-    </w:p>
-    <w:p>
-      <w:r>
-        <w:t>Defining variables as static could cause 2 different behaviors in them depending on the scope their scope:</w:t>
-      </w:r>
-    </w:p>
-    <w:p>
-      <w:r>
-        <w:t xml:space="preserve">- For global variables: Defining them as static  makes them only visible to the file they’re defined in.  </w:t>
-      </w:r>
-    </w:p>
-    <w:p>
-      <w:r>
-        <w:t>- For local variables: Defining them causes them to keep their value since the last time their function was invoked.</w:t>
+        <w:t>Expressions</w:t>
+      </w:r>
+    </w:p>
+    <w:p>
+      <w:r>
+        <w:t>An object is a named region of storage: an lvalue is an expression referring to an object</w:t>
+      </w:r>
+      <w:r>
+        <w:t>.</w:t>
+      </w:r>
+    </w:p>
+    <w:p>
+      <w:pPr>
+        <w:pStyle w:val="Heading7"/>
+      </w:pPr>
+      <w:r>
+        <w:t>Conditions</w:t>
+      </w:r>
+    </w:p>
+    <w:p>
+      <w:pPr>
+        <w:pStyle w:val="Heading8"/>
+      </w:pPr>
+      <w:r>
+        <w:t>If</w:t>
+      </w:r>
+      <w:r>
+        <w:t xml:space="preserve"> and else </w:t>
+      </w:r>
+    </w:p>
+    <w:p>
+      <w:r>
+        <w:t>STUFF OUTSIDE OF ELSE BLOCK WILL HAPPEN EITHER WAY</w:t>
+      </w:r>
+      <w:r>
+        <w:t>.</w:t>
+      </w:r>
+    </w:p>
+    <w:p/>
+    <w:p>
+      <w:pPr>
+        <w:pStyle w:val="Heading6"/>
+      </w:pPr>
+      <w:r>
+        <w:t>Typedef</w:t>
+      </w:r>
+      <w:r>
+        <w:t>s</w:t>
+      </w:r>
+    </w:p>
+    <w:p>
+      <w:r>
+        <w:t>We start typedefs by capital letters to make em standout</w:t>
+      </w:r>
+      <w:r>
+        <w:t>.</w:t>
       </w:r>
     </w:p>
     <w:p/>
@@ -9717,13 +9702,42 @@
     <w:p>
       <w:pPr>
         <w:pStyle w:val="Heading6"/>
-      </w:pPr>
+        <w:rPr>
+          <w:i/>
+          <w:iCs/>
+        </w:rPr>
+      </w:pPr>
+      <w:r>
+        <w:rPr>
+          <w:i/>
+          <w:iCs/>
+        </w:rPr>
+        <w:t>int main</w:t>
+      </w:r>
+      <w:r>
+        <w:rPr>
+          <w:i/>
+          <w:iCs/>
+        </w:rPr>
+        <w:t xml:space="preserve"> (int argc,char*argv[])</w:t>
+      </w:r>
+    </w:p>
+    <w:p>
+      <w:r>
+        <w:t>In environments that support C you can pass command line arguments to the program when the main is called the first argument which is int argc is the number of parameters</w:t>
+      </w:r>
+    </w:p>
+    <w:p>
+      <w:r>
+        <w:t>(set by 1 by default and calculated by the command line environment at first) and argv is the argument vector which is an array of pointers to characters  and has at least one argument (it's 0th cell which is the name of the program).</w:t>
+      </w:r>
     </w:p>
     <w:p>
       <w:pPr>
         <w:pStyle w:val="Heading6"/>
       </w:pPr>
       <w:r>
+        <w:lastRenderedPageBreak/>
         <w:t>scanf</w:t>
       </w:r>
       <w:r>
@@ -9777,7 +9791,6 @@
     </w:p>
     <w:p>
       <w:r>
-        <w:lastRenderedPageBreak/>
         <w:t>long double     %Lf</w:t>
       </w:r>
     </w:p>
@@ -9868,6 +9881,7 @@
         <w:pStyle w:val="Heading6"/>
       </w:pPr>
       <w:r>
+        <w:lastRenderedPageBreak/>
         <w:t>F</w:t>
       </w:r>
       <w:r>
@@ -9902,13 +9916,154 @@
         <w:pStyle w:val="Heading6"/>
       </w:pPr>
       <w:r>
+        <w:t>stderr</w:t>
+      </w:r>
+    </w:p>
+    <w:p>
+      <w:r>
+        <w:t>standard error stream.</w:t>
+      </w:r>
+    </w:p>
+    <w:p>
+      <w:pPr>
+        <w:pStyle w:val="Heading6"/>
+      </w:pPr>
+      <w:r>
+        <w:t>stdin</w:t>
+      </w:r>
+    </w:p>
+    <w:p>
+      <w:r>
+        <w:t>standard input stream , can be used with putchar and getchar.</w:t>
+      </w:r>
+    </w:p>
+    <w:p>
+      <w:pPr>
+        <w:pStyle w:val="Heading6"/>
+      </w:pPr>
+      <w:r>
+        <w:t>stdout</w:t>
+      </w:r>
+    </w:p>
+    <w:p>
+      <w:r>
+        <w:t>standard output steam.</w:t>
+      </w:r>
+    </w:p>
+    <w:p>
+      <w:pPr>
+        <w:pStyle w:val="Heading6"/>
+      </w:pPr>
+      <w:r>
+        <w:t>fgetc</w:t>
+      </w:r>
+    </w:p>
+    <w:p>
+      <w:r>
+        <w:t xml:space="preserve">The function </w:t>
+      </w:r>
+      <w:r>
+        <w:rPr>
+          <w:b/>
+          <w:bCs/>
+          <w:u w:val="single"/>
+        </w:rPr>
+        <w:t>READS</w:t>
+      </w:r>
+      <w:r>
+        <w:t xml:space="preserve"> </w:t>
+      </w:r>
+      <w:r>
+        <w:t xml:space="preserve">a </w:t>
+      </w:r>
+      <w:r>
+        <w:t>character from</w:t>
+      </w:r>
+      <w:r>
+        <w:t xml:space="preserve"> </w:t>
+      </w:r>
+      <w:r>
+        <w:t>the</w:t>
+      </w:r>
+      <w:r>
+        <w:t xml:space="preserve"> file</w:t>
+      </w:r>
+      <w:r>
+        <w:t xml:space="preserve"> given to it as argument in the form of a pointer</w:t>
+      </w:r>
+    </w:p>
+    <w:p>
+      <w:pPr>
+        <w:pStyle w:val="Heading6"/>
+      </w:pPr>
+      <w:r>
+        <w:t>fputc</w:t>
+      </w:r>
+      <w:r>
+        <w:t>()</w:t>
+      </w:r>
+    </w:p>
+    <w:p>
+      <w:r>
+        <w:t>The function</w:t>
+      </w:r>
+      <w:r>
+        <w:t xml:space="preserve"> </w:t>
+      </w:r>
+      <w:r>
+        <w:rPr>
+          <w:b/>
+          <w:bCs/>
+          <w:u w:val="single"/>
+        </w:rPr>
+        <w:t>WRITES</w:t>
+      </w:r>
+      <w:r>
+        <w:t xml:space="preserve"> </w:t>
+      </w:r>
+      <w:r>
+        <w:t>the character in its first argument to the file specified by the FILE pointer in its second argument.</w:t>
+      </w:r>
+    </w:p>
+    <w:p>
+      <w:pPr>
+        <w:pStyle w:val="Heading6"/>
+      </w:pPr>
+      <w:r>
         <w:lastRenderedPageBreak/>
-        <w:t>stderr</w:t>
-      </w:r>
-    </w:p>
-    <w:p>
-      <w:r>
-        <w:t>standard error stream.</w:t>
+        <w:t>fopen</w:t>
+      </w:r>
+      <w:r>
+        <w:t>()</w:t>
+      </w:r>
+    </w:p>
+    <w:p>
+      <w:r>
+        <w:t>The function is used to create a file</w:t>
+      </w:r>
+      <w:r>
+        <w:t xml:space="preserve"> with the name(extension included) of it’s first argument</w:t>
+      </w:r>
+      <w:r>
+        <w:t xml:space="preserve"> for the mode defined in it’s second argument</w:t>
+      </w:r>
+      <w:r>
+        <w:t>.</w:t>
+      </w:r>
+      <w:r>
+        <w:t xml:space="preserve"> </w:t>
+      </w:r>
+      <w:r>
+        <w:t>It</w:t>
+      </w:r>
+      <w:r>
+        <w:t xml:space="preserve"> returns the address of it</w:t>
+      </w:r>
+      <w:r>
+        <w:t xml:space="preserve"> as a FILE pointer.</w:t>
+      </w:r>
+      <w:r>
+        <w:t xml:space="preserve"> </w:t>
       </w:r>
     </w:p>
     <w:p>
@@ -9916,12 +10071,63 @@
         <w:pStyle w:val="Heading6"/>
       </w:pPr>
       <w:r>
-        <w:t>stdin</w:t>
-      </w:r>
-    </w:p>
-    <w:p>
-      <w:r>
-        <w:t>standard input stream , can be used with putchar and getchar.</w:t>
+        <w:t>feof()</w:t>
+      </w:r>
+    </w:p>
+    <w:p>
+      <w:r>
+        <w:t>The feof function’s argument is a FILE pointer to the file to test for the end-of-file indicator—stdin in this case. The function returns a nonzero (true) value when the end-of-file indicator has been set; otherwise, the function returns zero (false). This program’s while statement continues executing until the user enters the end-of-file indicator.</w:t>
+      </w:r>
+    </w:p>
+    <w:p>
+      <w:pPr>
+        <w:rPr>
+          <w:rStyle w:val="Heading6Char"/>
+        </w:rPr>
+      </w:pPr>
+      <w:r>
+        <w:rPr>
+          <w:rStyle w:val="Heading6Char"/>
+        </w:rPr>
+        <w:t>fprint</w:t>
+      </w:r>
+      <w:r>
+        <w:rPr>
+          <w:rStyle w:val="Heading6Char"/>
+        </w:rPr>
+        <w:t>f()</w:t>
+      </w:r>
+    </w:p>
+    <w:p>
+      <w:r>
+        <w:t>Writes into the stream given to it’s first argumnent.</w:t>
+      </w:r>
+    </w:p>
+    <w:p>
+      <w:pPr>
+        <w:rPr>
+          <w:rStyle w:val="Heading6Char"/>
+        </w:rPr>
+      </w:pPr>
+      <w:r>
+        <w:rPr>
+          <w:rStyle w:val="Heading6Char"/>
+        </w:rPr>
+        <w:t>sprintf()</w:t>
+      </w:r>
+    </w:p>
+    <w:p>
+      <w:r>
+        <w:t>Print f but prefixed with a new first arg that</w:t>
+      </w:r>
+      <w:r>
+        <w:t xml:space="preserve"> acts as a</w:t>
+      </w:r>
+      <w:r>
+        <w:t>n output buffer for printf</w:t>
+      </w:r>
+      <w:r>
+        <w:t xml:space="preserve">. </w:t>
       </w:r>
     </w:p>
     <w:p>
@@ -9929,12 +10135,94 @@
         <w:pStyle w:val="Heading6"/>
       </w:pPr>
       <w:r>
-        <w:t>stdout</w:t>
-      </w:r>
-    </w:p>
-    <w:p>
-      <w:r>
-        <w:t>standard output steam.</w:t>
+        <w:t>malloc()</w:t>
+      </w:r>
+    </w:p>
+    <w:p>
+      <w:r>
+        <w:t>Takes the number of bytes to allocate</w:t>
+      </w:r>
+      <w:r>
+        <w:t xml:space="preserve"> and returns a void pointer to the chunk of array of the number of bytes it’s allocated.</w:t>
+      </w:r>
+      <w:r>
+        <w:t xml:space="preserve"> </w:t>
+      </w:r>
+      <w:r>
+        <w:t>It</w:t>
+      </w:r>
+      <w:r>
+        <w:t xml:space="preserve"> </w:t>
+      </w:r>
+      <w:r>
+        <w:t>i</w:t>
+      </w:r>
+      <w:r>
+        <w:t>s okay with the number being a variable</w:t>
+      </w:r>
+      <w:r>
+        <w:t>.</w:t>
+      </w:r>
+      <w:r>
+        <w:t>We typically mix i</w:t>
+      </w:r>
+      <w:r>
+        <w:t xml:space="preserve">t with the sizeof </w:t>
+      </w:r>
+      <w:r>
+        <w:t xml:space="preserve">function </w:t>
+      </w:r>
+      <w:r>
+        <w:t xml:space="preserve">and a pointer type casting so that </w:t>
+      </w:r>
+      <w:r>
+        <w:t>the memory is as much as needed and accessed accordingly as well</w:t>
+      </w:r>
+      <w:r>
+        <w:t>:</w:t>
+      </w:r>
+    </w:p>
+    <w:p>
+      <w:pPr>
+        <w:pStyle w:val="Code"/>
+      </w:pPr>
+      <w:r>
+        <w:lastRenderedPageBreak/>
+        <w:t>userdefinedtype*</w:t>
+      </w:r>
+      <w:r>
+        <w:t xml:space="preserve"> userdefinedPtr</w:t>
+      </w:r>
+      <w:r>
+        <w:t xml:space="preserve">= </w:t>
+      </w:r>
+      <w:r>
+        <w:t xml:space="preserve">(userdefinedtypename*) </w:t>
+      </w:r>
+      <w:r>
+        <w:t>malloc(sizeof(userdefinedtypename</w:t>
+      </w:r>
+      <w:r>
+        <w:t>*n</w:t>
+      </w:r>
+      <w:r>
+        <w:t>)</w:t>
+      </w:r>
+      <w:r>
+        <w:t>;</w:t>
+      </w:r>
+    </w:p>
+    <w:p>
+      <w:pPr>
+        <w:pStyle w:val="Code"/>
+      </w:pPr>
+    </w:p>
+    <w:p>
+      <w:pPr>
+        <w:pStyle w:val="Heading5"/>
+      </w:pPr>
+      <w:r>
+        <w:t>Error Reading</w:t>
       </w:r>
     </w:p>
     <w:p>
@@ -9942,41 +10230,15 @@
         <w:pStyle w:val="Heading6"/>
       </w:pPr>
       <w:r>
-        <w:t>fgetc</w:t>
-      </w:r>
-    </w:p>
-    <w:p>
-      <w:r>
-        <w:t xml:space="preserve">The function </w:t>
-      </w:r>
-      <w:r>
-        <w:rPr>
-          <w:b/>
-          <w:bCs/>
-          <w:u w:val="single"/>
-        </w:rPr>
-        <w:t>READS</w:t>
-      </w:r>
-      <w:r>
-        <w:t xml:space="preserve"> </w:t>
-      </w:r>
-      <w:r>
-        <w:t xml:space="preserve">a </w:t>
-      </w:r>
-      <w:r>
-        <w:t>character from</w:t>
-      </w:r>
-      <w:r>
-        <w:t xml:space="preserve"> </w:t>
-      </w:r>
-      <w:r>
-        <w:t>the</w:t>
-      </w:r>
-      <w:r>
-        <w:t xml:space="preserve"> file</w:t>
-      </w:r>
-      <w:r>
-        <w:t xml:space="preserve"> given to it as argument in the form of a pointer</w:t>
+        <w:t>The function is declared but not defined</w:t>
+      </w:r>
+    </w:p>
+    <w:p>
+      <w:r>
+        <w:t>Causes: Possible use of static function</w:t>
+      </w:r>
+      <w:r>
+        <w:t xml:space="preserve"> in a file other than the module.</w:t>
       </w:r>
     </w:p>
     <w:p>
@@ -9984,284 +10246,50 @@
         <w:pStyle w:val="Heading6"/>
       </w:pPr>
       <w:r>
-        <w:t>fputc</w:t>
-      </w:r>
-      <w:r>
-        <w:t>()</w:t>
-      </w:r>
-    </w:p>
-    <w:p>
-      <w:r>
-        <w:t>The function</w:t>
-      </w:r>
-      <w:r>
-        <w:t xml:space="preserve"> </w:t>
-      </w:r>
-      <w:r>
-        <w:rPr>
-          <w:b/>
-          <w:bCs/>
-          <w:u w:val="single"/>
-        </w:rPr>
-        <w:t>WRITES</w:t>
-      </w:r>
-      <w:r>
-        <w:t xml:space="preserve"> </w:t>
-      </w:r>
-      <w:r>
-        <w:t>the character in its first argument to the file specified by the FILE pointer in its second argument.</w:t>
-      </w:r>
-    </w:p>
-    <w:p>
-      <w:pPr>
-        <w:pStyle w:val="Heading6"/>
-      </w:pPr>
-      <w:r>
-        <w:t>fopen</w:t>
-      </w:r>
-      <w:r>
-        <w:t>()</w:t>
-      </w:r>
-    </w:p>
-    <w:p>
-      <w:r>
-        <w:t>The function is used to create a file</w:t>
-      </w:r>
-      <w:r>
-        <w:t xml:space="preserve"> with the name(extension included) of it’s first argument</w:t>
-      </w:r>
-      <w:r>
-        <w:t xml:space="preserve"> for the mode defined in it’s second argument</w:t>
+        <w:t xml:space="preserve">The argument in additional dependencies was supposed to be </w:t>
+      </w:r>
+      <w:r>
+        <w:t>Boolean</w:t>
+      </w:r>
+    </w:p>
+    <w:p>
+      <w:r>
+        <w:t>Possible spaced or ‘ ed naming while defining the dependencies</w:t>
       </w:r>
       <w:r>
         <w:t>.</w:t>
       </w:r>
-      <w:r>
-        <w:t xml:space="preserve"> </w:t>
-      </w:r>
-      <w:r>
-        <w:t>It</w:t>
-      </w:r>
-      <w:r>
-        <w:t xml:space="preserve"> returns the address of it</w:t>
-      </w:r>
-      <w:r>
-        <w:t xml:space="preserve"> as a FILE pointer.</w:t>
-      </w:r>
-      <w:r>
-        <w:t xml:space="preserve"> </w:t>
-      </w:r>
-    </w:p>
-    <w:p>
-      <w:pPr>
-        <w:pStyle w:val="Heading6"/>
-      </w:pPr>
-      <w:r>
-        <w:t>feof()</w:t>
-      </w:r>
-    </w:p>
-    <w:p>
-      <w:r>
-        <w:t xml:space="preserve">The feof function’s argument is a FILE pointer to the file to test for the end-of-file indicator—stdin in this case. The function returns a nonzero (true) value when the </w:t>
-      </w:r>
+    </w:p>
+    <w:p>
+      <w:pPr>
+        <w:pStyle w:val="Heading2"/>
+      </w:pPr>
+      <w:r>
+        <w:t>The C++ Programming</w:t>
+      </w:r>
+      <w:r>
+        <w:br/>
+      </w:r>
+      <w:r>
+        <w:t>Language</w:t>
+      </w:r>
+    </w:p>
+    <w:p/>
+    <w:p>
+      <w:pPr>
+        <w:pStyle w:val="Heading4"/>
+      </w:pPr>
       <w:r>
         <w:lastRenderedPageBreak/>
-        <w:t>end-of-file indicator has been set; otherwise, the function returns zero (false). This program’s while statement continues executing until the user enters the end-of-file indicator.</w:t>
-      </w:r>
-    </w:p>
-    <w:p>
-      <w:pPr>
-        <w:rPr>
-          <w:rStyle w:val="Heading6Char"/>
-        </w:rPr>
-      </w:pPr>
-      <w:r>
-        <w:rPr>
-          <w:rStyle w:val="Heading6Char"/>
-        </w:rPr>
-        <w:t>fprint</w:t>
-      </w:r>
-      <w:r>
-        <w:rPr>
-          <w:rStyle w:val="Heading6Char"/>
-        </w:rPr>
-        <w:t>f()</w:t>
-      </w:r>
-    </w:p>
-    <w:p>
-      <w:r>
-        <w:t>Writes into the stream given to it’s first argumnent.</w:t>
-      </w:r>
-    </w:p>
-    <w:p>
-      <w:pPr>
-        <w:rPr>
-          <w:rStyle w:val="Heading6Char"/>
-        </w:rPr>
-      </w:pPr>
-      <w:r>
-        <w:rPr>
-          <w:rStyle w:val="Heading6Char"/>
-        </w:rPr>
-        <w:t>sprintf()</w:t>
-      </w:r>
-    </w:p>
-    <w:p>
-      <w:r>
-        <w:t>Print f but prefixed with a new first arg that</w:t>
-      </w:r>
-      <w:r>
-        <w:t xml:space="preserve"> acts as a</w:t>
-      </w:r>
-      <w:r>
-        <w:t>n output buffer for printf</w:t>
-      </w:r>
-      <w:r>
-        <w:t xml:space="preserve">. </w:t>
-      </w:r>
-    </w:p>
-    <w:p>
-      <w:pPr>
-        <w:pStyle w:val="Heading6"/>
-      </w:pPr>
-      <w:r>
-        <w:t>malloc()</w:t>
-      </w:r>
-    </w:p>
-    <w:p>
-      <w:r>
-        <w:t>Takes the number of bytes to allocate</w:t>
-      </w:r>
-      <w:r>
-        <w:t xml:space="preserve"> and returns a void pointer to the chunk of array of the number of bytes it’s allocated.</w:t>
-      </w:r>
-      <w:r>
-        <w:t xml:space="preserve"> </w:t>
-      </w:r>
-      <w:r>
-        <w:t>It</w:t>
-      </w:r>
-      <w:r>
-        <w:t xml:space="preserve"> </w:t>
-      </w:r>
-      <w:r>
-        <w:t>i</w:t>
-      </w:r>
-      <w:r>
-        <w:t>s okay with the number being a variable</w:t>
-      </w:r>
-      <w:r>
-        <w:t>.</w:t>
-      </w:r>
-      <w:r>
-        <w:t>We typically mix i</w:t>
-      </w:r>
-      <w:r>
-        <w:t xml:space="preserve">t with the sizeof </w:t>
-      </w:r>
-      <w:r>
-        <w:t xml:space="preserve">function </w:t>
-      </w:r>
-      <w:r>
-        <w:t xml:space="preserve">and a pointer type casting so that </w:t>
-      </w:r>
-      <w:r>
-        <w:t>the memory is as much as needed and accessed accordingly as well</w:t>
-      </w:r>
-      <w:r>
-        <w:t>:</w:t>
-      </w:r>
-    </w:p>
-    <w:p>
-      <w:pPr>
-        <w:pStyle w:val="Code"/>
-      </w:pPr>
-      <w:r>
-        <w:t>userdefinedtype*</w:t>
-      </w:r>
-      <w:r>
-        <w:t xml:space="preserve"> userdefinedPtr</w:t>
-      </w:r>
-      <w:r>
-        <w:t xml:space="preserve">= </w:t>
-      </w:r>
-      <w:r>
-        <w:t xml:space="preserve">(userdefinedtypename*) </w:t>
-      </w:r>
-      <w:r>
-        <w:t>malloc(sizeof(userdefinedtypename</w:t>
-      </w:r>
-      <w:r>
-        <w:t>*n</w:t>
-      </w:r>
-      <w:r>
-        <w:t>)</w:t>
-      </w:r>
-      <w:r>
-        <w:t>;</w:t>
-      </w:r>
-    </w:p>
-    <w:p>
-      <w:pPr>
-        <w:pStyle w:val="Code"/>
-      </w:pPr>
+        <w:t>General flow of C++ programs</w:t>
+      </w:r>
     </w:p>
     <w:p>
       <w:pPr>
         <w:pStyle w:val="Heading5"/>
       </w:pPr>
       <w:r>
-        <w:t>Error Reading</w:t>
-      </w:r>
-    </w:p>
-    <w:p>
-      <w:pPr>
-        <w:pStyle w:val="Heading6"/>
-      </w:pPr>
-      <w:r>
-        <w:t>The function is declared but not defined</w:t>
-      </w:r>
-    </w:p>
-    <w:p>
-      <w:r>
-        <w:t>Causes: Possible use of static function</w:t>
-      </w:r>
-      <w:r>
-        <w:t xml:space="preserve"> in a file other than the module.</w:t>
-      </w:r>
-    </w:p>
-    <w:p>
-      <w:pPr>
-        <w:pStyle w:val="Heading6"/>
-      </w:pPr>
-      <w:r>
-        <w:lastRenderedPageBreak/>
-        <w:t xml:space="preserve">The argument in additional dependencies was supposed to be </w:t>
-      </w:r>
-      <w:r>
-        <w:t>Boolean</w:t>
-      </w:r>
-    </w:p>
-    <w:p>
-      <w:r>
-        <w:t>Possible spaced or ‘ ed naming while defining the dependencies</w:t>
-      </w:r>
-      <w:r>
-        <w:t>.</w:t>
-      </w:r>
-    </w:p>
-    <w:p>
-      <w:pPr>
-        <w:pStyle w:val="Heading2"/>
-      </w:pPr>
-      <w:r>
-        <w:t>The C++ Programming</w:t>
-      </w:r>
-      <w:r>
-        <w:br/>
-      </w:r>
-      <w:r>
-        <w:t>Language</w:t>
+        <w:t>Entry point</w:t>
       </w:r>
     </w:p>
     <w:p/>
@@ -10270,9 +10298,10 @@
         <w:pStyle w:val="Heading5"/>
       </w:pPr>
       <w:r>
-        <w:t>General flow of C++ programs</w:t>
-      </w:r>
-    </w:p>
+        <w:t>Modularization</w:t>
+      </w:r>
+    </w:p>
+    <w:p/>
     <w:p>
       <w:pPr>
         <w:pStyle w:val="Heading6"/>
@@ -10345,9 +10374,19 @@
           <w:iCs/>
           <w:u w:val="single"/>
         </w:rPr>
-        <w:t xml:space="preserve"> or any instantiation… So we can’t make instance </w:t>
-      </w:r>
-      <w:r>
+        <w:t xml:space="preserve"> or any instantiation… So we can’t make instance variables of the type. As a result we neatly use pointer instance variables to manage such objects when going with the forward declaration method.</w:t>
+      </w:r>
+    </w:p>
+    <w:p>
+      <w:pPr>
+        <w:pStyle w:val="Heading7"/>
+      </w:pPr>
+      <w:r>
+        <w:t>Headers</w:t>
+      </w:r>
+    </w:p>
+    <w:p>
+      <w:pPr>
         <w:rPr>
           <w:b/>
           <w:bCs/>
@@ -10355,13 +10394,30 @@
           <w:iCs/>
           <w:u w:val="single"/>
         </w:rPr>
+      </w:pPr>
+      <w:r>
+        <w:rPr>
+          <w:b/>
+          <w:bCs/>
+          <w:i/>
+          <w:iCs/>
+          <w:u w:val="single"/>
+        </w:rPr>
+        <w:t>For subtle reasons that we explain in Section 23.4, headers should not contain using directives or using declarations</w:t>
+      </w:r>
+    </w:p>
+    <w:p>
+      <w:pPr>
+        <w:pStyle w:val="Heading3"/>
+      </w:pPr>
+      <w:r>
         <w:lastRenderedPageBreak/>
-        <w:t>variables of the type. As a result we neatly use pointer instance variables to manage such objects when going with the forward declaration method.</w:t>
-      </w:r>
-    </w:p>
-    <w:p>
-      <w:pPr>
-        <w:pStyle w:val="Heading5"/>
+        <w:t>The Language</w:t>
+      </w:r>
+    </w:p>
+    <w:p>
+      <w:pPr>
+        <w:pStyle w:val="Heading4"/>
       </w:pPr>
       <w:r>
         <w:t>Classes</w:t>
@@ -10535,7 +10591,11 @@
         <w:t xml:space="preserve">member functions </w:t>
       </w:r>
       <w:r>
-        <w:t>within it, we can use the :: scope resolution operator to define the member functions in detail</w:t>
+        <w:t xml:space="preserve">within it, we can use the :: scope </w:t>
+      </w:r>
+      <w:r>
+        <w:lastRenderedPageBreak/>
+        <w:t>resolution operator to define the member functions in detail</w:t>
       </w:r>
       <w:r>
         <w:t xml:space="preserve"> in the following format:</w:t>
@@ -10546,7 +10606,6 @@
         <w:pStyle w:val="Code"/>
       </w:pPr>
       <w:r>
-        <w:lastRenderedPageBreak/>
         <w:t>class classname</w:t>
       </w:r>
     </w:p>
@@ -10965,13 +11024,7 @@
         <w:pStyle w:val="Heading8"/>
       </w:pPr>
       <w:r>
-        <w:t>C</w:t>
-      </w:r>
-      <w:r>
-        <w:t>onstructor</w:t>
-      </w:r>
-      <w:r>
-        <w:t xml:space="preserve"> Inheritance</w:t>
+        <w:t>Constructor Inheritance</w:t>
       </w:r>
     </w:p>
     <w:p>
@@ -11021,10 +11074,131 @@
     </w:p>
     <w:p>
       <w:pPr>
+        <w:pStyle w:val="Heading4"/>
+      </w:pPr>
+      <w:r>
+        <w:t>Preprocessors</w:t>
+      </w:r>
+    </w:p>
+    <w:p>
+      <w:pPr>
+        <w:pStyle w:val="Heading6"/>
+      </w:pPr>
+      <w:r>
+        <w:t>extern “C”</w:t>
+      </w:r>
+      <w:r>
+        <w:t xml:space="preserve"> </w:t>
+      </w:r>
+      <w:r>
+        <w:t>{C function declarations}</w:t>
+      </w:r>
+    </w:p>
+    <w:p>
+      <w:r>
+        <w:t>Makes C++ compiler load C function declarations accordingly.</w:t>
+      </w:r>
+    </w:p>
+    <w:p>
+      <w:pPr>
+        <w:pStyle w:val="Heading6"/>
+      </w:pPr>
+      <w:r>
+        <w:t>__cplusplus</w:t>
+      </w:r>
+    </w:p>
+    <w:p>
+      <w:r>
+        <w:t>If the compiler is a C++ compiler.</w:t>
+      </w:r>
+    </w:p>
+    <w:p>
+      <w:pPr>
+        <w:pStyle w:val="Heading3"/>
+      </w:pPr>
+      <w:r>
+        <w:lastRenderedPageBreak/>
+        <w:t>STL</w:t>
+      </w:r>
+    </w:p>
+    <w:p>
+      <w:pPr>
+        <w:pStyle w:val="Heading4"/>
+      </w:pPr>
+      <w:r>
+        <w:t>Types</w:t>
+      </w:r>
+    </w:p>
+    <w:p>
+      <w:pPr>
         <w:pStyle w:val="Heading5"/>
       </w:pPr>
       <w:r>
-        <w:t>Preprocessors</w:t>
+        <w:t>std::string</w:t>
+      </w:r>
+    </w:p>
+    <w:p>
+      <w:r>
+        <w:t xml:space="preserve">The type </w:t>
+      </w:r>
+      <w:r>
+        <w:t>introduces dynamic</w:t>
+      </w:r>
+      <w:r>
+        <w:t>ally allocated</w:t>
+      </w:r>
+      <w:r>
+        <w:t xml:space="preserve"> </w:t>
+      </w:r>
+      <w:r>
+        <w:t xml:space="preserve">character </w:t>
+      </w:r>
+      <w:r>
+        <w:t xml:space="preserve">string </w:t>
+      </w:r>
+      <w:r>
+        <w:t xml:space="preserve">type and goes on to implement + concatenation </w:t>
+      </w:r>
+      <w:r>
+        <w:t>operations</w:t>
+      </w:r>
+      <w:r>
+        <w:t xml:space="preserve"> for it</w:t>
+      </w:r>
+      <w:r>
+        <w:t xml:space="preserve"> and all.</w:t>
+      </w:r>
+      <w:r>
+        <w:t xml:space="preserve"> The </w:t>
+      </w:r>
+      <w:r>
+        <w:t xml:space="preserve">+ </w:t>
+      </w:r>
+      <w:r>
+        <w:t>concatenation</w:t>
+      </w:r>
+      <w:r>
+        <w:t xml:space="preserve"> </w:t>
+      </w:r>
+      <w:r>
+        <w:t xml:space="preserve"> begins since reaching the std::string type and will continue on</w:t>
+      </w:r>
+      <w:r>
+        <w:t>.</w:t>
+      </w:r>
+      <w:r>
+        <w:t xml:space="preserve"> </w:t>
+      </w:r>
+    </w:p>
+    <w:p>
+      <w:pPr>
+        <w:pStyle w:val="Heading5"/>
+      </w:pPr>
+      <w:r>
+        <w:t>std::</w:t>
+      </w:r>
+      <w:r>
+        <w:t>cin</w:t>
       </w:r>
     </w:p>
     <w:p>
@@ -11032,31 +11206,50 @@
         <w:pStyle w:val="Heading6"/>
       </w:pPr>
       <w:r>
-        <w:t>extern “C”</w:t>
-      </w:r>
-      <w:r>
-        <w:t xml:space="preserve"> </w:t>
-      </w:r>
-      <w:r>
-        <w:t>{C function declarations}</w:t>
-      </w:r>
-    </w:p>
-    <w:p>
-      <w:r>
-        <w:t>Makes C++ compiler load C function declarations accordingly.</w:t>
-      </w:r>
-    </w:p>
-    <w:p>
-      <w:pPr>
-        <w:pStyle w:val="Heading6"/>
-      </w:pPr>
-      <w:r>
-        <w:t>__cplusplus</w:t>
-      </w:r>
-    </w:p>
-    <w:p>
-      <w:r>
-        <w:t>If the compiler is a C++ compiler.</w:t>
+        <w:t>&gt;&gt;</w:t>
+      </w:r>
+    </w:p>
+    <w:p>
+      <w:r>
+        <w:t>An overloaded operator</w:t>
+      </w:r>
+      <w:r>
+        <w:t xml:space="preserve"> that</w:t>
+      </w:r>
+      <w:r>
+        <w:t xml:space="preserve"> takes a first argument of type std::cin</w:t>
+      </w:r>
+      <w:r>
+        <w:t xml:space="preserve"> (left param) </w:t>
+      </w:r>
+      <w:r>
+        <w:t>(</w:t>
+      </w:r>
+      <w:r>
+        <w:t>which is a</w:t>
+      </w:r>
+      <w:r>
+        <w:t xml:space="preserve"> whitespace terminated </w:t>
+      </w:r>
+      <w:r>
+        <w:t>i</w:t>
+      </w:r>
+      <w:r>
+        <w:t>nput stream</w:t>
+      </w:r>
+      <w:r>
+        <w:t>)</w:t>
+      </w:r>
+      <w:r>
+        <w:t xml:space="preserve"> and gives it to a g</w:t>
+      </w:r>
+      <w:r>
+        <w:t>eneric type second argument.</w:t>
+      </w:r>
+    </w:p>
+    <w:p>
+      <w:r>
+        <w:t xml:space="preserve"> </w:t>
       </w:r>
     </w:p>
     <w:p>
@@ -11307,10 +11500,30 @@
         <w:t xml:space="preserve"> (NOT the subfolders or files within the subfolders)</w:t>
       </w:r>
       <w:r>
-        <w:t xml:space="preserve"> will not belong to any packages</w:t>
-      </w:r>
-      <w:r>
-        <w:t xml:space="preserve"> hence should have a settled package declaration to mark them being in the root</w:t>
+        <w:t xml:space="preserve"> </w:t>
+      </w:r>
+      <w:r>
+        <w:t xml:space="preserve">root </w:t>
+      </w:r>
+      <w:r>
+        <w:t>will not belong to any packages</w:t>
+      </w:r>
+      <w:r>
+        <w:t xml:space="preserve"> hence should </w:t>
+      </w:r>
+      <w:r>
+        <w:rPr>
+          <w:b/>
+          <w:bCs/>
+          <w:u w:val="single"/>
+        </w:rPr>
+        <w:t>NOT</w:t>
+      </w:r>
+      <w:r>
+        <w:t xml:space="preserve"> </w:t>
+      </w:r>
+      <w:r>
+        <w:t>have a settled package declaration to mark them being in the root</w:t>
       </w:r>
       <w:r>
         <w:t>.</w:t>
@@ -12201,6 +12414,27 @@
         <w:t>With the addition of /** which is a more specific and preferred commenting format that causes JDK to  use them in creating an HTML documentation.</w:t>
       </w:r>
     </w:p>
+    <w:p>
+      <w:pPr>
+        <w:pStyle w:val="Heading5"/>
+      </w:pPr>
+      <w:r>
+        <w:t>Control Statements</w:t>
+      </w:r>
+    </w:p>
+    <w:p>
+      <w:pPr>
+        <w:pStyle w:val="Heading6"/>
+      </w:pPr>
+      <w:r>
+        <w:t>Switch</w:t>
+      </w:r>
+    </w:p>
+    <w:p>
+      <w:r>
+        <w:t>It works as in C/C++ but now can accept non enum values such as</w:t>
+      </w:r>
+    </w:p>
     <w:p/>
     <w:p>
       <w:pPr>
@@ -12214,6 +12448,12 @@
       <w:r>
         <w:t>The essence of data in Java just like in C/C++</w:t>
       </w:r>
+      <w:r>
+        <w:t xml:space="preserve">. </w:t>
+      </w:r>
+      <w:r>
+        <w:t>Literals,vars and const vars.</w:t>
+      </w:r>
     </w:p>
     <w:p>
       <w:pPr>
@@ -12225,12 +12465,29 @@
     </w:p>
     <w:p>
       <w:r>
-        <w:t>Attempting to</w:t>
-      </w:r>
-    </w:p>
-    <w:p>
-      <w:pPr>
-        <w:pStyle w:val="Heading5"/>
+        <w:t>Declare variables as close to where they’re first used as possible.</w:t>
+      </w:r>
+    </w:p>
+    <w:p>
+      <w:pPr>
+        <w:pStyle w:val="Heading6"/>
+      </w:pPr>
+      <w:r>
+        <w:t>final</w:t>
+      </w:r>
+    </w:p>
+    <w:p>
+      <w:r>
+        <w:t>Makes the variable a constant (basically const in C/C++)</w:t>
+      </w:r>
+      <w:r>
+        <w:t>.</w:t>
+      </w:r>
+    </w:p>
+    <w:p/>
+    <w:p>
+      <w:pPr>
+        <w:pStyle w:val="Heading4"/>
       </w:pPr>
       <w:r>
         <w:t>Data Types</w:t>
@@ -12254,8 +12511,201 @@
         <w:pStyle w:val="Heading6"/>
       </w:pPr>
       <w:r>
+        <w:lastRenderedPageBreak/>
         <w:t>Basic Data Types</w:t>
       </w:r>
+      <w:r>
+        <w:t>/Primitive Types</w:t>
+      </w:r>
+    </w:p>
+    <w:p>
+      <w:pPr>
+        <w:rPr>
+          <w:b/>
+          <w:bCs/>
+          <w:u w:val="single"/>
+        </w:rPr>
+      </w:pPr>
+      <w:r>
+        <w:t>Their size remains the same on all machinery.</w:t>
+      </w:r>
+      <w:r>
+        <w:t xml:space="preserve"> </w:t>
+      </w:r>
+      <w:r>
+        <w:t>A primitive-type variable can hold exactly one value of its declared type at a time. For example, an int variable can store one integer at a time. When another value is assigned to that variable, the new value replaces the previous one—which is lost.</w:t>
+      </w:r>
+      <w:r>
+        <w:t xml:space="preserve"> </w:t>
+      </w:r>
+      <w:r>
+        <w:rPr>
+          <w:b/>
+          <w:bCs/>
+          <w:u w:val="single"/>
+        </w:rPr>
+        <w:t>Every primitive value and object in Java can be represented as a String</w:t>
+      </w:r>
+      <w:r>
+        <w:rPr>
+          <w:b/>
+          <w:bCs/>
+          <w:u w:val="single"/>
+        </w:rPr>
+        <w:t>, they get turned to strings either explicitly</w:t>
+      </w:r>
+      <w:r>
+        <w:rPr>
+          <w:b/>
+          <w:bCs/>
+          <w:u w:val="single"/>
+        </w:rPr>
+        <w:t>(such as in concat</w:t>
+      </w:r>
+      <w:r>
+        <w:rPr>
+          <w:b/>
+          <w:bCs/>
+          <w:u w:val="single"/>
+        </w:rPr>
+        <w:t>e</w:t>
+      </w:r>
+      <w:r>
+        <w:rPr>
+          <w:b/>
+          <w:bCs/>
+          <w:u w:val="single"/>
+        </w:rPr>
+        <w:t>nations)</w:t>
+      </w:r>
+      <w:r>
+        <w:rPr>
+          <w:b/>
+          <w:bCs/>
+          <w:u w:val="single"/>
+        </w:rPr>
+        <w:t xml:space="preserve"> or implicitly using </w:t>
+      </w:r>
+      <w:r>
+        <w:rPr>
+          <w:b/>
+          <w:bCs/>
+          <w:u w:val="single"/>
+        </w:rPr>
+        <w:t>a toString method that returns a String representation of the object</w:t>
+      </w:r>
+      <w:r>
+        <w:rPr>
+          <w:b/>
+          <w:bCs/>
+          <w:u w:val="single"/>
+        </w:rPr>
+        <w:t>, which all</w:t>
+      </w:r>
+      <w:r>
+        <w:rPr>
+          <w:b/>
+          <w:bCs/>
+          <w:u w:val="single"/>
+        </w:rPr>
+        <w:t xml:space="preserve"> the</w:t>
+      </w:r>
+      <w:r>
+        <w:rPr>
+          <w:b/>
+          <w:bCs/>
+          <w:u w:val="single"/>
+        </w:rPr>
+        <w:t xml:space="preserve"> </w:t>
+      </w:r>
+      <w:r>
+        <w:rPr>
+          <w:b/>
+          <w:bCs/>
+          <w:u w:val="single"/>
+        </w:rPr>
+        <w:t>primitive types have</w:t>
+      </w:r>
+      <w:r>
+        <w:rPr>
+          <w:b/>
+          <w:bCs/>
+          <w:u w:val="single"/>
+        </w:rPr>
+        <w:t>.</w:t>
+      </w:r>
+      <w:r>
+        <w:rPr>
+          <w:b/>
+          <w:bCs/>
+          <w:u w:val="single"/>
+        </w:rPr>
+        <w:t xml:space="preserve"> While the</w:t>
+      </w:r>
+      <w:r>
+        <w:rPr>
+          <w:b/>
+          <w:bCs/>
+          <w:u w:val="single"/>
+        </w:rPr>
+        <w:t xml:space="preserve"> p</w:t>
+      </w:r>
+      <w:r>
+        <w:rPr>
+          <w:b/>
+          <w:bCs/>
+          <w:u w:val="single"/>
+        </w:rPr>
+        <w:t>rimitive values used in String concatenation are converted to Strings</w:t>
+      </w:r>
+      <w:r>
+        <w:rPr>
+          <w:b/>
+          <w:bCs/>
+          <w:u w:val="single"/>
+        </w:rPr>
+        <w:t>, the</w:t>
+      </w:r>
+      <w:r>
+        <w:rPr>
+          <w:b/>
+          <w:bCs/>
+          <w:u w:val="single"/>
+        </w:rPr>
+        <w:t xml:space="preserve"> </w:t>
+      </w:r>
+      <w:r>
+        <w:rPr>
+          <w:b/>
+          <w:bCs/>
+          <w:u w:val="single"/>
+        </w:rPr>
+        <w:t>boolean ones</w:t>
+      </w:r>
+      <w:r>
+        <w:rPr>
+          <w:b/>
+          <w:bCs/>
+          <w:u w:val="single"/>
+        </w:rPr>
+        <w:t xml:space="preserve"> </w:t>
+      </w:r>
+      <w:r>
+        <w:rPr>
+          <w:b/>
+          <w:bCs/>
+          <w:u w:val="single"/>
+        </w:rPr>
+        <w:t>are</w:t>
+      </w:r>
+      <w:r>
+        <w:rPr>
+          <w:b/>
+          <w:bCs/>
+          <w:u w:val="single"/>
+        </w:rPr>
+        <w:t xml:space="preserve"> converted to the String "true" or "false".</w:t>
+      </w:r>
     </w:p>
     <w:p>
       <w:pPr>
@@ -12293,24 +12743,73 @@
         <w:pStyle w:val="Heading7"/>
       </w:pPr>
       <w:r>
+        <w:t xml:space="preserve">double </w:t>
+      </w:r>
+    </w:p>
+    <w:p>
+      <w:r>
+        <w:t>R</w:t>
+      </w:r>
+      <w:r>
+        <w:t>epresent double precision floating-point numbers.</w:t>
+      </w:r>
+      <w:r>
+        <w:t xml:space="preserve"> </w:t>
+      </w:r>
+      <w:r>
+        <w:rPr>
+          <w:b/>
+          <w:bCs/>
+          <w:u w:val="single"/>
+        </w:rPr>
+        <w:t>If there are any trailing zeros in a double value, these will be discarded when the number is con verted to a Strin</w:t>
+      </w:r>
+      <w:r>
+        <w:rPr>
+          <w:b/>
+          <w:bCs/>
+          <w:u w:val="single"/>
+        </w:rPr>
+        <w:t>g.</w:t>
+      </w:r>
+    </w:p>
+    <w:p>
+      <w:pPr>
+        <w:pStyle w:val="Heading7"/>
+      </w:pPr>
+      <w:r>
         <w:lastRenderedPageBreak/>
-        <w:t xml:space="preserve">double </w:t>
-      </w:r>
-    </w:p>
-    <w:p>
-      <w:r>
-        <w:t>R</w:t>
-      </w:r>
-      <w:r>
-        <w:t>epresent double precision floating-point numbers.</w:t>
-      </w:r>
-    </w:p>
-    <w:p>
-      <w:pPr>
-        <w:pStyle w:val="Heading7"/>
-      </w:pPr>
-      <w:r>
         <w:t>Instantiation</w:t>
+      </w:r>
+    </w:p>
+    <w:p>
+      <w:pPr>
+        <w:pStyle w:val="Heading6"/>
+      </w:pPr>
+      <w:r>
+        <w:t>Reference</w:t>
+      </w:r>
+      <w:r>
+        <w:t xml:space="preserve"> </w:t>
+      </w:r>
+      <w:r>
+        <w:t>Types</w:t>
+      </w:r>
+    </w:p>
+    <w:p>
+      <w:r>
+        <w:t>Programs use variables of reference types (normally called references) to store the addresses of objects in the computer’s memory. Such a variable is said to refer to an object in the program. Objects that are referenced may each contain many instance variables.</w:t>
+      </w:r>
+    </w:p>
+    <w:p>
+      <w:r>
+        <w:t>Instantiation of the non primitive types in Java doesn’t work like in C++ but thru an explicit new declaration and the use of “container” (automatically dereferenced non constant pointers to data)</w:t>
+      </w:r>
+      <w:r>
+        <w:t>. Which is why instead of instatiating classes as we did in C++, like any other data, in Java we rely on that new to begin with.</w:t>
+      </w:r>
+      <w:r>
+        <w:t xml:space="preserve"> Such “containers” or reference types as Java likes to call them are initialized to NULL by default.</w:t>
       </w:r>
     </w:p>
     <w:p>
@@ -12408,6 +12907,7 @@
     </w:p>
     <w:p>
       <w:r>
+        <w:lastRenderedPageBreak/>
         <w:t>Due to the intertwined nature of classes and files in aside from what was already said any public classes must be declared in a file with the same name.</w:t>
       </w:r>
     </w:p>
@@ -12416,7 +12916,7 @@
         <w:pStyle w:val="Heading7"/>
       </w:pPr>
       <w:r>
-        <w:t>Instance Variables</w:t>
+        <w:t>Fields</w:t>
       </w:r>
     </w:p>
     <w:p>
@@ -12510,8 +13010,7 @@
           <w:bCs/>
           <w:u w:val="single"/>
         </w:rPr>
-        <w:lastRenderedPageBreak/>
-        <w:t>Note: Instance variables ARE initialized  by a default initial value</w:t>
+        <w:t xml:space="preserve">Note: </w:t>
       </w:r>
       <w:r>
         <w:rPr>
@@ -12519,6 +13018,22 @@
           <w:bCs/>
           <w:u w:val="single"/>
         </w:rPr>
+        <w:t>Fields</w:t>
+      </w:r>
+      <w:r>
+        <w:rPr>
+          <w:b/>
+          <w:bCs/>
+          <w:u w:val="single"/>
+        </w:rPr>
+        <w:t xml:space="preserve"> ARE initialized  by a default initial value</w:t>
+      </w:r>
+      <w:r>
+        <w:rPr>
+          <w:b/>
+          <w:bCs/>
+          <w:u w:val="single"/>
+        </w:rPr>
         <w:t>.</w:t>
       </w:r>
     </w:p>
@@ -12542,12 +13057,60 @@
         <w:t>this</w:t>
       </w:r>
       <w:r>
-        <w:t xml:space="preserve"> has the exact meaning as it did in C++. Since in Java we don’t have pointers, the this means the dereferenced pointer to the object not the mere pointer.</w:t>
+        <w:t xml:space="preserve"> has the exact meaning as it did in C++. Since in Java we don’t have pointers, the this means the </w:t>
+      </w:r>
+      <w:r>
+        <w:rPr>
+          <w:b/>
+          <w:bCs/>
+        </w:rPr>
+        <w:t>dereferenced</w:t>
+      </w:r>
+      <w:r>
+        <w:t xml:space="preserve"> pointer to the object not the mere pointer.</w:t>
+      </w:r>
+      <w:r>
+        <w:t xml:space="preserve"> So, in Java:</w:t>
+      </w:r>
+    </w:p>
+    <w:p>
+      <w:r>
+        <w:rPr>
+          <w:b/>
+          <w:bCs/>
+        </w:rPr>
+        <w:t>this</w:t>
+      </w:r>
+      <w:r>
+        <w:t xml:space="preserve"> == *</w:t>
+      </w:r>
+      <w:r>
+        <w:rPr>
+          <w:b/>
+          <w:bCs/>
+        </w:rPr>
+        <w:t>this</w:t>
+      </w:r>
+      <w:r>
+        <w:t>(in C++)</w:t>
       </w:r>
     </w:p>
     <w:p>
       <w:pPr>
         <w:pStyle w:val="Heading7"/>
+      </w:pPr>
+      <w:r>
+        <w:t>Class Variables / Static Variables</w:t>
+      </w:r>
+    </w:p>
+    <w:p>
+      <w:r>
+        <w:t>These variables are made only once. Not per instantiation.</w:t>
+      </w:r>
+    </w:p>
+    <w:p>
+      <w:pPr>
+        <w:pStyle w:val="Heading8"/>
       </w:pPr>
       <w:r>
         <w:t>Class’s Instantiation</w:t>
@@ -12582,6 +13145,7 @@
     </w:p>
     <w:p>
       <w:r>
+        <w:lastRenderedPageBreak/>
         <w:t xml:space="preserve">That was used in C++ and for Java’s normal variables, you have to deliberately assign the named declaration to an object of it using keyword </w:t>
       </w:r>
       <w:r>
@@ -12643,27 +13207,198 @@
     </w:p>
     <w:p>
       <w:pPr>
+        <w:pStyle w:val="Heading8"/>
+      </w:pPr>
+      <w:r>
+        <w:t>Subclass</w:t>
+      </w:r>
+    </w:p>
+    <w:p>
+      <w:r>
+        <w:t>Subclasses are classes that are inherited from the other one.</w:t>
+      </w:r>
+      <w:r>
+        <w:t>Constractors can also be inherited by subclasses but their name sensibly requires a change. That's where a super constractor call comes in handy. A super call basically calls the parent constractor within the constractor of the child</w:t>
+      </w:r>
+      <w:r>
+        <w:t xml:space="preserve"> </w:t>
+      </w:r>
+      <w:r>
+        <w:t>class</w:t>
+      </w:r>
+      <w:r>
+        <w:t>.</w:t>
+      </w:r>
+    </w:p>
+    <w:p>
+      <w:pPr>
+        <w:pStyle w:val="Heading8"/>
+      </w:pPr>
+      <w:r>
+        <w:t>Abstract Class</w:t>
+      </w:r>
+    </w:p>
+    <w:p>
+      <w:r>
+        <w:t>An abstract class contains prototypes for functions to be defined in the subclasses.</w:t>
+      </w:r>
+      <w:r>
+        <w:t xml:space="preserve"> </w:t>
+      </w:r>
+      <w:r>
+        <w:t>When trying to create an object of an abstract class the abstract methods must be defined right after the constractor in a block as well</w:t>
+      </w:r>
+      <w:r>
+        <w:t>.</w:t>
+      </w:r>
+      <w:r>
+        <w:t xml:space="preserve"> </w:t>
+      </w:r>
+      <w:r>
+        <w:t>we use implements to inherit abstract classes</w:t>
+      </w:r>
+    </w:p>
+    <w:p>
+      <w:pPr>
+        <w:pStyle w:val="Heading8"/>
+      </w:pPr>
+      <w:r>
+        <w:t>Interface</w:t>
+      </w:r>
+    </w:p>
+    <w:p>
+      <w:r>
+        <w:t>Interfaces are just abstract classes that are only prototypes.</w:t>
+      </w:r>
+      <w:r>
+        <w:t xml:space="preserve"> </w:t>
+      </w:r>
+      <w:r>
+        <w:t>In interfaces access modifiers are public by default</w:t>
+      </w:r>
+      <w:r>
+        <w:t>.</w:t>
+      </w:r>
+      <w:r>
+        <w:t xml:space="preserve"> </w:t>
+      </w:r>
+      <w:r>
+        <w:t>Interface reasonably can't inherit (extend) a class but only extends an interface</w:t>
+      </w:r>
+    </w:p>
+    <w:p>
+      <w:pPr>
         <w:pStyle w:val="Heading7"/>
       </w:pPr>
       <w:r>
-        <w:t>Subclass</w:t>
-      </w:r>
-    </w:p>
-    <w:p>
-      <w:r>
-        <w:t>Subclasses are classes that are inherited from the other one.</w:t>
-      </w:r>
-      <w:r>
-        <w:t>Constractors can also be inherited by subclasses but their name sensibly requires a change. That's where a super constractor call comes in handy. A super call basically calls the parent constractor within the constractor of the child</w:t>
-      </w:r>
-      <w:r>
-        <w:t xml:space="preserve"> </w:t>
-      </w:r>
-      <w:r>
-        <w:t>class</w:t>
-      </w:r>
-      <w:r>
-        <w:t>.</w:t>
+        <w:lastRenderedPageBreak/>
+        <w:t>Enum</w:t>
+      </w:r>
+    </w:p>
+    <w:p>
+      <w:r>
+        <w:t>An enum type</w:t>
+      </w:r>
+      <w:r>
+        <w:t xml:space="preserve"> is a</w:t>
+      </w:r>
+      <w:r>
+        <w:t xml:space="preserve"> special</w:t>
+      </w:r>
+      <w:r>
+        <w:t xml:space="preserve"> user-defined</w:t>
+      </w:r>
+      <w:r>
+        <w:t xml:space="preserve"> </w:t>
+      </w:r>
+      <w:r>
+        <w:t>type</w:t>
+      </w:r>
+      <w:r>
+        <w:t xml:space="preserve"> </w:t>
+      </w:r>
+      <w:r>
+        <w:t>declares a set of constants represented by identifiers</w:t>
+      </w:r>
+      <w:r>
+        <w:t>:</w:t>
+      </w:r>
+    </w:p>
+    <w:p>
+      <w:pPr>
+        <w:rPr>
+          <w:b/>
+          <w:bCs/>
+        </w:rPr>
+      </w:pPr>
+      <w:r>
+        <w:rPr>
+          <w:b/>
+          <w:bCs/>
+        </w:rPr>
+        <w:t>AccessModifier enum EnumTypeName { CONSTANT1,CONSTANT2,…}</w:t>
+      </w:r>
+      <w:r>
+        <w:rPr>
+          <w:b/>
+          <w:bCs/>
+        </w:rPr>
+        <w:t>;</w:t>
+      </w:r>
+    </w:p>
+    <w:p>
+      <w:r>
+        <w:t>An instance of enum type can hold one of it’s members at a time.</w:t>
+      </w:r>
+      <w:r>
+        <w:t xml:space="preserve"> In order to use enum types we first make an instance of their type and then proceed to initialize, assign that instance using:</w:t>
+      </w:r>
+    </w:p>
+    <w:p>
+      <w:pPr>
+        <w:rPr>
+          <w:b/>
+          <w:bCs/>
+        </w:rPr>
+      </w:pPr>
+      <w:r>
+        <w:rPr>
+          <w:b/>
+          <w:bCs/>
+        </w:rPr>
+        <w:t>EnumTypeName.Member</w:t>
+      </w:r>
+      <w:r>
+        <w:rPr>
+          <w:b/>
+          <w:bCs/>
+        </w:rPr>
+        <w:t>Name</w:t>
+      </w:r>
+    </w:p>
+    <w:p>
+      <w:r>
+        <w:t>n</w:t>
+      </w:r>
+      <w:r>
+        <w:t>otion.</w:t>
+      </w:r>
+    </w:p>
+    <w:p>
+      <w:pPr>
+        <w:rPr>
+          <w:b/>
+          <w:bCs/>
+          <w:u w:val="single"/>
+        </w:rPr>
+      </w:pPr>
+      <w:r>
+        <w:rPr>
+          <w:b/>
+          <w:bCs/>
+          <w:u w:val="single"/>
+        </w:rPr>
+        <w:t>Java does not allow an int to be compared to an enum constant.</w:t>
       </w:r>
     </w:p>
     <w:p>
@@ -12671,28 +13406,12 @@
         <w:pStyle w:val="Heading7"/>
       </w:pPr>
       <w:r>
-        <w:lastRenderedPageBreak/>
-        <w:t>Abstract Class</w:t>
-      </w:r>
-    </w:p>
-    <w:p>
-      <w:r>
-        <w:t>An abstract class contains prototypes for functions to be defined in the subclasses.</w:t>
-      </w:r>
-      <w:r>
-        <w:t xml:space="preserve"> </w:t>
-      </w:r>
-      <w:r>
-        <w:t>When trying to create an object of an abstract class the abstract methods must be defined right after the constractor in a block as well</w:t>
-      </w:r>
-      <w:r>
-        <w:t>.</w:t>
-      </w:r>
-      <w:r>
-        <w:t xml:space="preserve"> </w:t>
-      </w:r>
-      <w:r>
-        <w:t>we use implements to inherit abstract classes</w:t>
+        <w:t>Generic Methods</w:t>
+      </w:r>
+    </w:p>
+    <w:p>
+      <w:r>
+        <w:t>Used when types are different but the method's action is the same. First we hage to define a type parameter like this. right after name</w:t>
       </w:r>
     </w:p>
     <w:p>
@@ -12700,52 +13419,11 @@
         <w:pStyle w:val="Heading7"/>
       </w:pPr>
       <w:r>
-        <w:t>Interface</w:t>
-      </w:r>
-    </w:p>
-    <w:p>
-      <w:r>
-        <w:t>Interfaces are just abstract classes that are only prototypes.</w:t>
-      </w:r>
-      <w:r>
-        <w:t xml:space="preserve"> </w:t>
-      </w:r>
-      <w:r>
-        <w:t>In interfaces access modifiers are public by default</w:t>
-      </w:r>
-      <w:r>
-        <w:t>.</w:t>
-      </w:r>
-      <w:r>
-        <w:t xml:space="preserve"> </w:t>
-      </w:r>
-      <w:r>
-        <w:t>Interface reasonably can't inherit (extend) a class but only extends an interface</w:t>
-      </w:r>
-    </w:p>
-    <w:p>
-      <w:pPr>
-        <w:pStyle w:val="Heading7"/>
-      </w:pPr>
-      <w:r>
         <w:t>Generic Methods</w:t>
       </w:r>
     </w:p>
     <w:p>
       <w:r>
-        <w:t>Used when types are different but the method's action is the same. First we hage to define a type parameter like this. right after name</w:t>
-      </w:r>
-    </w:p>
-    <w:p>
-      <w:pPr>
-        <w:pStyle w:val="Heading7"/>
-      </w:pPr>
-      <w:r>
-        <w:t>Generic Methods</w:t>
-      </w:r>
-    </w:p>
-    <w:p>
-      <w:r>
         <w:t>I</w:t>
       </w:r>
       <w:r>
@@ -12754,108 +13432,108 @@
     </w:p>
     <w:p>
       <w:pPr>
+        <w:pStyle w:val="Heading4"/>
+      </w:pPr>
+      <w:r>
+        <w:t>Methods</w:t>
+      </w:r>
+    </w:p>
+    <w:p>
+      <w:r>
+        <w:t>In Java methods are defined once in the java class with the access modifiers written per function. The rest of the format is identical to the one in C/C++:</w:t>
+      </w:r>
+    </w:p>
+    <w:p>
+      <w:pPr>
+        <w:rPr>
+          <w:b/>
+          <w:bCs/>
+        </w:rPr>
+      </w:pPr>
+      <w:r>
+        <w:rPr>
+          <w:b/>
+          <w:bCs/>
+        </w:rPr>
+        <w:t>AccessModifier returnType className (1</w:t>
+      </w:r>
+      <w:r>
+        <w:rPr>
+          <w:b/>
+          <w:bCs/>
+          <w:vertAlign w:val="superscript"/>
+        </w:rPr>
+        <w:t>st</w:t>
+      </w:r>
+      <w:r>
+        <w:rPr>
+          <w:b/>
+          <w:bCs/>
+        </w:rPr>
+        <w:t>ParamType 1</w:t>
+      </w:r>
+      <w:r>
+        <w:rPr>
+          <w:b/>
+          <w:bCs/>
+          <w:vertAlign w:val="superscript"/>
+        </w:rPr>
+        <w:t>st</w:t>
+      </w:r>
+      <w:r>
+        <w:rPr>
+          <w:b/>
+          <w:bCs/>
+        </w:rPr>
+        <w:t>ParamName,2</w:t>
+      </w:r>
+      <w:r>
+        <w:rPr>
+          <w:b/>
+          <w:bCs/>
+          <w:vertAlign w:val="superscript"/>
+        </w:rPr>
+        <w:t>nd</w:t>
+      </w:r>
+      <w:r>
+        <w:rPr>
+          <w:b/>
+          <w:bCs/>
+        </w:rPr>
+        <w:t xml:space="preserve"> ParamType 2</w:t>
+      </w:r>
+      <w:r>
+        <w:rPr>
+          <w:b/>
+          <w:bCs/>
+          <w:vertAlign w:val="superscript"/>
+        </w:rPr>
+        <w:t>nd</w:t>
+      </w:r>
+      <w:r>
+        <w:rPr>
+          <w:b/>
+          <w:bCs/>
+        </w:rPr>
+        <w:t xml:space="preserve"> ParamName).</w:t>
+      </w:r>
+    </w:p>
+    <w:p>
+      <w:pPr>
+        <w:rPr>
+          <w:u w:val="single"/>
+        </w:rPr>
+      </w:pPr>
+      <w:r>
+        <w:rPr>
+          <w:u w:val="single"/>
+        </w:rPr>
+        <w:t>Note: Local variables are NOT auto initialized by default.</w:t>
+      </w:r>
+    </w:p>
+    <w:p>
+      <w:pPr>
         <w:pStyle w:val="Heading5"/>
-      </w:pPr>
-      <w:r>
-        <w:t>Methods</w:t>
-      </w:r>
-    </w:p>
-    <w:p>
-      <w:r>
-        <w:t>In Java methods are defined once in the java class with the access modifiers written per function. The rest of the format is identical to the one in C/C++:</w:t>
-      </w:r>
-    </w:p>
-    <w:p>
-      <w:pPr>
-        <w:rPr>
-          <w:b/>
-          <w:bCs/>
-        </w:rPr>
-      </w:pPr>
-      <w:r>
-        <w:rPr>
-          <w:b/>
-          <w:bCs/>
-        </w:rPr>
-        <w:t>AccessModifier returnType className (1</w:t>
-      </w:r>
-      <w:r>
-        <w:rPr>
-          <w:b/>
-          <w:bCs/>
-          <w:vertAlign w:val="superscript"/>
-        </w:rPr>
-        <w:t>st</w:t>
-      </w:r>
-      <w:r>
-        <w:rPr>
-          <w:b/>
-          <w:bCs/>
-        </w:rPr>
-        <w:t>ParamType 1</w:t>
-      </w:r>
-      <w:r>
-        <w:rPr>
-          <w:b/>
-          <w:bCs/>
-          <w:vertAlign w:val="superscript"/>
-        </w:rPr>
-        <w:t>st</w:t>
-      </w:r>
-      <w:r>
-        <w:rPr>
-          <w:b/>
-          <w:bCs/>
-        </w:rPr>
-        <w:t>ParamName,2</w:t>
-      </w:r>
-      <w:r>
-        <w:rPr>
-          <w:b/>
-          <w:bCs/>
-          <w:vertAlign w:val="superscript"/>
-        </w:rPr>
-        <w:t>nd</w:t>
-      </w:r>
-      <w:r>
-        <w:rPr>
-          <w:b/>
-          <w:bCs/>
-        </w:rPr>
-        <w:t xml:space="preserve"> ParamType 2</w:t>
-      </w:r>
-      <w:r>
-        <w:rPr>
-          <w:b/>
-          <w:bCs/>
-          <w:vertAlign w:val="superscript"/>
-        </w:rPr>
-        <w:t>nd</w:t>
-      </w:r>
-      <w:r>
-        <w:rPr>
-          <w:b/>
-          <w:bCs/>
-        </w:rPr>
-        <w:t xml:space="preserve"> ParamName).</w:t>
-      </w:r>
-    </w:p>
-    <w:p>
-      <w:pPr>
-        <w:rPr>
-          <w:u w:val="single"/>
-        </w:rPr>
-      </w:pPr>
-      <w:r>
-        <w:rPr>
-          <w:u w:val="single"/>
-        </w:rPr>
-        <w:t>Note: Local variables are NOT auto initialized by default.</w:t>
-      </w:r>
-    </w:p>
-    <w:p>
-      <w:pPr>
-        <w:pStyle w:val="Heading7"/>
       </w:pPr>
       <w:r>
         <w:lastRenderedPageBreak/>
@@ -12873,49 +13551,294 @@
     </w:p>
     <w:p>
       <w:pPr>
+        <w:pStyle w:val="Heading5"/>
+      </w:pPr>
+      <w:r>
+        <w:t>Method Overload</w:t>
+      </w:r>
+    </w:p>
+    <w:p>
+      <w:r>
+        <w:t>In order for methods to be overloaded we have to have atleast an extra parameter in the similar method or a parameter with a different type or sequence.The return type does not matter</w:t>
+      </w:r>
+      <w:r>
+        <w:t>.</w:t>
+      </w:r>
+    </w:p>
+    <w:p>
+      <w:pPr>
+        <w:pStyle w:val="Heading5"/>
+      </w:pPr>
+      <w:r>
+        <w:t>Method Override</w:t>
+      </w:r>
+    </w:p>
+    <w:p>
+      <w:r>
+        <w:t>Overriding== We have a method that takes exactly the same arguments(calls the first method in it's body) + extra things in it's own body</w:t>
+      </w:r>
+      <w:r>
+        <w:t xml:space="preserve">. </w:t>
+      </w:r>
+      <w:r>
+        <w:t>Overriding methods can be achieved by using the method prototype and then defining the new body in it's overriding method in a subclass.</w:t>
+      </w:r>
+      <w:r>
+        <w:t xml:space="preserve"> </w:t>
+      </w:r>
+      <w:r>
+        <w:t>The return type name and parameters have to be the same in overriding.</w:t>
+      </w:r>
+      <w:r>
+        <w:t xml:space="preserve"> </w:t>
+      </w:r>
+      <w:r>
+        <w:t>We also can't have more limited access in the overriding methods only less limited access modifiers are allowed as our overriding methods require at least the same level of freedom as the overrided method.Static Methods can't be overrided</w:t>
+      </w:r>
+      <w:r>
+        <w:t>.</w:t>
+      </w:r>
+    </w:p>
+    <w:p>
+      <w:pPr>
+        <w:pStyle w:val="Heading5"/>
+      </w:pPr>
+      <w:r>
+        <w:t>Final Methods</w:t>
+      </w:r>
+    </w:p>
+    <w:p>
+      <w:r>
+        <w:t>Final type methods cannot be overrided</w:t>
+      </w:r>
+      <w:r>
+        <w:t>.</w:t>
+      </w:r>
+    </w:p>
+    <w:p>
+      <w:pPr>
+        <w:pStyle w:val="Heading5"/>
+      </w:pPr>
+      <w:r>
+        <w:lastRenderedPageBreak/>
+        <w:t>Constructors</w:t>
+      </w:r>
+    </w:p>
+    <w:p>
+      <w:r>
+        <w:t>A constractor</w:t>
+      </w:r>
+      <w:r>
+        <w:t xml:space="preserve"> </w:t>
+      </w:r>
+      <w:r>
+        <w:t>is a method with the name of its class that makes sure the variables that are in its parameter list are innitialized</w:t>
+      </w:r>
+      <w:r>
+        <w:t xml:space="preserve">. It </w:t>
+      </w:r>
+      <w:r>
+        <w:t xml:space="preserve">MUST and WILL </w:t>
+      </w:r>
+      <w:r>
+        <w:t>be defined</w:t>
+      </w:r>
+      <w:r>
+        <w:t>, only either</w:t>
+      </w:r>
+      <w:r>
+        <w:t xml:space="preserve"> implicitly by the compiler</w:t>
+      </w:r>
+      <w:r>
+        <w:t xml:space="preserve"> (in which case it’d be called a </w:t>
+      </w:r>
+      <w:r>
+        <w:rPr>
+          <w:b/>
+          <w:bCs/>
+        </w:rPr>
+        <w:t>Default Constructor</w:t>
+      </w:r>
+      <w:r>
+        <w:rPr>
+          <w:b/>
+          <w:bCs/>
+        </w:rPr>
+        <w:t>)</w:t>
+      </w:r>
+      <w:r>
+        <w:t xml:space="preserve"> or explicitly by the user</w:t>
+      </w:r>
+      <w:r>
+        <w:t xml:space="preserve"> as it has to be called to be run for the object of a class upon its instantiation.</w:t>
+      </w:r>
+    </w:p>
+    <w:p>
+      <w:pPr>
+        <w:rPr>
+          <w:b/>
+          <w:bCs/>
+          <w:u w:val="single"/>
+        </w:rPr>
+      </w:pPr>
+      <w:r>
+        <w:rPr>
+          <w:b/>
+          <w:bCs/>
+          <w:u w:val="single"/>
+        </w:rPr>
+        <w:t>Constructors CANNOT return values.</w:t>
+      </w:r>
+    </w:p>
+    <w:p/>
+    <w:p>
+      <w:pPr>
+        <w:pStyle w:val="Heading4"/>
+      </w:pPr>
+      <w:r>
+        <w:t>Access</w:t>
+      </w:r>
+      <w:r>
+        <w:t xml:space="preserve"> Modifiers</w:t>
+      </w:r>
+    </w:p>
+    <w:p>
+      <w:pPr>
+        <w:pStyle w:val="Heading5"/>
+      </w:pPr>
+      <w:r>
+        <w:t>Public</w:t>
+      </w:r>
+    </w:p>
+    <w:p>
+      <w:r>
+        <w:t xml:space="preserve">Allows accessibility </w:t>
+      </w:r>
+      <w:r>
+        <w:t>from any other scope.</w:t>
+      </w:r>
+    </w:p>
+    <w:p>
+      <w:pPr>
+        <w:pStyle w:val="Heading5"/>
+      </w:pPr>
+      <w:r>
+        <w:t>Private</w:t>
+      </w:r>
+    </w:p>
+    <w:p>
+      <w:r>
+        <w:t>Allows accessibility only within the scope.</w:t>
+      </w:r>
+    </w:p>
+    <w:p/>
+    <w:p>
+      <w:pPr>
+        <w:pStyle w:val="Heading4"/>
+      </w:pPr>
+      <w:r>
+        <w:lastRenderedPageBreak/>
+        <w:t>Storage Classes</w:t>
+      </w:r>
+    </w:p>
+    <w:p>
+      <w:pPr>
+        <w:pStyle w:val="Heading5"/>
+      </w:pPr>
+      <w:r>
+        <w:t>Non Static</w:t>
+      </w:r>
+    </w:p>
+    <w:p>
+      <w:pPr>
+        <w:pStyle w:val="Heading6"/>
+      </w:pPr>
+      <w:r>
+        <w:t>In class scope</w:t>
+      </w:r>
+    </w:p>
+    <w:p>
+      <w:pPr>
         <w:pStyle w:val="Heading7"/>
       </w:pPr>
       <w:r>
-        <w:t>Method Overload</w:t>
-      </w:r>
-    </w:p>
-    <w:p>
-      <w:r>
-        <w:t>In order for methods to be overloaded we have to have atleast an extra parameter in the similar method or a parameter with a different type or sequence.The return type does not matter</w:t>
+        <w:t>Variables</w:t>
+      </w:r>
+    </w:p>
+    <w:p>
+      <w:r>
+        <w:t xml:space="preserve">These variables are called </w:t>
+      </w:r>
+      <w:r>
+        <w:t>Instance variables</w:t>
       </w:r>
       <w:r>
         <w:t>.</w:t>
       </w:r>
+      <w:r>
+        <w:t xml:space="preserve"> Each instance of the class gets it’s own copy of them.</w:t>
+      </w:r>
     </w:p>
     <w:p>
       <w:pPr>
         <w:pStyle w:val="Heading7"/>
       </w:pPr>
       <w:r>
-        <w:t>Method Override</w:t>
-      </w:r>
-    </w:p>
-    <w:p>
-      <w:r>
-        <w:t>Overriding== We have a method that takes exactly the same arguments(calls the first method in it's body) + extra things in it's own body</w:t>
-      </w:r>
-      <w:r>
-        <w:t xml:space="preserve">. </w:t>
-      </w:r>
-      <w:r>
-        <w:t>Overriding methods can be achieved by using the method prototype and then defining the new body in it's overriding method in a subclass.</w:t>
-      </w:r>
-      <w:r>
-        <w:t xml:space="preserve"> </w:t>
-      </w:r>
-      <w:r>
-        <w:t>The return type name and parameters have to be the same in overriding.</w:t>
-      </w:r>
-      <w:r>
-        <w:t xml:space="preserve"> </w:t>
-      </w:r>
-      <w:r>
-        <w:t>We also can't have more limited access in the overriding methods only less limited access modifiers are allowed as our overriding methods require at least the same level of freedom as the overrided method.Static Methods can't be overrided</w:t>
+        <w:t>Methods</w:t>
+      </w:r>
+    </w:p>
+    <w:p/>
+    <w:p>
+      <w:pPr>
+        <w:pStyle w:val="Heading5"/>
+      </w:pPr>
+      <w:r>
+        <w:t>Static</w:t>
+      </w:r>
+    </w:p>
+    <w:p>
+      <w:pPr>
+        <w:pStyle w:val="Heading6"/>
+      </w:pPr>
+      <w:r>
+        <w:t>In class</w:t>
+      </w:r>
+      <w:r>
+        <w:t xml:space="preserve"> scope</w:t>
+      </w:r>
+    </w:p>
+    <w:p>
+      <w:pPr>
+        <w:pStyle w:val="Heading7"/>
+      </w:pPr>
+      <w:r>
+        <w:t>Variables</w:t>
+      </w:r>
+    </w:p>
+    <w:p>
+      <w:r>
+        <w:t xml:space="preserve">These variables are known as </w:t>
+      </w:r>
+      <w:r>
+        <w:rPr>
+          <w:b/>
+          <w:bCs/>
+        </w:rPr>
+        <w:t>class</w:t>
+      </w:r>
+      <w:r>
+        <w:rPr>
+          <w:b/>
+          <w:bCs/>
+        </w:rPr>
+        <w:t>/static</w:t>
+      </w:r>
+      <w:r>
+        <w:rPr>
+          <w:b/>
+          <w:bCs/>
+        </w:rPr>
+        <w:t xml:space="preserve"> variables</w:t>
       </w:r>
       <w:r>
         <w:t>.</w:t>
@@ -12926,12 +13849,43 @@
         <w:pStyle w:val="Heading7"/>
       </w:pPr>
       <w:r>
-        <w:t>Final Methods</w:t>
-      </w:r>
-    </w:p>
-    <w:p>
-      <w:r>
-        <w:t>Final type methods cannot be overrided</w:t>
+        <w:t>Methods</w:t>
+      </w:r>
+    </w:p>
+    <w:p>
+      <w:r>
+        <w:t xml:space="preserve">Such methods are </w:t>
+      </w:r>
+      <w:r>
+        <w:t xml:space="preserve">referred to as </w:t>
+      </w:r>
+      <w:r>
+        <w:rPr>
+          <w:b/>
+          <w:bCs/>
+        </w:rPr>
+        <w:t>class</w:t>
+      </w:r>
+      <w:r>
+        <w:rPr>
+          <w:b/>
+          <w:bCs/>
+        </w:rPr>
+        <w:t>/static</w:t>
+      </w:r>
+      <w:r>
+        <w:rPr>
+          <w:b/>
+          <w:bCs/>
+        </w:rPr>
+        <w:t>/instance</w:t>
+      </w:r>
+      <w:r>
+        <w:rPr>
+          <w:b/>
+          <w:bCs/>
+        </w:rPr>
+        <w:t xml:space="preserve"> methods</w:t>
       </w:r>
       <w:r>
         <w:t>.</w:t>
@@ -12939,133 +13893,159 @@
     </w:p>
     <w:p>
       <w:pPr>
-        <w:pStyle w:val="Heading7"/>
-      </w:pPr>
-      <w:r>
-        <w:t>Constructors</w:t>
-      </w:r>
-    </w:p>
-    <w:p>
-      <w:r>
-        <w:t>A constractor</w:t>
-      </w:r>
-      <w:r>
-        <w:t xml:space="preserve"> </w:t>
-      </w:r>
-      <w:r>
-        <w:t>is a method with the name of its class that makes sure the variables that are in its parameter list are innitialized</w:t>
-      </w:r>
-      <w:r>
-        <w:t xml:space="preserve">. It </w:t>
-      </w:r>
-      <w:r>
-        <w:t xml:space="preserve">MUST and WILL </w:t>
-      </w:r>
-      <w:r>
-        <w:t>be defined</w:t>
-      </w:r>
-      <w:r>
-        <w:t>, only either</w:t>
-      </w:r>
-      <w:r>
-        <w:t xml:space="preserve"> implicitly by the compiler</w:t>
-      </w:r>
-      <w:r>
-        <w:t xml:space="preserve"> (in which case it’d be called a </w:t>
-      </w:r>
-      <w:r>
-        <w:rPr>
-          <w:b/>
-          <w:bCs/>
-        </w:rPr>
-        <w:t xml:space="preserve">Default </w:t>
-      </w:r>
-      <w:r>
-        <w:rPr>
-          <w:b/>
-          <w:bCs/>
-        </w:rPr>
+        <w:pStyle w:val="Heading4"/>
+      </w:pPr>
+      <w:r>
         <w:lastRenderedPageBreak/>
-        <w:t>Constructor</w:t>
-      </w:r>
-      <w:r>
-        <w:rPr>
-          <w:b/>
-          <w:bCs/>
-        </w:rPr>
-        <w:t>)</w:t>
-      </w:r>
-      <w:r>
-        <w:t xml:space="preserve"> or explicitly by the user</w:t>
-      </w:r>
-      <w:r>
-        <w:t xml:space="preserve"> as it has to be called to be run for the object of a class upon its instantiation.</w:t>
-      </w:r>
-    </w:p>
-    <w:p>
-      <w:pPr>
-        <w:rPr>
-          <w:b/>
-          <w:bCs/>
-          <w:u w:val="single"/>
-        </w:rPr>
-      </w:pPr>
-      <w:r>
-        <w:rPr>
-          <w:b/>
-          <w:bCs/>
-          <w:u w:val="single"/>
-        </w:rPr>
-        <w:t>Constructors CANNOT return values.</w:t>
+        <w:t>Expressions</w:t>
+      </w:r>
+    </w:p>
+    <w:p>
+      <w:pPr>
+        <w:pStyle w:val="Heading5"/>
+      </w:pPr>
+      <w:r>
+        <w:t>F</w:t>
+      </w:r>
+      <w:r>
+        <w:t xml:space="preserve">ully </w:t>
+      </w:r>
+      <w:r>
+        <w:t>Q</w:t>
+      </w:r>
+      <w:r>
+        <w:t xml:space="preserve">ualified </w:t>
+      </w:r>
+      <w:r>
+        <w:t>C</w:t>
+      </w:r>
+      <w:r>
+        <w:t xml:space="preserve">lass </w:t>
+      </w:r>
+      <w:r>
+        <w:t>N</w:t>
+      </w:r>
+      <w:r>
+        <w:t>ame</w:t>
+      </w:r>
+    </w:p>
+    <w:p>
+      <w:r>
+        <w:t>It allows you to use Java’s relative addressing system to load the class without importing it.</w:t>
       </w:r>
     </w:p>
     <w:p/>
     <w:p>
       <w:pPr>
+        <w:pStyle w:val="Heading4"/>
+      </w:pPr>
+      <w:r>
+        <w:t xml:space="preserve">The </w:t>
+      </w:r>
+      <w:r>
+        <w:t xml:space="preserve">Java </w:t>
+      </w:r>
+      <w:r>
+        <w:t>API / Standard Library</w:t>
+      </w:r>
+    </w:p>
+    <w:p>
+      <w:r>
+        <w:t>The Java’s API is usually (in IDEs like IntelliJ at least) in visible under the External Libraries section in solution explorer section of the IDE</w:t>
+      </w:r>
+      <w:r>
+        <w:t>. It is implemented as a set of JAR files</w:t>
+      </w:r>
+      <w:r>
+        <w:t>(ZIP format Archives)</w:t>
+      </w:r>
+      <w:r>
+        <w:t xml:space="preserve"> containing a set of directories and the metadata </w:t>
+      </w:r>
+      <w:r>
+        <w:t>required for unarchiving them correctly.</w:t>
+      </w:r>
+      <w:r>
+        <w:t xml:space="preserve"> As a result these JAR files could contain from “folders” to files/public class containers.</w:t>
+      </w:r>
+    </w:p>
+    <w:p>
+      <w:r>
+        <w:t>With the IDE’s usually importing Java API by default</w:t>
+      </w:r>
+      <w:r>
+        <w:t xml:space="preserve"> </w:t>
+      </w:r>
+      <w:r>
+        <w:t>as they also</w:t>
+      </w:r>
+      <w:r>
+        <w:t xml:space="preserve"> </w:t>
+      </w:r>
+      <w:r>
+        <w:t>set</w:t>
+      </w:r>
+      <w:r>
+        <w:t xml:space="preserve"> the directory of their residence set an include d</w:t>
+      </w:r>
+      <w:r>
+        <w:t>ir</w:t>
+      </w:r>
+      <w:r>
+        <w:t>ector</w:t>
+      </w:r>
+      <w:r>
+        <w:t xml:space="preserve">y, </w:t>
+      </w:r>
+      <w:r>
+        <w:t>there aint much need for importing them.</w:t>
+      </w:r>
+    </w:p>
+    <w:p>
+      <w:r>
+        <w:t xml:space="preserve">By default </w:t>
+      </w:r>
+      <w:r>
+        <w:t xml:space="preserve">(IntelliJ IDE at least) has the root of import set at the </w:t>
+      </w:r>
+      <w:r>
+        <w:rPr>
+          <w:b/>
+          <w:bCs/>
+        </w:rPr>
+        <w:t>rt.jar</w:t>
+      </w:r>
+      <w:r>
+        <w:t>.</w:t>
+      </w:r>
+    </w:p>
+    <w:p>
+      <w:pPr>
         <w:pStyle w:val="Heading5"/>
       </w:pPr>
       <w:r>
-        <w:t>Access</w:t>
-      </w:r>
-      <w:r>
-        <w:t xml:space="preserve"> Modifiers</w:t>
-      </w:r>
-    </w:p>
-    <w:p>
-      <w:pPr>
-        <w:pStyle w:val="Heading6"/>
-      </w:pPr>
-      <w:r>
-        <w:t>Public</w:t>
-      </w:r>
-    </w:p>
-    <w:p>
-      <w:r>
-        <w:t xml:space="preserve">Allows accessibility </w:t>
-      </w:r>
-      <w:r>
-        <w:t>from any other scope.</w:t>
-      </w:r>
-    </w:p>
-    <w:p>
-      <w:pPr>
-        <w:pStyle w:val="Heading6"/>
-      </w:pPr>
-      <w:r>
-        <w:t>Private</w:t>
-      </w:r>
-    </w:p>
-    <w:p>
-      <w:r>
-        <w:t>Allows accessibility only within the scope.</w:t>
-      </w:r>
-    </w:p>
-    <w:p>
-      <w:pPr>
-        <w:pStyle w:val="Heading4"/>
-      </w:pPr>
-      <w:r>
-        <w:t>Expressions</w:t>
+        <w:lastRenderedPageBreak/>
+        <w:t>String (class)</w:t>
+      </w:r>
+    </w:p>
+    <w:p>
+      <w:r>
+        <w:t>The type allows for concatenation</w:t>
+      </w:r>
+      <w:r>
+        <w:t xml:space="preserve"> using +. As it did in C++</w:t>
+      </w:r>
+      <w:r>
+        <w:t xml:space="preserve"> and functions similarly.</w:t>
+      </w:r>
+      <w:r>
+        <w:t xml:space="preserve"> What’s funny is that the normal string literal concatenation we had in C and C++ actually DOES NOT work here</w:t>
+      </w:r>
+      <w:r>
+        <w:t xml:space="preserve"> and we always have to use + to achieve concatenation regardless of </w:t>
+      </w:r>
+      <w:r>
+        <w:t>the kind of the operands.</w:t>
       </w:r>
     </w:p>
     <w:p>
@@ -13073,119 +14053,213 @@
         <w:pStyle w:val="Heading5"/>
       </w:pPr>
       <w:r>
-        <w:t>F</w:t>
-      </w:r>
-      <w:r>
-        <w:t xml:space="preserve">ully </w:t>
-      </w:r>
-      <w:r>
-        <w:t>Q</w:t>
-      </w:r>
-      <w:r>
-        <w:t xml:space="preserve">ualified </w:t>
-      </w:r>
-      <w:r>
-        <w:t>C</w:t>
-      </w:r>
-      <w:r>
-        <w:t xml:space="preserve">lass </w:t>
-      </w:r>
-      <w:r>
-        <w:t>N</w:t>
-      </w:r>
-      <w:r>
-        <w:t>ame</w:t>
-      </w:r>
-    </w:p>
-    <w:p>
-      <w:r>
-        <w:t>It allows you to use Java’s relative addressing system to load the class without importing it.</w:t>
-      </w:r>
-    </w:p>
-    <w:p/>
-    <w:p>
-      <w:pPr>
-        <w:pStyle w:val="Heading4"/>
-      </w:pPr>
+        <w:t>System</w:t>
+      </w:r>
+      <w:r>
+        <w:t xml:space="preserve"> (class)</w:t>
+      </w:r>
+    </w:p>
+    <w:p>
+      <w:r>
+        <w:t>Contains stuff… related to System. Promin</w:t>
+      </w:r>
+      <w:r>
+        <w:t>e</w:t>
+      </w:r>
+      <w:r>
+        <w:t xml:space="preserve">ntly used for </w:t>
+      </w:r>
+      <w:r>
+        <w:t>I/O</w:t>
+      </w:r>
+      <w:r>
+        <w:t xml:space="preserve"> operations</w:t>
+      </w:r>
+      <w:r>
+        <w:t>.</w:t>
+      </w:r>
+    </w:p>
+    <w:p>
+      <w:r>
+        <w:t>E.g: System.out.println(“String”).</w:t>
+      </w:r>
+    </w:p>
+    <w:p>
+      <w:r>
+        <w:t>Contains</w:t>
+      </w:r>
+      <w:r>
+        <w:t>:</w:t>
+      </w:r>
+    </w:p>
+    <w:p>
+      <w:r>
+        <w:t xml:space="preserve">- </w:t>
+      </w:r>
+      <w:r>
+        <w:t xml:space="preserve">an object of type PrintStream named </w:t>
+      </w:r>
+      <w:r>
+        <w:rPr>
+          <w:b/>
+          <w:bCs/>
+        </w:rPr>
+        <w:t>out</w:t>
+      </w:r>
+      <w:r>
+        <w:t xml:space="preserve"> thru composition</w:t>
+      </w:r>
+      <w:r>
+        <w:t>.</w:t>
+      </w:r>
+    </w:p>
+    <w:p>
+      <w:r>
+        <w:t xml:space="preserve">- </w:t>
+      </w:r>
+      <w:r>
+        <w:t xml:space="preserve">an object of type </w:t>
+      </w:r>
+      <w:r>
+        <w:t xml:space="preserve">InputStream named </w:t>
+      </w:r>
+      <w:r>
+        <w:rPr>
+          <w:b/>
+          <w:bCs/>
+        </w:rPr>
+        <w:t>in</w:t>
+      </w:r>
+      <w:r>
+        <w:t xml:space="preserve"> thru composition.</w:t>
+      </w:r>
+    </w:p>
+    <w:p>
+      <w:pPr>
+        <w:pStyle w:val="Heading5"/>
+      </w:pPr>
+      <w:r>
+        <w:t>PrintStream</w:t>
+      </w:r>
+      <w:r>
+        <w:t xml:space="preserve"> (class)</w:t>
+      </w:r>
+    </w:p>
+    <w:p>
+      <w:r>
+        <w:t>Provide</w:t>
+      </w:r>
+      <w:r>
+        <w:t xml:space="preserve"> options for printing.</w:t>
+      </w:r>
+      <w:r>
+        <w:t xml:space="preserve"> Some known methods involve:</w:t>
+      </w:r>
+    </w:p>
+    <w:p>
+      <w:r>
+        <w:t>- print()</w:t>
+      </w:r>
+    </w:p>
+    <w:p>
+      <w:r>
+        <w:t>- println()</w:t>
+      </w:r>
+    </w:p>
+    <w:p>
+      <w:r>
+        <w:t>- printf()</w:t>
+      </w:r>
+    </w:p>
+    <w:p>
+      <w:pPr>
+        <w:pStyle w:val="Heading5"/>
+      </w:pPr>
+      <w:r>
+        <w:t>Scanner</w:t>
+      </w:r>
+      <w:r>
+        <w:t xml:space="preserve"> (class)</w:t>
+      </w:r>
+    </w:p>
+    <w:p>
+      <w:r>
+        <w:t>Defined within rt.jar.java.util.Scanner it is used as a place holder object</w:t>
+      </w:r>
+      <w:r>
+        <w:t xml:space="preserve"> that could be tuned to accept inputs</w:t>
+      </w:r>
+      <w:r>
+        <w:t>. Contains the following methods:</w:t>
+      </w:r>
+    </w:p>
+    <w:p>
       <w:r>
         <w:lastRenderedPageBreak/>
-        <w:t xml:space="preserve">The </w:t>
-      </w:r>
-      <w:r>
-        <w:t xml:space="preserve">Java </w:t>
-      </w:r>
-      <w:r>
-        <w:t>API / Standard Library</w:t>
-      </w:r>
-    </w:p>
-    <w:p>
-      <w:r>
-        <w:t>The Java’s API is usually (in IDEs like IntelliJ at least) in visible under the External Libraries section in solution explorer section of the IDE</w:t>
-      </w:r>
-      <w:r>
-        <w:t>. It is implemented as a set of JAR files</w:t>
-      </w:r>
-      <w:r>
-        <w:t>(ZIP format Archives)</w:t>
-      </w:r>
-      <w:r>
-        <w:t xml:space="preserve"> containing a set of directories and the metadata </w:t>
-      </w:r>
-      <w:r>
-        <w:t>required for unarchiving them correctly.</w:t>
-      </w:r>
-      <w:r>
-        <w:t xml:space="preserve"> As a result these JAR files could contain from “folders” to files/public class containers.</w:t>
-      </w:r>
-    </w:p>
-    <w:p>
-      <w:r>
-        <w:t>With the IDE’s usually importing Java API by default</w:t>
-      </w:r>
-      <w:r>
-        <w:t xml:space="preserve"> </w:t>
-      </w:r>
-      <w:r>
-        <w:t>as they also</w:t>
-      </w:r>
-      <w:r>
-        <w:t xml:space="preserve"> </w:t>
-      </w:r>
-      <w:r>
-        <w:t>set</w:t>
-      </w:r>
-      <w:r>
-        <w:t xml:space="preserve"> the directory of their residence set an include d</w:t>
-      </w:r>
-      <w:r>
-        <w:t>ir</w:t>
-      </w:r>
-      <w:r>
-        <w:t>ector</w:t>
-      </w:r>
-      <w:r>
-        <w:t xml:space="preserve">y, </w:t>
-      </w:r>
-      <w:r>
-        <w:t>there aint much need for importing them.</w:t>
-      </w:r>
-    </w:p>
-    <w:p>
-      <w:r>
-        <w:t xml:space="preserve">By default </w:t>
-      </w:r>
-      <w:r>
-        <w:t xml:space="preserve">(IntelliJ IDE at least) has the root of import set at the </w:t>
-      </w:r>
-      <w:r>
-        <w:rPr>
-          <w:b/>
-          <w:bCs/>
-        </w:rPr>
-        <w:t>rt.jar</w:t>
-      </w:r>
-      <w:r>
-        <w:t>.</w:t>
+        <w:t>- Scanner(filestream)</w:t>
+      </w:r>
+      <w:r>
+        <w:t xml:space="preserve">: Constructor used to set </w:t>
+      </w:r>
+      <w:r>
+        <w:t xml:space="preserve">where to read </w:t>
+      </w:r>
+      <w:r>
+        <w:t>the input</w:t>
+      </w:r>
+      <w:r>
+        <w:t xml:space="preserve"> from.</w:t>
+      </w:r>
+    </w:p>
+    <w:p>
+      <w:r>
+        <w:t>- nextInt</w:t>
+      </w:r>
+      <w:r>
+        <w:t xml:space="preserve">(): Reads another int from </w:t>
+      </w:r>
+      <w:r>
+        <w:t>the Istream, if it’s empty it asks</w:t>
+      </w:r>
+      <w:r>
+        <w:t xml:space="preserve"> for input</w:t>
+      </w:r>
+      <w:r>
+        <w:t xml:space="preserve"> using the terminal.</w:t>
+      </w:r>
+    </w:p>
+    <w:p>
+      <w:r>
+        <w:t>-</w:t>
+      </w:r>
+      <w:r>
+        <w:t xml:space="preserve"> </w:t>
+      </w:r>
+      <w:r>
+        <w:t>nextLine(): Reads characters until it reaches newline/Enter character which it discards and replaces with \0.</w:t>
+      </w:r>
+    </w:p>
+    <w:p>
+      <w:r>
+        <w:t>- hasNext():</w:t>
+      </w:r>
+      <w:r>
+        <w:t xml:space="preserve"> The function checks</w:t>
+      </w:r>
+      <w:r>
+        <w:t xml:space="preserve"> to see if the</w:t>
+      </w:r>
+      <w:r>
+        <w:t xml:space="preserve"> EOF has been reached,</w:t>
+      </w:r>
+      <w:r>
+        <w:t xml:space="preserve"> </w:t>
+      </w:r>
+      <w:r>
+        <w:t xml:space="preserve">if the buffer is not EOF and not empty it returns true, if the buffer’s not EOF and empty it </w:t>
+      </w:r>
+      <w:r>
+        <w:t>gets a token.</w:t>
       </w:r>
     </w:p>
     <w:p>
@@ -13193,184 +14267,29 @@
         <w:pStyle w:val="Heading5"/>
       </w:pPr>
       <w:r>
-        <w:t>String (class)</w:t>
-      </w:r>
-    </w:p>
-    <w:p/>
-    <w:p>
-      <w:pPr>
-        <w:pStyle w:val="Heading5"/>
-      </w:pPr>
-      <w:r>
-        <w:t>System</w:t>
-      </w:r>
-      <w:r>
-        <w:t xml:space="preserve"> (class)</w:t>
-      </w:r>
-    </w:p>
-    <w:p>
-      <w:r>
-        <w:t>Contains stuff… related to System. Promin</w:t>
-      </w:r>
-      <w:r>
-        <w:t>e</w:t>
-      </w:r>
-      <w:r>
-        <w:t xml:space="preserve">ntly used for </w:t>
-      </w:r>
-      <w:r>
-        <w:t>I/O</w:t>
-      </w:r>
-      <w:r>
-        <w:t xml:space="preserve"> operations</w:t>
-      </w:r>
-      <w:r>
-        <w:t>.</w:t>
-      </w:r>
-    </w:p>
-    <w:p>
-      <w:r>
-        <w:t>E.g: System.out.println(“String”).</w:t>
-      </w:r>
-    </w:p>
-    <w:p>
-      <w:r>
-        <w:t>Contains</w:t>
-      </w:r>
-      <w:r>
-        <w:t>:</w:t>
-      </w:r>
-    </w:p>
-    <w:p>
-      <w:r>
-        <w:t xml:space="preserve">- </w:t>
-      </w:r>
-      <w:r>
-        <w:t xml:space="preserve">an object of type PrintStream named </w:t>
-      </w:r>
-      <w:r>
-        <w:rPr>
-          <w:b/>
-          <w:bCs/>
-        </w:rPr>
-        <w:t>out</w:t>
-      </w:r>
-      <w:r>
-        <w:t xml:space="preserve"> thru composition</w:t>
-      </w:r>
-      <w:r>
-        <w:t>.</w:t>
-      </w:r>
-    </w:p>
-    <w:p>
-      <w:r>
-        <w:t xml:space="preserve">- </w:t>
-      </w:r>
-      <w:r>
-        <w:t xml:space="preserve">an object of type </w:t>
-      </w:r>
-      <w:r>
-        <w:t xml:space="preserve">InputStream named </w:t>
-      </w:r>
-      <w:r>
-        <w:rPr>
-          <w:b/>
-          <w:bCs/>
-        </w:rPr>
-        <w:t>in</w:t>
-      </w:r>
-      <w:r>
-        <w:t xml:space="preserve"> thru composition.</w:t>
-      </w:r>
-    </w:p>
-    <w:p>
-      <w:pPr>
-        <w:pStyle w:val="Heading5"/>
-      </w:pPr>
-      <w:r>
-        <w:lastRenderedPageBreak/>
-        <w:t>PrintStream</w:t>
-      </w:r>
-      <w:r>
-        <w:t xml:space="preserve"> (class)</w:t>
-      </w:r>
-    </w:p>
-    <w:p>
-      <w:r>
-        <w:t>Provide</w:t>
-      </w:r>
-      <w:r>
-        <w:t xml:space="preserve"> options for printing.</w:t>
-      </w:r>
-      <w:r>
-        <w:t xml:space="preserve"> Some known methods involve:</w:t>
-      </w:r>
-    </w:p>
-    <w:p>
-      <w:r>
-        <w:t>- print()</w:t>
-      </w:r>
-    </w:p>
-    <w:p>
-      <w:r>
-        <w:t>- println()</w:t>
-      </w:r>
-    </w:p>
-    <w:p>
-      <w:r>
-        <w:t>- printf()</w:t>
-      </w:r>
-    </w:p>
-    <w:p>
-      <w:pPr>
-        <w:pStyle w:val="Heading5"/>
-      </w:pPr>
-      <w:r>
-        <w:t>Scanner</w:t>
-      </w:r>
-      <w:r>
-        <w:t xml:space="preserve"> (class)</w:t>
-      </w:r>
-    </w:p>
-    <w:p>
-      <w:r>
-        <w:t>Defined within rt.jar.java.util.Scanner it is used as a place holder object</w:t>
-      </w:r>
-      <w:r>
-        <w:t xml:space="preserve"> that could be tuned to accept inputs</w:t>
-      </w:r>
-      <w:r>
-        <w:t>. Contains the following methods:</w:t>
-      </w:r>
-    </w:p>
-    <w:p>
-      <w:r>
-        <w:t>- Scanner(filestream)</w:t>
-      </w:r>
-      <w:r>
-        <w:t xml:space="preserve">: Constructor used to set </w:t>
-      </w:r>
-      <w:r>
-        <w:t xml:space="preserve">where to read </w:t>
-      </w:r>
-      <w:r>
-        <w:t>the input</w:t>
-      </w:r>
-      <w:r>
-        <w:t xml:space="preserve"> from.</w:t>
-      </w:r>
-    </w:p>
-    <w:p>
-      <w:r>
-        <w:t>- nextInt</w:t>
-      </w:r>
-      <w:r>
-        <w:t>(): Reads another int from keyboard.</w:t>
-      </w:r>
-    </w:p>
-    <w:p>
-      <w:r>
-        <w:t>-nextLine(): Reads characters until it reaches newline/Enter character which it discards and replaces with \0.</w:t>
+        <w:t>SecureRandom (class)</w:t>
+      </w:r>
+    </w:p>
+    <w:p>
+      <w:r>
+        <w:t>Defined within rt.jar.</w:t>
+      </w:r>
+      <w:r>
+        <w:t>java.security.SecureRandom</w:t>
+      </w:r>
+    </w:p>
+    <w:p>
+      <w:r>
+        <w:t>- nextInt(): Leads to random number generation</w:t>
+      </w:r>
+      <w:r>
+        <w:t>, within the 0</w:t>
+      </w:r>
+      <w:r>
+        <w:t>&lt;</w:t>
+      </w:r>
+      <w:r>
+        <w:t>given input range if given any.</w:t>
       </w:r>
     </w:p>
     <w:p>
@@ -13401,9 +14320,31 @@
         <w:t>The XML</w:t>
       </w:r>
     </w:p>
+    <w:p>
+      <w:r>
+        <w:t xml:space="preserve">The x86 assembly actually has 2 syntaxes one is MASM </w:t>
+      </w:r>
+    </w:p>
+    <w:p>
+      <w:pPr>
+        <w:pStyle w:val="Heading3"/>
+      </w:pPr>
+      <w:r>
+        <w:t>MASM</w:t>
+      </w:r>
+    </w:p>
     <w:p/>
     <w:p>
       <w:pPr>
+        <w:pStyle w:val="Heading3"/>
+      </w:pPr>
+      <w:r>
+        <w:t>AT&amp;T</w:t>
+      </w:r>
+    </w:p>
+    <w:p/>
+    <w:p>
+      <w:pPr>
         <w:pStyle w:val="Heading2"/>
       </w:pPr>
       <w:r>
@@ -13416,6 +14357,7 @@
         <w:pStyle w:val="Heading5"/>
       </w:pPr>
       <w:r>
+        <w:lastRenderedPageBreak/>
         <w:t>Environment &amp; Tools</w:t>
       </w:r>
     </w:p>
@@ -13435,7 +14377,6 @@
         <w:pStyle w:val="Heading4"/>
       </w:pPr>
       <w:r>
-        <w:lastRenderedPageBreak/>
         <w:t>File Management</w:t>
       </w:r>
     </w:p>
@@ -13459,6 +14400,7 @@
         <w:pStyle w:val="Heading2"/>
       </w:pPr>
       <w:r>
+        <w:lastRenderedPageBreak/>
         <w:t xml:space="preserve">Chapter 3: </w:t>
       </w:r>
       <w:r>
@@ -13495,7 +14437,6 @@
         <w:pStyle w:val="Heading3"/>
       </w:pPr>
       <w:r>
-        <w:lastRenderedPageBreak/>
         <w:t>Debugger</w:t>
       </w:r>
     </w:p>
@@ -13530,43 +14471,6 @@
       </w:r>
       <w:r>
         <w:t xml:space="preserve"> of the values AFTER applying the endianness.</w:t>
-      </w:r>
-    </w:p>
-    <w:p>
-      <w:pPr>
-        <w:pStyle w:val="Heading2"/>
-      </w:pPr>
-      <w:r>
-        <w:t xml:space="preserve">Chapter </w:t>
-      </w:r>
-      <w:r>
-        <w:t>4</w:t>
-      </w:r>
-      <w:r>
-        <w:t>: OpenGL</w:t>
-      </w:r>
-      <w:r>
-        <w:t xml:space="preserve"> Graphics </w:t>
-      </w:r>
-      <w:r>
-        <w:t>Programming</w:t>
-      </w:r>
-    </w:p>
-    <w:p>
-      <w:r>
-        <w:t xml:space="preserve">OpenGL is a </w:t>
-      </w:r>
-      <w:r>
-        <w:t xml:space="preserve">graphics programming </w:t>
-      </w:r>
-      <w:r>
-        <w:t>API/</w:t>
-      </w:r>
-      <w:r>
-        <w:t xml:space="preserve">standard </w:t>
-      </w:r>
-      <w:r>
-        <w:t>offering a basic pipeline and a set of basic tools for achieving graphics programming.</w:t>
       </w:r>
     </w:p>
     <w:p>
@@ -13578,6 +14482,43 @@
         <w:t xml:space="preserve">Chapter </w:t>
       </w:r>
       <w:r>
+        <w:t>4</w:t>
+      </w:r>
+      <w:r>
+        <w:t>: OpenGL</w:t>
+      </w:r>
+      <w:r>
+        <w:t xml:space="preserve"> Graphics </w:t>
+      </w:r>
+      <w:r>
+        <w:t>Programming</w:t>
+      </w:r>
+    </w:p>
+    <w:p>
+      <w:r>
+        <w:t xml:space="preserve">OpenGL is a </w:t>
+      </w:r>
+      <w:r>
+        <w:t xml:space="preserve">graphics programming </w:t>
+      </w:r>
+      <w:r>
+        <w:t>API/</w:t>
+      </w:r>
+      <w:r>
+        <w:t xml:space="preserve">standard </w:t>
+      </w:r>
+      <w:r>
+        <w:t>offering a basic pipeline and a set of basic tools for achieving graphics programming.</w:t>
+      </w:r>
+    </w:p>
+    <w:p>
+      <w:pPr>
+        <w:pStyle w:val="Heading2"/>
+      </w:pPr>
+      <w:r>
+        <w:t xml:space="preserve">Chapter </w:t>
+      </w:r>
+      <w:r>
         <w:t>5</w:t>
       </w:r>
       <w:r>
@@ -13603,7 +14544,11 @@
     </w:p>
     <w:p>
       <w:r>
-        <w:t>The binary file format is used for both executable (.out) and relocatable (.o) object files generated by the C compilers (at least gcc). Either way they include some basic sections, remarkably a .text section for all the codes and a .data section for …well identification data I reckon. While in the non stripped version things seem rather clear…At least relatively,in the non stripped version at least for now the best way to find and identify functions seems to be reliance on the address space they had pre stripping.</w:t>
+        <w:t xml:space="preserve">The binary file format is used for both executable (.out) and relocatable (.o) object files generated by the C compilers (at least gcc). Either way they include some basic sections, remarkably a .text section for all the codes and a .data section for …well identification data I reckon. While in the non stripped version things seem rather clear…At least relatively,in the non stripped version at least for now the best </w:t>
+      </w:r>
+      <w:r>
+        <w:lastRenderedPageBreak/>
+        <w:t>way to find and identify functions seems to be reliance on the address space they had pre stripping.</w:t>
       </w:r>
     </w:p>
     <w:p>
@@ -13624,23 +14569,67 @@
         <w:pStyle w:val="Heading5"/>
       </w:pPr>
       <w:r>
+        <w:t>.text section</w:t>
+      </w:r>
+    </w:p>
+    <w:p>
+      <w:r>
+        <w:t>It contains the machine code of the program.In the non-stripped output tends to contain all the functions and their names in the &lt;functioname&gt; format.</w:t>
+      </w:r>
+    </w:p>
+    <w:p>
+      <w:r>
+        <w:t>_start function seems to set the command line arguments.</w:t>
+      </w:r>
+    </w:p>
+    <w:p>
+      <w:r>
+        <w:t>Endbr64 mysteriously marks the beginning of the functions and alongside the beginning address of the functions in non stripped version, could be used to find them in the stripped version.</w:t>
+      </w:r>
+    </w:p>
+    <w:p>
+      <w:pPr>
+        <w:pStyle w:val="Heading4"/>
+      </w:pPr>
+      <w:r>
+        <w:t>DWARF Format</w:t>
+      </w:r>
+    </w:p>
+    <w:p>
+      <w:r>
+        <w:t>Another format used for debug information. It’s usually embedded within ELF files but could be separate as well.</w:t>
+      </w:r>
+    </w:p>
+    <w:p>
+      <w:pPr>
+        <w:pStyle w:val="Heading3"/>
+      </w:pPr>
+      <w:r>
+        <w:t>Section 2: The Loading Routine</w:t>
+      </w:r>
+    </w:p>
+    <w:p/>
+    <w:p>
+      <w:pPr>
+        <w:pStyle w:val="Heading5"/>
+      </w:pPr>
+      <w:r>
         <w:lastRenderedPageBreak/>
-        <w:t>.text section</w:t>
-      </w:r>
-    </w:p>
-    <w:p>
-      <w:r>
-        <w:t>It contains the machine code of the program.In the non-stripped output tends to contain all the functions and their names in the &lt;functioname&gt; format.</w:t>
-      </w:r>
-    </w:p>
-    <w:p>
-      <w:r>
-        <w:t>_start function seems to set the command line arguments.</w:t>
-      </w:r>
-    </w:p>
-    <w:p>
-      <w:r>
-        <w:t>Endbr64 mysteriously marks the beginning of the functions and alongside the beginning address of the functions in non stripped version, could be used to find them in the stripped version.</w:t>
+        <w:t>Loading Programs</w:t>
+      </w:r>
+    </w:p>
+    <w:p>
+      <w:r>
+        <w:t xml:space="preserve">When a program is run, the OS makes a Process for it and assigns a virtual address space and an interpreter to that process. </w:t>
+      </w:r>
+    </w:p>
+    <w:p/>
+    <w:p>
+      <w:pPr>
+        <w:pStyle w:val="Heading3"/>
+      </w:pPr>
+      <w:r>
+        <w:t>Section 3: Tools</w:t>
       </w:r>
     </w:p>
     <w:p>
@@ -13648,281 +14637,236 @@
         <w:pStyle w:val="Heading4"/>
       </w:pPr>
       <w:r>
-        <w:t>DWARF Format</w:t>
-      </w:r>
-    </w:p>
-    <w:p>
-      <w:r>
-        <w:t>Another format used for debug information. It’s usually embedded within ELF files but could be separate as well.</w:t>
-      </w:r>
-    </w:p>
-    <w:p>
-      <w:pPr>
-        <w:pStyle w:val="Heading3"/>
-      </w:pPr>
-      <w:r>
-        <w:t>Section 2: The Loading Routine</w:t>
+        <w:t>Text Reader</w:t>
+      </w:r>
+    </w:p>
+    <w:p>
+      <w:r>
+        <w:t>It just prints the bytes as the encoding that it supports.</w:t>
+      </w:r>
+    </w:p>
+    <w:p>
+      <w:pPr>
+        <w:pStyle w:val="Heading5"/>
+      </w:pPr>
+      <w:r>
+        <w:t>cat filename.ext</w:t>
+      </w:r>
+    </w:p>
+    <w:p>
+      <w:r>
+        <w:t>It prints the bytes as ASCII characters</w:t>
+      </w:r>
+    </w:p>
+    <w:p>
+      <w:r>
+        <w:t>.</w:t>
+      </w:r>
+    </w:p>
+    <w:p>
+      <w:pPr>
+        <w:pStyle w:val="Heading4"/>
+      </w:pPr>
+      <w:r>
+        <w:t>Dump Readers</w:t>
+      </w:r>
+    </w:p>
+    <w:p>
+      <w:r>
+        <w:t>These apps are used to specifically real the machine code sections</w:t>
+      </w:r>
+      <w:r>
+        <w:rPr>
+          <w:b/>
+          <w:bCs/>
+        </w:rPr>
+        <w:t xml:space="preserve"> </w:t>
+      </w:r>
+      <w:r>
+        <w:rPr>
+          <w:b/>
+          <w:bCs/>
+          <w:u w:val="single"/>
+        </w:rPr>
+        <w:t>(</w:t>
+      </w:r>
+      <w:r>
+        <w:rPr>
+          <w:b/>
+          <w:bCs/>
+          <w:u w:val="single"/>
+        </w:rPr>
+        <w:t>show the actual bytes</w:t>
+      </w:r>
+      <w:r>
+        <w:rPr>
+          <w:b/>
+          <w:bCs/>
+          <w:u w:val="single"/>
+        </w:rPr>
+        <w:t>)</w:t>
+      </w:r>
+      <w:r>
+        <w:t xml:space="preserve"> of a format and usually disassemble them and give VALUES.</w:t>
+      </w:r>
+    </w:p>
+    <w:p>
+      <w:pPr>
+        <w:pStyle w:val="Heading5"/>
+      </w:pPr>
+      <w:r>
+        <w:t>objdump</w:t>
+      </w:r>
+    </w:p>
+    <w:p>
+      <w:pPr>
+        <w:rPr>
+          <w:b/>
+          <w:bCs/>
+        </w:rPr>
+      </w:pPr>
+      <w:r>
+        <w:t xml:space="preserve">It’s a dump reader used to </w:t>
+      </w:r>
+      <w:r>
+        <w:rPr>
+          <w:b/>
+          <w:bCs/>
+          <w:u w:val="single"/>
+        </w:rPr>
+        <w:t>show the actual bytes</w:t>
+      </w:r>
+      <w:r>
+        <w:rPr>
+          <w:b/>
+          <w:bCs/>
+        </w:rPr>
+        <w:t>.</w:t>
+      </w:r>
+    </w:p>
+    <w:p>
+      <w:pPr>
+        <w:pStyle w:val="Heading6"/>
+      </w:pPr>
+      <w:r>
+        <w:lastRenderedPageBreak/>
+        <w:t>objdump -s filename.ext</w:t>
+      </w:r>
+    </w:p>
+    <w:p>
+      <w:r>
+        <w:t xml:space="preserve">Used to show the bytes of the different sections of the file in text editor-ish manner. </w:t>
+      </w:r>
+    </w:p>
+    <w:p>
+      <w:pPr>
+        <w:pStyle w:val="Heading6"/>
+      </w:pPr>
+      <w:r>
+        <w:t>objdump -sj sectionname filename.ext</w:t>
+      </w:r>
+    </w:p>
+    <w:p>
+      <w:r>
+        <w:t>Used to show the bytes of the specific section of the file in text editor-ish manner.</w:t>
+      </w:r>
+    </w:p>
+    <w:p>
+      <w:pPr>
+        <w:pStyle w:val="Heading6"/>
+      </w:pPr>
+      <w:r>
+        <w:t>objdump -d filename.ext</w:t>
+      </w:r>
+    </w:p>
+    <w:p>
+      <w:r>
+        <w:t>Used to disassemble the .text section of the file.</w:t>
+      </w:r>
+    </w:p>
+    <w:p>
+      <w:pPr>
+        <w:pStyle w:val="Heading4"/>
+      </w:pPr>
+      <w:r>
+        <w:t>Format Readers</w:t>
+      </w:r>
+    </w:p>
+    <w:p>
+      <w:r>
+        <w:t>These apps basically just read the file with the intent of showing the stuff such as symbols and general informative, locational stuff in a Format. Mostly to give information alone.</w:t>
+      </w:r>
+    </w:p>
+    <w:p>
+      <w:pPr>
+        <w:pStyle w:val="Heading5"/>
+      </w:pPr>
+      <w:r>
+        <w:t>readelf</w:t>
+      </w:r>
+    </w:p>
+    <w:p>
+      <w:r>
+        <w:t xml:space="preserve">It’s an elf reader. It’s commands are used </w:t>
+      </w:r>
+      <w:r>
+        <w:rPr>
+          <w:b/>
+          <w:bCs/>
+          <w:u w:val="single"/>
+        </w:rPr>
+        <w:t>to load and give the attributes</w:t>
+      </w:r>
+      <w:r>
+        <w:t xml:space="preserve"> of ELF file formats (mainly it’s data section).</w:t>
+      </w:r>
+    </w:p>
+    <w:p>
+      <w:pPr>
+        <w:pStyle w:val="Heading6"/>
+      </w:pPr>
+      <w:r>
+        <w:t>readelf -a filename.ext</w:t>
+      </w:r>
+    </w:p>
+    <w:p>
+      <w:r>
+        <w:t>Used to load ALL the info about the elf.</w:t>
+      </w:r>
+    </w:p>
+    <w:p>
+      <w:pPr>
+        <w:pStyle w:val="Heading6"/>
+      </w:pPr>
+      <w:r>
+        <w:t>readelf --syms filename.ext</w:t>
+      </w:r>
+    </w:p>
+    <w:p>
+      <w:r>
+        <w:t>Used to load the info about the symbols section of the elf file.</w:t>
+      </w:r>
+    </w:p>
+    <w:p>
+      <w:pPr>
+        <w:pStyle w:val="Heading6"/>
+      </w:pPr>
+      <w:r>
+        <w:lastRenderedPageBreak/>
+        <w:t>readelf--relocs filename.ext</w:t>
+      </w:r>
+    </w:p>
+    <w:p>
+      <w:r>
+        <w:t>Used to load relocation info about the ELF file.</w:t>
       </w:r>
     </w:p>
     <w:p/>
     <w:p>
       <w:pPr>
-        <w:pStyle w:val="Heading5"/>
-      </w:pPr>
-      <w:r>
-        <w:t>Loading Programs</w:t>
-      </w:r>
-    </w:p>
-    <w:p>
-      <w:r>
-        <w:t xml:space="preserve">When a program is run, the OS makes a Process for it and assigns a virtual address space and an interpreter to that process. </w:t>
-      </w:r>
-    </w:p>
-    <w:p/>
-    <w:p>
-      <w:pPr>
-        <w:pStyle w:val="Heading3"/>
-      </w:pPr>
-      <w:r>
-        <w:lastRenderedPageBreak/>
-        <w:t>Section 3: Tools</w:t>
-      </w:r>
-    </w:p>
-    <w:p>
-      <w:pPr>
-        <w:pStyle w:val="Heading4"/>
-      </w:pPr>
-      <w:r>
-        <w:t>Text Reader</w:t>
-      </w:r>
-    </w:p>
-    <w:p>
-      <w:r>
-        <w:t>It just prints the bytes as the encoding that it supports.</w:t>
-      </w:r>
-    </w:p>
-    <w:p>
-      <w:pPr>
-        <w:pStyle w:val="Heading5"/>
-      </w:pPr>
-      <w:r>
-        <w:t>cat filename.ext</w:t>
-      </w:r>
-    </w:p>
-    <w:p>
-      <w:r>
-        <w:t>It prints the bytes as ASCII characters</w:t>
-      </w:r>
-    </w:p>
-    <w:p>
-      <w:r>
-        <w:t>.</w:t>
-      </w:r>
-    </w:p>
-    <w:p>
-      <w:pPr>
-        <w:pStyle w:val="Heading4"/>
-      </w:pPr>
-      <w:r>
-        <w:t>Dump Readers</w:t>
-      </w:r>
-    </w:p>
-    <w:p>
-      <w:r>
-        <w:t>These apps are used to specifically real the machine code sections</w:t>
-      </w:r>
-      <w:r>
-        <w:rPr>
-          <w:b/>
-          <w:bCs/>
-        </w:rPr>
-        <w:t xml:space="preserve"> </w:t>
-      </w:r>
-      <w:r>
-        <w:rPr>
-          <w:b/>
-          <w:bCs/>
-          <w:u w:val="single"/>
-        </w:rPr>
-        <w:t>(</w:t>
-      </w:r>
-      <w:r>
-        <w:rPr>
-          <w:b/>
-          <w:bCs/>
-          <w:u w:val="single"/>
-        </w:rPr>
-        <w:t>show the actual bytes</w:t>
-      </w:r>
-      <w:r>
-        <w:rPr>
-          <w:b/>
-          <w:bCs/>
-          <w:u w:val="single"/>
-        </w:rPr>
-        <w:t>)</w:t>
-      </w:r>
-      <w:r>
-        <w:t xml:space="preserve"> of a format and usually disassemble them and give VALUES.</w:t>
-      </w:r>
-    </w:p>
-    <w:p>
-      <w:pPr>
-        <w:pStyle w:val="Heading5"/>
-      </w:pPr>
-      <w:r>
-        <w:t>objdump</w:t>
-      </w:r>
-    </w:p>
-    <w:p>
-      <w:pPr>
-        <w:rPr>
-          <w:b/>
-          <w:bCs/>
-        </w:rPr>
-      </w:pPr>
-      <w:r>
-        <w:t xml:space="preserve">It’s a dump reader used to </w:t>
-      </w:r>
-      <w:r>
-        <w:rPr>
-          <w:b/>
-          <w:bCs/>
-          <w:u w:val="single"/>
-        </w:rPr>
-        <w:t>show the actual bytes</w:t>
-      </w:r>
-      <w:r>
-        <w:rPr>
-          <w:b/>
-          <w:bCs/>
-        </w:rPr>
-        <w:t>.</w:t>
-      </w:r>
-    </w:p>
-    <w:p>
-      <w:pPr>
-        <w:pStyle w:val="Heading6"/>
-      </w:pPr>
-      <w:r>
-        <w:t>objdump -s filename.ext</w:t>
-      </w:r>
-    </w:p>
-    <w:p>
-      <w:r>
-        <w:t xml:space="preserve">Used to show the bytes of the different sections of the file in text editor-ish manner. </w:t>
-      </w:r>
-    </w:p>
-    <w:p>
-      <w:pPr>
-        <w:pStyle w:val="Heading6"/>
-      </w:pPr>
-      <w:r>
-        <w:t>objdump -sj sectionname filename.ext</w:t>
-      </w:r>
-    </w:p>
-    <w:p>
-      <w:r>
-        <w:t>Used to show the bytes of the specific section of the file in text editor-ish manner.</w:t>
-      </w:r>
-    </w:p>
-    <w:p>
-      <w:pPr>
-        <w:pStyle w:val="Heading6"/>
-      </w:pPr>
-      <w:r>
-        <w:lastRenderedPageBreak/>
-        <w:t>objdump -d filename.ext</w:t>
-      </w:r>
-    </w:p>
-    <w:p>
-      <w:r>
-        <w:t>Used to disassemble the .text section of the file.</w:t>
-      </w:r>
-    </w:p>
-    <w:p>
-      <w:pPr>
-        <w:pStyle w:val="Heading4"/>
-      </w:pPr>
-      <w:r>
-        <w:t>Format Readers</w:t>
-      </w:r>
-    </w:p>
-    <w:p>
-      <w:r>
-        <w:t>These apps basically just read the file with the intent of showing the stuff such as symbols and general informative, locational stuff in a Format. Mostly to give information alone.</w:t>
-      </w:r>
-    </w:p>
-    <w:p>
-      <w:pPr>
-        <w:pStyle w:val="Heading5"/>
-      </w:pPr>
-      <w:r>
-        <w:t>readelf</w:t>
-      </w:r>
-    </w:p>
-    <w:p>
-      <w:r>
-        <w:t xml:space="preserve">It’s an elf reader. It’s commands are used </w:t>
-      </w:r>
-      <w:r>
-        <w:rPr>
-          <w:b/>
-          <w:bCs/>
-          <w:u w:val="single"/>
-        </w:rPr>
-        <w:t>to load and give the attributes</w:t>
-      </w:r>
-      <w:r>
-        <w:t xml:space="preserve"> of ELF file formats (mainly it’s data section).</w:t>
-      </w:r>
-    </w:p>
-    <w:p>
-      <w:pPr>
-        <w:pStyle w:val="Heading6"/>
-      </w:pPr>
-      <w:r>
-        <w:t>readelf -a filename.ext</w:t>
-      </w:r>
-    </w:p>
-    <w:p>
-      <w:r>
-        <w:t>Used to load ALL the info about the elf.</w:t>
-      </w:r>
-    </w:p>
-    <w:p>
-      <w:pPr>
-        <w:pStyle w:val="Heading6"/>
-      </w:pPr>
-      <w:r>
-        <w:t>readelf --syms filename.ext</w:t>
-      </w:r>
-    </w:p>
-    <w:p>
-      <w:r>
-        <w:t>Used to load the info about the symbols section of the elf file.</w:t>
-      </w:r>
-    </w:p>
-    <w:p>
-      <w:pPr>
-        <w:pStyle w:val="Heading6"/>
-      </w:pPr>
-      <w:r>
-        <w:t>readelf--relocs filename.ext</w:t>
-      </w:r>
-    </w:p>
-    <w:p>
-      <w:r>
-        <w:t>Used to load relocation info about the ELF file.</w:t>
-      </w:r>
-    </w:p>
-    <w:p/>
-    <w:p>
-      <w:pPr>
         <w:pStyle w:val="Heading2"/>
       </w:pPr>
       <w:r>
-        <w:lastRenderedPageBreak/>
         <w:t xml:space="preserve">Chapter </w:t>
       </w:r>
       <w:r>
@@ -14211,12 +15155,589 @@
         <w:t>Subject 3: Operating Systems</w:t>
       </w:r>
     </w:p>
+    <w:p/>
+    <w:p/>
     <w:p>
       <w:pPr>
         <w:pStyle w:val="Heading2"/>
       </w:pPr>
       <w:r>
         <w:t>OS Concepts</w:t>
+      </w:r>
+    </w:p>
+    <w:p>
+      <w:r>
+        <w:t>(System’s Engineering, Systems Programming,System’s Design Level)In this layer you deal with computer organization. Firmwares, BIOS and etc.</w:t>
+      </w:r>
+    </w:p>
+    <w:p/>
+    <w:p/>
+    <w:p>
+      <w:pPr>
+        <w:pStyle w:val="Heading6"/>
+      </w:pPr>
+      <w:r>
+        <w:t>Memory</w:t>
+      </w:r>
+    </w:p>
+    <w:p>
+      <w:pPr>
+        <w:pStyle w:val="IntenseQuote"/>
+        <w:rPr>
+          <w:b/>
+          <w:bCs/>
+          <w:i w:val="0"/>
+          <w:iCs w:val="0"/>
+          <w:caps/>
+        </w:rPr>
+      </w:pPr>
+      <w:r>
+        <w:t>Logically memory is organized as a linear array of bytes, each with its own unique address (array index) starting at zero.</w:t>
+      </w:r>
+      <w:r>
+        <w:rPr>
+          <w:b/>
+          <w:bCs/>
+          <w:i w:val="0"/>
+          <w:iCs w:val="0"/>
+          <w:caps/>
+        </w:rPr>
+        <w:t xml:space="preserve"> </w:t>
+      </w:r>
+      <w:r>
+        <w:rPr>
+          <w:b/>
+          <w:bCs/>
+          <w:i w:val="0"/>
+          <w:iCs w:val="0"/>
+          <w:caps/>
+        </w:rPr>
+        <w:t>Computer Systems  A Programmer’s perspective</w:t>
+      </w:r>
+    </w:p>
+    <w:p>
+      <w:r>
+        <w:lastRenderedPageBreak/>
+        <w:t xml:space="preserve">Programs use different sizes of memory and to be able to have control over the bytes of memory, they NEED to have unique identifiers for each of those bytes. With data representation in computers ultimately happening by bits, the same unit is used to state the length of the those unique identifiers for memory bytes in computers, the length is referred to as </w:t>
+      </w:r>
+      <w:r>
+        <w:rPr>
+          <w:b/>
+          <w:bCs/>
+        </w:rPr>
+        <w:t>address spac</w:t>
+      </w:r>
+      <w:r>
+        <w:rPr>
+          <w:b/>
+          <w:bCs/>
+        </w:rPr>
+        <w:t>e</w:t>
+      </w:r>
+      <w:r>
+        <w:t xml:space="preserve"> and has direct effect on how much memory you can use at the same time.</w:t>
+      </w:r>
+    </w:p>
+    <w:p/>
+    <w:p>
+      <w:pPr>
+        <w:pStyle w:val="Heading7"/>
+      </w:pPr>
+      <w:r>
+        <w:t>Memory Hierarchy</w:t>
+      </w:r>
+    </w:p>
+    <w:p>
+      <w:pPr>
+        <w:pStyle w:val="IntenseQuote"/>
+      </w:pPr>
+      <w:r>
+        <w:t xml:space="preserve">The main idea behind a memory hierarchy is that storage at one level serves as a cache for storage at the next lower level. </w:t>
+      </w:r>
+      <w:r>
+        <w:rPr>
+          <w:b/>
+          <w:bCs/>
+          <w:i w:val="0"/>
+          <w:iCs w:val="0"/>
+          <w:caps/>
+        </w:rPr>
+        <w:t>Computer Systems  A Programmer’s perspective</w:t>
+      </w:r>
+    </w:p>
+    <w:p/>
+    <w:p>
+      <w:pPr>
+        <w:pStyle w:val="Heading7"/>
+      </w:pPr>
+      <w:r>
+        <w:t>Direct Memory Access</w:t>
+      </w:r>
+    </w:p>
+    <w:p>
+      <w:r>
+        <w:t xml:space="preserve">DMA </w:t>
+      </w:r>
+    </w:p>
+    <w:p/>
+    <w:p>
+      <w:pPr>
+        <w:pStyle w:val="Heading7"/>
+      </w:pPr>
+      <w:r>
+        <w:t>Virtual Memory Address (VMA)</w:t>
+      </w:r>
+    </w:p>
+    <w:p>
+      <w:r>
+        <w:t xml:space="preserve">Why it’s a thing: The programs can’t know for certain in which memory addresses they’re gonna be loaded until their runtime but until then they still gotta rely on some independent in house addressing system to do their relocations and all and that’s how and why they use the virtual memory address space which is a middle </w:t>
+      </w:r>
+      <w:r>
+        <w:lastRenderedPageBreak/>
+        <w:t>man addressing system keeping the program connected until it’s actually loaded at runtime. Now the number of unique memory addresses or to be more frank, the size of memory that can be accessed at the same time, is define by how many bits long the address space can be.</w:t>
+      </w:r>
+    </w:p>
+    <w:p>
+      <w:r>
+        <w:t>It’s safe to say virtual memory is an abstracted interface to access dynamic random access memory (DRAM), flash memory, disk storage and special hardware.</w:t>
+      </w:r>
+    </w:p>
+    <w:p>
+      <w:pPr>
+        <w:pStyle w:val="IntenseQuote"/>
+        <w:rPr>
+          <w:b/>
+          <w:bCs/>
+          <w:i w:val="0"/>
+          <w:iCs w:val="0"/>
+          <w:caps/>
+        </w:rPr>
+      </w:pPr>
+      <w:r>
+        <w:t>A machine level program views memory as a very large array of bytes referred to as virtual memory. Each byte of which is represented by a unique number, called a virtual address. The set of virtual addresses is referred to as virtual address space.</w:t>
+      </w:r>
+      <w:r>
+        <w:rPr>
+          <w:b/>
+          <w:bCs/>
+          <w:i w:val="0"/>
+          <w:iCs w:val="0"/>
+          <w:caps/>
+        </w:rPr>
+        <w:t xml:space="preserve"> </w:t>
+      </w:r>
+      <w:r>
+        <w:rPr>
+          <w:b/>
+          <w:bCs/>
+          <w:i w:val="0"/>
+          <w:iCs w:val="0"/>
+          <w:caps/>
+        </w:rPr>
+        <w:t>Computer Systems  A Programmer’s perspective</w:t>
+      </w:r>
+    </w:p>
+    <w:p>
+      <w:pPr>
+        <w:rPr>
+          <w:rFonts w:ascii="Gloucester MT Extra Condensed" w:eastAsia="Gloucester MT Extra Condensed" w:hAnsi="Gloucester MT Extra Condensed" w:cs="Gloucester MT Extra Condensed"/>
+          <w:color w:val="000000" w:themeColor="text1"/>
+          <w:sz w:val="40"/>
+        </w:rPr>
+      </w:pPr>
+    </w:p>
+    <w:p>
+      <w:pPr>
+        <w:pStyle w:val="Heading8"/>
+      </w:pPr>
+      <w:r>
+        <w:t>Word size</w:t>
+      </w:r>
+    </w:p>
+    <w:p>
+      <w:pPr>
+        <w:pStyle w:val="IntenseQuote"/>
+      </w:pPr>
+      <w:r>
+        <w:t>Every computer has a word size defines the nominal size of pointer data, the range of Virtual address is one of the many things determined by this word size. COMPUTER SYSTEMS A PROGRAMMER’S PERSPECTIVE</w:t>
+      </w:r>
+    </w:p>
+    <w:p/>
+    <w:p/>
+    <w:p/>
+    <w:p/>
+    <w:p>
+      <w:pPr>
+        <w:pStyle w:val="Heading7"/>
+      </w:pPr>
+      <w:r>
+        <w:t>Memory Page</w:t>
+      </w:r>
+    </w:p>
+    <w:p>
+      <w:r>
+        <w:t xml:space="preserve">Why is it even a thing: To manage apps that areNow it is neither convenient nor optimized really to load apps at their entirety, hell the memory of the computer may NOT EVEN BE ENOUGH to hold them entirely. Each of these chunks have a contagious group of addresses  is called a </w:t>
+      </w:r>
+      <w:r>
+        <w:rPr>
+          <w:b/>
+          <w:bCs/>
+        </w:rPr>
+        <w:t>page</w:t>
+      </w:r>
+      <w:r>
+        <w:t xml:space="preserve">. The pages of an app form what’s </w:t>
+      </w:r>
+      <w:r>
+        <w:rPr>
+          <w:b/>
+          <w:bCs/>
+        </w:rPr>
+        <w:t>virtual address space</w:t>
+      </w:r>
+      <w:r>
+        <w:t xml:space="preserve">. For loading the app the wrapper unit for determining how much </w:t>
+      </w:r>
+      <w:r>
+        <w:rPr>
+          <w:b/>
+          <w:bCs/>
+        </w:rPr>
+        <w:t xml:space="preserve">virtual </w:t>
+      </w:r>
+      <w:r>
+        <w:t xml:space="preserve">memory is used is </w:t>
+      </w:r>
+      <w:r>
+        <w:rPr>
+          <w:b/>
+          <w:bCs/>
+        </w:rPr>
+        <w:t>page</w:t>
+      </w:r>
+      <w:r>
+        <w:rPr>
+          <w:b/>
+          <w:bCs/>
+        </w:rPr>
+        <w:t xml:space="preserve"> </w:t>
+      </w:r>
+      <w:r>
+        <w:t xml:space="preserve">(which itself is based on bytes obviously) and each page is a contagious series of bytes. For physical memory the same kinda wrapper unit exists and is called </w:t>
+      </w:r>
+      <w:r>
+        <w:rPr>
+          <w:b/>
+          <w:bCs/>
+        </w:rPr>
+        <w:t>pageframe</w:t>
+      </w:r>
+      <w:r>
+        <w:t>. The pages and page frames typically are of the same size.</w:t>
+      </w:r>
+    </w:p>
+    <w:p>
+      <w:pPr>
+        <w:pStyle w:val="Heading6"/>
+      </w:pPr>
+      <w:r>
+        <w:t>System Call</w:t>
+      </w:r>
+    </w:p>
+    <w:p>
+      <w:pPr>
+        <w:pStyle w:val="IntenseQuote"/>
+      </w:pPr>
+      <w:r>
+        <w:t>Is a special function that passes control to the operating system.</w:t>
+      </w:r>
+      <w:r>
+        <w:rPr>
+          <w:b/>
+          <w:bCs/>
+          <w:i w:val="0"/>
+          <w:iCs w:val="0"/>
+          <w:caps/>
+        </w:rPr>
+        <w:t xml:space="preserve"> </w:t>
+      </w:r>
+      <w:r>
+        <w:rPr>
+          <w:b/>
+          <w:bCs/>
+          <w:i w:val="0"/>
+          <w:iCs w:val="0"/>
+          <w:caps/>
+        </w:rPr>
+        <w:t>Computer Systems  A Programmer’s perspective</w:t>
+      </w:r>
+    </w:p>
+    <w:p>
+      <w:r>
+        <w:t>Context Switches are managed thru system calls to kernel for managing process creation.</w:t>
+      </w:r>
+    </w:p>
+    <w:p>
+      <w:pPr>
+        <w:pStyle w:val="Heading6"/>
+      </w:pPr>
+      <w:r>
+        <w:lastRenderedPageBreak/>
+        <w:t>Kernel</w:t>
+      </w:r>
+    </w:p>
+    <w:p>
+      <w:pPr>
+        <w:pStyle w:val="IntenseQuote"/>
+        <w:rPr>
+          <w:b/>
+          <w:bCs/>
+          <w:i w:val="0"/>
+          <w:iCs w:val="0"/>
+          <w:caps/>
+        </w:rPr>
+      </w:pPr>
+      <w:r>
+        <w:t xml:space="preserve">Kernel is part of the operating system that always resides in memory. </w:t>
+      </w:r>
+      <w:r>
+        <w:rPr>
+          <w:b/>
+          <w:bCs/>
+          <w:i w:val="0"/>
+          <w:iCs w:val="0"/>
+          <w:caps/>
+        </w:rPr>
+        <w:t>Computer Systems  A Programmer’s perspective</w:t>
+      </w:r>
+    </w:p>
+    <w:p/>
+    <w:p>
+      <w:pPr>
+        <w:pStyle w:val="IntenseQuote"/>
+        <w:rPr>
+          <w:b/>
+          <w:bCs/>
+          <w:i w:val="0"/>
+          <w:iCs w:val="0"/>
+          <w:caps/>
+        </w:rPr>
+      </w:pPr>
+      <w:r>
+        <w:t xml:space="preserve">Kernel is not a separate process but a collection of code and data structures that system uses to manage all processes. </w:t>
+      </w:r>
+      <w:r>
+        <w:rPr>
+          <w:b/>
+          <w:bCs/>
+          <w:i w:val="0"/>
+          <w:iCs w:val="0"/>
+          <w:caps/>
+        </w:rPr>
+        <w:t>Computer Systems  A Programmer’s perspective</w:t>
+      </w:r>
+    </w:p>
+    <w:p>
+      <w:pPr>
+        <w:pStyle w:val="Heading6"/>
+      </w:pPr>
+      <w:r>
+        <w:t>CPUs</w:t>
+      </w:r>
+    </w:p>
+    <w:p>
+      <w:r>
+        <w:t>A central processing unit is typically made of one or more processing cores, cores each capable of handling one sequence of instructions at a time, on their own.</w:t>
+      </w:r>
+    </w:p>
+    <w:p>
+      <w:pPr>
+        <w:pStyle w:val="Heading6"/>
+      </w:pPr>
+      <w:r>
+        <w:t>Process</w:t>
+      </w:r>
+    </w:p>
+    <w:p>
+      <w:pPr>
+        <w:pStyle w:val="IntenseQuote"/>
+      </w:pPr>
+      <w:r>
+        <w:t>A</w:t>
+      </w:r>
+      <w:r>
+        <w:t xml:space="preserve"> </w:t>
+      </w:r>
+      <w:r>
+        <w:t>process is the operating systems</w:t>
+      </w:r>
+      <w:r>
+        <w:rPr>
+          <w:rFonts w:ascii="Cambria" w:hAnsi="Cambria" w:cs="Cambria"/>
+        </w:rPr>
+        <w:t>·</w:t>
+      </w:r>
+      <w:r>
+        <w:t xml:space="preserve"> abstraction for a running</w:t>
+      </w:r>
+      <w:r>
+        <w:t xml:space="preserve"> </w:t>
+      </w:r>
+      <w:r>
+        <w:t xml:space="preserve">program. Multiple processes can run concurrently on the same system, and each process appears to have exclusive use of the </w:t>
+      </w:r>
+      <w:r>
+        <w:lastRenderedPageBreak/>
+        <w:t>hardware.</w:t>
+      </w:r>
+      <w:r>
+        <w:rPr>
+          <w:b/>
+          <w:bCs/>
+          <w:i w:val="0"/>
+          <w:iCs w:val="0"/>
+          <w:caps/>
+        </w:rPr>
+        <w:t xml:space="preserve"> </w:t>
+      </w:r>
+      <w:r>
+        <w:rPr>
+          <w:b/>
+          <w:bCs/>
+          <w:i w:val="0"/>
+          <w:iCs w:val="0"/>
+          <w:caps/>
+        </w:rPr>
+        <w:t>Computer Systems  A Programmer’s perspective</w:t>
+      </w:r>
+    </w:p>
+    <w:p>
+      <w:pPr>
+        <w:pStyle w:val="Heading7"/>
+      </w:pPr>
+      <w:r>
+        <w:t>Context Switching</w:t>
+      </w:r>
+    </w:p>
+    <w:p>
+      <w:pPr>
+        <w:pStyle w:val="IntenseQuote"/>
+        <w:rPr>
+          <w:b/>
+          <w:bCs/>
+          <w:i w:val="0"/>
+          <w:iCs w:val="0"/>
+          <w:caps/>
+        </w:rPr>
+      </w:pPr>
+      <w:r>
+        <w:t>Traditional systems could only execute one program at a time, while newer multi core processors can execute several programs simultaneously. In either case, a single CPU can appear to execute multiple processes concurrently by having the processor switch among them.</w:t>
+      </w:r>
+      <w:r>
+        <w:rPr>
+          <w:rFonts w:asciiTheme="majorBidi" w:eastAsiaTheme="majorEastAsia" w:hAnsiTheme="majorBidi" w:cstheme="majorBidi"/>
+          <w:i w:val="0"/>
+          <w:iCs w:val="0"/>
+          <w:color w:val="auto"/>
+          <w:sz w:val="28"/>
+        </w:rPr>
+        <w:t xml:space="preserve"> </w:t>
+      </w:r>
+      <w:r>
+        <w:t xml:space="preserve">Tue operating system performs this interleaving with a mechanism known as context switching. </w:t>
+      </w:r>
+      <w:r>
+        <w:t>When the operating system decides to transfer control from the current process to some new process, it performs a context switch by saving the context of the current process, restoring the context of the new process, and</w:t>
+      </w:r>
+      <w:r>
+        <w:t xml:space="preserve"> </w:t>
+      </w:r>
+      <w:r>
+        <w:t xml:space="preserve">then passing control to the new process. The new process picks up exactly where it left off. </w:t>
+      </w:r>
+      <w:r>
+        <w:rPr>
+          <w:b/>
+          <w:bCs/>
+          <w:i w:val="0"/>
+          <w:iCs w:val="0"/>
+          <w:caps/>
+        </w:rPr>
+        <w:t xml:space="preserve"> </w:t>
+      </w:r>
+      <w:r>
+        <w:rPr>
+          <w:b/>
+          <w:bCs/>
+          <w:i w:val="0"/>
+          <w:iCs w:val="0"/>
+          <w:caps/>
+        </w:rPr>
+        <w:t>Computer Systems  A Programmer’s perspective</w:t>
+      </w:r>
+    </w:p>
+    <w:p>
+      <w:r>
+        <w:lastRenderedPageBreak/>
+        <w:t xml:space="preserve">Now obviously the number of tasks AKA sequences of instructions we are running may exceed the number of cores which is why these cores use a technique known as context switching to “Jump” on another </w:t>
+      </w:r>
+    </w:p>
+    <w:p/>
+    <w:p>
+      <w:pPr>
+        <w:pStyle w:val="Heading6"/>
+      </w:pPr>
+      <w:r>
+        <w:t>Threads</w:t>
+      </w:r>
+    </w:p>
+    <w:p>
+      <w:r>
+        <w:t>A CPU/Processing core executes lines/threads of instructions by reading them thru it’s own threads. Each processor and application can consist of many threads executing within it’s address space, which the processor’s threads could lock onto. The threshold of the number of threads that a processor can simultaneously execute is naturally limited to the number of threads it has.</w:t>
+      </w:r>
+    </w:p>
+    <w:p>
+      <w:pPr>
+        <w:pStyle w:val="Heading7"/>
+      </w:pPr>
+      <w:r>
+        <w:t>Multi-Threading</w:t>
+      </w:r>
+    </w:p>
+    <w:p>
+      <w:r>
+        <w:t xml:space="preserve">In case a CPUs total threads are lower than the number of threads in a process, context switching becomes the go-to solution. Otherwise CPU threads each get assigned to a process thread and handle them simultaneously </w:t>
+      </w:r>
+    </w:p>
+    <w:p>
+      <w:r>
+        <w:t xml:space="preserve">In case of hyperthreading, each core technically achieves the illusion of handling multiple threads thru its </w:t>
+      </w:r>
+    </w:p>
+    <w:p>
+      <w:r>
+        <w:t>The virtual memory of a process contains different sections for code, data, heap , shared libs, stack and kernel virtual memory.</w:t>
+      </w:r>
+    </w:p>
+    <w:p>
+      <w:pPr>
+        <w:pStyle w:val="Heading7"/>
+      </w:pPr>
+      <w:r>
+        <w:t>Multi-Threading</w:t>
+      </w:r>
+    </w:p>
+    <w:p/>
+    <w:p>
+      <w:pPr>
+        <w:pStyle w:val="IntenseQuote"/>
+      </w:pPr>
+      <w:r>
+        <w:lastRenderedPageBreak/>
+        <w:t>A</w:t>
+      </w:r>
+      <w:r>
+        <w:t xml:space="preserve"> process can actually consist•of multiple execution units, called threads, each running in the context of the process "11-d sharing the same code and global data'.</w:t>
       </w:r>
     </w:p>
     <w:p>
@@ -14591,6 +16112,58 @@
     <w:p>
       <w:pPr>
         <w:pStyle w:val="Heading4"/>
+      </w:pPr>
+      <w:r>
+        <w:t>General Flow of Windows API Programming</w:t>
+      </w:r>
+    </w:p>
+    <w:p>
+      <w:r>
+        <w:t>The process of windows programming always involves the act of defining the entry point, having the handles set,</w:t>
+      </w:r>
+    </w:p>
+    <w:p>
+      <w:pPr>
+        <w:pStyle w:val="Heading5"/>
+      </w:pPr>
+      <w:r>
+        <w:lastRenderedPageBreak/>
+        <w:t>Entry Point</w:t>
+      </w:r>
+    </w:p>
+    <w:p>
+      <w:pPr>
+        <w:rPr>
+          <w:lang w:bidi="fa-IR"/>
+        </w:rPr>
+      </w:pPr>
+      <w:r>
+        <w:t>The WINMAIN gets the base address (the address at which the executable is loaded into memory) as hInstance at runtime</w:t>
+      </w:r>
+      <w:r>
+        <w:rPr>
+          <w:lang w:bidi="fa-IR"/>
+        </w:rPr>
+        <w:t xml:space="preserve">, next the </w:t>
+      </w:r>
+      <w:r>
+        <w:rPr>
+          <w:u w:val="single"/>
+          <w:lang w:bidi="fa-IR"/>
+        </w:rPr>
+        <w:t>single string</w:t>
+      </w:r>
+      <w:r>
+        <w:rPr>
+          <w:lang w:bidi="fa-IR"/>
+        </w:rPr>
+        <w:t xml:space="preserve">  of command line argument string (NOT like in standard C’s argv which is an array of strings that C runtime has already taken care of  by separating arguments based on whitespace by default) is recieved thru cmd as szCmdLine and the default state in which process is run based on OS’s assessments is received iCmdShow to then be passed as a parameter to our ShowWindow() function. Regard iCmdShow pretty much as a bitfield of window properties to later use for showing window.</w:t>
+      </w:r>
+    </w:p>
+    <w:p/>
+    <w:p>
+      <w:pPr>
+        <w:pStyle w:val="Heading5"/>
       </w:pPr>
       <w:r>
         <w:t>DLLs</w:t>
@@ -14639,10 +16212,9 @@
     </w:p>
     <w:p>
       <w:pPr>
-        <w:pStyle w:val="Heading5"/>
-      </w:pPr>
-      <w:r>
-        <w:lastRenderedPageBreak/>
+        <w:pStyle w:val="Heading6"/>
+      </w:pPr>
+      <w:r>
         <w:t>Through Import Libraries</w:t>
       </w:r>
     </w:p>
@@ -14683,7 +16255,7 @@
     </w:p>
     <w:p>
       <w:pPr>
-        <w:pStyle w:val="Heading5"/>
+        <w:pStyle w:val="Heading6"/>
       </w:pPr>
       <w:r>
         <w:t>At Runtime</w:t>
@@ -14792,50 +16364,53 @@
     </w:p>
     <w:p>
       <w:r>
+        <w:t>These ABI conventions came to be so that Windows and Apps could have an understanding of their responsibilities  in a less ambiguous manner.</w:t>
+      </w:r>
+    </w:p>
+    <w:p>
+      <w:r>
+        <w:t>It will know “before hand” that “ okay this program will take care of its stack, not my business to do the cleaning and possibly destroy it unwantedly”.</w:t>
+      </w:r>
+    </w:p>
+    <w:p>
+      <w:pPr>
+        <w:pStyle w:val="Heading5"/>
+      </w:pPr>
+      <w:r>
+        <w:t>Window Class</w:t>
+      </w:r>
+    </w:p>
+    <w:p>
+      <w:r>
+        <w:t xml:space="preserve">A window class </w:t>
+      </w:r>
+      <w:r>
+        <w:t>acts like a template for windows to later create a window from</w:t>
+      </w:r>
+      <w:r>
+        <w:t xml:space="preserve">. It </w:t>
+      </w:r>
+      <w:r>
+        <w:t>DOESN’T MEAN</w:t>
+      </w:r>
+      <w:r>
+        <w:t xml:space="preserve"> the programming language level abstraction</w:t>
+      </w:r>
+      <w:r>
+        <w:t xml:space="preserve">, </w:t>
+      </w:r>
+      <w:r>
+        <w:t>clas</w:t>
+      </w:r>
+      <w:r>
+        <w:t>s</w:t>
+      </w:r>
+      <w:r>
+        <w:t xml:space="preserve"> and serves </w:t>
+      </w:r>
+      <w:r>
         <w:lastRenderedPageBreak/>
-        <w:t>These ABI conventions came to be so that Windows and Apps could have an understanding of their responsibilities  in a less ambiguous manner.</w:t>
-      </w:r>
-    </w:p>
-    <w:p>
-      <w:r>
-        <w:t>It will know “before hand” that “ okay this program will take care of its stack, not my business to do the cleaning and possibly destroy it unwantedly”.</w:t>
-      </w:r>
-    </w:p>
-    <w:p>
-      <w:pPr>
-        <w:pStyle w:val="Heading5"/>
-      </w:pPr>
-      <w:r>
-        <w:t>Window Class</w:t>
-      </w:r>
-    </w:p>
-    <w:p>
-      <w:r>
-        <w:t xml:space="preserve">A window class </w:t>
-      </w:r>
-      <w:r>
-        <w:t>acts like a template for windows to later create a window from</w:t>
-      </w:r>
-      <w:r>
-        <w:t xml:space="preserve">. It </w:t>
-      </w:r>
-      <w:r>
-        <w:t>DOESN’T MEAN</w:t>
-      </w:r>
-      <w:r>
-        <w:t xml:space="preserve"> the programming language level abstraction</w:t>
-      </w:r>
-      <w:r>
-        <w:t xml:space="preserve">, </w:t>
-      </w:r>
-      <w:r>
-        <w:t>clas</w:t>
-      </w:r>
-      <w:r>
-        <w:t>s</w:t>
-      </w:r>
-      <w:r>
-        <w:t xml:space="preserve"> and serves more like a</w:t>
+        <w:t>more like a</w:t>
       </w:r>
       <w:r>
         <w:t xml:space="preserve"> custom</w:t>
@@ -14877,62 +16452,6 @@
       </w:pPr>
       <w:r>
         <w:t>“Front End”</w:t>
-      </w:r>
-    </w:p>
-    <w:p>
-      <w:pPr>
-        <w:pStyle w:val="Heading5"/>
-      </w:pPr>
-      <w:r>
-        <w:t>Entry Point</w:t>
-      </w:r>
-    </w:p>
-    <w:p>
-      <w:pPr>
-        <w:rPr>
-          <w:lang w:bidi="fa-IR"/>
-        </w:rPr>
-      </w:pPr>
-      <w:r>
-        <w:t>The WINMAIN gets the base address (the address at which the executable is loaded into memory) as hInstance at runtime</w:t>
-      </w:r>
-      <w:r>
-        <w:rPr>
-          <w:lang w:bidi="fa-IR"/>
-        </w:rPr>
-        <w:t xml:space="preserve">, next the </w:t>
-      </w:r>
-      <w:r>
-        <w:rPr>
-          <w:u w:val="single"/>
-          <w:lang w:bidi="fa-IR"/>
-        </w:rPr>
-        <w:t>single string</w:t>
-      </w:r>
-      <w:r>
-        <w:rPr>
-          <w:lang w:bidi="fa-IR"/>
-        </w:rPr>
-        <w:t xml:space="preserve">  of command line argument string (NOT like in standard C’s argv which is an array of strings that C runtime has already taken care of  by separating arguments based on whitespace by default) is recieved thru cmd as szCmdLine and the default state in which process is run based on OS’s assessments is received iCmdShow to then be </w:t>
-      </w:r>
-      <w:r>
-        <w:rPr>
-          <w:lang w:bidi="fa-IR"/>
-        </w:rPr>
-        <w:lastRenderedPageBreak/>
-        <w:t>passed as a parameter to our ShowWindow() function.</w:t>
-      </w:r>
-      <w:r>
-        <w:rPr>
-          <w:lang w:bidi="fa-IR"/>
-        </w:rPr>
-        <w:t xml:space="preserve"> Regard iCmdShow pretty much as a bitfield of window properties to later use for showing window</w:t>
-      </w:r>
-      <w:r>
-        <w:rPr>
-          <w:lang w:bidi="fa-IR"/>
-        </w:rPr>
-        <w:t>.</w:t>
       </w:r>
     </w:p>
     <w:p>
@@ -15079,6 +16598,7 @@
           <w:b/>
           <w:bCs/>
         </w:rPr>
+        <w:lastRenderedPageBreak/>
         <w:t>Showing the created WNDClass</w:t>
       </w:r>
     </w:p>
@@ -15133,7 +16653,6 @@
     </w:p>
     <w:p>
       <w:r>
-        <w:lastRenderedPageBreak/>
         <w:t>1-</w:t>
       </w:r>
       <w:r>
@@ -15252,6 +16771,7 @@
         <w:pStyle w:val="Heading6"/>
       </w:pPr>
       <w:r>
+        <w:lastRenderedPageBreak/>
         <w:t>Window Pump / Window Message Loop</w:t>
       </w:r>
     </w:p>
@@ -15311,94 +16831,90 @@
         <w:t>g.</w:t>
       </w:r>
       <w:r>
-        <w:t xml:space="preserve"> Hence upon defining a function of the format that </w:t>
-      </w:r>
+        <w:t xml:space="preserve"> Hence upon defining a function of the format that matches the pointer’s desired pointee type, we just give the name(address) of the function to the pointer.</w:t>
+      </w:r>
+    </w:p>
+    <w:p>
+      <w:r>
+        <w:t>Wndclass wnd;</w:t>
+      </w:r>
+    </w:p>
+    <w:p>
+      <w:r>
+        <w:t>wnd</w:t>
+      </w:r>
+      <w:r>
+        <w:t>.</w:t>
+      </w:r>
+      <w:r>
+        <w:t>lpfnWndProc = WndProc;</w:t>
+      </w:r>
+    </w:p>
+    <w:p>
+      <w:pPr>
+        <w:pStyle w:val="Heading5"/>
+      </w:pPr>
+      <w:r>
+        <w:t>Handle(s)</w:t>
+      </w:r>
+    </w:p>
+    <w:p>
+      <w:r>
+        <w:t xml:space="preserve">A handle in Windows </w:t>
+      </w:r>
+      <w:r>
+        <w:t>is an identifier that windows gives to program for something that it’s managing.</w:t>
+      </w:r>
+    </w:p>
+    <w:p/>
+    <w:p>
+      <w:pPr>
+        <w:pStyle w:val="Heading5"/>
+      </w:pPr>
+      <w:r>
+        <w:t>C/C++</w:t>
+      </w:r>
+    </w:p>
+    <w:p/>
+    <w:p>
+      <w:pPr>
+        <w:pStyle w:val="Heading4"/>
+      </w:pPr>
       <w:r>
         <w:lastRenderedPageBreak/>
-        <w:t>matches the pointer’s desired pointee type, we just give the name(address) of the function to the pointer.</w:t>
-      </w:r>
-    </w:p>
-    <w:p>
-      <w:r>
-        <w:t>Wndclass wnd;</w:t>
-      </w:r>
-    </w:p>
-    <w:p>
-      <w:r>
-        <w:t>wnd</w:t>
+        <w:t>Internationalization</w:t>
+      </w:r>
+    </w:p>
+    <w:p>
+      <w:r>
+        <w:t>Developing International Software for Windows 95 and Windows NT by Nadine Kano</w:t>
       </w:r>
       <w:r>
         <w:t>.</w:t>
       </w:r>
-      <w:r>
-        <w:t>lpfnWndProc = WndProc;</w:t>
-      </w:r>
-    </w:p>
-    <w:p>
-      <w:pPr>
-        <w:pStyle w:val="Heading5"/>
-      </w:pPr>
-      <w:r>
-        <w:t>Handle(s)</w:t>
-      </w:r>
-    </w:p>
-    <w:p>
-      <w:r>
-        <w:t xml:space="preserve">A handle in Windows </w:t>
-      </w:r>
-      <w:r>
-        <w:t>is an identifier that windows gives to program for something that it’s managing.</w:t>
+    </w:p>
+    <w:p>
+      <w:pPr>
+        <w:pStyle w:val="Heading4"/>
+      </w:pPr>
+      <w:r>
+        <w:t xml:space="preserve">The </w:t>
+      </w:r>
+      <w:r>
+        <w:t>User</w:t>
+      </w:r>
+      <w:r>
+        <w:t>mode DLL</w:t>
+      </w:r>
+    </w:p>
+    <w:p>
+      <w:r>
+        <w:t>Before the 32 bit era there was the 16 bit era in which the DLL for user mode side functions was a file called USER.EXE (Odd right but seriously it functioned as a DLL back then). It wasn’t until the 32 bit versions of Windows showed up that the User</w:t>
       </w:r>
     </w:p>
     <w:p/>
     <w:p>
-      <w:pPr>
-        <w:pStyle w:val="Heading5"/>
-      </w:pPr>
-      <w:r>
-        <w:t>C/C++</w:t>
-      </w:r>
-    </w:p>
-    <w:p/>
-    <w:p>
-      <w:pPr>
-        <w:pStyle w:val="Heading4"/>
-      </w:pPr>
-      <w:r>
-        <w:t>Internationalization</w:t>
-      </w:r>
-    </w:p>
-    <w:p>
-      <w:r>
-        <w:t>Developing International Software for Windows 95 and Windows NT by Nadine Kano</w:t>
-      </w:r>
-      <w:r>
-        <w:t>.</w:t>
-      </w:r>
-    </w:p>
-    <w:p>
-      <w:pPr>
-        <w:pStyle w:val="Heading4"/>
-      </w:pPr>
-      <w:r>
-        <w:t xml:space="preserve">The </w:t>
-      </w:r>
-      <w:r>
-        <w:t>User</w:t>
-      </w:r>
-      <w:r>
-        <w:t>mode DLL</w:t>
-      </w:r>
-    </w:p>
-    <w:p>
-      <w:r>
-        <w:t>Before the 32 bit era there was the 16 bit era in which the DLL for user mode side functions was a file called USER.EXE (Odd right but seriously it functioned as a DLL back then). It wasn’t until the 32 bit versions of Windows showed up that the User</w:t>
-      </w:r>
-    </w:p>
-    <w:p/>
-    <w:p>
-      <w:r>
-        <w:lastRenderedPageBreak/>
+      <w:r>
         <w:t>The implementation of much of Windows’s types and MSVC compiler’s behavior is typically achieved through:</w:t>
       </w:r>
     </w:p>
@@ -15445,6 +16961,7 @@
         <w:pStyle w:val="Heading4"/>
       </w:pPr>
       <w:r>
+        <w:lastRenderedPageBreak/>
         <w:t>SAL</w:t>
       </w:r>
     </w:p>
@@ -15475,33 +16992,33 @@
         <w:pStyle w:val="Heading4"/>
       </w:pPr>
       <w:r>
+        <w:t>Running Executables with parameters</w:t>
+      </w:r>
+    </w:p>
+    <w:p>
+      <w:r>
+        <w:t>By dragging files onto executables the address of them is given to executables(the directory of them/file.extension is given to the executables as parameter).</w:t>
+      </w:r>
+    </w:p>
+    <w:p>
+      <w:pPr>
+        <w:pStyle w:val="Heading4"/>
+      </w:pPr>
+      <w:r>
+        <w:t>Resource Files</w:t>
+      </w:r>
+    </w:p>
+    <w:p>
+      <w:r>
+        <w:t>Resource files are files deployed alongside applications that fill gaps such as icons and etc.</w:t>
+      </w:r>
+    </w:p>
+    <w:p>
+      <w:pPr>
+        <w:pStyle w:val="Heading5"/>
+      </w:pPr>
+      <w:r>
         <w:lastRenderedPageBreak/>
-        <w:t>Running Executables with parameters</w:t>
-      </w:r>
-    </w:p>
-    <w:p>
-      <w:r>
-        <w:t>By dragging files onto executables the address of them is given to executables(the directory of them/file.extension is given to the executables as parameter).</w:t>
-      </w:r>
-    </w:p>
-    <w:p>
-      <w:pPr>
-        <w:pStyle w:val="Heading4"/>
-      </w:pPr>
-      <w:r>
-        <w:t>Resource Files</w:t>
-      </w:r>
-    </w:p>
-    <w:p>
-      <w:r>
-        <w:t>Resource files are files deployed alongside applications that fill gaps such as icons and etc.</w:t>
-      </w:r>
-    </w:p>
-    <w:p>
-      <w:pPr>
-        <w:pStyle w:val="Heading5"/>
-      </w:pPr>
-      <w:r>
         <w:t xml:space="preserve">.ico </w:t>
       </w:r>
     </w:p>
@@ -15594,52 +17111,103 @@
     <w:p>
       <w:r>
         <w:br/>
-        <w:t xml:space="preserve">These files typically contain a PNG and a couple of bitmaps. A big quality 256x256 pixel image followed by 8 bit bitmap images. The reason is that having a </w:t>
-      </w:r>
+        <w:t>These files typically contain a PNG and a couple of bitmaps. A big quality 256x256 pixel image followed by 8 bit bitmap images. The reason is that having a compressed PNG is better than having an uncompressed bit-map for a large 256x256 pixeled image!</w:t>
+      </w:r>
+    </w:p>
+    <w:p>
+      <w:r>
+        <w:t>The smaller files</w:t>
+      </w:r>
+    </w:p>
+    <w:p>
+      <w:pPr>
+        <w:pStyle w:val="Heading4"/>
+      </w:pPr>
+      <w:r>
+        <w:t xml:space="preserve"> </w:t>
+      </w:r>
+      <w:r>
+        <w:t>Resource IDs</w:t>
+      </w:r>
+    </w:p>
+    <w:p>
+      <w:r>
+        <w:t>Now these IDs are used to reference the existing resources.</w:t>
+      </w:r>
+      <w:r>
+        <w:t xml:space="preserve"> The size of the data type used for them could defer but they </w:t>
+      </w:r>
+      <w:r>
+        <w:t>use INTENTIONAL truncations based on decided datatypes to achieve desired results.</w:t>
+      </w:r>
+    </w:p>
+    <w:p>
+      <w:pPr>
+        <w:pStyle w:val="Heading5"/>
+      </w:pPr>
+    </w:p>
+    <w:p/>
+    <w:p>
+      <w:pPr>
+        <w:pStyle w:val="Heading4"/>
+      </w:pPr>
       <w:r>
         <w:lastRenderedPageBreak/>
-        <w:t>compressed PNG is better than having an uncompressed bit-map for a large 256x256 pixeled image!</w:t>
-      </w:r>
-    </w:p>
-    <w:p>
-      <w:r>
-        <w:t>The smaller files</w:t>
-      </w:r>
-    </w:p>
+        <w:t>Constants</w:t>
+      </w:r>
+    </w:p>
+    <w:p>
+      <w:pPr>
+        <w:pStyle w:val="Heading5"/>
+      </w:pPr>
+      <w:r>
+        <w:t>CS_HREDRAW</w:t>
+      </w:r>
+    </w:p>
+    <w:p>
+      <w:r>
+        <w:t>Sets wndclass.style for redraw upon every change in height.</w:t>
+      </w:r>
+    </w:p>
+    <w:p>
+      <w:pPr>
+        <w:pStyle w:val="Heading5"/>
+      </w:pPr>
+      <w:r>
+        <w:t>CS_VREDRAW</w:t>
+      </w:r>
+    </w:p>
+    <w:p>
+      <w:r>
+        <w:t>Sets wndclass.style for redraw upon every change in width.</w:t>
+      </w:r>
+    </w:p>
+    <w:p/>
     <w:p>
       <w:pPr>
         <w:pStyle w:val="Heading4"/>
       </w:pPr>
       <w:r>
-        <w:t xml:space="preserve"> </w:t>
-      </w:r>
-      <w:r>
-        <w:t>Resource IDs</w:t>
-      </w:r>
-    </w:p>
-    <w:p>
-      <w:r>
-        <w:t>Now these IDs are used to reference the existing resources.</w:t>
-      </w:r>
-      <w:r>
-        <w:t xml:space="preserve"> The size of the data type used for them could defer but they </w:t>
-      </w:r>
-      <w:r>
-        <w:t>use INTENTIONAL truncations based on decided datatypes to achieve desired results.</w:t>
+        <w:t>Preprocessors</w:t>
       </w:r>
     </w:p>
     <w:p>
       <w:pPr>
         <w:pStyle w:val="Heading5"/>
       </w:pPr>
-    </w:p>
-    <w:p/>
-    <w:p>
-      <w:pPr>
-        <w:pStyle w:val="Heading4"/>
-      </w:pPr>
-      <w:r>
-        <w:t>Constants</w:t>
+      <w:r>
+        <w:t>_Unicode</w:t>
+      </w:r>
+    </w:p>
+    <w:p>
+      <w:r>
+        <w:t xml:space="preserve">Defined in </w:t>
+      </w:r>
+      <w:r>
+        <w:t>UNICODE</w:t>
+      </w:r>
+      <w:r>
+        <w:t>, it’s used to include the Unicode version of tchar functions.</w:t>
       </w:r>
     </w:p>
     <w:p>
@@ -15647,12 +17215,12 @@
         <w:pStyle w:val="Heading5"/>
       </w:pPr>
       <w:r>
-        <w:t>CS_HREDRAW</w:t>
-      </w:r>
-    </w:p>
-    <w:p>
-      <w:r>
-        <w:t>Sets wndclass.style for redraw upon every change in height.</w:t>
+        <w:t>TEXT(quote)</w:t>
+      </w:r>
+    </w:p>
+    <w:p>
+      <w:r>
+        <w:t>Turns string literal into the  ASCII/Unicode syntax for initialization using the __TEXT(quote) Preprocessor.</w:t>
       </w:r>
     </w:p>
     <w:p>
@@ -15660,74 +17228,20 @@
         <w:pStyle w:val="Heading5"/>
       </w:pPr>
       <w:r>
-        <w:t>CS_VREDRAW</w:t>
-      </w:r>
-    </w:p>
-    <w:p>
-      <w:r>
-        <w:t>Sets wndclass.style for redraw upon every change in width.</w:t>
-      </w:r>
-    </w:p>
-    <w:p/>
-    <w:p>
-      <w:pPr>
-        <w:pStyle w:val="Heading4"/>
+        <w:t>__TEXT(quote)</w:t>
+      </w:r>
+    </w:p>
+    <w:p>
+      <w:r>
+        <w:t>It’s a conditional preprocessor loading the string literal quotes according to the syntax.</w:t>
+      </w:r>
+    </w:p>
+    <w:p>
+      <w:pPr>
+        <w:pStyle w:val="Heading5"/>
       </w:pPr>
       <w:r>
         <w:lastRenderedPageBreak/>
-        <w:t>Preprocessors</w:t>
-      </w:r>
-    </w:p>
-    <w:p>
-      <w:pPr>
-        <w:pStyle w:val="Heading5"/>
-      </w:pPr>
-      <w:r>
-        <w:t>_Unicode</w:t>
-      </w:r>
-    </w:p>
-    <w:p>
-      <w:r>
-        <w:t xml:space="preserve">Defined in </w:t>
-      </w:r>
-      <w:r>
-        <w:t>UNICODE</w:t>
-      </w:r>
-      <w:r>
-        <w:t>, it’s used to include the Unicode version of tchar functions.</w:t>
-      </w:r>
-    </w:p>
-    <w:p>
-      <w:pPr>
-        <w:pStyle w:val="Heading5"/>
-      </w:pPr>
-      <w:r>
-        <w:t>TEXT(quote)</w:t>
-      </w:r>
-    </w:p>
-    <w:p>
-      <w:r>
-        <w:t>Turns string literal into the  ASCII/Unicode syntax for initialization using the __TEXT(quote) Preprocessor.</w:t>
-      </w:r>
-    </w:p>
-    <w:p>
-      <w:pPr>
-        <w:pStyle w:val="Heading5"/>
-      </w:pPr>
-      <w:r>
-        <w:t>__TEXT(quote)</w:t>
-      </w:r>
-    </w:p>
-    <w:p>
-      <w:r>
-        <w:t>It’s a conditional preprocessor loading the string literal quotes according to the syntax.</w:t>
-      </w:r>
-    </w:p>
-    <w:p>
-      <w:pPr>
-        <w:pStyle w:val="Heading5"/>
-      </w:pPr>
-      <w:r>
         <w:t>DECLARE_HANDLE(NAME)</w:t>
       </w:r>
     </w:p>
@@ -16104,7 +17618,6 @@
           <w:sz w:val="20"/>
           <w:szCs w:val="20"/>
         </w:rPr>
-        <w:lastRenderedPageBreak/>
         <w:t>int</w:t>
       </w:r>
       <w:r>
@@ -16544,6 +18057,7 @@
         <w:pStyle w:val="Heading4"/>
       </w:pPr>
       <w:r>
+        <w:lastRenderedPageBreak/>
         <w:t>Functions</w:t>
       </w:r>
     </w:p>
@@ -17066,7 +18580,6 @@
           <w:sz w:val="20"/>
           <w:szCs w:val="20"/>
         </w:rPr>
-        <w:lastRenderedPageBreak/>
         <w:t>int</w:t>
       </w:r>
       <w:r>
@@ -17562,6 +19075,7 @@
     </w:p>
     <w:p>
       <w:r>
+        <w:lastRenderedPageBreak/>
         <w:t>The message box tends to return different values based on buttons present varying from IDYES,IDNO,IDCANCEL,IDABORT,IDRETRY,IDIGNORE  to 0 and 1.</w:t>
       </w:r>
     </w:p>
@@ -17593,7 +19107,6 @@
         <w:pStyle w:val="Heading5"/>
       </w:pPr>
       <w:r>
-        <w:lastRenderedPageBreak/>
         <w:t>wprintf()</w:t>
       </w:r>
     </w:p>
@@ -17691,6 +19204,7 @@
         <w:pStyle w:val="Heading5"/>
       </w:pPr>
       <w:r>
+        <w:lastRenderedPageBreak/>
         <w:t>lstrc</w:t>
       </w:r>
       <w:r>
@@ -17760,7 +19274,6 @@
         <w:pStyle w:val="Heading5"/>
       </w:pPr>
       <w:r>
-        <w:lastRenderedPageBreak/>
         <w:t>sprintf() (C stdlib)</w:t>
       </w:r>
     </w:p>
@@ -17985,6 +19498,7 @@
           <w:sz w:val="60"/>
           <w:szCs w:val="60"/>
         </w:rPr>
+        <w:lastRenderedPageBreak/>
         <w:t>LoadIcon</w:t>
       </w:r>
       <w:r>
@@ -18040,23 +19554,90 @@
         <w:pStyle w:val="Heading5"/>
       </w:pPr>
       <w:r>
+        <w:t>RegisterClass()</w:t>
+      </w:r>
+    </w:p>
+    <w:p>
+      <w:r>
+        <w:t xml:space="preserve">Actually registers class within the user32 subsystem as a template (read </w:t>
+      </w:r>
+      <w:r>
+        <w:rPr>
+          <w:b/>
+          <w:bCs/>
+        </w:rPr>
+        <w:t>Window Class Registry</w:t>
+      </w:r>
+      <w:r>
+        <w:t>).</w:t>
+      </w:r>
+    </w:p>
+    <w:p>
+      <w:pPr>
+        <w:pStyle w:val="Heading5"/>
+      </w:pPr>
+      <w:r>
+        <w:t>CreateWindow</w:t>
+      </w:r>
+      <w:r>
+        <w:t>()</w:t>
+      </w:r>
+    </w:p>
+    <w:p>
+      <w:r>
+        <w:t>Creates a window based on a window class</w:t>
+      </w:r>
+      <w:r>
+        <w:t>.</w:t>
+      </w:r>
+    </w:p>
+    <w:p>
+      <w:pPr>
+        <w:pStyle w:val="Heading5"/>
+      </w:pPr>
+      <w:r>
+        <w:t>ShowWindow</w:t>
+      </w:r>
+      <w:r>
+        <w:t>()</w:t>
+      </w:r>
+    </w:p>
+    <w:p>
+      <w:r>
+        <w:t>Sets the window for showing.</w:t>
+      </w:r>
+    </w:p>
+    <w:p>
+      <w:pPr>
+        <w:pStyle w:val="Heading5"/>
+      </w:pPr>
+      <w:r>
+        <w:t xml:space="preserve">UpdateWindow </w:t>
+      </w:r>
+      <w:r>
+        <w:t>()</w:t>
+      </w:r>
+    </w:p>
+    <w:p>
+      <w:r>
+        <w:t>Renders the window according to the latest changes.</w:t>
+      </w:r>
+    </w:p>
+    <w:p>
+      <w:pPr>
+        <w:pStyle w:val="Heading5"/>
+      </w:pPr>
+      <w:r>
         <w:lastRenderedPageBreak/>
-        <w:t>RegisterClass()</w:t>
-      </w:r>
-    </w:p>
-    <w:p>
-      <w:r>
-        <w:t xml:space="preserve">Actually registers class within the user32 subsystem as a template (read </w:t>
-      </w:r>
-      <w:r>
-        <w:rPr>
-          <w:b/>
-          <w:bCs/>
-        </w:rPr>
-        <w:t>Window Class Registry</w:t>
-      </w:r>
-      <w:r>
-        <w:t>).</w:t>
+        <w:t>GetMessage</w:t>
+      </w:r>
+      <w:r>
+        <w:t>()</w:t>
+      </w:r>
+    </w:p>
+    <w:p>
+      <w:r>
+        <w:t>Obtains a message from the message queue.</w:t>
       </w:r>
     </w:p>
     <w:p>
@@ -18064,7 +19645,7 @@
         <w:pStyle w:val="Heading5"/>
       </w:pPr>
       <w:r>
-        <w:t>CreateWindow</w:t>
+        <w:t xml:space="preserve">UpdateWindow </w:t>
       </w:r>
       <w:r>
         <w:t>()</w:t>
@@ -18072,10 +19653,7 @@
     </w:p>
     <w:p>
       <w:r>
-        <w:t>Creates a window based on a window class</w:t>
-      </w:r>
-      <w:r>
-        <w:t>.</w:t>
+        <w:t>Directs the window to paint itself.</w:t>
       </w:r>
     </w:p>
     <w:p>
@@ -18083,15 +19661,15 @@
         <w:pStyle w:val="Heading5"/>
       </w:pPr>
       <w:r>
-        <w:t>ShowWindow</w:t>
-      </w:r>
-      <w:r>
-        <w:t>()</w:t>
-      </w:r>
-    </w:p>
-    <w:p>
-      <w:r>
-        <w:t>Sets the window for showing.</w:t>
+        <w:t>GetMessage()</w:t>
+      </w:r>
+    </w:p>
+    <w:p>
+      <w:r>
+        <w:t>A</w:t>
+      </w:r>
+      <w:r>
+        <w:t xml:space="preserve"> message from the message queue.</w:t>
       </w:r>
     </w:p>
     <w:p>
@@ -18099,15 +19677,12 @@
         <w:pStyle w:val="Heading5"/>
       </w:pPr>
       <w:r>
-        <w:t xml:space="preserve">UpdateWindow </w:t>
-      </w:r>
-      <w:r>
-        <w:t>()</w:t>
-      </w:r>
-    </w:p>
-    <w:p>
-      <w:r>
-        <w:t>Renders the window according to the latest changes.</w:t>
+        <w:t>TranslateMessage()</w:t>
+      </w:r>
+    </w:p>
+    <w:p>
+      <w:r>
+        <w:t>Translates some keyboard messages.</w:t>
       </w:r>
     </w:p>
     <w:p>
@@ -18115,15 +19690,12 @@
         <w:pStyle w:val="Heading5"/>
       </w:pPr>
       <w:r>
-        <w:t>GetMessage</w:t>
-      </w:r>
-      <w:r>
-        <w:t>()</w:t>
-      </w:r>
-    </w:p>
-    <w:p>
-      <w:r>
-        <w:t>Obtains a message from the message queue.</w:t>
+        <w:t>DispatchMessage()</w:t>
+      </w:r>
+    </w:p>
+    <w:p>
+      <w:r>
+        <w:t>Sends a message to a window procedure.</w:t>
       </w:r>
     </w:p>
     <w:p>
@@ -18131,15 +19703,12 @@
         <w:pStyle w:val="Heading5"/>
       </w:pPr>
       <w:r>
-        <w:t xml:space="preserve">UpdateWindow </w:t>
-      </w:r>
-      <w:r>
-        <w:t>()</w:t>
-      </w:r>
-    </w:p>
-    <w:p>
-      <w:r>
-        <w:t>Directs the window to paint itself.</w:t>
+        <w:t>PlaySound()</w:t>
+      </w:r>
+    </w:p>
+    <w:p>
+      <w:r>
+        <w:t>Plays a sound file.</w:t>
       </w:r>
     </w:p>
     <w:p>
@@ -18147,15 +19716,12 @@
         <w:pStyle w:val="Heading5"/>
       </w:pPr>
       <w:r>
-        <w:t>GetMessage()</w:t>
-      </w:r>
-    </w:p>
-    <w:p>
-      <w:r>
-        <w:t>A</w:t>
-      </w:r>
-      <w:r>
-        <w:t xml:space="preserve"> message from the message queue.</w:t>
+        <w:t>BeginPaint()</w:t>
+      </w:r>
+    </w:p>
+    <w:p>
+      <w:r>
+        <w:t>Initiates the beginning of window painting.</w:t>
       </w:r>
     </w:p>
     <w:p>
@@ -18164,58 +19730,6 @@
       </w:pPr>
       <w:r>
         <w:lastRenderedPageBreak/>
-        <w:t>TranslateMessage()</w:t>
-      </w:r>
-    </w:p>
-    <w:p>
-      <w:r>
-        <w:t>Translates some keyboard messages.</w:t>
-      </w:r>
-    </w:p>
-    <w:p>
-      <w:pPr>
-        <w:pStyle w:val="Heading5"/>
-      </w:pPr>
-      <w:r>
-        <w:t>DispatchMessage()</w:t>
-      </w:r>
-    </w:p>
-    <w:p>
-      <w:r>
-        <w:t>Sends a message to a window procedure.</w:t>
-      </w:r>
-    </w:p>
-    <w:p>
-      <w:pPr>
-        <w:pStyle w:val="Heading5"/>
-      </w:pPr>
-      <w:r>
-        <w:t>PlaySound()</w:t>
-      </w:r>
-    </w:p>
-    <w:p>
-      <w:r>
-        <w:t>Plays a sound file.</w:t>
-      </w:r>
-    </w:p>
-    <w:p>
-      <w:pPr>
-        <w:pStyle w:val="Heading5"/>
-      </w:pPr>
-      <w:r>
-        <w:t>BeginPaint()</w:t>
-      </w:r>
-    </w:p>
-    <w:p>
-      <w:r>
-        <w:t>Initiates the beginning of window painting.</w:t>
-      </w:r>
-    </w:p>
-    <w:p>
-      <w:pPr>
-        <w:pStyle w:val="Heading5"/>
-      </w:pPr>
-      <w:r>
         <w:t>MAKEINTRESOURCE()</w:t>
       </w:r>
     </w:p>
@@ -18238,7 +19752,6 @@
         <w:pStyle w:val="Heading5"/>
       </w:pPr>
       <w:r>
-        <w:lastRenderedPageBreak/>
         <w:t>HGLRC wglCreateContext(HDC unnamedParam</w:t>
       </w:r>
       <w:r>
@@ -18323,7 +19836,6 @@
         <w:pStyle w:val="Heading5"/>
       </w:pPr>
       <w:r>
-        <w:lastRenderedPageBreak/>
         <w:t>tchar.h</w:t>
       </w:r>
     </w:p>
@@ -18355,6 +19867,7 @@
         <w:pStyle w:val="Heading4"/>
       </w:pPr>
       <w:r>
+        <w:lastRenderedPageBreak/>
         <w:t>Types</w:t>
       </w:r>
     </w:p>
@@ -18389,13 +19902,72 @@
         <w:pStyle w:val="Heading5"/>
       </w:pPr>
       <w:r>
+        <w:t>CHAR (Windows 8bit char winnt.h)</w:t>
+      </w:r>
+    </w:p>
+    <w:p>
+      <w:r>
+        <w:t>Window’s middle type name for 8 bit character.</w:t>
+      </w:r>
+    </w:p>
+    <w:p>
+      <w:pPr>
+        <w:pStyle w:val="Heading5"/>
+      </w:pPr>
+      <w:r>
+        <w:t>WCHAR(Windows 16bit char winnt.h)</w:t>
+      </w:r>
+    </w:p>
+    <w:p>
+      <w:r>
+        <w:t>Window’s middle type name for 16 bit character.</w:t>
+      </w:r>
+    </w:p>
+    <w:p>
+      <w:pPr>
+        <w:pStyle w:val="Heading5"/>
+      </w:pPr>
+      <w:r>
         <w:lastRenderedPageBreak/>
-        <w:t>CHAR (Windows 8bit char winnt.h)</w:t>
-      </w:r>
-    </w:p>
-    <w:p>
-      <w:r>
-        <w:t>Window’s middle type name for 8 bit character.</w:t>
+        <w:t>PWCHAR</w:t>
+      </w:r>
+      <w:r>
+        <w:t xml:space="preserve">, </w:t>
+      </w:r>
+      <w:r>
+        <w:t>LPWCH</w:t>
+      </w:r>
+      <w:r>
+        <w:t xml:space="preserve">, </w:t>
+      </w:r>
+      <w:r>
+        <w:t>PWCH</w:t>
+      </w:r>
+      <w:r>
+        <w:t xml:space="preserve">, </w:t>
+      </w:r>
+      <w:r>
+        <w:t>NWPSTR</w:t>
+      </w:r>
+      <w:r>
+        <w:t>,</w:t>
+      </w:r>
+      <w:r>
+        <w:t>LPWSTR</w:t>
+      </w:r>
+      <w:r>
+        <w:t xml:space="preserve">, </w:t>
+      </w:r>
+      <w:r>
+        <w:t>PWSTR</w:t>
+      </w:r>
+      <w:r>
+        <w:t xml:space="preserve"> (Windows defined in winnt.h)</w:t>
+      </w:r>
+    </w:p>
+    <w:p>
+      <w:r>
+        <w:t>All typedefs for pointer to WCHAR (WCHAR*).</w:t>
       </w:r>
     </w:p>
     <w:p>
@@ -18403,12 +19975,12 @@
         <w:pStyle w:val="Heading5"/>
       </w:pPr>
       <w:r>
-        <w:t>WCHAR(Windows 16bit char winnt.h)</w:t>
-      </w:r>
-    </w:p>
-    <w:p>
-      <w:r>
-        <w:t>Window’s middle type name for 16 bit character.</w:t>
+        <w:t>LPCWCH, PCWCH, LPCWSTER, PCWSTR (Windows winnt.h)</w:t>
+      </w:r>
+    </w:p>
+    <w:p>
+      <w:r>
+        <w:t>All typedefs for pointer to Const WCHAR.</w:t>
       </w:r>
     </w:p>
     <w:p>
@@ -18416,45 +19988,12 @@
         <w:pStyle w:val="Heading5"/>
       </w:pPr>
       <w:r>
-        <w:t>PWCHAR</w:t>
-      </w:r>
-      <w:r>
-        <w:t xml:space="preserve">, </w:t>
-      </w:r>
-      <w:r>
-        <w:t>LPWCH</w:t>
-      </w:r>
-      <w:r>
-        <w:t xml:space="preserve">, </w:t>
-      </w:r>
-      <w:r>
-        <w:t>PWCH</w:t>
-      </w:r>
-      <w:r>
-        <w:t xml:space="preserve">, </w:t>
-      </w:r>
-      <w:r>
-        <w:t>NWPSTR</w:t>
-      </w:r>
-      <w:r>
-        <w:t>,</w:t>
-      </w:r>
-      <w:r>
-        <w:t>LPWSTR</w:t>
-      </w:r>
-      <w:r>
-        <w:t xml:space="preserve">, </w:t>
-      </w:r>
-      <w:r>
-        <w:t>PWSTR</w:t>
-      </w:r>
-      <w:r>
-        <w:t xml:space="preserve"> (Windows defined in winnt.h)</w:t>
-      </w:r>
-    </w:p>
-    <w:p>
-      <w:r>
-        <w:t>All typedefs for pointer to WCHAR (WCHAR*).</w:t>
+        <w:t>PTCHAR</w:t>
+      </w:r>
+    </w:p>
+    <w:p>
+      <w:r>
+        <w:t>Pointer to generic/universal char.</w:t>
       </w:r>
     </w:p>
     <w:p>
@@ -18462,12 +20001,12 @@
         <w:pStyle w:val="Heading5"/>
       </w:pPr>
       <w:r>
-        <w:t>LPCWCH, PCWCH, LPCWSTER, PCWSTR (Windows winnt.h)</w:t>
-      </w:r>
-    </w:p>
-    <w:p>
-      <w:r>
-        <w:t>All typedefs for pointer to Const WCHAR.</w:t>
+        <w:t>LPTCH, PTCH, PTSTR, LPTSTR</w:t>
+      </w:r>
+    </w:p>
+    <w:p>
+      <w:r>
+        <w:t>Pointer to the genetic char type.</w:t>
       </w:r>
     </w:p>
     <w:p>
@@ -18475,12 +20014,12 @@
         <w:pStyle w:val="Heading5"/>
       </w:pPr>
       <w:r>
-        <w:t>PTCHAR</w:t>
-      </w:r>
-    </w:p>
-    <w:p>
-      <w:r>
-        <w:t>Pointer to generic/universal char.</w:t>
+        <w:t>LPCTSTR</w:t>
+      </w:r>
+    </w:p>
+    <w:p>
+      <w:r>
+        <w:t>Pointer to constant generic char type.</w:t>
       </w:r>
     </w:p>
     <w:p>
@@ -18488,13 +20027,21 @@
         <w:pStyle w:val="Heading5"/>
       </w:pPr>
       <w:r>
+        <w:t>WNDCLASS</w:t>
+      </w:r>
+    </w:p>
+    <w:p>
+      <w:r>
+        <w:t xml:space="preserve">A type used to keep the </w:t>
+      </w:r>
+      <w:r>
+        <w:t>structure of a window. Its made of:</w:t>
+      </w:r>
+    </w:p>
+    <w:p>
+      <w:r>
         <w:lastRenderedPageBreak/>
-        <w:t>LPTCH, PTCH, PTSTR, LPTSTR</w:t>
-      </w:r>
-    </w:p>
-    <w:p>
-      <w:r>
-        <w:t>Pointer to the genetic char type.</w:t>
+        <w:t>-</w:t>
       </w:r>
     </w:p>
     <w:p>
@@ -18502,12 +20049,12 @@
         <w:pStyle w:val="Heading5"/>
       </w:pPr>
       <w:r>
-        <w:t>LPCTSTR</w:t>
-      </w:r>
-    </w:p>
-    <w:p>
-      <w:r>
-        <w:t>Pointer to constant generic char type.</w:t>
+        <w:t>HWND</w:t>
+      </w:r>
+    </w:p>
+    <w:p>
+      <w:r>
+        <w:t>A handle?</w:t>
       </w:r>
     </w:p>
     <w:p>
@@ -18515,33 +20062,33 @@
         <w:pStyle w:val="Heading5"/>
       </w:pPr>
       <w:r>
-        <w:t>WNDCLASS</w:t>
-      </w:r>
-    </w:p>
-    <w:p>
-      <w:r>
-        <w:t xml:space="preserve">A type used to keep the </w:t>
-      </w:r>
-      <w:r>
-        <w:t>structure of a window. Its made of:</w:t>
-      </w:r>
-    </w:p>
-    <w:p>
-      <w:r>
-        <w:t>-</w:t>
-      </w:r>
-    </w:p>
+        <w:t>MSG</w:t>
+      </w:r>
+    </w:p>
+    <w:p/>
     <w:p>
       <w:pPr>
         <w:pStyle w:val="Heading5"/>
       </w:pPr>
       <w:r>
-        <w:t>HWND</w:t>
-      </w:r>
-    </w:p>
-    <w:p>
-      <w:r>
-        <w:t>A handle?</w:t>
+        <w:t>HDC</w:t>
+      </w:r>
+    </w:p>
+    <w:p>
+      <w:r>
+        <w:t>Han</w:t>
+      </w:r>
+      <w:r>
+        <w:t>dle to a device context</w:t>
+      </w:r>
+      <w:r>
+        <w:t>.</w:t>
+      </w:r>
+      <w:r>
+        <w:t xml:space="preserve"> It’s the middle man context that gives info to graphical output according to the interface of choice.</w:t>
+      </w:r>
+      <w:r>
+        <w:t xml:space="preserve"> Defined in Windef.h</w:t>
       </w:r>
     </w:p>
     <w:p>
@@ -18549,264 +20096,205 @@
         <w:pStyle w:val="Heading5"/>
       </w:pPr>
       <w:r>
-        <w:t>MSG</w:t>
-      </w:r>
-    </w:p>
-    <w:p/>
+        <w:t>PIXELFORMATDESCRIPTOR</w:t>
+      </w:r>
+    </w:p>
+    <w:p>
+      <w:r>
+        <w:t xml:space="preserve">Used to define the pixel format we wanna attach to HDC </w:t>
+      </w:r>
+      <w:r>
+        <w:t>It’s actually a structure containing many variables</w:t>
+      </w:r>
+      <w:r>
+        <w:t xml:space="preserve"> notably</w:t>
+      </w:r>
+      <w:r>
+        <w:t xml:space="preserve">, used to describe a set of properties we want the final </w:t>
+      </w:r>
+      <w:r>
+        <w:t xml:space="preserve">pixel </w:t>
+      </w:r>
+      <w:r>
+        <w:t>format</w:t>
+      </w:r>
+      <w:r>
+        <w:t xml:space="preserve"> for our HDC</w:t>
+      </w:r>
+      <w:r>
+        <w:t xml:space="preserve"> to support</w:t>
+      </w:r>
+      <w:r>
+        <w:t>:</w:t>
+      </w:r>
+    </w:p>
+    <w:p>
+      <w:pPr>
+        <w:pStyle w:val="Heading6"/>
+      </w:pPr>
+      <w:r>
+        <w:t>nsize</w:t>
+      </w:r>
+      <w:r>
+        <w:t>(WORD)</w:t>
+      </w:r>
+    </w:p>
+    <w:p>
+      <w:r>
+        <w:t>The size of structure, must be calculated and initialized thru sizeof().</w:t>
+      </w:r>
+    </w:p>
+    <w:p>
+      <w:pPr>
+        <w:pStyle w:val="Heading6"/>
+      </w:pPr>
+      <w:r>
+        <w:t>nVersion</w:t>
+      </w:r>
+      <w:r>
+        <w:t>(WORD)</w:t>
+      </w:r>
+    </w:p>
+    <w:p>
+      <w:r>
+        <w:t xml:space="preserve">Usually 1, used to indicate the version of </w:t>
+      </w:r>
+      <w:r>
+        <w:t>pixel</w:t>
+      </w:r>
+      <w:r>
+        <w:t>format</w:t>
+      </w:r>
+      <w:r>
+        <w:t>descriptor interface</w:t>
+      </w:r>
+      <w:r>
+        <w:t xml:space="preserve"> being used.</w:t>
+      </w:r>
+    </w:p>
+    <w:p>
+      <w:r>
+        <w:t>General acceptable value for it is 1</w:t>
+      </w:r>
+      <w:r>
+        <w:t>.</w:t>
+      </w:r>
+    </w:p>
+    <w:p>
+      <w:pPr>
+        <w:pStyle w:val="Heading6"/>
+      </w:pPr>
+      <w:r>
+        <w:lastRenderedPageBreak/>
+        <w:t>D</w:t>
+      </w:r>
+      <w:r>
+        <w:t>wFlags</w:t>
+      </w:r>
+      <w:r>
+        <w:t>(DWORD</w:t>
+      </w:r>
+      <w:r>
+        <w:t>)</w:t>
+      </w:r>
+    </w:p>
+    <w:p>
+      <w:r>
+        <w:t>Indicates the ki</w:t>
+      </w:r>
+      <w:r>
+        <w:t>nda abilities we want the format to have.</w:t>
+      </w:r>
+    </w:p>
+    <w:p>
+      <w:r>
+        <w:t>Possible values that could be given to it are:</w:t>
+      </w:r>
+    </w:p>
+    <w:p>
+      <w:r>
+        <w:t xml:space="preserve">- </w:t>
+      </w:r>
+      <w:r>
+        <w:rPr>
+          <w:b/>
+          <w:bCs/>
+        </w:rPr>
+        <w:t>PFD_DRAW_TO_WINDOW</w:t>
+      </w:r>
+      <w:r>
+        <w:t>: The pixel format can be used for window.</w:t>
+      </w:r>
+    </w:p>
+    <w:p>
+      <w:r>
+        <w:t xml:space="preserve">- </w:t>
+      </w:r>
+      <w:r>
+        <w:rPr>
+          <w:b/>
+          <w:bCs/>
+        </w:rPr>
+        <w:t>PFD_SUPPORT_OPENGL</w:t>
+      </w:r>
+      <w:r>
+        <w:t>: The pixel format will support OpenGL</w:t>
+      </w:r>
+      <w:r>
+        <w:t>.</w:t>
+      </w:r>
+    </w:p>
+    <w:p>
+      <w:r>
+        <w:t xml:space="preserve">- </w:t>
+      </w:r>
+      <w:r>
+        <w:rPr>
+          <w:b/>
+          <w:bCs/>
+        </w:rPr>
+        <w:t>PFD_DOUBLE</w:t>
+      </w:r>
+      <w:r>
+        <w:rPr>
+          <w:b/>
+          <w:bCs/>
+        </w:rPr>
+        <w:t>B</w:t>
+      </w:r>
+      <w:r>
+        <w:rPr>
+          <w:b/>
+          <w:bCs/>
+        </w:rPr>
+        <w:t>UFFER</w:t>
+      </w:r>
+      <w:r>
+        <w:t>: The pixel format provides</w:t>
+      </w:r>
+      <w:r>
+        <w:t xml:space="preserve"> support for</w:t>
+      </w:r>
+      <w:r>
+        <w:t xml:space="preserve"> double buffering</w:t>
+      </w:r>
+      <w:r>
+        <w:t>.</w:t>
+      </w:r>
+      <w:r>
+        <w:t xml:space="preserve"> Since single buffering aint no fun, the single buffer is constantly loading pixels asap, NOT full images at once, leading to flickering.</w:t>
+      </w:r>
+    </w:p>
+    <w:p>
+      <w:r>
+        <w:t>Or any mixture</w:t>
+      </w:r>
+    </w:p>
     <w:p>
       <w:pPr>
         <w:pStyle w:val="Heading5"/>
       </w:pPr>
       <w:r>
-        <w:t>HDC</w:t>
-      </w:r>
-    </w:p>
-    <w:p>
-      <w:r>
-        <w:t>Han</w:t>
-      </w:r>
-      <w:r>
-        <w:t>dle to a device context</w:t>
-      </w:r>
-      <w:r>
-        <w:t>.</w:t>
-      </w:r>
-      <w:r>
-        <w:t xml:space="preserve"> It’s the middle man context that gives info to graphical output according to the interface of choice.</w:t>
-      </w:r>
-      <w:r>
-        <w:t xml:space="preserve"> Defined in Windef.h</w:t>
-      </w:r>
-    </w:p>
-    <w:p>
-      <w:pPr>
-        <w:pStyle w:val="Heading5"/>
-      </w:pPr>
-      <w:r>
-        <w:lastRenderedPageBreak/>
-        <w:t>PIXELFORMATDESCRIPTOR</w:t>
-      </w:r>
-    </w:p>
-    <w:p>
-      <w:r>
-        <w:t xml:space="preserve">Used to define the pixel format we wanna attach to HDC </w:t>
-      </w:r>
-      <w:r>
-        <w:t>It’s actually a structure containing many variables</w:t>
-      </w:r>
-      <w:r>
-        <w:t xml:space="preserve"> notably</w:t>
-      </w:r>
-      <w:r>
-        <w:t xml:space="preserve">, used to describe a set of properties we want the final </w:t>
-      </w:r>
-      <w:r>
-        <w:t xml:space="preserve">pixel </w:t>
-      </w:r>
-      <w:r>
-        <w:t>format</w:t>
-      </w:r>
-      <w:r>
-        <w:t xml:space="preserve"> for our HDC</w:t>
-      </w:r>
-      <w:r>
-        <w:t xml:space="preserve"> to support</w:t>
-      </w:r>
-      <w:r>
-        <w:t>:</w:t>
-      </w:r>
-    </w:p>
-    <w:p>
-      <w:pPr>
-        <w:pStyle w:val="Heading6"/>
-      </w:pPr>
-      <w:r>
-        <w:t>nsize</w:t>
-      </w:r>
-      <w:r>
-        <w:t>(WORD)</w:t>
-      </w:r>
-    </w:p>
-    <w:p>
-      <w:r>
-        <w:t>The size of structure, must be calculated and initialized thru sizeof().</w:t>
-      </w:r>
-    </w:p>
-    <w:p>
-      <w:pPr>
-        <w:pStyle w:val="Heading6"/>
-      </w:pPr>
-      <w:r>
-        <w:t>nVersion</w:t>
-      </w:r>
-      <w:r>
-        <w:t>(WORD)</w:t>
-      </w:r>
-    </w:p>
-    <w:p>
-      <w:r>
-        <w:t xml:space="preserve">Usually 1, used to indicate the version of </w:t>
-      </w:r>
-      <w:r>
-        <w:t>pixel</w:t>
-      </w:r>
-      <w:r>
-        <w:t>format</w:t>
-      </w:r>
-      <w:r>
-        <w:t>descriptor interface</w:t>
-      </w:r>
-      <w:r>
-        <w:t xml:space="preserve"> being used.</w:t>
-      </w:r>
-    </w:p>
-    <w:p>
-      <w:r>
-        <w:t>General acceptable value for it is 1</w:t>
-      </w:r>
-      <w:r>
-        <w:t>.</w:t>
-      </w:r>
-    </w:p>
-    <w:p>
-      <w:pPr>
-        <w:pStyle w:val="Heading6"/>
-      </w:pPr>
-      <w:r>
-        <w:t>D</w:t>
-      </w:r>
-      <w:r>
-        <w:t>wFlags</w:t>
-      </w:r>
-      <w:r>
-        <w:t>(DWORD</w:t>
-      </w:r>
-      <w:r>
-        <w:t>)</w:t>
-      </w:r>
-    </w:p>
-    <w:p>
-      <w:r>
-        <w:t>Indicates the ki</w:t>
-      </w:r>
-      <w:r>
-        <w:t>nda abilities we want the format to have.</w:t>
-      </w:r>
-    </w:p>
-    <w:p>
-      <w:r>
-        <w:t>Possible values that could be given to it are:</w:t>
-      </w:r>
-    </w:p>
-    <w:p>
-      <w:r>
-        <w:t xml:space="preserve">- </w:t>
-      </w:r>
-      <w:r>
-        <w:rPr>
-          <w:b/>
-          <w:bCs/>
-        </w:rPr>
-        <w:t>PFD_DRAW_TO_WINDOW</w:t>
-      </w:r>
-      <w:r>
-        <w:t>: The pixel format can be used for window.</w:t>
-      </w:r>
-    </w:p>
-    <w:p>
-      <w:r>
-        <w:t xml:space="preserve">- </w:t>
-      </w:r>
-      <w:r>
-        <w:rPr>
-          <w:b/>
-          <w:bCs/>
-        </w:rPr>
-        <w:t>PFD_</w:t>
-      </w:r>
-      <w:r>
-        <w:rPr>
-          <w:b/>
-          <w:bCs/>
-        </w:rPr>
-        <w:t>SUPPORT</w:t>
-      </w:r>
-      <w:r>
-        <w:rPr>
-          <w:b/>
-          <w:bCs/>
-        </w:rPr>
-        <w:t>_</w:t>
-      </w:r>
-      <w:r>
-        <w:rPr>
-          <w:b/>
-          <w:bCs/>
-        </w:rPr>
-        <w:t>OPENGL</w:t>
-      </w:r>
-      <w:r>
-        <w:t xml:space="preserve">: </w:t>
-      </w:r>
-      <w:r>
-        <w:t>The pixel format will support OpenGL</w:t>
-      </w:r>
-      <w:r>
-        <w:t>.</w:t>
-      </w:r>
-    </w:p>
-    <w:p>
-      <w:r>
-        <w:t xml:space="preserve">- </w:t>
-      </w:r>
-      <w:r>
-        <w:rPr>
-          <w:b/>
-          <w:bCs/>
-        </w:rPr>
-        <w:t>PFD_DOUBLE</w:t>
-      </w:r>
-      <w:r>
-        <w:rPr>
-          <w:b/>
-          <w:bCs/>
-        </w:rPr>
-        <w:t>B</w:t>
-      </w:r>
-      <w:r>
-        <w:rPr>
-          <w:b/>
-          <w:bCs/>
-        </w:rPr>
-        <w:t>UFFER</w:t>
-      </w:r>
-      <w:r>
-        <w:t>: The pixel format provides</w:t>
-      </w:r>
-      <w:r>
-        <w:t xml:space="preserve"> support for</w:t>
-      </w:r>
-      <w:r>
-        <w:t xml:space="preserve"> double buffering</w:t>
-      </w:r>
-      <w:r>
-        <w:t>.</w:t>
-      </w:r>
-      <w:r>
-        <w:t xml:space="preserve"> Since single buffering aint no fun, the single buffer is constantly loading pixels asap, NOT full images at once, leading to flickering.</w:t>
-      </w:r>
-    </w:p>
-    <w:p>
-      <w:r>
-        <w:t>Or any mixture</w:t>
-      </w:r>
-    </w:p>
-    <w:p>
-      <w:pPr>
-        <w:pStyle w:val="Heading5"/>
-      </w:pPr>
-      <w:r>
-        <w:lastRenderedPageBreak/>
         <w:t>HGLRC</w:t>
       </w:r>
     </w:p>
@@ -18852,7 +20340,6 @@
         <w:jc w:val="center"/>
       </w:pPr>
       <w:r>
-        <w:lastRenderedPageBreak/>
         <w:t xml:space="preserve">Subject </w:t>
       </w:r>
       <w:r>
@@ -21951,7 +23438,11 @@
     <w:p/>
     <w:p/>
     <w:p/>
-    <w:p/>
+    <w:p>
+      <w:r>
+        <w:t>217</w:t>
+      </w:r>
+    </w:p>
     <w:sectPr>
       <w:footerReference w:type="default" r:id="rId10"/>
       <w:pgSz w:w="12240" w:h="15840"/>
@@ -27234,7 +28725,7 @@
     <w:uiPriority w:val="9"/>
     <w:unhideWhenUsed/>
     <w:qFormat/>
-    <w:rsid w:val="008B325C"/>
+    <w:rsid w:val="00FF462B"/>
     <w:pPr>
       <w:keepNext/>
       <w:keepLines/>
@@ -27244,13 +28735,14 @@
     <w:rPr>
       <w:b/>
       <w:bCs/>
-      <w:i/>
       <w:color w:val="272727" w:themeColor="text1" w:themeTint="D8"/>
+      <w:u w:val="single"/>
     </w:rPr>
   </w:style>
   <w:style w:type="character" w:default="1" w:styleId="DefaultParagraphFont">
     <w:name w:val="Default Paragraph Font"/>
     <w:uiPriority w:val="1"/>
+    <w:semiHidden/>
     <w:unhideWhenUsed/>
   </w:style>
   <w:style w:type="table" w:default="1" w:styleId="TableNormal">
@@ -27692,15 +29184,15 @@
     <w:basedOn w:val="DefaultParagraphFont"/>
     <w:link w:val="Heading9"/>
     <w:uiPriority w:val="9"/>
-    <w:rsid w:val="008B325C"/>
+    <w:rsid w:val="00FF462B"/>
     <w:rPr>
       <w:rFonts w:asciiTheme="majorBidi" w:eastAsiaTheme="majorEastAsia" w:hAnsiTheme="majorBidi" w:cstheme="majorBidi"/>
       <w:b/>
       <w:bCs/>
-      <w:i/>
       <w:color w:val="272727" w:themeColor="text1" w:themeTint="D8"/>
       <w:sz w:val="28"/>
       <w:szCs w:val="28"/>
+      <w:u w:val="single"/>
     </w:rPr>
   </w:style>
   <w:style w:type="paragraph" w:styleId="IntenseQuote">

--- a/Computer Programming -Challenges,Concepts, Approaches & Implementations by ADSkeptiK.docx
+++ b/Computer Programming -Challenges,Concepts, Approaches & Implementations by ADSkeptiK.docx
@@ -8226,6 +8226,267 @@
         <w:pStyle w:val="Heading6"/>
       </w:pPr>
       <w:r>
+        <w:t>The Essence of Data</w:t>
+      </w:r>
+    </w:p>
+    <w:p>
+      <w:pPr>
+        <w:pStyle w:val="Heading7"/>
+      </w:pPr>
+      <w:r>
+        <w:t>Objects</w:t>
+      </w:r>
+    </w:p>
+    <w:p>
+      <w:r>
+        <w:t>The pieces of memory we use to hold data.</w:t>
+      </w:r>
+    </w:p>
+    <w:p>
+      <w:pPr>
+        <w:pStyle w:val="Heading7"/>
+      </w:pPr>
+      <w:r>
+        <w:t>Constants</w:t>
+      </w:r>
+    </w:p>
+    <w:p>
+      <w:pPr>
+        <w:pStyle w:val="Heading8"/>
+      </w:pPr>
+      <w:r>
+        <w:t xml:space="preserve">Constant </w:t>
+      </w:r>
+      <w:r>
+        <w:t>Literals</w:t>
+      </w:r>
+    </w:p>
+    <w:p>
+      <w:pPr>
+        <w:rPr>
+          <w:b/>
+          <w:bCs/>
+        </w:rPr>
+      </w:pPr>
+      <w:r>
+        <w:rPr>
+          <w:b/>
+          <w:bCs/>
+        </w:rPr>
+        <w:t>Long Integer constant literals</w:t>
+      </w:r>
+    </w:p>
+    <w:p>
+      <w:r>
+        <w:t>A long integer constant is written with a l ir L.</w:t>
+      </w:r>
+    </w:p>
+    <w:p>
+      <w:pPr>
+        <w:rPr>
+          <w:b/>
+          <w:bCs/>
+        </w:rPr>
+      </w:pPr>
+      <w:r>
+        <w:rPr>
+          <w:b/>
+          <w:bCs/>
+        </w:rPr>
+        <w:t>Floating-point constant literals</w:t>
+      </w:r>
+    </w:p>
+    <w:p>
+      <w:r>
+        <w:t xml:space="preserve">Floating-point constants contain a decimal point(1.2) or an exponent (1e-2) or  both, </w:t>
+      </w:r>
+      <w:r>
+        <w:rPr>
+          <w:b/>
+          <w:bCs/>
+          <w:u w:val="single"/>
+        </w:rPr>
+        <w:t>their type is double unless suffixed</w:t>
+      </w:r>
+      <w:r>
+        <w:t>.</w:t>
+      </w:r>
+      <w:r>
+        <w:t xml:space="preserve"> The suffixes f or F indicate a float constant</w:t>
+      </w:r>
+      <w:r>
+        <w:t>.</w:t>
+      </w:r>
+      <w:r>
+        <w:t xml:space="preserve"> l or L indicate a long double</w:t>
+      </w:r>
+      <w:r>
+        <w:t>.</w:t>
+      </w:r>
+    </w:p>
+    <w:p>
+      <w:pPr>
+        <w:rPr>
+          <w:b/>
+          <w:bCs/>
+        </w:rPr>
+      </w:pPr>
+      <w:r>
+        <w:rPr>
+          <w:b/>
+          <w:bCs/>
+        </w:rPr>
+        <w:t>String constant literals (string literals)</w:t>
+      </w:r>
+    </w:p>
+    <w:p>
+      <w:r>
+        <w:t>Technically a string constant is an array of characters. The internal representation of a string has a null character '\0' at the end , so the physical storage required is more than the number of characters written between the quotes</w:t>
+      </w:r>
+      <w:r>
+        <w:t>.</w:t>
+      </w:r>
+    </w:p>
+    <w:p>
+      <w:pPr>
+        <w:rPr>
+          <w:b/>
+          <w:bCs/>
+          <w:u w:val="single"/>
+        </w:rPr>
+      </w:pPr>
+      <w:r>
+        <w:lastRenderedPageBreak/>
+        <w:t>If we initialize a character pointer to a string literal it basically  gives the address of the first character of that literal</w:t>
+      </w:r>
+      <w:r>
+        <w:t xml:space="preserve">. </w:t>
+      </w:r>
+      <w:r>
+        <w:rPr>
+          <w:b/>
+          <w:bCs/>
+          <w:u w:val="single"/>
+        </w:rPr>
+        <w:t>The String literal to the compiler just seems as the address of the first character.</w:t>
+      </w:r>
+    </w:p>
+    <w:p>
+      <w:pPr>
+        <w:rPr>
+          <w:b/>
+          <w:bCs/>
+          <w:u w:val="single"/>
+        </w:rPr>
+      </w:pPr>
+      <w:r>
+        <w:rPr>
+          <w:b/>
+          <w:bCs/>
+          <w:u w:val="single"/>
+        </w:rPr>
+        <w:t>STRING LITERALS FOLLOWED AFTER EACH OTHER WILL BE CONCAT</w:t>
+      </w:r>
+      <w:r>
+        <w:rPr>
+          <w:b/>
+          <w:bCs/>
+          <w:u w:val="single"/>
+        </w:rPr>
+        <w:t>E</w:t>
+      </w:r>
+      <w:r>
+        <w:rPr>
+          <w:b/>
+          <w:bCs/>
+          <w:u w:val="single"/>
+        </w:rPr>
+        <w:t>NATED.</w:t>
+      </w:r>
+    </w:p>
+    <w:p>
+      <w:r>
+        <w:t>e.g: "sda" "sda" == "sdasda"</w:t>
+      </w:r>
+    </w:p>
+    <w:p>
+      <w:r>
+        <w:t xml:space="preserve"> WE CAN ALSO WRITE A SINGLE STRING LITERAL SPREAD BY A SINGLE FORWARD SLASH EVERYWHERE THE LINE ENDS</w:t>
+      </w:r>
+    </w:p>
+    <w:p>
+      <w:r>
+        <w:t>e.g: "sa\</w:t>
+      </w:r>
+    </w:p>
+    <w:p>
+      <w:r>
+        <w:t xml:space="preserve">            sa"</w:t>
+      </w:r>
+    </w:p>
+    <w:p>
+      <w:r>
+        <w:t>==</w:t>
+      </w:r>
+    </w:p>
+    <w:p>
+      <w:r>
+        <w:t>"sasa"</w:t>
+      </w:r>
+    </w:p>
+    <w:p>
+      <w:r>
+        <w:t>"</w:t>
+      </w:r>
+    </w:p>
+    <w:p>
+      <w:pPr>
+        <w:rPr>
+          <w:b/>
+          <w:bCs/>
+        </w:rPr>
+      </w:pPr>
+      <w:r>
+        <w:rPr>
+          <w:b/>
+          <w:bCs/>
+        </w:rPr>
+        <w:t>Symbolic Constants</w:t>
+      </w:r>
+    </w:p>
+    <w:p>
+      <w:r>
+        <w:t>Named constant literals using preprocessor direct</w:t>
+      </w:r>
+      <w:r>
+        <w:t>ives.</w:t>
+      </w:r>
+    </w:p>
+    <w:p>
+      <w:pPr>
+        <w:pStyle w:val="Heading8"/>
+      </w:pPr>
+      <w:r>
+        <w:t xml:space="preserve">Constant </w:t>
+      </w:r>
+      <w:r>
+        <w:t>Variables</w:t>
+      </w:r>
+    </w:p>
+    <w:p>
+      <w:r>
+        <w:t xml:space="preserve">The constant variables </w:t>
+      </w:r>
+      <w:r>
+        <w:t>are actual objects.</w:t>
+      </w:r>
+    </w:p>
+    <w:p/>
+    <w:p>
+      <w:pPr>
+        <w:pStyle w:val="Heading6"/>
+      </w:pPr>
+      <w:r>
         <w:t>Data Types</w:t>
       </w:r>
     </w:p>
@@ -8296,11 +8557,7 @@
         <w:t xml:space="preserve"> typically</w:t>
       </w:r>
       <w:r>
-        <w:t xml:space="preserve"> 1 byte data type that can hold upto 1 byte of  values signed and unsigned representation of values is determined by the keywords and by default </w:t>
-      </w:r>
-      <w:r>
-        <w:lastRenderedPageBreak/>
-        <w:t xml:space="preserve">it’s signed. It can be assigned with both variables and literals of It’s own kind and the integer kind so long as the integer is within the 1 byte range. </w:t>
+        <w:t xml:space="preserve"> 1 byte data type that can hold upto 1 byte of  values signed and unsigned representation of values is determined by the keywords and by default it’s signed. It can be assigned with both variables and literals of It’s own kind and the integer kind so long as the integer is within the 1 byte range. </w:t>
       </w:r>
     </w:p>
     <w:p>
@@ -8330,6 +8587,7 @@
         <w:pStyle w:val="Heading8"/>
       </w:pPr>
       <w:r>
+        <w:lastRenderedPageBreak/>
         <w:t>String literals</w:t>
       </w:r>
     </w:p>
@@ -8376,7 +8634,7 @@
     <w:p/>
     <w:p>
       <w:pPr>
-        <w:pStyle w:val="Heading8"/>
+        <w:pStyle w:val="Heading7"/>
       </w:pPr>
       <w:r>
         <w:t>Pointer Casting</w:t>
@@ -8404,279 +8662,193 @@
         <w:pStyle w:val="Heading6"/>
       </w:pPr>
       <w:r>
+        <w:t>Struct</w:t>
+      </w:r>
+    </w:p>
+    <w:p>
+      <w:r>
+        <w:t>Use/print or etc of uninitialized struct variables is an error in C</w:t>
+      </w:r>
+      <w:r>
+        <w:t>.</w:t>
+      </w:r>
+    </w:p>
+    <w:p/>
+    <w:p>
+      <w:pPr>
+        <w:pStyle w:val="Heading6"/>
+      </w:pPr>
+      <w:r>
+        <w:t>Union</w:t>
+      </w:r>
+    </w:p>
+    <w:p>
+      <w:r>
+        <w:t>union is basically a single variable that can hold any of the types within it</w:t>
+      </w:r>
+      <w:r>
+        <w:t>.</w:t>
+      </w:r>
+    </w:p>
+    <w:p>
+      <w:pPr>
+        <w:pStyle w:val="Heading6"/>
+      </w:pPr>
+      <w:r>
         <w:lastRenderedPageBreak/>
-        <w:t xml:space="preserve">The </w:t>
-      </w:r>
-      <w:r>
-        <w:t>E</w:t>
-      </w:r>
-      <w:r>
-        <w:t xml:space="preserve">ssence of </w:t>
-      </w:r>
-      <w:r>
-        <w:t>D</w:t>
-      </w:r>
-      <w:r>
-        <w:t>ata</w:t>
-      </w:r>
-    </w:p>
-    <w:p>
-      <w:pPr>
-        <w:pStyle w:val="Heading7"/>
-      </w:pPr>
-      <w:r>
-        <w:t>Constants</w:t>
-      </w:r>
-    </w:p>
-    <w:p>
-      <w:pPr>
-        <w:pStyle w:val="Heading8"/>
-      </w:pPr>
-      <w:r>
-        <w:t>Constant Literals</w:t>
-      </w:r>
-    </w:p>
-    <w:p>
-      <w:pPr>
-        <w:pStyle w:val="Heading9"/>
-      </w:pPr>
-      <w:r>
-        <w:t xml:space="preserve">Long </w:t>
-      </w:r>
-      <w:r>
-        <w:t>Integer constan</w:t>
-      </w:r>
-      <w:r>
-        <w:t>t</w:t>
-      </w:r>
-      <w:r>
-        <w:t xml:space="preserve"> literals</w:t>
-      </w:r>
-    </w:p>
-    <w:p>
-      <w:r>
-        <w:t>A long integer constant is written with a l ir L.</w:t>
-      </w:r>
-    </w:p>
-    <w:p>
-      <w:pPr>
-        <w:pStyle w:val="Heading9"/>
-      </w:pPr>
-      <w:r>
-        <w:t>Floating-point</w:t>
-      </w:r>
-      <w:r>
-        <w:t xml:space="preserve"> constan</w:t>
-      </w:r>
-      <w:r>
-        <w:t>t</w:t>
-      </w:r>
-      <w:r>
-        <w:t xml:space="preserve"> literals</w:t>
-      </w:r>
-    </w:p>
-    <w:p>
-      <w:r>
-        <w:t>Floating-point constants contain a decimal point(1.2) or an exponent (1e-2) or  both</w:t>
-      </w:r>
-      <w:r>
-        <w:t>,</w:t>
+        <w:t>Enums</w:t>
+      </w:r>
+    </w:p>
+    <w:p>
+      <w:r>
+        <w:t>Enums are one structured way to define constants</w:t>
+      </w:r>
+      <w:r>
+        <w:t>. It’s a place holder</w:t>
+      </w:r>
+      <w:r>
+        <w:t>, an object of which’s kind</w:t>
+      </w:r>
+      <w:r>
+        <w:t xml:space="preserve"> can hold </w:t>
+      </w:r>
+      <w:r>
+        <w:t>a list of</w:t>
+      </w:r>
+      <w:r>
+        <w:t xml:space="preserve"> Symbolic constants (which are integer values) as values</w:t>
+      </w:r>
+      <w:r>
+        <w:t xml:space="preserve">. It’s values are regarded and </w:t>
+      </w:r>
+      <w:r>
+        <w:rPr>
+          <w:b/>
+          <w:bCs/>
+          <w:u w:val="single"/>
+        </w:rPr>
+        <w:t>could be used</w:t>
+      </w:r>
+      <w:r>
+        <w:rPr>
+          <w:b/>
+          <w:bCs/>
+          <w:u w:val="single"/>
+        </w:rPr>
+        <w:t xml:space="preserve"> and treated</w:t>
+      </w:r>
+      <w:r>
+        <w:rPr>
+          <w:b/>
+          <w:bCs/>
+          <w:u w:val="single"/>
+        </w:rPr>
+        <w:t xml:space="preserve"> interchangeably as</w:t>
+      </w:r>
+      <w:r>
+        <w:rPr>
+          <w:b/>
+          <w:bCs/>
+          <w:u w:val="single"/>
+        </w:rPr>
+        <w:t xml:space="preserve"> integer constant literals.</w:t>
       </w:r>
       <w:r>
         <w:t xml:space="preserve"> </w:t>
       </w:r>
-      <w:r>
-        <w:rPr>
-          <w:b/>
-          <w:bCs/>
-          <w:u w:val="single"/>
-        </w:rPr>
-        <w:t>their type is</w:t>
-      </w:r>
-      <w:r>
-        <w:rPr>
-          <w:b/>
-          <w:bCs/>
-          <w:u w:val="single"/>
-        </w:rPr>
-        <w:t xml:space="preserve"> </w:t>
-      </w:r>
-      <w:r>
-        <w:rPr>
-          <w:b/>
-          <w:bCs/>
-          <w:u w:val="single"/>
-        </w:rPr>
-        <w:t>double u</w:t>
-      </w:r>
-      <w:r>
-        <w:rPr>
-          <w:b/>
-          <w:bCs/>
-          <w:u w:val="single"/>
-        </w:rPr>
-        <w:t>n</w:t>
-      </w:r>
-      <w:r>
-        <w:rPr>
-          <w:b/>
-          <w:bCs/>
-          <w:u w:val="single"/>
-        </w:rPr>
-        <w:t>less suffixed</w:t>
-      </w:r>
-      <w:r>
-        <w:t>.</w:t>
-      </w:r>
-      <w:r>
-        <w:t xml:space="preserve"> </w:t>
-      </w:r>
-      <w:r>
-        <w:t>The suffixes f or F indicate a float constant</w:t>
-      </w:r>
-      <w:r>
-        <w:t>.</w:t>
-      </w:r>
-      <w:r>
-        <w:t xml:space="preserve"> </w:t>
-      </w:r>
-      <w:r>
-        <w:t>l or L indicate a long double</w:t>
-      </w:r>
-      <w:r>
-        <w:t>.</w:t>
-      </w:r>
-    </w:p>
-    <w:p>
-      <w:pPr>
-        <w:pStyle w:val="Heading9"/>
-      </w:pPr>
-      <w:r>
-        <w:t>String</w:t>
-      </w:r>
-      <w:r>
-        <w:t xml:space="preserve"> constant literals</w:t>
-      </w:r>
-      <w:r>
-        <w:t xml:space="preserve"> (string literals)</w:t>
-      </w:r>
-    </w:p>
-    <w:p>
-      <w:r>
-        <w:t>Technically a string constant is an array of characters. The internal representation of a string has a null character '\0' at the end , so the physical storage required is more than the number of characters written between the quotes</w:t>
-      </w:r>
-      <w:r>
-        <w:t>.</w:t>
-      </w:r>
-    </w:p>
-    <w:p>
-      <w:pPr>
-        <w:rPr>
-          <w:b/>
-          <w:bCs/>
-          <w:u w:val="single"/>
-        </w:rPr>
-      </w:pPr>
-      <w:r>
-        <w:t>If we initialize a character pointer to a string literal it basically  gives the address of the first character of that literal</w:t>
-      </w:r>
-      <w:r>
-        <w:t xml:space="preserve">. </w:t>
-      </w:r>
-      <w:r>
-        <w:rPr>
-          <w:b/>
-          <w:bCs/>
-          <w:u w:val="single"/>
-        </w:rPr>
-        <w:t>The String literal to the compiler just seems as the address of the first character.</w:t>
-      </w:r>
-    </w:p>
-    <w:p>
-      <w:pPr>
-        <w:rPr>
-          <w:b/>
-          <w:bCs/>
-          <w:u w:val="single"/>
-        </w:rPr>
-      </w:pPr>
-      <w:r>
-        <w:rPr>
-          <w:b/>
-          <w:bCs/>
-          <w:u w:val="single"/>
-        </w:rPr>
-        <w:t>STRING LITERALS FOLLOWED AFTER EACH OTHER WILL BE CONCATANATED.</w:t>
-      </w:r>
-    </w:p>
-    <w:p>
-      <w:r>
-        <w:t>e.g: "sda" "sda" == "sdasda"</w:t>
-      </w:r>
-    </w:p>
-    <w:p>
-      <w:r>
-        <w:t xml:space="preserve"> WE CAN ALSO WRITE A SINGLE STRING LITERAL SPREAD BY A SINGLE FORWARD SLASH EVERYWHERE THE LINE ENDS</w:t>
-      </w:r>
-    </w:p>
-    <w:p>
-      <w:r>
-        <w:t>e.g: "sa\</w:t>
-      </w:r>
-    </w:p>
-    <w:p>
-      <w:r>
-        <w:lastRenderedPageBreak/>
-        <w:t xml:space="preserve">            sa"</w:t>
-      </w:r>
-    </w:p>
-    <w:p>
-      <w:r>
-        <w:t>==</w:t>
-      </w:r>
-    </w:p>
-    <w:p>
-      <w:r>
-        <w:t>"sasa"</w:t>
-      </w:r>
-    </w:p>
-    <w:p>
-      <w:r>
-        <w:t>"</w:t>
-      </w:r>
-    </w:p>
-    <w:p>
-      <w:pPr>
-        <w:pStyle w:val="Heading6"/>
-      </w:pPr>
-      <w:r>
-        <w:t>Struct</w:t>
-      </w:r>
-    </w:p>
-    <w:p>
-      <w:r>
-        <w:t>Use/print or etc of uninitialized struct variables is an error in C</w:t>
-      </w:r>
-      <w:r>
-        <w:t>.</w:t>
-      </w:r>
-    </w:p>
-    <w:p/>
-    <w:p/>
-    <w:p>
-      <w:pPr>
-        <w:pStyle w:val="Heading6"/>
-      </w:pPr>
-      <w:r>
-        <w:t>Union</w:t>
-      </w:r>
-    </w:p>
-    <w:p>
-      <w:r>
-        <w:t>union is basically a single variable that can hold any of the types within it</w:t>
-      </w:r>
-      <w:r>
-        <w:t>.</w:t>
+    </w:p>
+    <w:p>
+      <w:r>
+        <w:t>They are defined like this:</w:t>
+      </w:r>
+    </w:p>
+    <w:p>
+      <w:pPr>
+        <w:rPr>
+          <w:b/>
+          <w:bCs/>
+        </w:rPr>
+      </w:pPr>
+      <w:r>
+        <w:rPr>
+          <w:b/>
+          <w:bCs/>
+        </w:rPr>
+        <w:t>enum enumeratio</w:t>
+      </w:r>
+      <w:r>
+        <w:rPr>
+          <w:b/>
+          <w:bCs/>
+        </w:rPr>
+        <w:t>nN</w:t>
+      </w:r>
+      <w:r>
+        <w:rPr>
+          <w:b/>
+          <w:bCs/>
+        </w:rPr>
+        <w:t>ame</w:t>
+      </w:r>
+      <w:r>
+        <w:rPr>
+          <w:b/>
+          <w:bCs/>
+        </w:rPr>
+        <w:t xml:space="preserve"> {</w:t>
+      </w:r>
+      <w:r>
+        <w:rPr>
+          <w:b/>
+          <w:bCs/>
+        </w:rPr>
+        <w:t>constant</w:t>
+      </w:r>
+      <w:r>
+        <w:rPr>
+          <w:b/>
+          <w:bCs/>
+        </w:rPr>
+        <w:t>Name1,</w:t>
+      </w:r>
+      <w:r>
+        <w:rPr>
+          <w:b/>
+          <w:bCs/>
+        </w:rPr>
+        <w:t>constant</w:t>
+      </w:r>
+      <w:r>
+        <w:rPr>
+          <w:b/>
+          <w:bCs/>
+        </w:rPr>
+        <w:t>Name2};</w:t>
+      </w:r>
+    </w:p>
+    <w:p>
+      <w:r>
+        <w:t>Unless explicitly initialized by user within the definition, the values of each constant start with 0 for the left most constant in its list and go up by 1 as you go right ward. We then instantiate enums using the following format:</w:t>
+      </w:r>
+    </w:p>
+    <w:p>
+      <w:pPr>
+        <w:rPr>
+          <w:b/>
+          <w:bCs/>
+        </w:rPr>
+      </w:pPr>
+      <w:r>
+        <w:rPr>
+          <w:b/>
+          <w:bCs/>
+        </w:rPr>
+        <w:t>enum enumerationName instanceName = EnumConstant;</w:t>
+      </w:r>
+    </w:p>
+    <w:p>
+      <w:r>
+        <w:t>The constants defined within enum are available without any necessity for scope resolution operators.</w:t>
       </w:r>
     </w:p>
     <w:p>
@@ -10265,6 +10437,9 @@
         <w:pStyle w:val="Heading2"/>
       </w:pPr>
       <w:r>
+        <w:t xml:space="preserve">Chapter 2: </w:t>
+      </w:r>
+      <w:r>
         <w:t>The C++ Programming</w:t>
       </w:r>
       <w:r>
@@ -10420,14 +10595,115 @@
         <w:pStyle w:val="Heading4"/>
       </w:pPr>
       <w:r>
+        <w:t>Functions</w:t>
+      </w:r>
+    </w:p>
+    <w:p>
+      <w:pPr>
+        <w:pStyle w:val="Heading5"/>
+      </w:pPr>
+      <w:r>
+        <w:t>Default parameters</w:t>
+      </w:r>
+    </w:p>
+    <w:p>
+      <w:r>
+        <w:t xml:space="preserve">A member function could have default parameters which </w:t>
+      </w:r>
+      <w:r>
+        <w:rPr>
+          <w:b/>
+          <w:bCs/>
+          <w:u w:val="single"/>
+        </w:rPr>
+        <w:t>SHOULD ONLY BE DEFINED IN THE DECLARATION</w:t>
+      </w:r>
+      <w:r>
+        <w:t>.</w:t>
+      </w:r>
+    </w:p>
+    <w:p>
+      <w:pPr>
+        <w:pStyle w:val="Heading5"/>
+      </w:pPr>
+      <w:r>
+        <w:t>Const parameters</w:t>
+      </w:r>
+    </w:p>
+    <w:p>
+      <w:r>
+        <w:t xml:space="preserve">For a member function that is to treat an argument as const the const keyword should be present before the definition of that argument </w:t>
+      </w:r>
+      <w:r>
+        <w:rPr>
+          <w:b/>
+          <w:bCs/>
+          <w:u w:val="single"/>
+        </w:rPr>
+        <w:t>IN THE FUNCTION DEFINITION , since C++ is not as type sensitive to matching in function arguments’ qualifiers matching in declarations and definitions, as it is to the functions qualifiers themselves which is “odd”</w:t>
+      </w:r>
+      <w:r>
+        <w:t>.</w:t>
+      </w:r>
+    </w:p>
+    <w:p/>
+    <w:p>
+      <w:pPr>
+        <w:pStyle w:val="Heading4"/>
+      </w:pPr>
+      <w:r>
         <w:t>Classes</w:t>
       </w:r>
     </w:p>
     <w:p>
       <w:pPr>
+        <w:pStyle w:val="Heading5"/>
+      </w:pPr>
+      <w:r>
+        <w:t>Access Modifiers</w:t>
+      </w:r>
+    </w:p>
+    <w:p>
+      <w:r>
+        <w:t>Define what can and cannot be accessed directly from an object of the class. By default anything defined in a class is set to private</w:t>
+      </w:r>
+      <w:r>
+        <w:t>.</w:t>
+      </w:r>
+      <w:r>
+        <w:t xml:space="preserve"> You can change access </w:t>
+      </w:r>
+      <w:r>
+        <w:lastRenderedPageBreak/>
+        <w:t>modifiers mid class which is not recommended. The general structure is that public side is defined at the top of the class and then followed by the private side.</w:t>
+      </w:r>
+      <w:r>
+        <w:t xml:space="preserve"> </w:t>
+      </w:r>
+    </w:p>
+    <w:p>
+      <w:pPr>
         <w:pStyle w:val="Heading6"/>
       </w:pPr>
       <w:r>
+        <w:t>Public</w:t>
+      </w:r>
+    </w:p>
+    <w:p/>
+    <w:p>
+      <w:pPr>
+        <w:pStyle w:val="Heading6"/>
+      </w:pPr>
+      <w:r>
+        <w:t>Public</w:t>
+      </w:r>
+    </w:p>
+    <w:p/>
+    <w:p>
+      <w:pPr>
+        <w:pStyle w:val="Heading5"/>
+      </w:pPr>
+      <w:r>
         <w:t>Class</w:t>
       </w:r>
       <w:r>
@@ -10453,12 +10729,48 @@
         <w:t>class classname{};</w:t>
       </w:r>
     </w:p>
-    <w:p/>
-    <w:p>
-      <w:pPr>
-        <w:pStyle w:val="Heading7"/>
-      </w:pPr>
-      <w:r>
+    <w:p>
+      <w:r>
+        <w:t xml:space="preserve">The general way for defining a class is to have the declaration of it (which only contains the member function declarations and the variable declarations) in a .h file and then go on to define the actual member functions in a .cpp source file with the same name as that header, after including the header containing the declarations. </w:t>
+      </w:r>
+    </w:p>
+    <w:p>
+      <w:pPr>
+        <w:pStyle w:val="Heading5"/>
+      </w:pPr>
+      <w:r>
+        <w:t>Static and Non Static member Functions</w:t>
+      </w:r>
+    </w:p>
+    <w:p>
+      <w:pPr>
+        <w:pStyle w:val="Heading5"/>
+      </w:pPr>
+      <w:r>
+        <w:t>Member Functions</w:t>
+      </w:r>
+    </w:p>
+    <w:p>
+      <w:r>
+        <w:t xml:space="preserve">A class’s member functions could be static and non static with the exception of the </w:t>
+      </w:r>
+      <w:r>
+        <w:rPr>
+          <w:b/>
+          <w:bCs/>
+        </w:rPr>
+        <w:t>constructor</w:t>
+      </w:r>
+      <w:r>
+        <w:t>.</w:t>
+      </w:r>
+    </w:p>
+    <w:p>
+      <w:pPr>
+        <w:pStyle w:val="Heading6"/>
+      </w:pPr>
+      <w:r>
+        <w:lastRenderedPageBreak/>
         <w:t>Class’s Member Function Definition</w:t>
       </w:r>
     </w:p>
@@ -10476,25 +10788,7 @@
         </w:numPr>
       </w:pPr>
       <w:r>
-        <w:t>Fully defined</w:t>
-      </w:r>
-      <w:r>
-        <w:t xml:space="preserve"> the</w:t>
-      </w:r>
-      <w:r>
-        <w:t xml:space="preserve"> within</w:t>
-      </w:r>
-      <w:r>
-        <w:t xml:space="preserve"> </w:t>
-      </w:r>
-      <w:r>
-        <w:t xml:space="preserve">the </w:t>
-      </w:r>
-      <w:r>
-        <w:t>Type Definition of  the class with the following format</w:t>
-      </w:r>
-      <w:r>
-        <w:t>:</w:t>
+        <w:t>Fully defined the within the Type Definition of  the class with the following format where you SHOULDN’T put semicolon after member function definitions.:</w:t>
       </w:r>
     </w:p>
     <w:p>
@@ -10502,10 +10796,7 @@
         <w:pStyle w:val="Code"/>
       </w:pPr>
       <w:r>
-        <w:t>class classnam</w:t>
-      </w:r>
-      <w:r>
-        <w:t>e</w:t>
+        <w:t>class classname</w:t>
       </w:r>
     </w:p>
     <w:p>
@@ -10521,10 +10812,7 @@
         <w:pStyle w:val="Code"/>
       </w:pPr>
       <w:r>
-        <w:t>returnType memberfunctionName</w:t>
-      </w:r>
-      <w:r>
-        <w:t>(type param1,…)</w:t>
+        <w:t>returnType memberfunctionName(type param1,…)</w:t>
       </w:r>
     </w:p>
     <w:p>
@@ -10532,10 +10820,7 @@
         <w:pStyle w:val="Code"/>
       </w:pPr>
       <w:r>
-        <w:t>{</w:t>
-      </w:r>
-      <w:r>
-        <w:t>body of the function}</w:t>
+        <w:t>{body of the function}</w:t>
       </w:r>
     </w:p>
     <w:p>
@@ -10543,10 +10828,7 @@
         <w:pStyle w:val="Code"/>
       </w:pPr>
       <w:r>
-        <w:t>}</w:t>
-      </w:r>
-      <w:r>
-        <w:t>;</w:t>
+        <w:t>};</w:t>
       </w:r>
     </w:p>
     <w:p>
@@ -10558,236 +10840,168 @@
         </w:numPr>
       </w:pPr>
       <w:r>
-        <w:t xml:space="preserve">Prototyped in </w:t>
-      </w:r>
-      <w:r>
-        <w:t>Type Definition and later</w:t>
-      </w:r>
-      <w:r>
-        <w:t xml:space="preserve"> defined in modules</w:t>
-      </w:r>
-      <w:r>
-        <w:t>: In this approach</w:t>
-      </w:r>
-      <w:r>
-        <w:t xml:space="preserve"> </w:t>
-      </w:r>
-      <w:r>
-        <w:t xml:space="preserve">With the assumption that the </w:t>
-      </w:r>
-      <w:r>
-        <w:t>t</w:t>
-      </w:r>
-      <w:r>
-        <w:t>ype definition</w:t>
-      </w:r>
-      <w:r>
-        <w:t xml:space="preserve"> is presented and</w:t>
-      </w:r>
-      <w:r>
-        <w:t xml:space="preserve"> has the prototype of the </w:t>
-      </w:r>
-      <w:r>
-        <w:t xml:space="preserve">member functions </w:t>
-      </w:r>
-      <w:r>
-        <w:t xml:space="preserve">within it, we can use the :: scope </w:t>
-      </w:r>
+        <w:t>Prototyped in Type Definition and later defined in modules: In this approach With the assumption that the type definition is presented and has the prototype of the member functions within it, we can use the :: scope resolution operator to define the member functions in detail in the following format:</w:t>
+      </w:r>
+    </w:p>
+    <w:p>
+      <w:pPr>
+        <w:pStyle w:val="Code"/>
+      </w:pPr>
+      <w:r>
+        <w:t>class classname</w:t>
+      </w:r>
+    </w:p>
+    <w:p>
+      <w:pPr>
+        <w:pStyle w:val="Code"/>
+      </w:pPr>
+      <w:r>
+        <w:t>{</w:t>
+      </w:r>
+    </w:p>
+    <w:p>
+      <w:pPr>
+        <w:pStyle w:val="Code"/>
+      </w:pPr>
+      <w:r>
+        <w:t>function1 prototype;</w:t>
+      </w:r>
+    </w:p>
+    <w:p>
+      <w:pPr>
+        <w:pStyle w:val="Code"/>
+      </w:pPr>
+      <w:r>
+        <w:t>function2 prototype;</w:t>
+      </w:r>
+    </w:p>
+    <w:p>
+      <w:pPr>
+        <w:pStyle w:val="Code"/>
+      </w:pPr>
+      <w:r>
+        <w:t>};</w:t>
+      </w:r>
+    </w:p>
+    <w:p>
+      <w:pPr>
+        <w:pStyle w:val="Code"/>
+      </w:pPr>
+      <w:r>
+        <w:t>Returntypeforprototype1 classname::function1(…){}</w:t>
+      </w:r>
+    </w:p>
+    <w:p>
+      <w:pPr>
+        <w:pStyle w:val="Heading7"/>
+      </w:pPr>
       <w:r>
         <w:lastRenderedPageBreak/>
-        <w:t>resolution operator to define the member functions in detail</w:t>
-      </w:r>
-      <w:r>
-        <w:t xml:space="preserve"> in the following format:</w:t>
-      </w:r>
-    </w:p>
-    <w:p>
-      <w:pPr>
-        <w:pStyle w:val="Code"/>
-      </w:pPr>
-      <w:r>
-        <w:t>class classname</w:t>
-      </w:r>
-    </w:p>
-    <w:p>
-      <w:pPr>
-        <w:pStyle w:val="Code"/>
-      </w:pPr>
-      <w:r>
-        <w:t>{</w:t>
-      </w:r>
-    </w:p>
-    <w:p>
-      <w:pPr>
-        <w:pStyle w:val="Code"/>
-      </w:pPr>
-      <w:r>
-        <w:t>f</w:t>
-      </w:r>
-      <w:r>
-        <w:t>unction</w:t>
-      </w:r>
-      <w:r>
-        <w:t>1</w:t>
-      </w:r>
-      <w:r>
-        <w:t xml:space="preserve"> prototype;</w:t>
-      </w:r>
-    </w:p>
-    <w:p>
-      <w:pPr>
-        <w:pStyle w:val="Code"/>
-      </w:pPr>
-      <w:r>
-        <w:t>f</w:t>
-      </w:r>
-      <w:r>
-        <w:t>unction</w:t>
-      </w:r>
-      <w:r>
-        <w:t>2</w:t>
-      </w:r>
-      <w:r>
-        <w:t xml:space="preserve"> prototype;</w:t>
-      </w:r>
-    </w:p>
-    <w:p>
-      <w:pPr>
-        <w:pStyle w:val="Code"/>
-      </w:pPr>
-      <w:r>
-        <w:t>}</w:t>
-      </w:r>
-      <w:r>
-        <w:t>;</w:t>
-      </w:r>
-    </w:p>
-    <w:p>
-      <w:pPr>
-        <w:pStyle w:val="Code"/>
-      </w:pPr>
-      <w:r>
-        <w:t>R</w:t>
-      </w:r>
-      <w:r>
-        <w:t>eturn</w:t>
-      </w:r>
-      <w:r>
-        <w:t>type</w:t>
-      </w:r>
-      <w:r>
-        <w:t>forprototype1 classname::function1</w:t>
-      </w:r>
-      <w:r>
-        <w:t>(…){}</w:t>
-      </w:r>
-    </w:p>
-    <w:p>
-      <w:pPr>
-        <w:pStyle w:val="Heading6"/>
-      </w:pPr>
-      <w:r>
-        <w:t>Class</w:t>
-      </w:r>
-      <w:r>
-        <w:t>’s</w:t>
-      </w:r>
-      <w:r>
-        <w:t xml:space="preserve"> Object</w:t>
-      </w:r>
-      <w:r>
-        <w:t xml:space="preserve"> Instantiation</w:t>
-      </w:r>
-    </w:p>
-    <w:p>
-      <w:r>
-        <w:t>the instantiation can but does not always happen after the class definition</w:t>
-      </w:r>
-      <w:r>
-        <w:t>:</w:t>
-      </w:r>
-    </w:p>
-    <w:p>
-      <w:pPr>
-        <w:pStyle w:val="Code"/>
-      </w:pPr>
-      <w:r>
-        <w:t>class classname {}</w:t>
-      </w:r>
-      <w:r>
-        <w:rPr>
+        <w:t>Const Member functions</w:t>
+      </w:r>
+    </w:p>
+    <w:p>
+      <w:r>
+        <w:t>Defining a member function demands it NOT to touch the instance variables of the class.</w:t>
+      </w:r>
+      <w:r>
+        <w:t xml:space="preserve"> Using the following format:</w:t>
+      </w:r>
+    </w:p>
+    <w:p>
+      <w:pPr>
+        <w:rPr>
+          <w:b/>
+          <w:bCs/>
+        </w:rPr>
+      </w:pPr>
+      <w:r>
+        <w:rPr>
+          <w:b/>
+          <w:bCs/>
+        </w:rPr>
+        <w:t>ReturnType FunctionName (type param1,type param2,…)</w:t>
+      </w:r>
+      <w:r>
+        <w:rPr>
+          <w:b/>
+          <w:bCs/>
           <w:i/>
           <w:iCs/>
         </w:rPr>
-        <w:t>instancename</w:t>
-      </w:r>
-      <w:r>
-        <w:t>;</w:t>
-      </w:r>
-    </w:p>
-    <w:p>
-      <w:r>
-        <w:t>More often than not the instantiation happens like a normal variable definition (Assuming the class’s declaration and definition have been seen linked):</w:t>
-      </w:r>
-    </w:p>
-    <w:p>
-      <w:pPr>
-        <w:pStyle w:val="Code"/>
-      </w:pPr>
-      <w:r>
-        <w:t>classname instancename;</w:t>
-      </w:r>
-    </w:p>
-    <w:p>
-      <w:pPr>
-        <w:pStyle w:val="Heading6"/>
-      </w:pPr>
-      <w:r>
-        <w:t>Member Functions</w:t>
-      </w:r>
-    </w:p>
-    <w:p>
-      <w:pPr>
-        <w:pStyle w:val="Heading7"/>
-      </w:pPr>
-      <w:r>
-        <w:t>Non statics</w:t>
-      </w:r>
-    </w:p>
-    <w:p>
-      <w:pPr>
-        <w:pStyle w:val="Heading8"/>
-      </w:pPr>
-      <w:r>
-        <w:t>Default parameters</w:t>
-      </w:r>
-    </w:p>
-    <w:p>
-      <w:pPr>
-        <w:rPr>
-          <w:rStyle w:val="Emphasis"/>
-          <w:i w:val="0"/>
-          <w:iCs w:val="0"/>
-        </w:rPr>
-      </w:pPr>
-      <w:r>
-        <w:t xml:space="preserve">These default parameters </w:t>
-      </w:r>
-      <w:r>
-        <w:t>SHOULD ONLY BE DEFINED IN THE DECLARATION.</w:t>
-      </w:r>
-    </w:p>
-    <w:p>
-      <w:pPr>
-        <w:pStyle w:val="Heading8"/>
-      </w:pPr>
-      <w:r>
-        <w:lastRenderedPageBreak/>
+        <w:t>const</w:t>
+      </w:r>
+    </w:p>
+    <w:p>
+      <w:pPr>
+        <w:rPr>
+          <w:b/>
+          <w:bCs/>
+          <w:u w:val="single"/>
+        </w:rPr>
+      </w:pPr>
+      <w:r>
+        <w:rPr>
+          <w:b/>
+          <w:bCs/>
+          <w:u w:val="single"/>
+        </w:rPr>
+        <w:t xml:space="preserve">The </w:t>
+      </w:r>
+      <w:r>
+        <w:rPr>
+          <w:b/>
+          <w:bCs/>
+          <w:i/>
+          <w:iCs/>
+          <w:u w:val="single"/>
+        </w:rPr>
+        <w:t>const</w:t>
+      </w:r>
+      <w:r>
+        <w:rPr>
+          <w:b/>
+          <w:bCs/>
+          <w:u w:val="single"/>
+        </w:rPr>
+        <w:t xml:space="preserve"> should be present in both the definition and the declaration.</w:t>
+      </w:r>
+    </w:p>
+    <w:p>
+      <w:pPr>
+        <w:pStyle w:val="Heading5"/>
+      </w:pPr>
+      <w:r>
+        <w:t>Friends</w:t>
+      </w:r>
+    </w:p>
+    <w:p>
+      <w:pPr>
+        <w:pStyle w:val="Heading5"/>
+      </w:pPr>
+      <w:r>
         <w:t>Constructors</w:t>
       </w:r>
     </w:p>
     <w:p>
       <w:r>
+        <w:t>The short version</w:t>
+      </w:r>
+      <w:r>
+        <w:t>: A constructor is a member function to be called right upon instantiation of a class</w:t>
+      </w:r>
+      <w:r>
+        <w:t>, usually to set some of it’s variables at that very moment</w:t>
+      </w:r>
+      <w:r>
+        <w:t>.</w:t>
+      </w:r>
+    </w:p>
+    <w:p>
+      <w:r>
+        <w:t xml:space="preserve">The long version: </w:t>
+      </w:r>
+      <w:r>
         <w:t xml:space="preserve">A constructor is an </w:t>
       </w:r>
       <w:r>
@@ -10799,7 +11013,40 @@
         <w:t>essential role</w:t>
       </w:r>
       <w:r>
-        <w:t xml:space="preserve"> among functions that one member function must ultimately play. The way the constructor is decided varies depending  on which of the main 2 circumstances we are dealing with:</w:t>
+        <w:t xml:space="preserve"> </w:t>
+      </w:r>
+      <w:r>
+        <w:t>for</w:t>
+      </w:r>
+      <w:r>
+        <w:t xml:space="preserve"> </w:t>
+      </w:r>
+      <w:r>
+        <w:t xml:space="preserve">a </w:t>
+      </w:r>
+      <w:r>
+        <w:t>class’s</w:t>
+      </w:r>
+      <w:r>
+        <w:t xml:space="preserve"> non static member</w:t>
+      </w:r>
+      <w:r>
+        <w:t xml:space="preserve"> functions</w:t>
+      </w:r>
+      <w:r>
+        <w:t>,</w:t>
+      </w:r>
+      <w:r>
+        <w:t xml:space="preserve"> </w:t>
+      </w:r>
+      <w:r>
+        <w:t xml:space="preserve">that one </w:t>
+      </w:r>
+      <w:r>
+        <w:t xml:space="preserve">non static </w:t>
+      </w:r>
+      <w:r>
+        <w:t>member function must ultimately play. The way the constructor is decided varies depending  on which of the main 2 circumstances we are dealing with:</w:t>
       </w:r>
     </w:p>
     <w:p>
@@ -10811,7 +11058,30 @@
         </w:numPr>
       </w:pPr>
       <w:r>
-        <w:t xml:space="preserve">No candidates for constructor : In this scenario there are no suggested functions for the role, hence the compiler automatically generates a default empty constructor at compilation. </w:t>
+        <w:t>No candidates for constructor : In this scenario there are no suggested functions for the role, hence the compiler automatically generates a default empty constructor at compilation.</w:t>
+      </w:r>
+      <w:r>
+        <w:t xml:space="preserve"> </w:t>
+      </w:r>
+      <w:r>
+        <w:rPr>
+          <w:u w:val="single"/>
+        </w:rPr>
+        <w:t xml:space="preserve">The constructor created by the compiler using this method is called a </w:t>
+      </w:r>
+      <w:r>
+        <w:rPr>
+          <w:b/>
+          <w:bCs/>
+          <w:u w:val="single"/>
+        </w:rPr>
+        <w:t>Default Constructor</w:t>
+      </w:r>
+      <w:r>
+        <w:t>.</w:t>
+      </w:r>
+      <w:r>
+        <w:t xml:space="preserve"> </w:t>
       </w:r>
     </w:p>
     <w:p>
@@ -10823,12 +11093,187 @@
         </w:numPr>
       </w:pPr>
       <w:r>
-        <w:t>There’s a list of candidates for constructor: In this scenario the user has defined a constructor or overloads of constructors for different circumstances. In this scenario the compiler will either force you to meet the required circumstances for at least one of the overloads of the constructor and then call it OR if the required circumstances are met it jumps to calling the constructor that fits the situation.</w:t>
-      </w:r>
-    </w:p>
-    <w:p>
-      <w:pPr>
-        <w:pStyle w:val="Heading9"/>
+        <w:t>There’s a</w:t>
+      </w:r>
+      <w:r>
+        <w:t xml:space="preserve"> custom</w:t>
+      </w:r>
+      <w:r>
+        <w:t xml:space="preserve"> list of candidates for constructor: In this scenario the user has defined a constructor or overloads of constructors for different circumstances. In this scenario the compiler will either force you to meet the required circumstances for at least one of the overloads of the constructor and then call it OR if the required circumstances are met it jumps to calling </w:t>
+      </w:r>
+      <w:r>
+        <w:lastRenderedPageBreak/>
+        <w:t>the constructor that fits the situation.</w:t>
+      </w:r>
+      <w:r>
+        <w:t xml:space="preserve"> The constructor that’s decided using this method is also known as </w:t>
+      </w:r>
+      <w:r>
+        <w:rPr>
+          <w:b/>
+          <w:bCs/>
+        </w:rPr>
+        <w:t>Custom Constructor</w:t>
+      </w:r>
+      <w:r>
+        <w:t>.</w:t>
+      </w:r>
+    </w:p>
+    <w:p>
+      <w:r>
+        <w:t xml:space="preserve">There are certain </w:t>
+      </w:r>
+      <w:r>
+        <w:t>requirements that</w:t>
+      </w:r>
+      <w:r>
+        <w:t xml:space="preserve"> a</w:t>
+      </w:r>
+      <w:r>
+        <w:t xml:space="preserve"> custom constructor (or a candidate for it)</w:t>
+      </w:r>
+      <w:r>
+        <w:t xml:space="preserve"> </w:t>
+      </w:r>
+      <w:r>
+        <w:rPr>
+          <w:b/>
+          <w:bCs/>
+          <w:u w:val="single"/>
+        </w:rPr>
+        <w:t xml:space="preserve">MUST </w:t>
+      </w:r>
+      <w:r>
+        <w:rPr>
+          <w:b/>
+          <w:bCs/>
+          <w:u w:val="single"/>
+        </w:rPr>
+        <w:t xml:space="preserve"> MEET</w:t>
+      </w:r>
+      <w:r>
+        <w:t>:</w:t>
+      </w:r>
+    </w:p>
+    <w:p>
+      <w:pPr>
+        <w:pStyle w:val="ListParagraph"/>
+        <w:numPr>
+          <w:ilvl w:val="0"/>
+          <w:numId w:val="50"/>
+        </w:numPr>
+      </w:pPr>
+      <w:r>
+        <w:t xml:space="preserve">It  </w:t>
+      </w:r>
+      <w:r>
+        <w:rPr>
+          <w:b/>
+          <w:bCs/>
+        </w:rPr>
+        <w:t>SHOULD NOT HAVE</w:t>
+      </w:r>
+      <w:r>
+        <w:t xml:space="preserve"> a return type</w:t>
+      </w:r>
+      <w:r>
+        <w:t>.</w:t>
+      </w:r>
+    </w:p>
+    <w:p>
+      <w:pPr>
+        <w:pStyle w:val="ListParagraph"/>
+        <w:numPr>
+          <w:ilvl w:val="0"/>
+          <w:numId w:val="50"/>
+        </w:numPr>
+      </w:pPr>
+      <w:r>
+        <w:t xml:space="preserve">It </w:t>
+      </w:r>
+      <w:r>
+        <w:rPr>
+          <w:b/>
+          <w:bCs/>
+        </w:rPr>
+        <w:t xml:space="preserve">SHOULD NOT BE </w:t>
+      </w:r>
+      <w:r>
+        <w:t>static.</w:t>
+      </w:r>
+    </w:p>
+    <w:p>
+      <w:pPr>
+        <w:pStyle w:val="ListParagraph"/>
+        <w:numPr>
+          <w:ilvl w:val="0"/>
+          <w:numId w:val="50"/>
+        </w:numPr>
+      </w:pPr>
+      <w:r>
+        <w:t xml:space="preserve">It </w:t>
+      </w:r>
+      <w:r>
+        <w:rPr>
+          <w:b/>
+          <w:bCs/>
+        </w:rPr>
+        <w:t xml:space="preserve">SHOULD </w:t>
+      </w:r>
+      <w:r>
+        <w:t>be a member function.</w:t>
+      </w:r>
+    </w:p>
+    <w:p>
+      <w:pPr>
+        <w:pStyle w:val="ListParagraph"/>
+        <w:numPr>
+          <w:ilvl w:val="0"/>
+          <w:numId w:val="50"/>
+        </w:numPr>
+      </w:pPr>
+      <w:r>
+        <w:t xml:space="preserve">It </w:t>
+      </w:r>
+      <w:r>
+        <w:rPr>
+          <w:b/>
+          <w:bCs/>
+        </w:rPr>
+        <w:t xml:space="preserve">SHOULD </w:t>
+      </w:r>
+      <w:r>
+        <w:t>have the same name as it’s class.</w:t>
+      </w:r>
+    </w:p>
+    <w:p>
+      <w:pPr>
+        <w:pStyle w:val="ListParagraph"/>
+        <w:numPr>
+          <w:ilvl w:val="0"/>
+          <w:numId w:val="50"/>
+        </w:numPr>
+      </w:pPr>
+      <w:r>
+        <w:t xml:space="preserve">It </w:t>
+      </w:r>
+      <w:r>
+        <w:rPr>
+          <w:b/>
+          <w:bCs/>
+        </w:rPr>
+        <w:t xml:space="preserve">SHOULD </w:t>
+      </w:r>
+      <w:r>
+        <w:t>initialize the const members of the class</w:t>
+      </w:r>
+      <w:r>
+        <w:t xml:space="preserve"> using an initializer list if they do not have default values.</w:t>
+      </w:r>
+    </w:p>
+    <w:p>
+      <w:pPr>
+        <w:pStyle w:val="Heading6"/>
       </w:pPr>
       <w:r>
         <w:t>Constructor initializer list</w:t>
@@ -10884,7 +11329,7 @@
     </w:p>
     <w:p>
       <w:pPr>
-        <w:pStyle w:val="Heading9"/>
+        <w:pStyle w:val="Heading6"/>
       </w:pPr>
       <w:r>
         <w:t>Constructor Delegation</w:t>
@@ -10892,11 +11337,11 @@
     </w:p>
     <w:p>
       <w:r>
-        <w:t xml:space="preserve">There are times when the thing that happens in one overload of the constructor also happens at the beginning of another. In such times constructor delegation is one good approach for code reusability. In short: Constructor delegation is when a </w:t>
+        <w:t xml:space="preserve">There are times when the thing that happens in one overload of the constructor also happens at the beginning of another. In such times constructor delegation is one good approach for code reusability. In short: Constructor delegation is when a constructor overload calls another constructor overload to handle the identical first </w:t>
       </w:r>
       <w:r>
         <w:lastRenderedPageBreak/>
-        <w:t>constructor overload calls another constructor overload to handle the identical first step present in it with given arguments, instead of completely redefining that first step. It’s achieved using the following format:</w:t>
+        <w:t>step present in it with given arguments, instead of completely redefining that first step. It’s achieved using the following format:</w:t>
       </w:r>
     </w:p>
     <w:p>
@@ -10943,525 +11388,620 @@
         <w:pStyle w:val="Heading5"/>
       </w:pPr>
       <w:r>
-        <w:t>Instance Variables</w:t>
-      </w:r>
-    </w:p>
-    <w:p>
-      <w:pPr>
-        <w:pStyle w:val="Heading6"/>
-      </w:pPr>
-      <w:r>
-        <w:t>Statics</w:t>
-      </w:r>
-    </w:p>
-    <w:p>
-      <w:r>
-        <w:t>Static variables are global variables merely within the calss’s scope. Naturally it’s stupid to do literal initialization of them within the class. Leading to fucked up behavior</w:t>
-      </w:r>
-      <w:r>
-        <w:t xml:space="preserve"> and compilation error if you define them as const and try to initialize them within obj.</w:t>
-      </w:r>
-      <w:r>
-        <w:t xml:space="preserve"> We could define static instance variables outside of the class declaration as they are unique in the sense that they really aren’t instance variables, granting them the ability to exist and be defined regardless of instantiation.</w:t>
-      </w:r>
-    </w:p>
-    <w:p>
-      <w:pPr>
-        <w:pStyle w:val="Heading6"/>
-      </w:pPr>
-      <w:r>
-        <w:t xml:space="preserve">Inheritance </w:t>
-      </w:r>
-    </w:p>
-    <w:p>
-      <w:pPr>
-        <w:pStyle w:val="Heading7"/>
-      </w:pPr>
-      <w:r>
-        <w:t>Constructor</w:t>
-      </w:r>
-      <w:r>
-        <w:t>s</w:t>
-      </w:r>
-    </w:p>
-    <w:p>
-      <w:r>
-        <w:t xml:space="preserve">Inheritance has to account for constructors as well. Obviously in base classes with default constructors, this doesn’t seem like a big deal but for those with </w:t>
-      </w:r>
-      <w:r>
-        <w:rPr>
-          <w:b/>
-          <w:bCs/>
-        </w:rPr>
-        <w:t>const</w:t>
-      </w:r>
-      <w:r>
-        <w:rPr>
-          <w:b/>
-          <w:bCs/>
-        </w:rPr>
-        <w:t xml:space="preserve"> </w:t>
-      </w:r>
-      <w:r>
-        <w:t xml:space="preserve">members and those with custom constructors this is an additional pain in the ass </w:t>
-      </w:r>
-      <w:r>
-        <w:lastRenderedPageBreak/>
-        <w:t>indeed. The way we account for this is through using an initializer list to delegate constructor to the base constructor first.</w:t>
-      </w:r>
-    </w:p>
-    <w:p>
-      <w:pPr>
-        <w:pStyle w:val="Heading8"/>
-      </w:pPr>
-      <w:r>
-        <w:t>Delegation to base class constructor</w:t>
-      </w:r>
-    </w:p>
-    <w:p/>
-    <w:p>
-      <w:pPr>
-        <w:pStyle w:val="Heading8"/>
-      </w:pPr>
-      <w:r>
-        <w:t>Constructor Inheritance</w:t>
-      </w:r>
-    </w:p>
-    <w:p>
-      <w:r>
-        <w:t xml:space="preserve">We inherit a constructor </w:t>
-      </w:r>
-      <w:r>
-        <w:t>with a :</w:t>
-      </w:r>
-    </w:p>
-    <w:p>
-      <w:pPr>
-        <w:rPr>
-          <w:b/>
-          <w:bCs/>
-        </w:rPr>
-      </w:pPr>
-      <w:r>
-        <w:rPr>
-          <w:b/>
-          <w:bCs/>
-        </w:rPr>
-        <w:t>using</w:t>
-      </w:r>
-      <w:r>
-        <w:rPr>
-          <w:b/>
-          <w:bCs/>
-        </w:rPr>
-        <w:t xml:space="preserve"> </w:t>
-      </w:r>
-      <w:r>
-        <w:rPr>
-          <w:b/>
-          <w:bCs/>
-        </w:rPr>
-        <w:t>BaseClass::BaseClass;</w:t>
-      </w:r>
-    </w:p>
-    <w:p>
-      <w:r>
-        <w:t>inheritance,</w:t>
-      </w:r>
-      <w:r>
-        <w:t xml:space="preserve"> which results in the baseclass’s constructor being defined as an overload constructor in the inherited class.</w:t>
-      </w:r>
-    </w:p>
-    <w:p>
-      <w:pPr>
-        <w:pStyle w:val="Heading4"/>
-      </w:pPr>
-      <w:r>
-        <w:t>Preprocessors</w:t>
-      </w:r>
-    </w:p>
-    <w:p>
-      <w:pPr>
-        <w:pStyle w:val="Heading6"/>
-      </w:pPr>
-      <w:r>
-        <w:t>extern “C”</w:t>
-      </w:r>
-      <w:r>
-        <w:t xml:space="preserve"> </w:t>
-      </w:r>
-      <w:r>
-        <w:t>{C function declarations}</w:t>
-      </w:r>
-    </w:p>
-    <w:p>
-      <w:r>
-        <w:t>Makes C++ compiler load C function declarations accordingly.</w:t>
-      </w:r>
-    </w:p>
-    <w:p>
-      <w:pPr>
-        <w:pStyle w:val="Heading6"/>
-      </w:pPr>
-      <w:r>
-        <w:t>__cplusplus</w:t>
-      </w:r>
-    </w:p>
-    <w:p>
-      <w:r>
-        <w:t>If the compiler is a C++ compiler.</w:t>
-      </w:r>
-    </w:p>
-    <w:p>
-      <w:pPr>
-        <w:pStyle w:val="Heading3"/>
-      </w:pPr>
-      <w:r>
-        <w:lastRenderedPageBreak/>
-        <w:t>STL</w:t>
-      </w:r>
-    </w:p>
-    <w:p>
-      <w:pPr>
-        <w:pStyle w:val="Heading4"/>
-      </w:pPr>
-      <w:r>
-        <w:t>Types</w:t>
-      </w:r>
-    </w:p>
-    <w:p>
-      <w:pPr>
-        <w:pStyle w:val="Heading5"/>
-      </w:pPr>
-      <w:r>
-        <w:t>std::string</w:t>
-      </w:r>
-    </w:p>
-    <w:p>
-      <w:r>
-        <w:t xml:space="preserve">The type </w:t>
-      </w:r>
-      <w:r>
-        <w:t>introduces dynamic</w:t>
-      </w:r>
-      <w:r>
-        <w:t>ally allocated</w:t>
-      </w:r>
-      <w:r>
-        <w:t xml:space="preserve"> </w:t>
-      </w:r>
-      <w:r>
-        <w:t xml:space="preserve">character </w:t>
-      </w:r>
-      <w:r>
-        <w:t xml:space="preserve">string </w:t>
-      </w:r>
-      <w:r>
-        <w:t xml:space="preserve">type and goes on to implement + concatenation </w:t>
-      </w:r>
-      <w:r>
-        <w:t>operations</w:t>
-      </w:r>
-      <w:r>
-        <w:t xml:space="preserve"> for it</w:t>
-      </w:r>
-      <w:r>
-        <w:t xml:space="preserve"> and all.</w:t>
-      </w:r>
-      <w:r>
-        <w:t xml:space="preserve"> The </w:t>
-      </w:r>
-      <w:r>
-        <w:t xml:space="preserve">+ </w:t>
-      </w:r>
-      <w:r>
-        <w:t>concatenation</w:t>
-      </w:r>
-      <w:r>
-        <w:t xml:space="preserve"> </w:t>
-      </w:r>
-      <w:r>
-        <w:t xml:space="preserve"> begins since reaching the std::string type and will continue on</w:t>
-      </w:r>
-      <w:r>
-        <w:t>.</w:t>
-      </w:r>
-      <w:r>
-        <w:t xml:space="preserve"> </w:t>
-      </w:r>
-    </w:p>
-    <w:p>
-      <w:pPr>
-        <w:pStyle w:val="Heading5"/>
-      </w:pPr>
-      <w:r>
-        <w:t>std::</w:t>
-      </w:r>
-      <w:r>
-        <w:t>cin</w:t>
-      </w:r>
-    </w:p>
-    <w:p>
-      <w:pPr>
-        <w:pStyle w:val="Heading6"/>
-      </w:pPr>
-      <w:r>
-        <w:t>&gt;&gt;</w:t>
-      </w:r>
-    </w:p>
-    <w:p>
-      <w:r>
-        <w:t>An overloaded operator</w:t>
-      </w:r>
-      <w:r>
-        <w:t xml:space="preserve"> that</w:t>
-      </w:r>
-      <w:r>
-        <w:t xml:space="preserve"> takes a first argument of type std::cin</w:t>
-      </w:r>
-      <w:r>
-        <w:t xml:space="preserve"> (left param) </w:t>
-      </w:r>
-      <w:r>
-        <w:t>(</w:t>
-      </w:r>
-      <w:r>
-        <w:t>which is a</w:t>
-      </w:r>
-      <w:r>
-        <w:t xml:space="preserve"> whitespace terminated </w:t>
-      </w:r>
-      <w:r>
-        <w:t>i</w:t>
-      </w:r>
-      <w:r>
-        <w:t>nput stream</w:t>
-      </w:r>
-      <w:r>
-        <w:t>)</w:t>
-      </w:r>
-      <w:r>
-        <w:t xml:space="preserve"> and gives it to a g</w:t>
-      </w:r>
-      <w:r>
-        <w:t>eneric type second argument.</w:t>
-      </w:r>
-    </w:p>
-    <w:p>
-      <w:r>
-        <w:t xml:space="preserve"> </w:t>
-      </w:r>
-    </w:p>
-    <w:p>
-      <w:pPr>
-        <w:pStyle w:val="Heading2"/>
-      </w:pPr>
-      <w:bookmarkStart w:id="1" w:name="_Hlk216902900"/>
-      <w:r>
-        <w:lastRenderedPageBreak/>
-        <w:t>The Java Programming Language</w:t>
-      </w:r>
-    </w:p>
-    <w:p>
-      <w:pPr>
-        <w:pStyle w:val="Heading3"/>
-      </w:pPr>
-      <w:r>
-        <w:t xml:space="preserve">General flow of </w:t>
-      </w:r>
-      <w:r>
-        <w:t>Java</w:t>
-      </w:r>
-      <w:r>
-        <w:t xml:space="preserve"> programs</w:t>
-      </w:r>
-    </w:p>
-    <w:p>
-      <w:r>
-        <w:t>After the installation of Java runtime and all… and setting the PATH variables so that java compiler and java virtual machine become accessible from the commandline</w:t>
-      </w:r>
-      <w:r>
-        <w:t>, we could use:</w:t>
-      </w:r>
-    </w:p>
-    <w:p>
-      <w:r>
-        <w:rPr>
-          <w:b/>
-          <w:bCs/>
-        </w:rPr>
-        <w:t>j</w:t>
-      </w:r>
-      <w:r>
-        <w:rPr>
-          <w:b/>
-          <w:bCs/>
-        </w:rPr>
-        <w:t>avac filename.java</w:t>
-      </w:r>
-      <w:r>
-        <w:rPr>
-          <w:b/>
-          <w:bCs/>
-        </w:rPr>
-        <w:br/>
-      </w:r>
-      <w:r>
-        <w:t>to compile our java file to bytecode and then use</w:t>
-      </w:r>
-    </w:p>
-    <w:p>
-      <w:r>
-        <w:rPr>
-          <w:b/>
-          <w:bCs/>
-        </w:rPr>
-        <w:t>java filename</w:t>
-      </w:r>
-      <w:r>
-        <w:rPr>
-          <w:b/>
-          <w:bCs/>
-        </w:rPr>
-        <w:br/>
-      </w:r>
-      <w:r>
-        <w:t>to run the now byte code version of the program on JVM.</w:t>
-      </w:r>
-    </w:p>
-    <w:p>
-      <w:pPr>
-        <w:rPr>
-          <w:b/>
-          <w:bCs/>
-        </w:rPr>
-      </w:pPr>
-      <w:r>
-        <w:t>Java sees every program as a bunch of classes</w:t>
-      </w:r>
-      <w:r>
-        <w:t>, member functions (called methods) and their variables.</w:t>
-      </w:r>
-      <w:r>
-        <w:t xml:space="preserve"> Naturally as a result of this,</w:t>
-      </w:r>
-      <w:r>
-        <w:t xml:space="preserve"> </w:t>
-      </w:r>
-      <w:r>
-        <w:t xml:space="preserve">the concept of </w:t>
-      </w:r>
-      <w:r>
-        <w:rPr>
-          <w:b/>
-          <w:bCs/>
-        </w:rPr>
-        <w:t>Global Scope Functions</w:t>
-      </w:r>
-      <w:r>
-        <w:t xml:space="preserve"> simply does not exist in Java</w:t>
-      </w:r>
-      <w:r>
-        <w:t xml:space="preserve">, as all functions are </w:t>
-      </w:r>
-      <w:r>
-        <w:rPr>
-          <w:b/>
-          <w:bCs/>
-        </w:rPr>
-        <w:t>member functions</w:t>
-      </w:r>
-      <w:r>
-        <w:t>/</w:t>
-      </w:r>
-      <w:r>
-        <w:rPr>
-          <w:b/>
-          <w:bCs/>
-        </w:rPr>
-        <w:t>m</w:t>
-      </w:r>
-      <w:r>
-        <w:rPr>
-          <w:b/>
-          <w:bCs/>
-        </w:rPr>
-        <w:t>ethods</w:t>
-      </w:r>
-      <w:r>
-        <w:rPr>
-          <w:b/>
-          <w:bCs/>
-        </w:rPr>
-        <w:t>.</w:t>
-      </w:r>
-    </w:p>
-    <w:p>
-      <w:r>
-        <w:t xml:space="preserve">By default Java imports the </w:t>
-      </w:r>
-      <w:r>
-        <w:t xml:space="preserve"> </w:t>
+        <w:t>Class</w:t>
+      </w:r>
+      <w:r>
+        <w:t>’s</w:t>
+      </w:r>
+      <w:r>
+        <w:t xml:space="preserve"> Object</w:t>
+      </w:r>
+      <w:r>
+        <w:t xml:space="preserve"> Instantiation</w:t>
+      </w:r>
+    </w:p>
+    <w:p>
+      <w:r>
+        <w:t>the instantiation can but does not always happen after the class definition</w:t>
+      </w:r>
+      <w:r>
+        <w:t>:</w:t>
+      </w:r>
+    </w:p>
+    <w:p>
+      <w:pPr>
+        <w:pStyle w:val="Code"/>
+      </w:pPr>
+      <w:r>
+        <w:t>class classname {}</w:t>
       </w:r>
       <w:r>
         <w:rPr>
           <w:i/>
           <w:iCs/>
         </w:rPr>
-        <w:t>java.lang</w:t>
-      </w:r>
-      <w:r>
-        <w:t xml:space="preserve"> package which is</w:t>
-      </w:r>
-      <w:r>
-        <w:t xml:space="preserve"> rt.jar</w:t>
-      </w:r>
-      <w:r>
-        <w:t xml:space="preserve"> in it</w:t>
-      </w:r>
-      <w:r>
-        <w:t xml:space="preserve">s </w:t>
+        <w:t>instancename</w:t>
+      </w:r>
+      <w:r>
+        <w:t>;</w:t>
+      </w:r>
+    </w:p>
+    <w:p>
+      <w:r>
+        <w:t>More often than not the instantiation happens like a normal variable definition (Assuming the class’s declaration and definition have been seen linked):</w:t>
+      </w:r>
+    </w:p>
+    <w:p>
+      <w:pPr>
+        <w:pStyle w:val="Code"/>
+      </w:pPr>
+      <w:r>
+        <w:t>classname instancename;</w:t>
+      </w:r>
+    </w:p>
+    <w:p>
+      <w:r>
+        <w:t>We typically initialize a class (that is, it’s constructor) by {}</w:t>
+      </w:r>
+      <w:r>
+        <w:t>.</w:t>
+      </w:r>
+    </w:p>
+    <w:p>
+      <w:pPr>
+        <w:pStyle w:val="Heading5"/>
+      </w:pPr>
+      <w:r>
+        <w:t>Instance Variables</w:t>
+      </w:r>
+    </w:p>
+    <w:p>
+      <w:pPr>
+        <w:pStyle w:val="Heading6"/>
+      </w:pPr>
+      <w:r>
+        <w:t>Statics</w:t>
+      </w:r>
+    </w:p>
+    <w:p>
+      <w:r>
+        <w:t>Static variables are global variables merely within the calss’s scope. Naturally it’s stupid to do literal initialization of them within the class. Leading to fucked up behavior</w:t>
+      </w:r>
+      <w:r>
+        <w:t xml:space="preserve"> and compilation error if you define them as const and try to initialize them within obj.</w:t>
+      </w:r>
+      <w:r>
+        <w:t xml:space="preserve"> We could define static instance variables outside of the class declaration as they are unique in the sense that they really aren’t instance variables, granting them the ability to exist and be defined regardless of instantiation.</w:t>
+      </w:r>
+    </w:p>
+    <w:p>
+      <w:pPr>
+        <w:pStyle w:val="Heading6"/>
+      </w:pPr>
+      <w:r>
+        <w:t xml:space="preserve">Inheritance </w:t>
+      </w:r>
+    </w:p>
+    <w:p>
+      <w:pPr>
+        <w:pStyle w:val="Heading7"/>
+      </w:pPr>
+      <w:r>
+        <w:t>Constructor</w:t>
+      </w:r>
+      <w:r>
+        <w:t>s</w:t>
+      </w:r>
+    </w:p>
+    <w:p>
+      <w:r>
+        <w:t xml:space="preserve">Inheritance has to account for constructors as well. Obviously in base classes with default constructors, this doesn’t seem like a big deal but for those with </w:t>
+      </w:r>
+      <w:r>
+        <w:rPr>
+          <w:b/>
+          <w:bCs/>
+        </w:rPr>
+        <w:t>const</w:t>
+      </w:r>
+      <w:r>
+        <w:rPr>
+          <w:b/>
+          <w:bCs/>
+        </w:rPr>
+        <w:t xml:space="preserve"> </w:t>
+      </w:r>
+      <w:r>
+        <w:t>members and those with custom constructors this is an additional pain in the ass indeed. The way we account for this is through using an initializer list to delegate constructor to the base constructor first.</w:t>
+      </w:r>
+    </w:p>
+    <w:p>
+      <w:pPr>
+        <w:pStyle w:val="Heading8"/>
+      </w:pPr>
+      <w:r>
+        <w:t>Delegation to base class constructor</w:t>
+      </w:r>
+    </w:p>
+    <w:p/>
+    <w:p>
+      <w:pPr>
+        <w:pStyle w:val="Heading8"/>
+      </w:pPr>
+      <w:r>
+        <w:t>Constructor Inheritance</w:t>
+      </w:r>
+    </w:p>
+    <w:p>
+      <w:r>
+        <w:t xml:space="preserve">We inherit a constructor </w:t>
+      </w:r>
+      <w:r>
+        <w:t>with a :</w:t>
+      </w:r>
+    </w:p>
+    <w:p>
+      <w:pPr>
+        <w:rPr>
+          <w:b/>
+          <w:bCs/>
+        </w:rPr>
+      </w:pPr>
+      <w:r>
+        <w:rPr>
+          <w:b/>
+          <w:bCs/>
+        </w:rPr>
+        <w:t>using</w:t>
+      </w:r>
+      <w:r>
+        <w:rPr>
+          <w:b/>
+          <w:bCs/>
+        </w:rPr>
+        <w:t xml:space="preserve"> </w:t>
+      </w:r>
+      <w:r>
+        <w:rPr>
+          <w:b/>
+          <w:bCs/>
+        </w:rPr>
+        <w:t>BaseClass::BaseClass;</w:t>
+      </w:r>
+    </w:p>
+    <w:p>
+      <w:r>
+        <w:t>inheritance,</w:t>
+      </w:r>
+      <w:r>
+        <w:t xml:space="preserve"> which results in the baseclass’s constructor being defined as an overload constructor in the inherited class.</w:t>
+      </w:r>
+    </w:p>
+    <w:p>
+      <w:pPr>
+        <w:pStyle w:val="Heading4"/>
+      </w:pPr>
+      <w:r>
+        <w:t>Preprocessors</w:t>
+      </w:r>
+    </w:p>
+    <w:p>
+      <w:pPr>
+        <w:pStyle w:val="Heading6"/>
+      </w:pPr>
+      <w:r>
+        <w:t>extern “C”</w:t>
+      </w:r>
+      <w:r>
+        <w:t xml:space="preserve"> </w:t>
+      </w:r>
+      <w:r>
+        <w:t>{C function declarations}</w:t>
+      </w:r>
+    </w:p>
+    <w:p>
+      <w:r>
+        <w:t>Makes C++ compiler load C function declarations accordingly.</w:t>
+      </w:r>
+    </w:p>
+    <w:p>
+      <w:pPr>
+        <w:pStyle w:val="Heading6"/>
+      </w:pPr>
+      <w:r>
+        <w:lastRenderedPageBreak/>
+        <w:t>__cplusplus</w:t>
+      </w:r>
+    </w:p>
+    <w:p>
+      <w:r>
+        <w:t>If the compiler is a C++ compiler.</w:t>
+      </w:r>
+    </w:p>
+    <w:p>
+      <w:pPr>
+        <w:pStyle w:val="Heading4"/>
+      </w:pPr>
+      <w:r>
+        <w:t>Data</w:t>
+      </w:r>
+      <w:r>
+        <w:t xml:space="preserve"> </w:t>
+      </w:r>
+      <w:r>
+        <w:t>Type</w:t>
+      </w:r>
+      <w:r>
+        <w:t>s</w:t>
+      </w:r>
+    </w:p>
+    <w:p/>
+    <w:p/>
+    <w:p>
+      <w:pPr>
+        <w:pStyle w:val="Heading3"/>
+      </w:pPr>
+      <w:r>
+        <w:t>STL</w:t>
+      </w:r>
+    </w:p>
+    <w:p>
+      <w:pPr>
+        <w:pStyle w:val="Heading4"/>
+      </w:pPr>
+      <w:r>
+        <w:t>Types</w:t>
+      </w:r>
+    </w:p>
+    <w:p>
+      <w:pPr>
+        <w:pStyle w:val="Heading5"/>
+      </w:pPr>
+      <w:r>
+        <w:t>std::string</w:t>
+      </w:r>
+    </w:p>
+    <w:p>
+      <w:r>
+        <w:t xml:space="preserve">The type </w:t>
+      </w:r>
+      <w:r>
+        <w:t>introduces dynamic</w:t>
+      </w:r>
+      <w:r>
+        <w:t>ally allocated</w:t>
+      </w:r>
+      <w:r>
+        <w:t xml:space="preserve"> </w:t>
+      </w:r>
+      <w:r>
+        <w:t xml:space="preserve">character </w:t>
+      </w:r>
+      <w:r>
+        <w:t xml:space="preserve">string </w:t>
+      </w:r>
+      <w:r>
+        <w:t xml:space="preserve">type and goes on to implement + concatenation </w:t>
+      </w:r>
+      <w:r>
+        <w:t>operations</w:t>
+      </w:r>
+      <w:r>
+        <w:t xml:space="preserve"> for it</w:t>
+      </w:r>
+      <w:r>
+        <w:t xml:space="preserve"> and all.</w:t>
+      </w:r>
+      <w:r>
+        <w:t xml:space="preserve"> The </w:t>
+      </w:r>
+      <w:r>
+        <w:t xml:space="preserve">+ </w:t>
+      </w:r>
+      <w:r>
+        <w:t>concatenation</w:t>
+      </w:r>
+      <w:r>
+        <w:t xml:space="preserve"> </w:t>
+      </w:r>
+      <w:r>
+        <w:t xml:space="preserve"> begins since reaching the std::string type and will continue on</w:t>
+      </w:r>
+      <w:r>
+        <w:t>.</w:t>
+      </w:r>
+      <w:r>
+        <w:t xml:space="preserve"> </w:t>
+      </w:r>
+    </w:p>
+    <w:p>
+      <w:pPr>
+        <w:pStyle w:val="Heading5"/>
+      </w:pPr>
+      <w:r>
+        <w:t>std::</w:t>
+      </w:r>
+      <w:r>
+        <w:t>cin</w:t>
+      </w:r>
+    </w:p>
+    <w:p>
+      <w:pPr>
+        <w:pStyle w:val="Heading6"/>
+      </w:pPr>
+      <w:r>
+        <w:t>&gt;&gt;</w:t>
+      </w:r>
+    </w:p>
+    <w:p>
+      <w:r>
+        <w:t>An overloaded operator</w:t>
+      </w:r>
+      <w:r>
+        <w:t xml:space="preserve"> that</w:t>
+      </w:r>
+      <w:r>
+        <w:t xml:space="preserve"> takes a first argument of type std::cin</w:t>
+      </w:r>
+      <w:r>
+        <w:t xml:space="preserve"> (left param) </w:t>
+      </w:r>
+      <w:r>
+        <w:t>(</w:t>
+      </w:r>
+      <w:r>
+        <w:t>which is a</w:t>
+      </w:r>
+      <w:r>
+        <w:t xml:space="preserve"> whitespace terminated </w:t>
+      </w:r>
+      <w:r>
+        <w:t>i</w:t>
+      </w:r>
+      <w:r>
+        <w:t>nput stream</w:t>
+      </w:r>
+      <w:r>
+        <w:t>)</w:t>
+      </w:r>
+      <w:r>
+        <w:t xml:space="preserve"> and gives it to a g</w:t>
+      </w:r>
+      <w:r>
+        <w:t>eneric type second argument.</w:t>
+      </w:r>
+    </w:p>
+    <w:p>
+      <w:r>
+        <w:lastRenderedPageBreak/>
+        <w:t xml:space="preserve"> </w:t>
+      </w:r>
+    </w:p>
+    <w:p>
+      <w:pPr>
+        <w:pStyle w:val="Heading2"/>
+      </w:pPr>
+      <w:bookmarkStart w:id="1" w:name="_Hlk216902900"/>
+      <w:r>
+        <w:t>Chapter</w:t>
+      </w:r>
+      <w:r>
+        <w:t xml:space="preserve"> </w:t>
+      </w:r>
+      <w:r>
+        <w:t xml:space="preserve">3: </w:t>
+      </w:r>
+      <w:r>
+        <w:t>The Java Programming Language</w:t>
+      </w:r>
+    </w:p>
+    <w:p>
+      <w:pPr>
+        <w:pStyle w:val="Heading3"/>
+      </w:pPr>
+      <w:r>
+        <w:t xml:space="preserve">General flow of </w:t>
+      </w:r>
+      <w:r>
+        <w:t>Java</w:t>
+      </w:r>
+      <w:r>
+        <w:t xml:space="preserve"> programs</w:t>
+      </w:r>
+    </w:p>
+    <w:p>
+      <w:r>
+        <w:t>After the installation of Java runtime and all… and setting the PATH variables so that java compiler and java virtual machine become accessible from the commandline</w:t>
+      </w:r>
+      <w:r>
+        <w:t>, we could use:</w:t>
+      </w:r>
+    </w:p>
+    <w:p>
+      <w:r>
+        <w:rPr>
+          <w:b/>
+          <w:bCs/>
+        </w:rPr>
+        <w:t>j</w:t>
+      </w:r>
+      <w:r>
+        <w:rPr>
+          <w:b/>
+          <w:bCs/>
+        </w:rPr>
+        <w:t>avac filename.java</w:t>
+      </w:r>
+      <w:r>
+        <w:rPr>
+          <w:b/>
+          <w:bCs/>
+        </w:rPr>
+        <w:br/>
+      </w:r>
+      <w:r>
+        <w:t>to compile our java file to bytecode and then use</w:t>
+      </w:r>
+    </w:p>
+    <w:p>
+      <w:r>
+        <w:rPr>
+          <w:b/>
+          <w:bCs/>
+        </w:rPr>
+        <w:t>java filename</w:t>
+      </w:r>
+      <w:r>
+        <w:rPr>
+          <w:b/>
+          <w:bCs/>
+        </w:rPr>
+        <w:br/>
+      </w:r>
+      <w:r>
+        <w:t>to run the now byte code version of the program on JVM.</w:t>
+      </w:r>
+    </w:p>
+    <w:p>
+      <w:pPr>
+        <w:rPr>
+          <w:b/>
+          <w:bCs/>
+        </w:rPr>
+      </w:pPr>
+      <w:r>
+        <w:t>Java sees every program as a bunch of classes</w:t>
+      </w:r>
+      <w:r>
+        <w:t>, member functions (called methods) and their variables.</w:t>
+      </w:r>
+      <w:r>
+        <w:t xml:space="preserve"> Naturally as a result of this,</w:t>
+      </w:r>
+      <w:r>
+        <w:t xml:space="preserve"> </w:t>
+      </w:r>
+      <w:r>
+        <w:t xml:space="preserve">the concept of </w:t>
+      </w:r>
+      <w:r>
+        <w:rPr>
+          <w:b/>
+          <w:bCs/>
+        </w:rPr>
+        <w:t xml:space="preserve">Global Scope </w:t>
+      </w:r>
+      <w:r>
+        <w:rPr>
+          <w:b/>
+          <w:bCs/>
+        </w:rPr>
+        <w:lastRenderedPageBreak/>
+        <w:t>Functions</w:t>
+      </w:r>
+      <w:r>
+        <w:t xml:space="preserve"> simply does not exist in Java</w:t>
+      </w:r>
+      <w:r>
+        <w:t xml:space="preserve">, as all functions are </w:t>
+      </w:r>
+      <w:r>
+        <w:rPr>
+          <w:b/>
+          <w:bCs/>
+        </w:rPr>
+        <w:t>member functions</w:t>
+      </w:r>
+      <w:r>
+        <w:t>/</w:t>
+      </w:r>
+      <w:r>
+        <w:rPr>
+          <w:b/>
+          <w:bCs/>
+        </w:rPr>
+        <w:t>m</w:t>
+      </w:r>
+      <w:r>
+        <w:rPr>
+          <w:b/>
+          <w:bCs/>
+        </w:rPr>
+        <w:t>ethods</w:t>
+      </w:r>
+      <w:r>
+        <w:rPr>
+          <w:b/>
+          <w:bCs/>
+        </w:rPr>
+        <w:t>.</w:t>
+      </w:r>
+    </w:p>
+    <w:p>
+      <w:r>
+        <w:t xml:space="preserve">By default Java imports the </w:t>
+      </w:r>
+      <w:r>
+        <w:t xml:space="preserve"> </w:t>
       </w:r>
       <w:r>
         <w:rPr>
           <w:i/>
           <w:iCs/>
         </w:rPr>
-        <w:t>Java/JDK/jre/lib</w:t>
-      </w:r>
-      <w:r>
-        <w:t xml:space="preserve"> directory.</w:t>
-      </w:r>
-    </w:p>
-    <w:p>
-      <w:r>
-        <w:lastRenderedPageBreak/>
-        <w:t>The content of java API</w:t>
-      </w:r>
-      <w:r>
-        <w:t xml:space="preserve">’s libs </w:t>
+        <w:t>java.lang</w:t>
+      </w:r>
+      <w:r>
+        <w:t xml:space="preserve"> package which is</w:t>
+      </w:r>
+      <w:r>
+        <w:t xml:space="preserve"> rt.jar</w:t>
+      </w:r>
+      <w:r>
+        <w:t xml:space="preserve"> in it</w:t>
+      </w:r>
+      <w:r>
+        <w:t xml:space="preserve">s </w:t>
       </w:r>
       <w:r>
         <w:rPr>
           <w:i/>
           <w:iCs/>
         </w:rPr>
-        <w:t>/rt.jars</w:t>
-      </w:r>
-      <w:r>
-        <w:t xml:space="preserve"> within IDEs is usually shown as actual source code which is in contrast with how JAR files </w:t>
-      </w:r>
-      <w:r>
-        <w:t>contain the bytecode, this is because for convenience Java IDE’s (at least in the case of IntelliJ) view a different archive, the source code archive for the existing byte codes</w:t>
-      </w:r>
-      <w:r>
-        <w:t xml:space="preserve">, which is typically in the root folder of Java and is named </w:t>
+        <w:t>Java/JDK/jre/lib</w:t>
+      </w:r>
+      <w:r>
+        <w:t xml:space="preserve"> directory.</w:t>
+      </w:r>
+    </w:p>
+    <w:p>
+      <w:r>
+        <w:t>The content of java API</w:t>
+      </w:r>
+      <w:r>
+        <w:t xml:space="preserve">’s libs </w:t>
       </w:r>
       <w:r>
         <w:rPr>
           <w:i/>
           <w:iCs/>
         </w:rPr>
+        <w:t>/rt.jars</w:t>
+      </w:r>
+      <w:r>
+        <w:t xml:space="preserve"> within IDEs is usually shown as actual source code which is in contrast with how JAR files </w:t>
+      </w:r>
+      <w:r>
+        <w:t>contain the bytecode, this is because for convenience Java IDE’s (at least in the case of IntelliJ) view a different archive, the source code archive for the existing byte codes</w:t>
+      </w:r>
+      <w:r>
+        <w:t xml:space="preserve">, which is typically in the root folder of Java and is named </w:t>
+      </w:r>
+      <w:r>
+        <w:rPr>
+          <w:i/>
+          <w:iCs/>
+        </w:rPr>
         <w:t>src.zip</w:t>
       </w:r>
       <w:r>
@@ -11537,6 +12077,7 @@
         <w:pStyle w:val="Heading4"/>
       </w:pPr>
       <w:r>
+        <w:lastRenderedPageBreak/>
         <w:t>Java Modulariza</w:t>
       </w:r>
       <w:r>
@@ -11692,7 +12233,6 @@
           <w:i/>
           <w:iCs/>
         </w:rPr>
-        <w:lastRenderedPageBreak/>
         <w:t xml:space="preserve">Source Code </w:t>
       </w:r>
       <w:r>
@@ -11947,6 +12487,7 @@
         <w:pStyle w:val="Heading6"/>
       </w:pPr>
       <w:r>
+        <w:lastRenderedPageBreak/>
         <w:t>Abstract Class</w:t>
       </w:r>
     </w:p>
@@ -11965,7 +12506,6 @@
         <w:pStyle w:val="Heading5"/>
       </w:pPr>
       <w:r>
-        <w:lastRenderedPageBreak/>
         <w:t xml:space="preserve">Compilation </w:t>
       </w:r>
       <w:r>
@@ -12106,6 +12646,7 @@
         <w:pStyle w:val="Heading6"/>
       </w:pPr>
       <w:r>
+        <w:lastRenderedPageBreak/>
         <w:t>Packages</w:t>
       </w:r>
     </w:p>
@@ -12175,117 +12716,117 @@
         <w:pStyle w:val="Heading7"/>
       </w:pPr>
       <w:r>
+        <w:t>JAR files</w:t>
+      </w:r>
+    </w:p>
+    <w:p>
+      <w:r>
+        <w:t>A jar file is a ZIP archive (Yes just like the same kinda zip archive you normally see in games/etc)</w:t>
+      </w:r>
+      <w:r>
+        <w:t xml:space="preserve"> that contains </w:t>
+      </w:r>
+      <w:r>
+        <w:t>byte-</w:t>
+      </w:r>
+      <w:r>
+        <w:t>code</w:t>
+      </w:r>
+      <w:r>
+        <w:t>/.class files</w:t>
+      </w:r>
+      <w:r>
+        <w:t xml:space="preserve"> </w:t>
+      </w:r>
+      <w:r>
+        <w:t xml:space="preserve">of </w:t>
+      </w:r>
+      <w:r>
+        <w:t>libraries.</w:t>
+      </w:r>
+    </w:p>
+    <w:p>
+      <w:pPr>
+        <w:pStyle w:val="Heading4"/>
+      </w:pPr>
+      <w:r>
+        <w:t>The Programming Process</w:t>
+      </w:r>
+    </w:p>
+    <w:p>
+      <w:pPr>
+        <w:pStyle w:val="Heading5"/>
+      </w:pPr>
+      <w:r>
+        <w:t>The Entry Point</w:t>
+      </w:r>
+    </w:p>
+    <w:p>
+      <w:r>
+        <w:t>Naturally the</w:t>
+      </w:r>
+      <w:r>
+        <w:t>re must be an entry point for the program this entry point will be in the form of a static function (So that there wouldn’t need to be an instantiation from it’s class to be accessible) named main</w:t>
+      </w:r>
+      <w:r>
+        <w:t>. There should be only ONE function with this name that the JVM binds to while loading .class files.</w:t>
+      </w:r>
+    </w:p>
+    <w:p>
+      <w:r>
+        <w:rPr>
+          <w:b/>
+          <w:bCs/>
+        </w:rPr>
+        <w:t>static void main (string[] args)</w:t>
+      </w:r>
+      <w:r>
+        <w:rPr>
+          <w:b/>
+          <w:bCs/>
+        </w:rPr>
+        <w:t>{}</w:t>
+      </w:r>
+    </w:p>
+    <w:p>
+      <w:r>
+        <w:t>is the natural entry point of java programs.</w:t>
+      </w:r>
+    </w:p>
+    <w:p>
+      <w:pPr>
+        <w:rPr>
+          <w:b/>
+          <w:bCs/>
+        </w:rPr>
+      </w:pPr>
+      <w:r>
+        <w:rPr>
+          <w:b/>
+          <w:bCs/>
+        </w:rPr>
+        <w:t>Tip</w:t>
+      </w:r>
+      <w:r>
+        <w:rPr>
+          <w:b/>
+          <w:bCs/>
+        </w:rPr>
+        <w:t xml:space="preserve">: </w:t>
+      </w:r>
+      <w:r>
+        <w:t>arrayname.fori is a good shortcut to create loop for array</w:t>
+      </w:r>
+      <w:r>
+        <w:t>.</w:t>
+      </w:r>
+    </w:p>
+    <w:p>
+      <w:pPr>
+        <w:pStyle w:val="Heading5"/>
+      </w:pPr>
+      <w:r>
         <w:lastRenderedPageBreak/>
-        <w:t>JAR files</w:t>
-      </w:r>
-    </w:p>
-    <w:p>
-      <w:r>
-        <w:t>A jar file is a ZIP archive (Yes just like the same kinda zip archive you normally see in games/etc)</w:t>
-      </w:r>
-      <w:r>
-        <w:t xml:space="preserve"> that contains </w:t>
-      </w:r>
-      <w:r>
-        <w:t>byte-</w:t>
-      </w:r>
-      <w:r>
-        <w:t>code</w:t>
-      </w:r>
-      <w:r>
-        <w:t>/.class files</w:t>
-      </w:r>
-      <w:r>
-        <w:t xml:space="preserve"> </w:t>
-      </w:r>
-      <w:r>
-        <w:t xml:space="preserve">of </w:t>
-      </w:r>
-      <w:r>
-        <w:t>libraries.</w:t>
-      </w:r>
-    </w:p>
-    <w:p>
-      <w:pPr>
-        <w:pStyle w:val="Heading4"/>
-      </w:pPr>
-      <w:r>
-        <w:t>The Programming Process</w:t>
-      </w:r>
-    </w:p>
-    <w:p>
-      <w:pPr>
-        <w:pStyle w:val="Heading5"/>
-      </w:pPr>
-      <w:r>
-        <w:t>The Entry Point</w:t>
-      </w:r>
-    </w:p>
-    <w:p>
-      <w:r>
-        <w:t>Naturally the</w:t>
-      </w:r>
-      <w:r>
-        <w:t>re must be an entry point for the program this entry point will be in the form of a static function (So that there wouldn’t need to be an instantiation from it’s class to be accessible) named main</w:t>
-      </w:r>
-      <w:r>
-        <w:t>. There should be only ONE function with this name that the JVM binds to while loading .class files.</w:t>
-      </w:r>
-    </w:p>
-    <w:p>
-      <w:r>
-        <w:rPr>
-          <w:b/>
-          <w:bCs/>
-        </w:rPr>
-        <w:t>static void main (string[] args)</w:t>
-      </w:r>
-      <w:r>
-        <w:rPr>
-          <w:b/>
-          <w:bCs/>
-        </w:rPr>
-        <w:t>{}</w:t>
-      </w:r>
-    </w:p>
-    <w:p>
-      <w:r>
-        <w:t>is the natural entry point of java programs.</w:t>
-      </w:r>
-    </w:p>
-    <w:p>
-      <w:pPr>
-        <w:rPr>
-          <w:b/>
-          <w:bCs/>
-        </w:rPr>
-      </w:pPr>
-      <w:r>
-        <w:rPr>
-          <w:b/>
-          <w:bCs/>
-        </w:rPr>
-        <w:t>Tip</w:t>
-      </w:r>
-      <w:r>
-        <w:rPr>
-          <w:b/>
-          <w:bCs/>
-        </w:rPr>
-        <w:t xml:space="preserve">: </w:t>
-      </w:r>
-      <w:r>
-        <w:t>arrayname.fori is a good shortcut to create loop for array</w:t>
-      </w:r>
-      <w:r>
-        <w:t>.</w:t>
-      </w:r>
-    </w:p>
-    <w:p>
-      <w:pPr>
-        <w:pStyle w:val="Heading5"/>
-      </w:pPr>
-      <w:r>
         <w:t>Methods</w:t>
       </w:r>
     </w:p>
@@ -12311,16 +12852,147 @@
         <w:pStyle w:val="Heading3"/>
       </w:pPr>
       <w:r>
+        <w:t>The Language</w:t>
+      </w:r>
+    </w:p>
+    <w:p>
+      <w:pPr>
+        <w:pStyle w:val="Heading4"/>
+      </w:pPr>
+      <w:r>
+        <w:t>Keywords</w:t>
+      </w:r>
+    </w:p>
+    <w:p>
+      <w:pPr>
+        <w:pStyle w:val="Heading5"/>
+      </w:pPr>
+      <w:r>
+        <w:t>Preprocessor</w:t>
+      </w:r>
+      <w:r>
+        <w:t>s</w:t>
+      </w:r>
+    </w:p>
+    <w:p>
+      <w:pPr>
+        <w:pStyle w:val="Heading6"/>
+      </w:pPr>
+      <w:r>
+        <w:t>I</w:t>
+      </w:r>
+      <w:r>
+        <w:t>mport</w:t>
+      </w:r>
+    </w:p>
+    <w:p>
+      <w:pPr>
+        <w:rPr>
+          <w:lang w:bidi="fa-IR"/>
+        </w:rPr>
+      </w:pPr>
+      <w:r>
+        <w:t>Used to include definitions of classes.</w:t>
+      </w:r>
+    </w:p>
+    <w:p>
+      <w:pPr>
+        <w:pStyle w:val="Heading5"/>
+      </w:pPr>
+      <w:r>
+        <w:t>Operators</w:t>
+      </w:r>
+    </w:p>
+    <w:p>
+      <w:pPr>
+        <w:pStyle w:val="Heading6"/>
+      </w:pPr>
+      <w:r>
+        <w:t>+</w:t>
+      </w:r>
+    </w:p>
+    <w:p>
+      <w:r>
+        <w:t>Aside from it’s already existing mathematical functionality that it had in C/C++, the operator allows for “seamless” concatenation of  numbers/non character data into</w:t>
+      </w:r>
+      <w:r>
+        <w:t xml:space="preserve"> strings.</w:t>
+      </w:r>
+      <w:r>
+        <w:t xml:space="preserve"> </w:t>
+      </w:r>
+    </w:p>
+    <w:p>
+      <w:pPr>
+        <w:pStyle w:val="Heading6"/>
+      </w:pPr>
+      <w:r>
         <w:lastRenderedPageBreak/>
-        <w:t>The Language</w:t>
-      </w:r>
-    </w:p>
+        <w:t xml:space="preserve">= </w:t>
+      </w:r>
+    </w:p>
+    <w:p>
+      <w:r>
+        <w:t>The assignment operator.</w:t>
+      </w:r>
+    </w:p>
+    <w:p>
+      <w:pPr>
+        <w:pStyle w:val="Heading5"/>
+      </w:pPr>
+      <w:r>
+        <w:t>Comments</w:t>
+      </w:r>
+    </w:p>
+    <w:p>
+      <w:r>
+        <w:t>// and /* are the goto keywords for comments with the exact same meaning they had in C/C++.</w:t>
+      </w:r>
+    </w:p>
+    <w:p>
+      <w:r>
+        <w:t>With the addition of /** which is a more specific and preferred commenting format that causes JDK to  use them in creating an HTML documentation.</w:t>
+      </w:r>
+    </w:p>
+    <w:p>
+      <w:pPr>
+        <w:pStyle w:val="Heading5"/>
+      </w:pPr>
+      <w:r>
+        <w:t>Control Statements</w:t>
+      </w:r>
+    </w:p>
+    <w:p>
+      <w:pPr>
+        <w:pStyle w:val="Heading6"/>
+      </w:pPr>
+      <w:r>
+        <w:t>Switch</w:t>
+      </w:r>
+    </w:p>
+    <w:p>
+      <w:r>
+        <w:t>It works as in C/C++ but now can accept non enum values such as</w:t>
+      </w:r>
+    </w:p>
+    <w:p/>
     <w:p>
       <w:pPr>
         <w:pStyle w:val="Heading4"/>
       </w:pPr>
       <w:r>
-        <w:t>Keywords</w:t>
+        <w:t>The essence of Data</w:t>
+      </w:r>
+    </w:p>
+    <w:p>
+      <w:r>
+        <w:t>The essence of data in Java just like in C/C++</w:t>
+      </w:r>
+      <w:r>
+        <w:t xml:space="preserve">. </w:t>
+      </w:r>
+      <w:r>
+        <w:t>Literals,vars and const vars.</w:t>
       </w:r>
     </w:p>
     <w:p>
@@ -12328,10 +13000,12 @@
         <w:pStyle w:val="Heading5"/>
       </w:pPr>
       <w:r>
-        <w:t>Preprocessor</w:t>
-      </w:r>
-      <w:r>
-        <w:t>s</w:t>
+        <w:t>Variables</w:t>
+      </w:r>
+    </w:p>
+    <w:p>
+      <w:r>
+        <w:t>Declare variables as close to where they’re first used as possible.</w:t>
       </w:r>
     </w:p>
     <w:p>
@@ -12339,28 +13013,37 @@
         <w:pStyle w:val="Heading6"/>
       </w:pPr>
       <w:r>
-        <w:t>I</w:t>
-      </w:r>
-      <w:r>
-        <w:t>mport</w:t>
-      </w:r>
-    </w:p>
-    <w:p>
-      <w:pPr>
-        <w:rPr>
-          <w:lang w:bidi="fa-IR"/>
-        </w:rPr>
-      </w:pPr>
-      <w:r>
-        <w:t>Used to include definitions of classes.</w:t>
-      </w:r>
-    </w:p>
-    <w:p>
-      <w:pPr>
-        <w:pStyle w:val="Heading5"/>
-      </w:pPr>
-      <w:r>
-        <w:t>Operators</w:t>
+        <w:t>final</w:t>
+      </w:r>
+    </w:p>
+    <w:p>
+      <w:r>
+        <w:t>Makes the variable a constant (basically const in C/C++)</w:t>
+      </w:r>
+      <w:r>
+        <w:t>.</w:t>
+      </w:r>
+    </w:p>
+    <w:p/>
+    <w:p>
+      <w:pPr>
+        <w:pStyle w:val="Heading4"/>
+      </w:pPr>
+      <w:r>
+        <w:t>Data Types</w:t>
+      </w:r>
+    </w:p>
+    <w:p>
+      <w:r>
+        <w:t>Primitive data types are written in small form while the non primitive types are written with the first letter capital</w:t>
+      </w:r>
+      <w:r>
+        <w:t>.</w:t>
+      </w:r>
+    </w:p>
+    <w:p>
+      <w:r>
+        <w:t>Use camel case for variables and method and pascal case for classes</w:t>
       </w:r>
     </w:p>
     <w:p>
@@ -12368,486 +13051,346 @@
         <w:pStyle w:val="Heading6"/>
       </w:pPr>
       <w:r>
-        <w:t>+</w:t>
-      </w:r>
-    </w:p>
-    <w:p>
-      <w:r>
-        <w:t>Aside from it’s already existing mathematical functionality that it had in C/C++, the operator allows for “seamless” concatenation of  numbers/non character data into</w:t>
-      </w:r>
-      <w:r>
-        <w:t xml:space="preserve"> strings.</w:t>
+        <w:t>Basic Data Types</w:t>
+      </w:r>
+      <w:r>
+        <w:t>/Primitive Types</w:t>
+      </w:r>
+    </w:p>
+    <w:p>
+      <w:pPr>
+        <w:rPr>
+          <w:b/>
+          <w:bCs/>
+          <w:u w:val="single"/>
+        </w:rPr>
+      </w:pPr>
+      <w:r>
+        <w:t>Their size remains the same on all machinery.</w:t>
       </w:r>
       <w:r>
         <w:t xml:space="preserve"> </w:t>
       </w:r>
+      <w:r>
+        <w:t>A primitive-type variable can hold exactly one value of its declared type at a time. For example, an int variable can store one integer at a time. When another value is assigned to that variable, the new value replaces the previous one—which is lost.</w:t>
+      </w:r>
+      <w:r>
+        <w:t xml:space="preserve"> </w:t>
+      </w:r>
+      <w:r>
+        <w:rPr>
+          <w:b/>
+          <w:bCs/>
+          <w:u w:val="single"/>
+        </w:rPr>
+        <w:t>Every primitive value and object in Java can be represented as a String</w:t>
+      </w:r>
+      <w:r>
+        <w:rPr>
+          <w:b/>
+          <w:bCs/>
+          <w:u w:val="single"/>
+        </w:rPr>
+        <w:t>, they get turned to strings either explicitly</w:t>
+      </w:r>
+      <w:r>
+        <w:rPr>
+          <w:b/>
+          <w:bCs/>
+          <w:u w:val="single"/>
+        </w:rPr>
+        <w:t>(such as in concat</w:t>
+      </w:r>
+      <w:r>
+        <w:rPr>
+          <w:b/>
+          <w:bCs/>
+          <w:u w:val="single"/>
+        </w:rPr>
+        <w:t>e</w:t>
+      </w:r>
+      <w:r>
+        <w:rPr>
+          <w:b/>
+          <w:bCs/>
+          <w:u w:val="single"/>
+        </w:rPr>
+        <w:t>nations)</w:t>
+      </w:r>
+      <w:r>
+        <w:rPr>
+          <w:b/>
+          <w:bCs/>
+          <w:u w:val="single"/>
+        </w:rPr>
+        <w:t xml:space="preserve"> or implicitly using </w:t>
+      </w:r>
+      <w:r>
+        <w:rPr>
+          <w:b/>
+          <w:bCs/>
+          <w:u w:val="single"/>
+        </w:rPr>
+        <w:t>a toString method that returns a String representation of the object</w:t>
+      </w:r>
+      <w:r>
+        <w:rPr>
+          <w:b/>
+          <w:bCs/>
+          <w:u w:val="single"/>
+        </w:rPr>
+        <w:t>, which all</w:t>
+      </w:r>
+      <w:r>
+        <w:rPr>
+          <w:b/>
+          <w:bCs/>
+          <w:u w:val="single"/>
+        </w:rPr>
+        <w:t xml:space="preserve"> the</w:t>
+      </w:r>
+      <w:r>
+        <w:rPr>
+          <w:b/>
+          <w:bCs/>
+          <w:u w:val="single"/>
+        </w:rPr>
+        <w:t xml:space="preserve"> </w:t>
+      </w:r>
+      <w:r>
+        <w:rPr>
+          <w:b/>
+          <w:bCs/>
+          <w:u w:val="single"/>
+        </w:rPr>
+        <w:t>primitive types have</w:t>
+      </w:r>
+      <w:r>
+        <w:rPr>
+          <w:b/>
+          <w:bCs/>
+          <w:u w:val="single"/>
+        </w:rPr>
+        <w:t>.</w:t>
+      </w:r>
+      <w:r>
+        <w:rPr>
+          <w:b/>
+          <w:bCs/>
+          <w:u w:val="single"/>
+        </w:rPr>
+        <w:t xml:space="preserve"> While the</w:t>
+      </w:r>
+      <w:r>
+        <w:rPr>
+          <w:b/>
+          <w:bCs/>
+          <w:u w:val="single"/>
+        </w:rPr>
+        <w:t xml:space="preserve"> p</w:t>
+      </w:r>
+      <w:r>
+        <w:rPr>
+          <w:b/>
+          <w:bCs/>
+          <w:u w:val="single"/>
+        </w:rPr>
+        <w:t>rimitive values used in String concatenation are converted to Strings</w:t>
+      </w:r>
+      <w:r>
+        <w:rPr>
+          <w:b/>
+          <w:bCs/>
+          <w:u w:val="single"/>
+        </w:rPr>
+        <w:t>, the</w:t>
+      </w:r>
+      <w:r>
+        <w:rPr>
+          <w:b/>
+          <w:bCs/>
+          <w:u w:val="single"/>
+        </w:rPr>
+        <w:t xml:space="preserve"> </w:t>
+      </w:r>
+      <w:r>
+        <w:rPr>
+          <w:b/>
+          <w:bCs/>
+          <w:u w:val="single"/>
+        </w:rPr>
+        <w:t>boolean ones</w:t>
+      </w:r>
+      <w:r>
+        <w:rPr>
+          <w:b/>
+          <w:bCs/>
+          <w:u w:val="single"/>
+        </w:rPr>
+        <w:t xml:space="preserve"> </w:t>
+      </w:r>
+      <w:r>
+        <w:rPr>
+          <w:b/>
+          <w:bCs/>
+          <w:u w:val="single"/>
+        </w:rPr>
+        <w:t>are</w:t>
+      </w:r>
+      <w:r>
+        <w:rPr>
+          <w:b/>
+          <w:bCs/>
+          <w:u w:val="single"/>
+        </w:rPr>
+        <w:t xml:space="preserve"> converted to the String "true" or "false".</w:t>
+      </w:r>
+    </w:p>
+    <w:p>
+      <w:pPr>
+        <w:pStyle w:val="Heading7"/>
+      </w:pPr>
+      <w:r>
+        <w:t>int</w:t>
+      </w:r>
+    </w:p>
+    <w:p/>
+    <w:p>
+      <w:pPr>
+        <w:pStyle w:val="Heading7"/>
+      </w:pPr>
+      <w:r>
+        <w:t xml:space="preserve">float </w:t>
+      </w:r>
+    </w:p>
+    <w:p>
+      <w:r>
+        <w:t>R</w:t>
+      </w:r>
+      <w:r>
+        <w:t>epresent</w:t>
+      </w:r>
+      <w:r>
+        <w:t xml:space="preserve"> </w:t>
+      </w:r>
+      <w:r>
+        <w:t>single-precision floating-point num bers and can hold up to seven significant digits.</w:t>
+      </w:r>
+    </w:p>
+    <w:p>
+      <w:pPr>
+        <w:pStyle w:val="Heading7"/>
+      </w:pPr>
+      <w:r>
+        <w:lastRenderedPageBreak/>
+        <w:t xml:space="preserve">double </w:t>
+      </w:r>
+    </w:p>
+    <w:p>
+      <w:r>
+        <w:t>R</w:t>
+      </w:r>
+      <w:r>
+        <w:t>epresent double precision floating-point numbers.</w:t>
+      </w:r>
+      <w:r>
+        <w:t xml:space="preserve"> </w:t>
+      </w:r>
+      <w:r>
+        <w:rPr>
+          <w:b/>
+          <w:bCs/>
+          <w:u w:val="single"/>
+        </w:rPr>
+        <w:t>If there are any trailing zeros in a double value, these will be discarded when the number is con verted to a Strin</w:t>
+      </w:r>
+      <w:r>
+        <w:rPr>
+          <w:b/>
+          <w:bCs/>
+          <w:u w:val="single"/>
+        </w:rPr>
+        <w:t>g.</w:t>
+      </w:r>
+    </w:p>
+    <w:p>
+      <w:pPr>
+        <w:pStyle w:val="Heading7"/>
+      </w:pPr>
+      <w:r>
+        <w:t>Instantiation</w:t>
+      </w:r>
     </w:p>
     <w:p>
       <w:pPr>
         <w:pStyle w:val="Heading6"/>
       </w:pPr>
       <w:r>
-        <w:t xml:space="preserve">= </w:t>
-      </w:r>
-    </w:p>
-    <w:p>
-      <w:r>
-        <w:t>The assignment operator.</w:t>
-      </w:r>
-    </w:p>
-    <w:p>
-      <w:pPr>
-        <w:pStyle w:val="Heading5"/>
-      </w:pPr>
-      <w:r>
-        <w:t>Comments</w:t>
-      </w:r>
-    </w:p>
-    <w:p>
-      <w:r>
-        <w:t>// and /* are the goto keywords for comments with the exact same meaning they had in C/C++.</w:t>
-      </w:r>
-    </w:p>
-    <w:p>
+        <w:t>Reference</w:t>
+      </w:r>
+      <w:r>
+        <w:t xml:space="preserve"> </w:t>
+      </w:r>
+      <w:r>
+        <w:t>Types</w:t>
+      </w:r>
+    </w:p>
+    <w:p>
+      <w:r>
+        <w:t>Programs use variables of reference types (normally called references) to store the addresses of objects in the computer’s memory. Such a variable is said to refer to an object in the program. Objects that are referenced may each contain many instance variables.</w:t>
+      </w:r>
+    </w:p>
+    <w:p>
+      <w:r>
+        <w:t>Instantiation of the non primitive types in Java doesn’t work like in C++ but thru an explicit new declaration and the use of “container” (automatically dereferenced non constant pointers to data)</w:t>
+      </w:r>
+      <w:r>
+        <w:t>. Which is why instead of instatiating classes as we did in C++, like any other data, in Java we rely on that new to begin with.</w:t>
+      </w:r>
+      <w:r>
+        <w:t xml:space="preserve"> Such “containers” or reference types as Java likes to call them are initialized to NULL by default.</w:t>
+      </w:r>
+    </w:p>
+    <w:p>
+      <w:pPr>
+        <w:pStyle w:val="Heading6"/>
+      </w:pPr>
+      <w:r>
+        <w:t>Derived Data Types</w:t>
+      </w:r>
+    </w:p>
+    <w:p>
+      <w:pPr>
+        <w:pStyle w:val="Heading7"/>
+      </w:pPr>
+      <w:r>
+        <w:t>Classes</w:t>
+      </w:r>
+    </w:p>
+    <w:p>
+      <w:r>
+        <w:t>Classes are user defined types that could and usually do include a bunch of variable/ constants and some behaviors</w:t>
+      </w:r>
+      <w:r>
+        <w:t xml:space="preserve"> called methods</w:t>
+      </w:r>
+      <w:r>
+        <w:t>.</w:t>
+      </w:r>
+    </w:p>
+    <w:p>
+      <w:r>
+        <w:t>Unlike in C++ where classes themselves did not have access modifiers and were always globally</w:t>
+      </w:r>
+      <w:r>
+        <w:t xml:space="preserve"> available, in Java the availability of the classes</w:t>
+      </w:r>
+      <w:r>
+        <w:t xml:space="preserve"> is defined by their </w:t>
+      </w:r>
       <w:r>
         <w:lastRenderedPageBreak/>
-        <w:t>With the addition of /** which is a more specific and preferred commenting format that causes JDK to  use them in creating an HTML documentation.</w:t>
-      </w:r>
-    </w:p>
-    <w:p>
-      <w:pPr>
-        <w:pStyle w:val="Heading5"/>
-      </w:pPr>
-      <w:r>
-        <w:t>Control Statements</w:t>
-      </w:r>
-    </w:p>
-    <w:p>
-      <w:pPr>
-        <w:pStyle w:val="Heading6"/>
-      </w:pPr>
-      <w:r>
-        <w:t>Switch</w:t>
-      </w:r>
-    </w:p>
-    <w:p>
-      <w:r>
-        <w:t>It works as in C/C++ but now can accept non enum values such as</w:t>
-      </w:r>
-    </w:p>
-    <w:p/>
-    <w:p>
-      <w:pPr>
-        <w:pStyle w:val="Heading4"/>
-      </w:pPr>
-      <w:r>
-        <w:t>The essence of Data</w:t>
-      </w:r>
-    </w:p>
-    <w:p>
-      <w:r>
-        <w:t>The essence of data in Java just like in C/C++</w:t>
-      </w:r>
-      <w:r>
-        <w:t xml:space="preserve">. </w:t>
-      </w:r>
-      <w:r>
-        <w:t>Literals,vars and const vars.</w:t>
-      </w:r>
-    </w:p>
-    <w:p>
-      <w:pPr>
-        <w:pStyle w:val="Heading5"/>
-      </w:pPr>
-      <w:r>
-        <w:t>Variables</w:t>
-      </w:r>
-    </w:p>
-    <w:p>
-      <w:r>
-        <w:t>Declare variables as close to where they’re first used as possible.</w:t>
-      </w:r>
-    </w:p>
-    <w:p>
-      <w:pPr>
-        <w:pStyle w:val="Heading6"/>
-      </w:pPr>
-      <w:r>
-        <w:t>final</w:t>
-      </w:r>
-    </w:p>
-    <w:p>
-      <w:r>
-        <w:t>Makes the variable a constant (basically const in C/C++)</w:t>
-      </w:r>
-      <w:r>
-        <w:t>.</w:t>
-      </w:r>
-    </w:p>
-    <w:p/>
-    <w:p>
-      <w:pPr>
-        <w:pStyle w:val="Heading4"/>
-      </w:pPr>
-      <w:r>
-        <w:t>Data Types</w:t>
-      </w:r>
-    </w:p>
-    <w:p>
-      <w:r>
-        <w:t>Primitive data types are written in small form while the non primitive types are written with the first letter capital</w:t>
-      </w:r>
-      <w:r>
-        <w:t>.</w:t>
-      </w:r>
-    </w:p>
-    <w:p>
-      <w:r>
-        <w:t>Use camel case for variables and method and pascal case for classes</w:t>
-      </w:r>
-    </w:p>
-    <w:p>
-      <w:pPr>
-        <w:pStyle w:val="Heading6"/>
-      </w:pPr>
-      <w:r>
-        <w:lastRenderedPageBreak/>
-        <w:t>Basic Data Types</w:t>
-      </w:r>
-      <w:r>
-        <w:t>/Primitive Types</w:t>
-      </w:r>
-    </w:p>
-    <w:p>
-      <w:pPr>
-        <w:rPr>
-          <w:b/>
-          <w:bCs/>
-          <w:u w:val="single"/>
-        </w:rPr>
-      </w:pPr>
-      <w:r>
-        <w:t>Their size remains the same on all machinery.</w:t>
-      </w:r>
-      <w:r>
-        <w:t xml:space="preserve"> </w:t>
-      </w:r>
-      <w:r>
-        <w:t>A primitive-type variable can hold exactly one value of its declared type at a time. For example, an int variable can store one integer at a time. When another value is assigned to that variable, the new value replaces the previous one—which is lost.</w:t>
-      </w:r>
-      <w:r>
-        <w:t xml:space="preserve"> </w:t>
-      </w:r>
-      <w:r>
-        <w:rPr>
-          <w:b/>
-          <w:bCs/>
-          <w:u w:val="single"/>
-        </w:rPr>
-        <w:t>Every primitive value and object in Java can be represented as a String</w:t>
-      </w:r>
-      <w:r>
-        <w:rPr>
-          <w:b/>
-          <w:bCs/>
-          <w:u w:val="single"/>
-        </w:rPr>
-        <w:t>, they get turned to strings either explicitly</w:t>
-      </w:r>
-      <w:r>
-        <w:rPr>
-          <w:b/>
-          <w:bCs/>
-          <w:u w:val="single"/>
-        </w:rPr>
-        <w:t>(such as in concat</w:t>
-      </w:r>
-      <w:r>
-        <w:rPr>
-          <w:b/>
-          <w:bCs/>
-          <w:u w:val="single"/>
-        </w:rPr>
-        <w:t>e</w:t>
-      </w:r>
-      <w:r>
-        <w:rPr>
-          <w:b/>
-          <w:bCs/>
-          <w:u w:val="single"/>
-        </w:rPr>
-        <w:t>nations)</w:t>
-      </w:r>
-      <w:r>
-        <w:rPr>
-          <w:b/>
-          <w:bCs/>
-          <w:u w:val="single"/>
-        </w:rPr>
-        <w:t xml:space="preserve"> or implicitly using </w:t>
-      </w:r>
-      <w:r>
-        <w:rPr>
-          <w:b/>
-          <w:bCs/>
-          <w:u w:val="single"/>
-        </w:rPr>
-        <w:t>a toString method that returns a String representation of the object</w:t>
-      </w:r>
-      <w:r>
-        <w:rPr>
-          <w:b/>
-          <w:bCs/>
-          <w:u w:val="single"/>
-        </w:rPr>
-        <w:t>, which all</w:t>
-      </w:r>
-      <w:r>
-        <w:rPr>
-          <w:b/>
-          <w:bCs/>
-          <w:u w:val="single"/>
-        </w:rPr>
-        <w:t xml:space="preserve"> the</w:t>
-      </w:r>
-      <w:r>
-        <w:rPr>
-          <w:b/>
-          <w:bCs/>
-          <w:u w:val="single"/>
-        </w:rPr>
-        <w:t xml:space="preserve"> </w:t>
-      </w:r>
-      <w:r>
-        <w:rPr>
-          <w:b/>
-          <w:bCs/>
-          <w:u w:val="single"/>
-        </w:rPr>
-        <w:t>primitive types have</w:t>
-      </w:r>
-      <w:r>
-        <w:rPr>
-          <w:b/>
-          <w:bCs/>
-          <w:u w:val="single"/>
-        </w:rPr>
-        <w:t>.</w:t>
-      </w:r>
-      <w:r>
-        <w:rPr>
-          <w:b/>
-          <w:bCs/>
-          <w:u w:val="single"/>
-        </w:rPr>
-        <w:t xml:space="preserve"> While the</w:t>
-      </w:r>
-      <w:r>
-        <w:rPr>
-          <w:b/>
-          <w:bCs/>
-          <w:u w:val="single"/>
-        </w:rPr>
-        <w:t xml:space="preserve"> p</w:t>
-      </w:r>
-      <w:r>
-        <w:rPr>
-          <w:b/>
-          <w:bCs/>
-          <w:u w:val="single"/>
-        </w:rPr>
-        <w:t>rimitive values used in String concatenation are converted to Strings</w:t>
-      </w:r>
-      <w:r>
-        <w:rPr>
-          <w:b/>
-          <w:bCs/>
-          <w:u w:val="single"/>
-        </w:rPr>
-        <w:t>, the</w:t>
-      </w:r>
-      <w:r>
-        <w:rPr>
-          <w:b/>
-          <w:bCs/>
-          <w:u w:val="single"/>
-        </w:rPr>
-        <w:t xml:space="preserve"> </w:t>
-      </w:r>
-      <w:r>
-        <w:rPr>
-          <w:b/>
-          <w:bCs/>
-          <w:u w:val="single"/>
-        </w:rPr>
-        <w:t>boolean ones</w:t>
-      </w:r>
-      <w:r>
-        <w:rPr>
-          <w:b/>
-          <w:bCs/>
-          <w:u w:val="single"/>
-        </w:rPr>
-        <w:t xml:space="preserve"> </w:t>
-      </w:r>
-      <w:r>
-        <w:rPr>
-          <w:b/>
-          <w:bCs/>
-          <w:u w:val="single"/>
-        </w:rPr>
-        <w:t>are</w:t>
-      </w:r>
-      <w:r>
-        <w:rPr>
-          <w:b/>
-          <w:bCs/>
-          <w:u w:val="single"/>
-        </w:rPr>
-        <w:t xml:space="preserve"> converted to the String "true" or "false".</w:t>
-      </w:r>
-    </w:p>
-    <w:p>
-      <w:pPr>
-        <w:pStyle w:val="Heading7"/>
-      </w:pPr>
-      <w:r>
-        <w:t>int</w:t>
-      </w:r>
-    </w:p>
-    <w:p/>
-    <w:p>
-      <w:pPr>
-        <w:pStyle w:val="Heading7"/>
-      </w:pPr>
-      <w:r>
-        <w:t xml:space="preserve">float </w:t>
-      </w:r>
-    </w:p>
-    <w:p>
-      <w:r>
-        <w:t>R</w:t>
-      </w:r>
-      <w:r>
-        <w:t>epresent</w:t>
-      </w:r>
-      <w:r>
-        <w:t xml:space="preserve"> </w:t>
-      </w:r>
-      <w:r>
-        <w:t>single-precision floating-point num bers and can hold up to seven significant digits.</w:t>
-      </w:r>
-    </w:p>
-    <w:p>
-      <w:pPr>
-        <w:pStyle w:val="Heading7"/>
-      </w:pPr>
-      <w:r>
-        <w:t xml:space="preserve">double </w:t>
-      </w:r>
-    </w:p>
-    <w:p>
-      <w:r>
-        <w:t>R</w:t>
-      </w:r>
-      <w:r>
-        <w:t>epresent double precision floating-point numbers.</w:t>
-      </w:r>
-      <w:r>
-        <w:t xml:space="preserve"> </w:t>
-      </w:r>
-      <w:r>
-        <w:rPr>
-          <w:b/>
-          <w:bCs/>
-          <w:u w:val="single"/>
-        </w:rPr>
-        <w:t>If there are any trailing zeros in a double value, these will be discarded when the number is con verted to a Strin</w:t>
-      </w:r>
-      <w:r>
-        <w:rPr>
-          <w:b/>
-          <w:bCs/>
-          <w:u w:val="single"/>
-        </w:rPr>
-        <w:t>g.</w:t>
-      </w:r>
-    </w:p>
-    <w:p>
-      <w:pPr>
-        <w:pStyle w:val="Heading7"/>
-      </w:pPr>
-      <w:r>
-        <w:lastRenderedPageBreak/>
-        <w:t>Instantiation</w:t>
-      </w:r>
-    </w:p>
-    <w:p>
-      <w:pPr>
-        <w:pStyle w:val="Heading6"/>
-      </w:pPr>
-      <w:r>
-        <w:t>Reference</w:t>
-      </w:r>
-      <w:r>
-        <w:t xml:space="preserve"> </w:t>
-      </w:r>
-      <w:r>
-        <w:t>Types</w:t>
-      </w:r>
-    </w:p>
-    <w:p>
-      <w:r>
-        <w:t>Programs use variables of reference types (normally called references) to store the addresses of objects in the computer’s memory. Such a variable is said to refer to an object in the program. Objects that are referenced may each contain many instance variables.</w:t>
-      </w:r>
-    </w:p>
-    <w:p>
-      <w:r>
-        <w:t>Instantiation of the non primitive types in Java doesn’t work like in C++ but thru an explicit new declaration and the use of “container” (automatically dereferenced non constant pointers to data)</w:t>
-      </w:r>
-      <w:r>
-        <w:t>. Which is why instead of instatiating classes as we did in C++, like any other data, in Java we rely on that new to begin with.</w:t>
-      </w:r>
-      <w:r>
-        <w:t xml:space="preserve"> Such “containers” or reference types as Java likes to call them are initialized to NULL by default.</w:t>
-      </w:r>
-    </w:p>
-    <w:p>
-      <w:pPr>
-        <w:pStyle w:val="Heading6"/>
-      </w:pPr>
-      <w:r>
-        <w:t>Derived Data Types</w:t>
-      </w:r>
-    </w:p>
-    <w:p>
-      <w:pPr>
-        <w:pStyle w:val="Heading7"/>
-      </w:pPr>
-      <w:r>
-        <w:t>Classes</w:t>
-      </w:r>
-    </w:p>
-    <w:p>
-      <w:r>
-        <w:t>Classes are user defined types that could and usually do include a bunch of variable/ constants and some behaviors</w:t>
-      </w:r>
-      <w:r>
-        <w:t xml:space="preserve"> called methods</w:t>
-      </w:r>
-      <w:r>
-        <w:t>.</w:t>
-      </w:r>
-    </w:p>
-    <w:p>
-      <w:r>
-        <w:t>Unlike in C++ where classes themselves did not have access modifiers and were always globally</w:t>
-      </w:r>
-      <w:r>
-        <w:t xml:space="preserve"> available, in Java the availability of the classes</w:t>
-      </w:r>
-      <w:r>
-        <w:t xml:space="preserve"> is defined by their access modifier</w:t>
+        <w:t>access modifier</w:t>
       </w:r>
       <w:r>
         <w:t xml:space="preserve"> and there wont be a semicolon after the definition</w:t>
@@ -12907,212 +13450,212 @@
     </w:p>
     <w:p>
       <w:r>
+        <w:t>Due to the intertwined nature of classes and files in aside from what was already said any public classes must be declared in a file with the same name.</w:t>
+      </w:r>
+    </w:p>
+    <w:p>
+      <w:pPr>
+        <w:pStyle w:val="Heading7"/>
+      </w:pPr>
+      <w:r>
+        <w:t>Fields</w:t>
+      </w:r>
+    </w:p>
+    <w:p>
+      <w:r>
+        <w:t>Unlike in C++ instance variables</w:t>
+      </w:r>
+      <w:r>
+        <w:t xml:space="preserve"> access modifiers</w:t>
+      </w:r>
+      <w:r>
+        <w:t xml:space="preserve"> do not use the colon format but are simply prefixed to the instance variables</w:t>
+      </w:r>
+      <w:r>
+        <w:t>, per variable</w:t>
+      </w:r>
+      <w:r>
+        <w:t>.</w:t>
+      </w:r>
+    </w:p>
+    <w:p>
+      <w:r>
+        <w:t xml:space="preserve">The format is </w:t>
+      </w:r>
+      <w:r>
+        <w:t>:</w:t>
+      </w:r>
+      <w:r>
+        <w:br/>
+      </w:r>
+      <w:r>
+        <w:rPr>
+          <w:b/>
+          <w:bCs/>
+        </w:rPr>
+        <w:t>AccessModifier</w:t>
+      </w:r>
+      <w:r>
+        <w:t xml:space="preserve"> </w:t>
+      </w:r>
+      <w:r>
+        <w:rPr>
+          <w:b/>
+          <w:bCs/>
+        </w:rPr>
+        <w:t>T</w:t>
+      </w:r>
+      <w:r>
+        <w:rPr>
+          <w:b/>
+          <w:bCs/>
+        </w:rPr>
+        <w:t>ype name;</w:t>
+      </w:r>
+    </w:p>
+    <w:p>
+      <w:pPr>
+        <w:rPr>
+          <w:u w:val="single"/>
+        </w:rPr>
+      </w:pPr>
+      <w:r>
+        <w:rPr>
+          <w:u w:val="single"/>
+        </w:rPr>
+        <w:t>Conventionally we put the ins</w:t>
+      </w:r>
+      <w:r>
+        <w:rPr>
+          <w:u w:val="single"/>
+        </w:rPr>
+        <w:t>tance variables on the top of the class so that it could be</w:t>
+      </w:r>
+      <w:r>
+        <w:rPr>
+          <w:u w:val="single"/>
+        </w:rPr>
+        <w:t xml:space="preserve"> seen first.</w:t>
+      </w:r>
+    </w:p>
+    <w:p>
+      <w:pPr>
+        <w:rPr>
+          <w:b/>
+          <w:bCs/>
+          <w:u w:val="single"/>
+        </w:rPr>
+      </w:pPr>
+      <w:r>
+        <w:rPr>
+          <w:b/>
+          <w:bCs/>
+          <w:u w:val="single"/>
+        </w:rPr>
+        <w:t xml:space="preserve">Note: </w:t>
+      </w:r>
+      <w:r>
+        <w:rPr>
+          <w:b/>
+          <w:bCs/>
+          <w:u w:val="single"/>
+        </w:rPr>
+        <w:t>Fields</w:t>
+      </w:r>
+      <w:r>
+        <w:rPr>
+          <w:b/>
+          <w:bCs/>
+          <w:u w:val="single"/>
+        </w:rPr>
+        <w:t xml:space="preserve"> ARE initialized  by a default initial value</w:t>
+      </w:r>
+      <w:r>
+        <w:rPr>
+          <w:b/>
+          <w:bCs/>
+          <w:u w:val="single"/>
+        </w:rPr>
+        <w:t>.</w:t>
+      </w:r>
+    </w:p>
+    <w:p>
+      <w:pPr>
+        <w:pStyle w:val="Heading7"/>
+      </w:pPr>
+      <w:r>
+        <w:t xml:space="preserve">this </w:t>
+      </w:r>
+    </w:p>
+    <w:p>
+      <w:r>
+        <w:t xml:space="preserve">The keyword </w:t>
+      </w:r>
+      <w:r>
+        <w:rPr>
+          <w:b/>
+          <w:bCs/>
+        </w:rPr>
+        <w:t>this</w:t>
+      </w:r>
+      <w:r>
+        <w:t xml:space="preserve"> has the exact meaning as it did in C++. Since in Java we don’t have pointers, the this means the </w:t>
+      </w:r>
+      <w:r>
+        <w:rPr>
+          <w:b/>
+          <w:bCs/>
+        </w:rPr>
+        <w:t>dereferenced</w:t>
+      </w:r>
+      <w:r>
+        <w:t xml:space="preserve"> pointer to the object not the mere pointer.</w:t>
+      </w:r>
+      <w:r>
+        <w:t xml:space="preserve"> So, in Java:</w:t>
+      </w:r>
+    </w:p>
+    <w:p>
+      <w:r>
+        <w:rPr>
+          <w:b/>
+          <w:bCs/>
+        </w:rPr>
+        <w:t>this</w:t>
+      </w:r>
+      <w:r>
+        <w:t xml:space="preserve"> == *</w:t>
+      </w:r>
+      <w:r>
+        <w:rPr>
+          <w:b/>
+          <w:bCs/>
+        </w:rPr>
+        <w:t>this</w:t>
+      </w:r>
+      <w:r>
+        <w:t>(in C++)</w:t>
+      </w:r>
+    </w:p>
+    <w:p>
+      <w:pPr>
+        <w:pStyle w:val="Heading7"/>
+      </w:pPr>
+      <w:r>
+        <w:t>Class Variables / Static Variables</w:t>
+      </w:r>
+    </w:p>
+    <w:p>
+      <w:r>
+        <w:t>These variables are made only once. Not per instantiation.</w:t>
+      </w:r>
+    </w:p>
+    <w:p>
+      <w:pPr>
+        <w:pStyle w:val="Heading8"/>
+      </w:pPr>
+      <w:r>
         <w:lastRenderedPageBreak/>
-        <w:t>Due to the intertwined nature of classes and files in aside from what was already said any public classes must be declared in a file with the same name.</w:t>
-      </w:r>
-    </w:p>
-    <w:p>
-      <w:pPr>
-        <w:pStyle w:val="Heading7"/>
-      </w:pPr>
-      <w:r>
-        <w:t>Fields</w:t>
-      </w:r>
-    </w:p>
-    <w:p>
-      <w:r>
-        <w:t>Unlike in C++ instance variables</w:t>
-      </w:r>
-      <w:r>
-        <w:t xml:space="preserve"> access modifiers</w:t>
-      </w:r>
-      <w:r>
-        <w:t xml:space="preserve"> do not use the colon format but are simply prefixed to the instance variables</w:t>
-      </w:r>
-      <w:r>
-        <w:t>, per variable</w:t>
-      </w:r>
-      <w:r>
-        <w:t>.</w:t>
-      </w:r>
-    </w:p>
-    <w:p>
-      <w:r>
-        <w:t xml:space="preserve">The format is </w:t>
-      </w:r>
-      <w:r>
-        <w:t>:</w:t>
-      </w:r>
-      <w:r>
-        <w:br/>
-      </w:r>
-      <w:r>
-        <w:rPr>
-          <w:b/>
-          <w:bCs/>
-        </w:rPr>
-        <w:t>AccessModifier</w:t>
-      </w:r>
-      <w:r>
-        <w:t xml:space="preserve"> </w:t>
-      </w:r>
-      <w:r>
-        <w:rPr>
-          <w:b/>
-          <w:bCs/>
-        </w:rPr>
-        <w:t>T</w:t>
-      </w:r>
-      <w:r>
-        <w:rPr>
-          <w:b/>
-          <w:bCs/>
-        </w:rPr>
-        <w:t>ype name;</w:t>
-      </w:r>
-    </w:p>
-    <w:p>
-      <w:pPr>
-        <w:rPr>
-          <w:u w:val="single"/>
-        </w:rPr>
-      </w:pPr>
-      <w:r>
-        <w:rPr>
-          <w:u w:val="single"/>
-        </w:rPr>
-        <w:t>Conventionally we put the ins</w:t>
-      </w:r>
-      <w:r>
-        <w:rPr>
-          <w:u w:val="single"/>
-        </w:rPr>
-        <w:t>tance variables on the top of the class so that it could be</w:t>
-      </w:r>
-      <w:r>
-        <w:rPr>
-          <w:u w:val="single"/>
-        </w:rPr>
-        <w:t xml:space="preserve"> seen first.</w:t>
-      </w:r>
-    </w:p>
-    <w:p>
-      <w:pPr>
-        <w:rPr>
-          <w:b/>
-          <w:bCs/>
-          <w:u w:val="single"/>
-        </w:rPr>
-      </w:pPr>
-      <w:r>
-        <w:rPr>
-          <w:b/>
-          <w:bCs/>
-          <w:u w:val="single"/>
-        </w:rPr>
-        <w:t xml:space="preserve">Note: </w:t>
-      </w:r>
-      <w:r>
-        <w:rPr>
-          <w:b/>
-          <w:bCs/>
-          <w:u w:val="single"/>
-        </w:rPr>
-        <w:t>Fields</w:t>
-      </w:r>
-      <w:r>
-        <w:rPr>
-          <w:b/>
-          <w:bCs/>
-          <w:u w:val="single"/>
-        </w:rPr>
-        <w:t xml:space="preserve"> ARE initialized  by a default initial value</w:t>
-      </w:r>
-      <w:r>
-        <w:rPr>
-          <w:b/>
-          <w:bCs/>
-          <w:u w:val="single"/>
-        </w:rPr>
-        <w:t>.</w:t>
-      </w:r>
-    </w:p>
-    <w:p>
-      <w:pPr>
-        <w:pStyle w:val="Heading7"/>
-      </w:pPr>
-      <w:r>
-        <w:t xml:space="preserve">this </w:t>
-      </w:r>
-    </w:p>
-    <w:p>
-      <w:r>
-        <w:t xml:space="preserve">The keyword </w:t>
-      </w:r>
-      <w:r>
-        <w:rPr>
-          <w:b/>
-          <w:bCs/>
-        </w:rPr>
-        <w:t>this</w:t>
-      </w:r>
-      <w:r>
-        <w:t xml:space="preserve"> has the exact meaning as it did in C++. Since in Java we don’t have pointers, the this means the </w:t>
-      </w:r>
-      <w:r>
-        <w:rPr>
-          <w:b/>
-          <w:bCs/>
-        </w:rPr>
-        <w:t>dereferenced</w:t>
-      </w:r>
-      <w:r>
-        <w:t xml:space="preserve"> pointer to the object not the mere pointer.</w:t>
-      </w:r>
-      <w:r>
-        <w:t xml:space="preserve"> So, in Java:</w:t>
-      </w:r>
-    </w:p>
-    <w:p>
-      <w:r>
-        <w:rPr>
-          <w:b/>
-          <w:bCs/>
-        </w:rPr>
-        <w:t>this</w:t>
-      </w:r>
-      <w:r>
-        <w:t xml:space="preserve"> == *</w:t>
-      </w:r>
-      <w:r>
-        <w:rPr>
-          <w:b/>
-          <w:bCs/>
-        </w:rPr>
-        <w:t>this</w:t>
-      </w:r>
-      <w:r>
-        <w:t>(in C++)</w:t>
-      </w:r>
-    </w:p>
-    <w:p>
-      <w:pPr>
-        <w:pStyle w:val="Heading7"/>
-      </w:pPr>
-      <w:r>
-        <w:t>Class Variables / Static Variables</w:t>
-      </w:r>
-    </w:p>
-    <w:p>
-      <w:r>
-        <w:t>These variables are made only once. Not per instantiation.</w:t>
-      </w:r>
-    </w:p>
-    <w:p>
-      <w:pPr>
-        <w:pStyle w:val="Heading8"/>
-      </w:pPr>
-      <w:r>
         <w:t>Class’s Instantiation</w:t>
       </w:r>
     </w:p>
@@ -13145,7 +13688,6 @@
     </w:p>
     <w:p>
       <w:r>
-        <w:lastRenderedPageBreak/>
         <w:t xml:space="preserve">That was used in C++ and for Java’s normal variables, you have to deliberately assign the named declaration to an object of it using keyword </w:t>
       </w:r>
       <w:r>
@@ -13263,6 +13805,7 @@
         <w:pStyle w:val="Heading8"/>
       </w:pPr>
       <w:r>
+        <w:lastRenderedPageBreak/>
         <w:t>Interface</w:t>
       </w:r>
     </w:p>
@@ -13291,243 +13834,243 @@
         <w:pStyle w:val="Heading7"/>
       </w:pPr>
       <w:r>
+        <w:t>Enum</w:t>
+      </w:r>
+    </w:p>
+    <w:p>
+      <w:r>
+        <w:t>An enum type</w:t>
+      </w:r>
+      <w:r>
+        <w:t xml:space="preserve"> is a</w:t>
+      </w:r>
+      <w:r>
+        <w:t xml:space="preserve"> special</w:t>
+      </w:r>
+      <w:r>
+        <w:t xml:space="preserve"> user-defined</w:t>
+      </w:r>
+      <w:r>
+        <w:t xml:space="preserve"> </w:t>
+      </w:r>
+      <w:r>
+        <w:t>type</w:t>
+      </w:r>
+      <w:r>
+        <w:t xml:space="preserve"> </w:t>
+      </w:r>
+      <w:r>
+        <w:t>declares a set of constants represented by identifiers</w:t>
+      </w:r>
+      <w:r>
+        <w:t>:</w:t>
+      </w:r>
+    </w:p>
+    <w:p>
+      <w:pPr>
+        <w:rPr>
+          <w:b/>
+          <w:bCs/>
+        </w:rPr>
+      </w:pPr>
+      <w:r>
+        <w:rPr>
+          <w:b/>
+          <w:bCs/>
+        </w:rPr>
+        <w:t>AccessModifier enum EnumTypeName { CONSTANT1,CONSTANT2,…}</w:t>
+      </w:r>
+      <w:r>
+        <w:rPr>
+          <w:b/>
+          <w:bCs/>
+        </w:rPr>
+        <w:t>;</w:t>
+      </w:r>
+    </w:p>
+    <w:p>
+      <w:r>
+        <w:t>An instance of enum type can hold one of it’s members at a time.</w:t>
+      </w:r>
+      <w:r>
+        <w:t xml:space="preserve"> In order to use enum types we first make an instance of their type and then proceed to initialize, assign that instance using:</w:t>
+      </w:r>
+    </w:p>
+    <w:p>
+      <w:pPr>
+        <w:rPr>
+          <w:b/>
+          <w:bCs/>
+        </w:rPr>
+      </w:pPr>
+      <w:r>
+        <w:rPr>
+          <w:b/>
+          <w:bCs/>
+        </w:rPr>
+        <w:t>EnumTypeName.Member</w:t>
+      </w:r>
+      <w:r>
+        <w:rPr>
+          <w:b/>
+          <w:bCs/>
+        </w:rPr>
+        <w:t>Name</w:t>
+      </w:r>
+    </w:p>
+    <w:p>
+      <w:r>
+        <w:t>n</w:t>
+      </w:r>
+      <w:r>
+        <w:t>otion.</w:t>
+      </w:r>
+    </w:p>
+    <w:p>
+      <w:pPr>
+        <w:rPr>
+          <w:b/>
+          <w:bCs/>
+          <w:u w:val="single"/>
+        </w:rPr>
+      </w:pPr>
+      <w:r>
+        <w:rPr>
+          <w:b/>
+          <w:bCs/>
+          <w:u w:val="single"/>
+        </w:rPr>
+        <w:t>Java does not allow an int to be compared to an enum constant.</w:t>
+      </w:r>
+    </w:p>
+    <w:p>
+      <w:pPr>
+        <w:pStyle w:val="Heading7"/>
+      </w:pPr>
+      <w:r>
+        <w:t>Generic Methods</w:t>
+      </w:r>
+    </w:p>
+    <w:p>
+      <w:r>
+        <w:t>Used when types are different but the method's action is the same. First we hage to define a type parameter like this. right after name</w:t>
+      </w:r>
+    </w:p>
+    <w:p>
+      <w:pPr>
+        <w:pStyle w:val="Heading7"/>
+      </w:pPr>
+      <w:r>
+        <w:t>Generic Methods</w:t>
+      </w:r>
+    </w:p>
+    <w:p>
+      <w:r>
+        <w:t>I</w:t>
+      </w:r>
+      <w:r>
+        <w:t>nstantiation: ClassName objname= new classname&lt;&gt;();</w:t>
+      </w:r>
+    </w:p>
+    <w:p>
+      <w:pPr>
+        <w:pStyle w:val="Heading4"/>
+      </w:pPr>
+      <w:r>
         <w:lastRenderedPageBreak/>
-        <w:t>Enum</w:t>
-      </w:r>
-    </w:p>
-    <w:p>
-      <w:r>
-        <w:t>An enum type</w:t>
-      </w:r>
-      <w:r>
-        <w:t xml:space="preserve"> is a</w:t>
-      </w:r>
-      <w:r>
-        <w:t xml:space="preserve"> special</w:t>
-      </w:r>
-      <w:r>
-        <w:t xml:space="preserve"> user-defined</w:t>
-      </w:r>
-      <w:r>
-        <w:t xml:space="preserve"> </w:t>
-      </w:r>
-      <w:r>
-        <w:t>type</w:t>
-      </w:r>
-      <w:r>
-        <w:t xml:space="preserve"> </w:t>
-      </w:r>
-      <w:r>
-        <w:t>declares a set of constants represented by identifiers</w:t>
-      </w:r>
-      <w:r>
-        <w:t>:</w:t>
-      </w:r>
-    </w:p>
-    <w:p>
-      <w:pPr>
-        <w:rPr>
-          <w:b/>
-          <w:bCs/>
-        </w:rPr>
-      </w:pPr>
-      <w:r>
-        <w:rPr>
-          <w:b/>
-          <w:bCs/>
-        </w:rPr>
-        <w:t>AccessModifier enum EnumTypeName { CONSTANT1,CONSTANT2,…}</w:t>
-      </w:r>
-      <w:r>
-        <w:rPr>
-          <w:b/>
-          <w:bCs/>
-        </w:rPr>
-        <w:t>;</w:t>
-      </w:r>
-    </w:p>
-    <w:p>
-      <w:r>
-        <w:t>An instance of enum type can hold one of it’s members at a time.</w:t>
-      </w:r>
-      <w:r>
-        <w:t xml:space="preserve"> In order to use enum types we first make an instance of their type and then proceed to initialize, assign that instance using:</w:t>
-      </w:r>
-    </w:p>
-    <w:p>
-      <w:pPr>
-        <w:rPr>
-          <w:b/>
-          <w:bCs/>
-        </w:rPr>
-      </w:pPr>
-      <w:r>
-        <w:rPr>
-          <w:b/>
-          <w:bCs/>
-        </w:rPr>
-        <w:t>EnumTypeName.Member</w:t>
-      </w:r>
-      <w:r>
-        <w:rPr>
-          <w:b/>
-          <w:bCs/>
-        </w:rPr>
-        <w:t>Name</w:t>
-      </w:r>
-    </w:p>
-    <w:p>
-      <w:r>
-        <w:t>n</w:t>
-      </w:r>
-      <w:r>
-        <w:t>otion.</w:t>
-      </w:r>
-    </w:p>
-    <w:p>
-      <w:pPr>
-        <w:rPr>
-          <w:b/>
-          <w:bCs/>
+        <w:t>Methods</w:t>
+      </w:r>
+    </w:p>
+    <w:p>
+      <w:r>
+        <w:t>In Java methods are defined once in the java class with the access modifiers written per function. The rest of the format is identical to the one in C/C++:</w:t>
+      </w:r>
+    </w:p>
+    <w:p>
+      <w:pPr>
+        <w:rPr>
+          <w:b/>
+          <w:bCs/>
+        </w:rPr>
+      </w:pPr>
+      <w:r>
+        <w:rPr>
+          <w:b/>
+          <w:bCs/>
+        </w:rPr>
+        <w:t>AccessModifier returnType className (1</w:t>
+      </w:r>
+      <w:r>
+        <w:rPr>
+          <w:b/>
+          <w:bCs/>
+          <w:vertAlign w:val="superscript"/>
+        </w:rPr>
+        <w:t>st</w:t>
+      </w:r>
+      <w:r>
+        <w:rPr>
+          <w:b/>
+          <w:bCs/>
+        </w:rPr>
+        <w:t>ParamType 1</w:t>
+      </w:r>
+      <w:r>
+        <w:rPr>
+          <w:b/>
+          <w:bCs/>
+          <w:vertAlign w:val="superscript"/>
+        </w:rPr>
+        <w:t>st</w:t>
+      </w:r>
+      <w:r>
+        <w:rPr>
+          <w:b/>
+          <w:bCs/>
+        </w:rPr>
+        <w:t>ParamName,2</w:t>
+      </w:r>
+      <w:r>
+        <w:rPr>
+          <w:b/>
+          <w:bCs/>
+          <w:vertAlign w:val="superscript"/>
+        </w:rPr>
+        <w:t>nd</w:t>
+      </w:r>
+      <w:r>
+        <w:rPr>
+          <w:b/>
+          <w:bCs/>
+        </w:rPr>
+        <w:t xml:space="preserve"> ParamType 2</w:t>
+      </w:r>
+      <w:r>
+        <w:rPr>
+          <w:b/>
+          <w:bCs/>
+          <w:vertAlign w:val="superscript"/>
+        </w:rPr>
+        <w:t>nd</w:t>
+      </w:r>
+      <w:r>
+        <w:rPr>
+          <w:b/>
+          <w:bCs/>
+        </w:rPr>
+        <w:t xml:space="preserve"> ParamName).</w:t>
+      </w:r>
+    </w:p>
+    <w:p>
+      <w:pPr>
+        <w:rPr>
           <w:u w:val="single"/>
         </w:rPr>
       </w:pPr>
       <w:r>
         <w:rPr>
-          <w:b/>
-          <w:bCs/>
           <w:u w:val="single"/>
         </w:rPr>
-        <w:t>Java does not allow an int to be compared to an enum constant.</w:t>
-      </w:r>
-    </w:p>
-    <w:p>
-      <w:pPr>
-        <w:pStyle w:val="Heading7"/>
-      </w:pPr>
-      <w:r>
-        <w:t>Generic Methods</w:t>
-      </w:r>
-    </w:p>
-    <w:p>
-      <w:r>
-        <w:t>Used when types are different but the method's action is the same. First we hage to define a type parameter like this. right after name</w:t>
-      </w:r>
-    </w:p>
-    <w:p>
-      <w:pPr>
-        <w:pStyle w:val="Heading7"/>
-      </w:pPr>
-      <w:r>
-        <w:t>Generic Methods</w:t>
-      </w:r>
-    </w:p>
-    <w:p>
-      <w:r>
-        <w:t>I</w:t>
-      </w:r>
-      <w:r>
-        <w:t>nstantiation: ClassName objname= new classname&lt;&gt;();</w:t>
-      </w:r>
-    </w:p>
-    <w:p>
-      <w:pPr>
-        <w:pStyle w:val="Heading4"/>
-      </w:pPr>
-      <w:r>
-        <w:t>Methods</w:t>
-      </w:r>
-    </w:p>
-    <w:p>
-      <w:r>
-        <w:t>In Java methods are defined once in the java class with the access modifiers written per function. The rest of the format is identical to the one in C/C++:</w:t>
-      </w:r>
-    </w:p>
-    <w:p>
-      <w:pPr>
-        <w:rPr>
-          <w:b/>
-          <w:bCs/>
-        </w:rPr>
-      </w:pPr>
-      <w:r>
-        <w:rPr>
-          <w:b/>
-          <w:bCs/>
-        </w:rPr>
-        <w:t>AccessModifier returnType className (1</w:t>
-      </w:r>
-      <w:r>
-        <w:rPr>
-          <w:b/>
-          <w:bCs/>
-          <w:vertAlign w:val="superscript"/>
-        </w:rPr>
-        <w:t>st</w:t>
-      </w:r>
-      <w:r>
-        <w:rPr>
-          <w:b/>
-          <w:bCs/>
-        </w:rPr>
-        <w:t>ParamType 1</w:t>
-      </w:r>
-      <w:r>
-        <w:rPr>
-          <w:b/>
-          <w:bCs/>
-          <w:vertAlign w:val="superscript"/>
-        </w:rPr>
-        <w:t>st</w:t>
-      </w:r>
-      <w:r>
-        <w:rPr>
-          <w:b/>
-          <w:bCs/>
-        </w:rPr>
-        <w:t>ParamName,2</w:t>
-      </w:r>
-      <w:r>
-        <w:rPr>
-          <w:b/>
-          <w:bCs/>
-          <w:vertAlign w:val="superscript"/>
-        </w:rPr>
-        <w:t>nd</w:t>
-      </w:r>
-      <w:r>
-        <w:rPr>
-          <w:b/>
-          <w:bCs/>
-        </w:rPr>
-        <w:t xml:space="preserve"> ParamType 2</w:t>
-      </w:r>
-      <w:r>
-        <w:rPr>
-          <w:b/>
-          <w:bCs/>
-          <w:vertAlign w:val="superscript"/>
-        </w:rPr>
-        <w:t>nd</w:t>
-      </w:r>
-      <w:r>
-        <w:rPr>
-          <w:b/>
-          <w:bCs/>
-        </w:rPr>
-        <w:t xml:space="preserve"> ParamName).</w:t>
-      </w:r>
-    </w:p>
-    <w:p>
-      <w:pPr>
-        <w:rPr>
-          <w:u w:val="single"/>
-        </w:rPr>
-      </w:pPr>
-      <w:r>
-        <w:rPr>
-          <w:u w:val="single"/>
-        </w:rPr>
         <w:t>Note: Local variables are NOT auto initialized by default.</w:t>
       </w:r>
     </w:p>
@@ -13536,7 +14079,6 @@
         <w:pStyle w:val="Heading5"/>
       </w:pPr>
       <w:r>
-        <w:lastRenderedPageBreak/>
         <w:t>Local Variables of Method</w:t>
       </w:r>
     </w:p>
@@ -13593,7 +14135,11 @@
         <w:t xml:space="preserve"> </w:t>
       </w:r>
       <w:r>
-        <w:t>We also can't have more limited access in the overriding methods only less limited access modifiers are allowed as our overriding methods require at least the same level of freedom as the overrided method.Static Methods can't be overrided</w:t>
+        <w:t xml:space="preserve">We also can't have more limited access in the overriding methods only less limited access modifiers are allowed as our overriding methods </w:t>
+      </w:r>
+      <w:r>
+        <w:lastRenderedPageBreak/>
+        <w:t>require at least the same level of freedom as the overrided method.Static Methods can't be overrided</w:t>
       </w:r>
       <w:r>
         <w:t>.</w:t>
@@ -13620,7 +14166,6 @@
         <w:pStyle w:val="Heading5"/>
       </w:pPr>
       <w:r>
-        <w:lastRenderedPageBreak/>
         <w:t>Constructors</w:t>
       </w:r>
     </w:p>
@@ -21246,7 +21791,13 @@
         <w:t xml:space="preserve">UML </w:t>
       </w:r>
       <w:r>
-        <w:t>Subject 4:</w:t>
+        <w:t xml:space="preserve">Subject </w:t>
+      </w:r>
+      <w:r>
+        <w:t>6</w:t>
+      </w:r>
+      <w:r>
+        <w:t>:</w:t>
       </w:r>
       <w:r>
         <w:t xml:space="preserve"> Diagrams</w:t>
@@ -23443,6 +23994,12 @@
         <w:t>217</w:t>
       </w:r>
     </w:p>
+    <w:p/>
+    <w:p>
+      <w:r>
+        <w:t>Left at references</w:t>
+      </w:r>
+    </w:p>
     <w:sectPr>
       <w:footerReference w:type="default" r:id="rId10"/>
       <w:pgSz w:w="12240" w:h="15840"/>
@@ -26267,6 +26824,95 @@
     </w:lvl>
   </w:abstractNum>
   <w:abstractNum w:abstractNumId="30" w15:restartNumberingAfterBreak="0">
+    <w:nsid w:val="4C9376EC"/>
+    <w:multiLevelType w:val="hybridMultilevel"/>
+    <w:tmpl w:val="C1128504"/>
+    <w:lvl w:ilvl="0" w:tplc="CA467D08">
+      <w:start w:val="1"/>
+      <w:numFmt w:val="decimal"/>
+      <w:lvlText w:val="%1-"/>
+      <w:lvlJc w:val="left"/>
+      <w:pPr>
+        <w:ind w:left="720" w:hanging="360"/>
+      </w:pPr>
+      <w:rPr>
+        <w:rFonts w:hint="default"/>
+      </w:rPr>
+    </w:lvl>
+    <w:lvl w:ilvl="1" w:tplc="04090019" w:tentative="1">
+      <w:start w:val="1"/>
+      <w:numFmt w:val="lowerLetter"/>
+      <w:lvlText w:val="%2."/>
+      <w:lvlJc w:val="left"/>
+      <w:pPr>
+        <w:ind w:left="1440" w:hanging="360"/>
+      </w:pPr>
+    </w:lvl>
+    <w:lvl w:ilvl="2" w:tplc="0409001B" w:tentative="1">
+      <w:start w:val="1"/>
+      <w:numFmt w:val="lowerRoman"/>
+      <w:lvlText w:val="%3."/>
+      <w:lvlJc w:val="right"/>
+      <w:pPr>
+        <w:ind w:left="2160" w:hanging="180"/>
+      </w:pPr>
+    </w:lvl>
+    <w:lvl w:ilvl="3" w:tplc="0409000F" w:tentative="1">
+      <w:start w:val="1"/>
+      <w:numFmt w:val="decimal"/>
+      <w:lvlText w:val="%4."/>
+      <w:lvlJc w:val="left"/>
+      <w:pPr>
+        <w:ind w:left="2880" w:hanging="360"/>
+      </w:pPr>
+    </w:lvl>
+    <w:lvl w:ilvl="4" w:tplc="04090019" w:tentative="1">
+      <w:start w:val="1"/>
+      <w:numFmt w:val="lowerLetter"/>
+      <w:lvlText w:val="%5."/>
+      <w:lvlJc w:val="left"/>
+      <w:pPr>
+        <w:ind w:left="3600" w:hanging="360"/>
+      </w:pPr>
+    </w:lvl>
+    <w:lvl w:ilvl="5" w:tplc="0409001B" w:tentative="1">
+      <w:start w:val="1"/>
+      <w:numFmt w:val="lowerRoman"/>
+      <w:lvlText w:val="%6."/>
+      <w:lvlJc w:val="right"/>
+      <w:pPr>
+        <w:ind w:left="4320" w:hanging="180"/>
+      </w:pPr>
+    </w:lvl>
+    <w:lvl w:ilvl="6" w:tplc="0409000F" w:tentative="1">
+      <w:start w:val="1"/>
+      <w:numFmt w:val="decimal"/>
+      <w:lvlText w:val="%7."/>
+      <w:lvlJc w:val="left"/>
+      <w:pPr>
+        <w:ind w:left="5040" w:hanging="360"/>
+      </w:pPr>
+    </w:lvl>
+    <w:lvl w:ilvl="7" w:tplc="04090019" w:tentative="1">
+      <w:start w:val="1"/>
+      <w:numFmt w:val="lowerLetter"/>
+      <w:lvlText w:val="%8."/>
+      <w:lvlJc w:val="left"/>
+      <w:pPr>
+        <w:ind w:left="5760" w:hanging="360"/>
+      </w:pPr>
+    </w:lvl>
+    <w:lvl w:ilvl="8" w:tplc="0409001B" w:tentative="1">
+      <w:start w:val="1"/>
+      <w:numFmt w:val="lowerRoman"/>
+      <w:lvlText w:val="%9."/>
+      <w:lvlJc w:val="right"/>
+      <w:pPr>
+        <w:ind w:left="6480" w:hanging="180"/>
+      </w:pPr>
+    </w:lvl>
+  </w:abstractNum>
+  <w:abstractNum w:abstractNumId="31" w15:restartNumberingAfterBreak="0">
     <w:nsid w:val="4D4D36F0"/>
     <w:multiLevelType w:val="hybridMultilevel"/>
     <w:tmpl w:val="76ECC368"/>
@@ -26355,7 +27001,7 @@
       </w:pPr>
     </w:lvl>
   </w:abstractNum>
-  <w:abstractNum w:abstractNumId="31" w15:restartNumberingAfterBreak="0">
+  <w:abstractNum w:abstractNumId="32" w15:restartNumberingAfterBreak="0">
     <w:nsid w:val="4E0A0D64"/>
     <w:multiLevelType w:val="hybridMultilevel"/>
     <w:tmpl w:val="4B462D56"/>
@@ -26444,7 +27090,7 @@
       </w:pPr>
     </w:lvl>
   </w:abstractNum>
-  <w:abstractNum w:abstractNumId="32" w15:restartNumberingAfterBreak="0">
+  <w:abstractNum w:abstractNumId="33" w15:restartNumberingAfterBreak="0">
     <w:nsid w:val="56507AB5"/>
     <w:multiLevelType w:val="hybridMultilevel"/>
     <w:tmpl w:val="9FD67820"/>
@@ -26533,7 +27179,7 @@
       </w:pPr>
     </w:lvl>
   </w:abstractNum>
-  <w:abstractNum w:abstractNumId="33" w15:restartNumberingAfterBreak="0">
+  <w:abstractNum w:abstractNumId="34" w15:restartNumberingAfterBreak="0">
     <w:nsid w:val="57AA6A84"/>
     <w:multiLevelType w:val="hybridMultilevel"/>
     <w:tmpl w:val="26085FF6"/>
@@ -26622,7 +27268,7 @@
       </w:pPr>
     </w:lvl>
   </w:abstractNum>
-  <w:abstractNum w:abstractNumId="34" w15:restartNumberingAfterBreak="0">
+  <w:abstractNum w:abstractNumId="35" w15:restartNumberingAfterBreak="0">
     <w:nsid w:val="58173494"/>
     <w:multiLevelType w:val="hybridMultilevel"/>
     <w:tmpl w:val="720EDF78"/>
@@ -26735,7 +27381,7 @@
       </w:rPr>
     </w:lvl>
   </w:abstractNum>
-  <w:abstractNum w:abstractNumId="35" w15:restartNumberingAfterBreak="0">
+  <w:abstractNum w:abstractNumId="36" w15:restartNumberingAfterBreak="0">
     <w:nsid w:val="5BCC5829"/>
     <w:multiLevelType w:val="hybridMultilevel"/>
     <w:tmpl w:val="9B5EE376"/>
@@ -26824,7 +27470,7 @@
       </w:pPr>
     </w:lvl>
   </w:abstractNum>
-  <w:abstractNum w:abstractNumId="36" w15:restartNumberingAfterBreak="0">
+  <w:abstractNum w:abstractNumId="37" w15:restartNumberingAfterBreak="0">
     <w:nsid w:val="5C2B3562"/>
     <w:multiLevelType w:val="hybridMultilevel"/>
     <w:tmpl w:val="1B8C2A0A"/>
@@ -26913,7 +27559,7 @@
       </w:pPr>
     </w:lvl>
   </w:abstractNum>
-  <w:abstractNum w:abstractNumId="37" w15:restartNumberingAfterBreak="0">
+  <w:abstractNum w:abstractNumId="38" w15:restartNumberingAfterBreak="0">
     <w:nsid w:val="60450EB7"/>
     <w:multiLevelType w:val="hybridMultilevel"/>
     <w:tmpl w:val="E43A49BE"/>
@@ -27002,7 +27648,7 @@
       </w:pPr>
     </w:lvl>
   </w:abstractNum>
-  <w:abstractNum w:abstractNumId="38" w15:restartNumberingAfterBreak="0">
+  <w:abstractNum w:abstractNumId="39" w15:restartNumberingAfterBreak="0">
     <w:nsid w:val="63504F3B"/>
     <w:multiLevelType w:val="hybridMultilevel"/>
     <w:tmpl w:val="32542B00"/>
@@ -27091,7 +27737,7 @@
       </w:pPr>
     </w:lvl>
   </w:abstractNum>
-  <w:abstractNum w:abstractNumId="39" w15:restartNumberingAfterBreak="0">
+  <w:abstractNum w:abstractNumId="40" w15:restartNumberingAfterBreak="0">
     <w:nsid w:val="636149FD"/>
     <w:multiLevelType w:val="hybridMultilevel"/>
     <w:tmpl w:val="7248BF24"/>
@@ -27180,7 +27826,7 @@
       </w:pPr>
     </w:lvl>
   </w:abstractNum>
-  <w:abstractNum w:abstractNumId="40" w15:restartNumberingAfterBreak="0">
+  <w:abstractNum w:abstractNumId="41" w15:restartNumberingAfterBreak="0">
     <w:nsid w:val="6A8241AF"/>
     <w:multiLevelType w:val="hybridMultilevel"/>
     <w:tmpl w:val="64AEFA02"/>
@@ -27269,7 +27915,7 @@
       </w:pPr>
     </w:lvl>
   </w:abstractNum>
-  <w:abstractNum w:abstractNumId="41" w15:restartNumberingAfterBreak="0">
+  <w:abstractNum w:abstractNumId="42" w15:restartNumberingAfterBreak="0">
     <w:nsid w:val="6C1C4FAF"/>
     <w:multiLevelType w:val="hybridMultilevel"/>
     <w:tmpl w:val="922E5C10"/>
@@ -27358,7 +28004,7 @@
       </w:pPr>
     </w:lvl>
   </w:abstractNum>
-  <w:abstractNum w:abstractNumId="42" w15:restartNumberingAfterBreak="0">
+  <w:abstractNum w:abstractNumId="43" w15:restartNumberingAfterBreak="0">
     <w:nsid w:val="6DF5230F"/>
     <w:multiLevelType w:val="hybridMultilevel"/>
     <w:tmpl w:val="7EB42886"/>
@@ -27447,7 +28093,7 @@
       </w:pPr>
     </w:lvl>
   </w:abstractNum>
-  <w:abstractNum w:abstractNumId="43" w15:restartNumberingAfterBreak="0">
+  <w:abstractNum w:abstractNumId="44" w15:restartNumberingAfterBreak="0">
     <w:nsid w:val="6F153E79"/>
     <w:multiLevelType w:val="hybridMultilevel"/>
     <w:tmpl w:val="F1C0FA9E"/>
@@ -27536,7 +28182,7 @@
       </w:pPr>
     </w:lvl>
   </w:abstractNum>
-  <w:abstractNum w:abstractNumId="44" w15:restartNumberingAfterBreak="0">
+  <w:abstractNum w:abstractNumId="45" w15:restartNumberingAfterBreak="0">
     <w:nsid w:val="73182EEC"/>
     <w:multiLevelType w:val="hybridMultilevel"/>
     <w:tmpl w:val="ADB808C2"/>
@@ -27625,7 +28271,7 @@
       </w:pPr>
     </w:lvl>
   </w:abstractNum>
-  <w:abstractNum w:abstractNumId="45" w15:restartNumberingAfterBreak="0">
+  <w:abstractNum w:abstractNumId="46" w15:restartNumberingAfterBreak="0">
     <w:nsid w:val="76707EA4"/>
     <w:multiLevelType w:val="hybridMultilevel"/>
     <w:tmpl w:val="D130BE2C"/>
@@ -27714,7 +28360,7 @@
       </w:pPr>
     </w:lvl>
   </w:abstractNum>
-  <w:abstractNum w:abstractNumId="46" w15:restartNumberingAfterBreak="0">
+  <w:abstractNum w:abstractNumId="47" w15:restartNumberingAfterBreak="0">
     <w:nsid w:val="77A24F7A"/>
     <w:multiLevelType w:val="hybridMultilevel"/>
     <w:tmpl w:val="6CF42D44"/>
@@ -27803,7 +28449,7 @@
       </w:pPr>
     </w:lvl>
   </w:abstractNum>
-  <w:abstractNum w:abstractNumId="47" w15:restartNumberingAfterBreak="0">
+  <w:abstractNum w:abstractNumId="48" w15:restartNumberingAfterBreak="0">
     <w:nsid w:val="79882BDE"/>
     <w:multiLevelType w:val="hybridMultilevel"/>
     <w:tmpl w:val="922E5C10"/>
@@ -27892,7 +28538,7 @@
       </w:pPr>
     </w:lvl>
   </w:abstractNum>
-  <w:abstractNum w:abstractNumId="48" w15:restartNumberingAfterBreak="0">
+  <w:abstractNum w:abstractNumId="49" w15:restartNumberingAfterBreak="0">
     <w:nsid w:val="7EC64399"/>
     <w:multiLevelType w:val="hybridMultilevel"/>
     <w:tmpl w:val="1BF00C04"/>
@@ -27997,10 +28643,10 @@
     <w:abstractNumId w:val="22"/>
   </w:num>
   <w:num w:numId="6" w16cid:durableId="525019589">
-    <w:abstractNumId w:val="40"/>
+    <w:abstractNumId w:val="41"/>
   </w:num>
   <w:num w:numId="7" w16cid:durableId="702360731">
-    <w:abstractNumId w:val="48"/>
+    <w:abstractNumId w:val="49"/>
   </w:num>
   <w:num w:numId="8" w16cid:durableId="1040589720">
     <w:abstractNumId w:val="3"/>
@@ -28012,7 +28658,7 @@
     <w:abstractNumId w:val="27"/>
   </w:num>
   <w:num w:numId="11" w16cid:durableId="1911960956">
-    <w:abstractNumId w:val="46"/>
+    <w:abstractNumId w:val="47"/>
   </w:num>
   <w:num w:numId="12" w16cid:durableId="1456564319">
     <w:abstractNumId w:val="2"/>
@@ -28021,19 +28667,19 @@
     <w:abstractNumId w:val="23"/>
   </w:num>
   <w:num w:numId="14" w16cid:durableId="2009210864">
-    <w:abstractNumId w:val="34"/>
+    <w:abstractNumId w:val="35"/>
   </w:num>
   <w:num w:numId="15" w16cid:durableId="1918132444">
     <w:abstractNumId w:val="5"/>
   </w:num>
   <w:num w:numId="16" w16cid:durableId="617950704">
-    <w:abstractNumId w:val="36"/>
+    <w:abstractNumId w:val="37"/>
   </w:num>
   <w:num w:numId="17" w16cid:durableId="1640722404">
     <w:abstractNumId w:val="24"/>
   </w:num>
   <w:num w:numId="18" w16cid:durableId="1338388605">
-    <w:abstractNumId w:val="42"/>
+    <w:abstractNumId w:val="43"/>
   </w:num>
   <w:num w:numId="19" w16cid:durableId="766921088">
     <w:abstractNumId w:val="26"/>
@@ -28048,13 +28694,13 @@
     <w:abstractNumId w:val="7"/>
   </w:num>
   <w:num w:numId="23" w16cid:durableId="317006224">
-    <w:abstractNumId w:val="31"/>
+    <w:abstractNumId w:val="32"/>
   </w:num>
   <w:num w:numId="24" w16cid:durableId="1334642859">
     <w:abstractNumId w:val="4"/>
   </w:num>
   <w:num w:numId="25" w16cid:durableId="2009747958">
-    <w:abstractNumId w:val="35"/>
+    <w:abstractNumId w:val="36"/>
   </w:num>
   <w:num w:numId="26" w16cid:durableId="787628336">
     <w:abstractNumId w:val="0"/>
@@ -28066,7 +28712,7 @@
     <w:abstractNumId w:val="8"/>
   </w:num>
   <w:num w:numId="29" w16cid:durableId="1390693401">
-    <w:abstractNumId w:val="38"/>
+    <w:abstractNumId w:val="39"/>
   </w:num>
   <w:num w:numId="30" w16cid:durableId="1359283383">
     <w:abstractNumId w:val="6"/>
@@ -28075,13 +28721,13 @@
     <w:abstractNumId w:val="21"/>
   </w:num>
   <w:num w:numId="32" w16cid:durableId="1080249800">
-    <w:abstractNumId w:val="45"/>
+    <w:abstractNumId w:val="46"/>
   </w:num>
   <w:num w:numId="33" w16cid:durableId="1091242713">
     <w:abstractNumId w:val="16"/>
   </w:num>
   <w:num w:numId="34" w16cid:durableId="993947379">
-    <w:abstractNumId w:val="30"/>
+    <w:abstractNumId w:val="31"/>
   </w:num>
   <w:num w:numId="35" w16cid:durableId="1509518022">
     <w:abstractNumId w:val="20"/>
@@ -28093,40 +28739,43 @@
     <w:abstractNumId w:val="10"/>
   </w:num>
   <w:num w:numId="38" w16cid:durableId="1200706876">
-    <w:abstractNumId w:val="33"/>
+    <w:abstractNumId w:val="34"/>
   </w:num>
   <w:num w:numId="39" w16cid:durableId="86658529">
     <w:abstractNumId w:val="19"/>
   </w:num>
   <w:num w:numId="40" w16cid:durableId="1519661099">
-    <w:abstractNumId w:val="39"/>
+    <w:abstractNumId w:val="40"/>
   </w:num>
   <w:num w:numId="41" w16cid:durableId="1239898786">
     <w:abstractNumId w:val="9"/>
   </w:num>
   <w:num w:numId="42" w16cid:durableId="2145387574">
-    <w:abstractNumId w:val="44"/>
+    <w:abstractNumId w:val="45"/>
   </w:num>
   <w:num w:numId="43" w16cid:durableId="1759476032">
-    <w:abstractNumId w:val="47"/>
+    <w:abstractNumId w:val="48"/>
   </w:num>
   <w:num w:numId="44" w16cid:durableId="867377227">
-    <w:abstractNumId w:val="41"/>
+    <w:abstractNumId w:val="42"/>
   </w:num>
   <w:num w:numId="45" w16cid:durableId="464006931">
     <w:abstractNumId w:val="11"/>
   </w:num>
   <w:num w:numId="46" w16cid:durableId="312104198">
-    <w:abstractNumId w:val="37"/>
+    <w:abstractNumId w:val="38"/>
   </w:num>
   <w:num w:numId="47" w16cid:durableId="1176656089">
-    <w:abstractNumId w:val="43"/>
+    <w:abstractNumId w:val="44"/>
   </w:num>
   <w:num w:numId="48" w16cid:durableId="1903059815">
     <w:abstractNumId w:val="25"/>
   </w:num>
   <w:num w:numId="49" w16cid:durableId="1277328349">
-    <w:abstractNumId w:val="32"/>
+    <w:abstractNumId w:val="33"/>
+  </w:num>
+  <w:num w:numId="50" w16cid:durableId="1190071498">
+    <w:abstractNumId w:val="30"/>
   </w:num>
 </w:numbering>
 </file>
